--- a/internal_doc/03.开发设计/Story-snapshot错误信息控制选项.docx
+++ b/internal_doc/03.开发设计/Story-snapshot错误信息控制选项.docx
@@ -320,11 +320,6 @@
       </w:pPr>
     </w:p>
     <w:p>
-      <w:pPr>
-        <w:rPr>
-          <w:rFonts w:hint="eastAsia"/>
-        </w:rPr>
-      </w:pPr>
       <w:r>
         <w:rPr>
           <w:rFonts w:hint="eastAsia"/>
@@ -532,25 +527,10 @@
         <w:rPr>
           <w:color w:val="000099"/>
         </w:rPr>
-        <w:t xml:space="preserve">ShowErrorMode:” </w:t>
-      </w:r>
-      <w:r>
-        <w:rPr>
-          <w:color w:val="000099"/>
-        </w:rPr>
-        <w:t>aggr</w:t>
-      </w:r>
-      <w:r>
-        <w:rPr>
-          <w:color w:val="000099"/>
-        </w:rPr>
-        <w:t>”</w:t>
-      </w:r>
-      <w:r>
-        <w:t xml:space="preserve">, </w:t>
-      </w:r>
-      <w:r>
-        <w:t xml:space="preserve">Mode:local, Expand:false </w:t>
+        <w:t>ShowErrorMode:” aggr”</w:t>
+      </w:r>
+      <w:r>
+        <w:t xml:space="preserve">, Mode:local, Expand:false </w:t>
       </w:r>
       <w:r>
         <w:rPr>
@@ -568,13 +548,7 @@
         <w:t>)</w:t>
       </w:r>
     </w:p>
-    <w:p>
-      <w:pPr>
-        <w:rPr>
-          <w:rFonts w:hint="eastAsia"/>
-        </w:rPr>
-      </w:pPr>
-    </w:p>
+    <w:p/>
     <w:p>
       <w:pPr>
         <w:pStyle w:val="aa"/>
@@ -606,7 +580,6 @@
     <w:p>
       <w:pPr>
         <w:rPr>
-          <w:rFonts w:hint="eastAsia"/>
           <w:color w:val="000099"/>
         </w:rPr>
       </w:pPr>
@@ -699,13 +672,7 @@
         <w:t xml:space="preserve"> })*/' )</w:t>
       </w:r>
     </w:p>
-    <w:p>
-      <w:pPr>
-        <w:rPr>
-          <w:rFonts w:hint="eastAsia"/>
-        </w:rPr>
-      </w:pPr>
-    </w:p>
+    <w:p/>
     <w:p>
       <w:pPr>
         <w:pStyle w:val="aa"/>
@@ -719,13 +686,7 @@
         <w:rPr>
           <w:rFonts w:hint="eastAsia"/>
         </w:rPr>
-        <w:t>消息</w:t>
-      </w:r>
-      <w:r>
-        <w:rPr>
-          <w:rFonts w:hint="eastAsia"/>
-        </w:rPr>
-        <w:t>接口</w:t>
+        <w:t>消息接口</w:t>
       </w:r>
     </w:p>
     <w:p>
@@ -1006,7 +967,6 @@
         </w:pBdr>
         <w:ind w:left="1196" w:firstLineChars="150" w:firstLine="315"/>
         <w:rPr>
-          <w:rFonts w:hint="eastAsia"/>
           <w:szCs w:val="21"/>
         </w:rPr>
       </w:pPr>
@@ -1095,13 +1055,7 @@
         <w:rPr>
           <w:rFonts w:hint="eastAsia"/>
         </w:rPr>
-        <w:t>中有</w:t>
-      </w:r>
-      <w:r>
-        <w:rPr>
-          <w:rFonts w:hint="eastAsia"/>
-        </w:rPr>
-        <w:t>成员</w:t>
+        <w:t>中有成员</w:t>
       </w:r>
       <w:r>
         <w:rPr>
@@ -1119,13 +1073,7 @@
         <w:t>{</w:t>
       </w:r>
       <w:r>
-        <w:t xml:space="preserve"> </w:t>
-      </w:r>
-      <w:r>
-        <w:t>$options:{</w:t>
-      </w:r>
-      <w:r>
-        <w:t xml:space="preserve"> </w:t>
+        <w:t xml:space="preserve"> $options:{ </w:t>
       </w:r>
       <w:r>
         <w:rPr>
@@ -1147,16 +1095,7 @@
         <w:t>” show”, ShowErrorMode:” aggr”</w:t>
       </w:r>
       <w:r>
-        <w:t>, Mode:”local”, Expand:false</w:t>
-      </w:r>
-      <w:r>
-        <w:t xml:space="preserve"> </w:t>
-      </w:r>
-      <w:r>
-        <w:t>}</w:t>
-      </w:r>
-      <w:r>
-        <w:t xml:space="preserve"> </w:t>
+        <w:t xml:space="preserve">, Mode:”local”, Expand:false } </w:t>
       </w:r>
       <w:r>
         <w:rPr>
@@ -1177,17 +1116,9 @@
     <w:p>
       <w:pPr>
         <w:ind w:leftChars="170" w:firstLineChars="400" w:firstLine="840"/>
-        <w:rPr>
-          <w:rFonts w:hint="eastAsia"/>
-        </w:rPr>
       </w:pPr>
     </w:p>
     <w:p>
-      <w:pPr>
-        <w:rPr>
-          <w:rFonts w:hint="eastAsia"/>
-        </w:rPr>
-      </w:pPr>
       <w:r>
         <w:tab/>
       </w:r>
@@ -1694,7 +1625,6 @@
             <w:pPr>
               <w:ind w:left="0"/>
               <w:rPr>
-                <w:rFonts w:hint="eastAsia"/>
                 <w:color w:val="000099"/>
               </w:rPr>
             </w:pPr>
@@ -1876,12 +1806,12 @@
     <w:p>
       <w:pPr>
         <w:rPr>
-          <w:rFonts w:hint="eastAsia"/>
           <w:color w:val="00B0F0"/>
         </w:rPr>
       </w:pPr>
       <w:r>
         <w:rPr>
+          <w:noProof/>
           <w:color w:val="00B0F0"/>
         </w:rPr>
         <w:drawing>
@@ -1931,6 +1861,9 @@
     </w:p>
     <w:p>
       <w:r>
+        <w:rPr>
+          <w:noProof/>
+        </w:rPr>
         <w:drawing>
           <wp:inline distT="0" distB="0" distL="0" distR="0" wp14:anchorId="1B2FB492" wp14:editId="74D2B3B1">
             <wp:extent cx="6096000" cy="1809750"/>
@@ -1968,13 +1901,7 @@
         </w:drawing>
       </w:r>
     </w:p>
-    <w:p>
-      <w:pPr>
-        <w:rPr>
-          <w:rFonts w:hint="eastAsia"/>
-        </w:rPr>
-      </w:pPr>
-    </w:p>
+    <w:p/>
     <w:p>
       <w:pPr>
         <w:pStyle w:val="3"/>
@@ -2061,6 +1988,9 @@
     </w:p>
     <w:p>
       <w:r>
+        <w:rPr>
+          <w:noProof/>
+        </w:rPr>
         <w:drawing>
           <wp:inline distT="0" distB="0" distL="0" distR="0" wp14:anchorId="432F87C4" wp14:editId="4C393E4A">
             <wp:extent cx="3048000" cy="4953000"/>
@@ -2098,14 +2028,8 @@
         </w:drawing>
       </w:r>
     </w:p>
+    <w:p/>
     <w:p>
-      <w:pPr>
-        <w:rPr>
-          <w:rFonts w:hint="eastAsia"/>
-        </w:rPr>
-      </w:pPr>
-    </w:p>
-    <w:p>
       <w:r>
         <w:rPr>
           <w:rFonts w:hint="eastAsia"/>
@@ -2164,34 +2088,45 @@
         <w:rPr>
           <w:rFonts w:hint="eastAsia"/>
         </w:rPr>
-        <w:t>，红色部分指定了</w:t>
-      </w:r>
-      <w:r>
-        <w:rPr>
-          <w:rFonts w:hint="eastAsia"/>
-        </w:rPr>
-        <w:t xml:space="preserve"> Hint</w:t>
-      </w:r>
-      <w:r>
-        <w:t xml:space="preserve"> </w:t>
-      </w:r>
-      <w:r>
-        <w:rPr>
-          <w:rFonts w:hint="eastAsia"/>
-        </w:rPr>
-        <w:t>的格式为逗号隔开的</w:t>
-      </w:r>
-      <w:r>
-        <w:rPr>
-          <w:rFonts w:hint="eastAsia"/>
-        </w:rPr>
-        <w:t>特定</w:t>
-      </w:r>
-      <w:r>
-        <w:rPr>
-          <w:rFonts w:hint="eastAsia"/>
-        </w:rPr>
-        <w:t>字符串</w:t>
+        <w:t>，红色部分</w:t>
+      </w:r>
+      <w:r>
+        <w:rPr>
+          <w:rFonts w:hint="eastAsia"/>
+        </w:rPr>
+        <w:t>为新增</w:t>
+      </w:r>
+      <w:r>
+        <w:rPr>
+          <w:rFonts w:hint="eastAsia"/>
+        </w:rPr>
+        <w:t>，用于识别</w:t>
+      </w:r>
+      <w:r>
+        <w:rPr>
+          <w:rFonts w:hint="eastAsia"/>
+        </w:rPr>
+        <w:t>JSON</w:t>
+      </w:r>
+      <w:r>
+        <w:rPr>
+          <w:rFonts w:hint="eastAsia"/>
+        </w:rPr>
+        <w:t>格式</w:t>
+      </w:r>
+      <w:r>
+        <w:rPr>
+          <w:rFonts w:hint="eastAsia"/>
+        </w:rPr>
+        <w:t>函数</w:t>
+      </w:r>
+      <w:bookmarkStart w:id="0" w:name="_GoBack"/>
+      <w:bookmarkEnd w:id="0"/>
+      <w:r>
+        <w:rPr>
+          <w:rFonts w:hint="eastAsia"/>
+        </w:rPr>
+        <w:t>参数</w:t>
       </w:r>
     </w:p>
     <w:tbl>
@@ -2202,7 +2137,7 @@
         <w:tblLook w:val="04A0" w:firstRow="1" w:lastRow="0" w:firstColumn="1" w:lastColumn="0" w:noHBand="0" w:noVBand="1"/>
       </w:tblPr>
       <w:tblGrid>
-        <w:gridCol w:w="8165"/>
+        <w:gridCol w:w="10977"/>
       </w:tblGrid>
       <w:tr>
         <w:tc>
@@ -2403,6 +2338,304 @@
           <w:p>
             <w:pPr>
               <w:ind w:left="0"/>
+              <w:rPr>
+                <w:color w:val="FF0000"/>
+              </w:rPr>
+            </w:pPr>
+            <w:r>
+              <w:rPr>
+                <w:color w:val="FF0000"/>
+              </w:rPr>
+              <w:t xml:space="preserve">            lbraces = ch_p('{') ;</w:t>
+            </w:r>
+          </w:p>
+          <w:p>
+            <w:pPr>
+              <w:ind w:left="0"/>
+              <w:rPr>
+                <w:color w:val="FF0000"/>
+              </w:rPr>
+            </w:pPr>
+          </w:p>
+          <w:p>
+            <w:pPr>
+              <w:ind w:left="0"/>
+              <w:rPr>
+                <w:color w:val="FF0000"/>
+              </w:rPr>
+            </w:pPr>
+            <w:r>
+              <w:rPr>
+                <w:color w:val="FF0000"/>
+              </w:rPr>
+              <w:t xml:space="preserve">            rbraces = ch_p('}') ;</w:t>
+            </w:r>
+          </w:p>
+          <w:p>
+            <w:pPr>
+              <w:ind w:left="0"/>
+              <w:rPr>
+                <w:color w:val="FF0000"/>
+              </w:rPr>
+            </w:pPr>
+          </w:p>
+          <w:p>
+            <w:pPr>
+              <w:ind w:left="0"/>
+              <w:rPr>
+                <w:color w:val="FF0000"/>
+              </w:rPr>
+            </w:pPr>
+            <w:r>
+              <w:rPr>
+                <w:color w:val="FF0000"/>
+              </w:rPr>
+              <w:t xml:space="preserve">            colon = ch_p(':') ;</w:t>
+            </w:r>
+          </w:p>
+          <w:p>
+            <w:pPr>
+              <w:ind w:left="0"/>
+              <w:rPr>
+                <w:rFonts w:hint="eastAsia"/>
+              </w:rPr>
+            </w:pPr>
+          </w:p>
+          <w:p>
+            <w:pPr>
+              <w:ind w:left="0"/>
+              <w:rPr>
+                <w:color w:val="FF0000"/>
+              </w:rPr>
+            </w:pPr>
+            <w:r>
+              <w:rPr>
+                <w:color w:val="FF0000"/>
+              </w:rPr>
+              <w:t xml:space="preserve">            keyvalue = ( leaf_node_d[anychar_p - ( ch_p('(')</w:t>
+            </w:r>
+          </w:p>
+          <w:p>
+            <w:pPr>
+              <w:ind w:left="0"/>
+              <w:rPr>
+                <w:color w:val="FF0000"/>
+              </w:rPr>
+            </w:pPr>
+            <w:r>
+              <w:rPr>
+                <w:color w:val="FF0000"/>
+              </w:rPr>
+              <w:t xml:space="preserve">                                     |ch_p(')')</w:t>
+            </w:r>
+          </w:p>
+          <w:p>
+            <w:pPr>
+              <w:ind w:left="0"/>
+              <w:rPr>
+                <w:color w:val="FF0000"/>
+              </w:rPr>
+            </w:pPr>
+            <w:r>
+              <w:rPr>
+                <w:color w:val="FF0000"/>
+              </w:rPr>
+              <w:t xml:space="preserve">                                     |ch_p(':')</w:t>
+            </w:r>
+          </w:p>
+          <w:p>
+            <w:pPr>
+              <w:ind w:left="0"/>
+              <w:rPr>
+                <w:color w:val="FF0000"/>
+              </w:rPr>
+            </w:pPr>
+            <w:r>
+              <w:rPr>
+                <w:color w:val="FF0000"/>
+              </w:rPr>
+              <w:t xml:space="preserve">                                     |blank_p</w:t>
+            </w:r>
+          </w:p>
+          <w:p>
+            <w:pPr>
+              <w:ind w:left="0"/>
+              <w:rPr>
+                <w:color w:val="FF0000"/>
+              </w:rPr>
+            </w:pPr>
+            <w:r>
+              <w:rPr>
+                <w:color w:val="FF0000"/>
+              </w:rPr>
+              <w:t xml:space="preserve">                                     |space_p</w:t>
+            </w:r>
+          </w:p>
+          <w:p>
+            <w:pPr>
+              <w:ind w:left="0"/>
+              <w:rPr>
+                <w:color w:val="FF0000"/>
+              </w:rPr>
+            </w:pPr>
+            <w:r>
+              <w:rPr>
+                <w:color w:val="FF0000"/>
+              </w:rPr>
+              <w:t xml:space="preserve">                                     |ch_p('{')</w:t>
+            </w:r>
+          </w:p>
+          <w:p>
+            <w:pPr>
+              <w:ind w:left="0"/>
+              <w:rPr>
+                <w:color w:val="FF0000"/>
+              </w:rPr>
+            </w:pPr>
+            <w:r>
+              <w:rPr>
+                <w:color w:val="FF0000"/>
+              </w:rPr>
+              <w:t xml:space="preserve">                                     |ch_p('}') ) ] ) ;</w:t>
+            </w:r>
+          </w:p>
+          <w:p>
+            <w:pPr>
+              <w:ind w:left="0"/>
+              <w:rPr>
+                <w:color w:val="FF0000"/>
+              </w:rPr>
+            </w:pPr>
+          </w:p>
+          <w:p>
+            <w:pPr>
+              <w:ind w:left="0"/>
+              <w:rPr>
+                <w:color w:val="FF0000"/>
+              </w:rPr>
+            </w:pPr>
+            <w:r>
+              <w:rPr>
+                <w:color w:val="FF0000"/>
+              </w:rPr>
+              <w:t xml:space="preserve">            json = ( leaf_node_d[lbraces</w:t>
+            </w:r>
+          </w:p>
+          <w:p>
+            <w:pPr>
+              <w:ind w:left="0"/>
+              <w:rPr>
+                <w:color w:val="FF0000"/>
+              </w:rPr>
+            </w:pPr>
+            <w:r>
+              <w:rPr>
+                <w:color w:val="FF0000"/>
+              </w:rPr>
+              <w:t xml:space="preserve">                                 &gt;&gt; SQL_BLANKORNO</w:t>
+            </w:r>
+          </w:p>
+          <w:p>
+            <w:pPr>
+              <w:ind w:left="0"/>
+              <w:rPr>
+                <w:color w:val="FF0000"/>
+              </w:rPr>
+            </w:pPr>
+            <w:r>
+              <w:rPr>
+                <w:color w:val="FF0000"/>
+              </w:rPr>
+              <w:t xml:space="preserve">                                 &gt;&gt; +keyvalue</w:t>
+            </w:r>
+          </w:p>
+          <w:p>
+            <w:pPr>
+              <w:ind w:left="0"/>
+              <w:rPr>
+                <w:color w:val="FF0000"/>
+              </w:rPr>
+            </w:pPr>
+            <w:r>
+              <w:rPr>
+                <w:color w:val="FF0000"/>
+              </w:rPr>
+              <w:t xml:space="preserve">                                 &gt;&gt; SQL_BLANKORNO</w:t>
+            </w:r>
+          </w:p>
+          <w:p>
+            <w:pPr>
+              <w:ind w:left="0"/>
+              <w:rPr>
+                <w:color w:val="FF0000"/>
+              </w:rPr>
+            </w:pPr>
+            <w:r>
+              <w:rPr>
+                <w:color w:val="FF0000"/>
+              </w:rPr>
+              <w:t xml:space="preserve">                                 &gt;&gt; colon</w:t>
+            </w:r>
+          </w:p>
+          <w:p>
+            <w:pPr>
+              <w:ind w:left="0"/>
+              <w:rPr>
+                <w:color w:val="FF0000"/>
+              </w:rPr>
+            </w:pPr>
+            <w:r>
+              <w:rPr>
+                <w:color w:val="FF0000"/>
+              </w:rPr>
+              <w:t xml:space="preserve">                                 &gt;&gt; SQL_BLANKORNO</w:t>
+            </w:r>
+          </w:p>
+          <w:p>
+            <w:pPr>
+              <w:ind w:left="0"/>
+              <w:rPr>
+                <w:color w:val="FF0000"/>
+              </w:rPr>
+            </w:pPr>
+            <w:r>
+              <w:rPr>
+                <w:color w:val="FF0000"/>
+              </w:rPr>
+              <w:t xml:space="preserve">                                 &gt;&gt; +keyvalue</w:t>
+            </w:r>
+          </w:p>
+          <w:p>
+            <w:pPr>
+              <w:ind w:left="0"/>
+              <w:rPr>
+                <w:color w:val="FF0000"/>
+              </w:rPr>
+            </w:pPr>
+            <w:r>
+              <w:rPr>
+                <w:color w:val="FF0000"/>
+              </w:rPr>
+              <w:t xml:space="preserve">                                 &gt;&gt; SQL_BLANKORNO</w:t>
+            </w:r>
+          </w:p>
+          <w:p>
+            <w:pPr>
+              <w:ind w:left="0"/>
+              <w:rPr>
+                <w:color w:val="FF0000"/>
+              </w:rPr>
+            </w:pPr>
+            <w:r>
+              <w:rPr>
+                <w:color w:val="FF0000"/>
+              </w:rPr>
+              <w:t xml:space="preserve">                                 &gt;&gt; rbraces]) ;</w:t>
+            </w:r>
+          </w:p>
+          <w:p>
+            <w:pPr>
+              <w:ind w:left="0"/>
             </w:pPr>
             <w:r>
               <w:t xml:space="preserve">            func = leaf_node_d[dbattr</w:t>
@@ -2440,35 +2673,16 @@
               <w:t xml:space="preserve">                               &gt;&gt; </w:t>
             </w:r>
             <w:r>
+              <w:t xml:space="preserve">*( ( dbattr | </w:t>
+            </w:r>
+            <w:r>
               <w:rPr>
                 <w:color w:val="FF0000"/>
               </w:rPr>
-              <w:t xml:space="preserve">*( </w:t>
-            </w:r>
-            <w:r>
-              <w:rPr>
-                <w:rFonts w:hint="eastAsia"/>
-                <w:color w:val="FF0000"/>
-              </w:rPr>
-              <w:t xml:space="preserve">( </w:t>
-            </w:r>
-            <w:r>
-              <w:rPr>
-                <w:color w:val="FF0000"/>
-              </w:rPr>
-              <w:t>dbattr % ( SQL_BLANKORNO &gt;&gt; comma &gt;&gt; SQL_BLANKORNO )</w:t>
-            </w:r>
-            <w:r>
-              <w:rPr>
-                <w:color w:val="FF0000"/>
-              </w:rPr>
-              <w:t xml:space="preserve"> ) | json </w:t>
-            </w:r>
-            <w:r>
-              <w:rPr>
-                <w:color w:val="FF0000"/>
-              </w:rPr>
-              <w:t>)</w:t>
+              <w:t>json</w:t>
+            </w:r>
+            <w:r>
+              <w:t xml:space="preserve"> ) % ( SQL_BLANKORNO &gt;&gt; comma &gt;&gt; SQL_BLANKORNO ) )</w:t>
             </w:r>
           </w:p>
           <w:p>
@@ -2492,11 +2706,6 @@
     </w:tbl>
     <w:p/>
     <w:p>
-      <w:pPr>
-        <w:rPr>
-          <w:rFonts w:hint="eastAsia"/>
-        </w:rPr>
-      </w:pPr>
       <w:r>
         <w:t xml:space="preserve">' </w:t>
       </w:r>
@@ -2542,6 +2751,9 @@
     </w:p>
     <w:p>
       <w:r>
+        <w:rPr>
+          <w:noProof/>
+        </w:rPr>
         <w:drawing>
           <wp:inline distT="0" distB="0" distL="0" distR="0" wp14:anchorId="0F99E9D0" wp14:editId="35E3DA92">
             <wp:extent cx="5334000" cy="2286000"/>
@@ -2597,15 +2809,12 @@
         <w:t>协调节点处理部分：</w:t>
       </w:r>
     </w:p>
+    <w:p/>
     <w:p>
-      <w:pPr>
-        <w:rPr>
-          <w:rFonts w:hint="eastAsia"/>
-        </w:rPr>
-      </w:pPr>
-    </w:p>
-    <w:p>
-      <w:r>
+      <w:r>
+        <w:rPr>
+          <w:noProof/>
+        </w:rPr>
         <w:drawing>
           <wp:inline distT="0" distB="0" distL="0" distR="0" wp14:anchorId="70DC35DD" wp14:editId="0CDFA13B">
             <wp:extent cx="4953000" cy="7905750"/>
@@ -2706,13 +2915,7 @@
         <w:t>进行错误信息的构造。</w:t>
       </w:r>
     </w:p>
-    <w:p>
-      <w:pPr>
-        <w:rPr>
-          <w:rFonts w:hint="eastAsia"/>
-        </w:rPr>
-      </w:pPr>
-    </w:p>
+    <w:p/>
     <w:p>
       <w:pPr>
         <w:pStyle w:val="2"/>
@@ -3904,8 +4107,6 @@
             <w:r>
               <w:t>2</w:t>
             </w:r>
-            <w:bookmarkStart w:id="0" w:name="_GoBack"/>
-            <w:bookmarkEnd w:id="0"/>
           </w:p>
         </w:tc>
         <w:tc>
@@ -3932,19 +4133,7 @@
               <w:rPr>
                 <w:rFonts w:hint="eastAsia"/>
               </w:rPr>
-              <w:t>查询</w:t>
-            </w:r>
-            <w:r>
-              <w:rPr>
-                <w:rFonts w:hint="eastAsia"/>
-              </w:rPr>
-              <w:t>快照</w:t>
-            </w:r>
-            <w:r>
-              <w:rPr>
-                <w:rFonts w:hint="eastAsia"/>
-              </w:rPr>
-              <w:t>时，控制错误信息显示</w:t>
+              <w:t>查询快照时，控制错误信息显示</w:t>
             </w:r>
           </w:p>
         </w:tc>
@@ -5926,7 +6115,6 @@
     <w:basedOn w:val="a"/>
     <w:link w:val="a4"/>
     <w:uiPriority w:val="99"/>
-    <w:semiHidden/>
     <w:unhideWhenUsed/>
     <w:rsid w:val="00210B6B"/>
     <w:pPr>
@@ -5950,7 +6138,6 @@
     <w:basedOn w:val="a0"/>
     <w:link w:val="a3"/>
     <w:uiPriority w:val="99"/>
-    <w:semiHidden/>
     <w:rsid w:val="00210B6B"/>
     <w:rPr>
       <w:sz w:val="18"/>
@@ -5962,7 +6149,6 @@
     <w:basedOn w:val="a"/>
     <w:link w:val="a6"/>
     <w:uiPriority w:val="99"/>
-    <w:semiHidden/>
     <w:unhideWhenUsed/>
     <w:rsid w:val="00210B6B"/>
     <w:pPr>
@@ -5983,7 +6169,6 @@
     <w:basedOn w:val="a0"/>
     <w:link w:val="a5"/>
     <w:uiPriority w:val="99"/>
-    <w:semiHidden/>
     <w:rsid w:val="00210B6B"/>
     <w:rPr>
       <w:sz w:val="18"/>
@@ -6424,7 +6609,7 @@
 </file>
 
 <file path=customXml/itemProps1.xml><?xml version="1.0" encoding="utf-8"?>
-<ds:datastoreItem xmlns:ds="http://schemas.openxmlformats.org/officeDocument/2006/customXml" ds:itemID="{DE7A85ED-6701-42C8-B476-525CD3ADF4B8}">
+<ds:datastoreItem xmlns:ds="http://schemas.openxmlformats.org/officeDocument/2006/customXml" ds:itemID="{CA9746BF-D9E9-4194-83A5-70AFD3CBA3BD}">
   <ds:schemaRefs>
     <ds:schemaRef ds:uri="http://schemas.openxmlformats.org/officeDocument/2006/bibliography"/>
   </ds:schemaRefs>

--- a/internal_doc/03.开发设计/Story-snapshot错误信息控制选项.docx
+++ b/internal_doc/03.开发设计/Story-snapshot错误信息控制选项.docx
@@ -1639,148 +1639,1109 @@
         </w:tc>
       </w:tr>
     </w:tbl>
+    <w:p/>
     <w:p>
       <w:pPr>
-        <w:pStyle w:val="2"/>
-      </w:pPr>
-      <w:r>
-        <w:rPr>
-          <w:rFonts w:hint="eastAsia"/>
-        </w:rPr>
-        <w:t>Story</w:t>
-      </w:r>
-      <w:r>
-        <w:rPr>
-          <w:rFonts w:hint="eastAsia"/>
-        </w:rPr>
-        <w:t>约束和依赖</w:t>
+        <w:pStyle w:val="aa"/>
+        <w:numPr>
+          <w:ilvl w:val="0"/>
+          <w:numId w:val="9"/>
+        </w:numPr>
+        <w:ind w:firstLineChars="0"/>
+      </w:pPr>
+      <w:r>
+        <w:rPr>
+          <w:rFonts w:hint="eastAsia"/>
+        </w:rPr>
+        <w:t>ErrNodes</w:t>
+      </w:r>
+      <w:r>
+        <w:rPr>
+          <w:rFonts w:hint="eastAsia"/>
+        </w:rPr>
+        <w:t>展示形式</w:t>
       </w:r>
     </w:p>
     <w:p>
       <w:pPr>
-        <w:rPr>
-          <w:color w:val="00B0F0"/>
-        </w:rPr>
-      </w:pPr>
-      <w:r>
-        <w:rPr>
-          <w:rFonts w:hint="eastAsia"/>
-          <w:color w:val="00B0F0"/>
-        </w:rPr>
-        <w:t>说明：简单描述</w:t>
-      </w:r>
-      <w:r>
-        <w:rPr>
-          <w:rFonts w:hint="eastAsia"/>
-          <w:color w:val="00B0F0"/>
-        </w:rPr>
-        <w:t>Story</w:t>
-      </w:r>
-      <w:r>
-        <w:rPr>
-          <w:rFonts w:hint="eastAsia"/>
-          <w:color w:val="00B0F0"/>
-        </w:rPr>
-        <w:t>对其它功能的约束，以及对某些功能的依赖</w:t>
+        <w:pStyle w:val="aa"/>
+        <w:numPr>
+          <w:ilvl w:val="1"/>
+          <w:numId w:val="9"/>
+        </w:numPr>
+        <w:ind w:firstLineChars="0"/>
+      </w:pPr>
+      <w:r>
+        <w:rPr>
+          <w:rFonts w:hint="eastAsia"/>
+        </w:rPr>
+        <w:t>没有</w:t>
+      </w:r>
+      <w:r>
+        <w:rPr>
+          <w:rFonts w:hint="eastAsia"/>
+        </w:rPr>
+        <w:t>使用聚合操作的快照</w:t>
       </w:r>
     </w:p>
     <w:p/>
     <w:p>
-      <w:pPr>
-        <w:pStyle w:val="2"/>
-      </w:pPr>
-      <w:r>
-        <w:rPr>
-          <w:rFonts w:hint="eastAsia"/>
-        </w:rPr>
-        <w:t xml:space="preserve">Story </w:t>
-      </w:r>
-      <w:r>
-        <w:rPr>
-          <w:rFonts w:hint="eastAsia"/>
-        </w:rPr>
-        <w:t>简单设计</w:t>
-      </w:r>
+      <w:r>
+        <w:rPr>
+          <w:rFonts w:hint="eastAsia"/>
+        </w:rPr>
+        <w:t>{ShowError:</w:t>
+      </w:r>
+      <w:r>
+        <w:t>”only”, ShowErrorMode:”flat”</w:t>
+      </w:r>
+      <w:r>
+        <w:rPr>
+          <w:rFonts w:hint="eastAsia"/>
+        </w:rPr>
+        <w:t>}</w:t>
+      </w:r>
+    </w:p>
+    <w:tbl>
+      <w:tblPr>
+        <w:tblStyle w:val="a9"/>
+        <w:tblW w:w="0" w:type="auto"/>
+        <w:tblInd w:w="357" w:type="dxa"/>
+        <w:tblLook w:val="04A0" w:firstRow="1" w:lastRow="0" w:firstColumn="1" w:lastColumn="0" w:noHBand="0" w:noVBand="1"/>
+      </w:tblPr>
+      <w:tblGrid>
+        <w:gridCol w:w="8522"/>
+      </w:tblGrid>
+      <w:tr>
+        <w:tc>
+          <w:tcPr>
+            <w:tcW w:w="8522" w:type="dxa"/>
+          </w:tcPr>
+          <w:p>
+            <w:pPr>
+              <w:ind w:left="0"/>
+            </w:pPr>
+            <w:r>
+              <w:t>&gt; db.snapshot(SDB_SNAP_HEALTH, new SdbSnapshotOption().options({ShowError:"only", ShowErrorMode:"flat"}) )</w:t>
+            </w:r>
+          </w:p>
+          <w:p>
+            <w:pPr>
+              <w:ind w:left="0"/>
+            </w:pPr>
+            <w:r>
+              <w:t>{</w:t>
+            </w:r>
+          </w:p>
+          <w:p>
+            <w:pPr>
+              <w:ind w:left="0"/>
+            </w:pPr>
+            <w:r>
+              <w:t xml:space="preserve">  "ErrNodes": [</w:t>
+            </w:r>
+          </w:p>
+          <w:p>
+            <w:pPr>
+              <w:ind w:left="0"/>
+            </w:pPr>
+            <w:r>
+              <w:t xml:space="preserve">    {</w:t>
+            </w:r>
+          </w:p>
+          <w:p>
+            <w:pPr>
+              <w:ind w:left="0"/>
+            </w:pPr>
+            <w:r>
+              <w:t xml:space="preserve">      "NodeName": "ubuntu1604-zwb:30000",</w:t>
+            </w:r>
+          </w:p>
+          <w:p>
+            <w:pPr>
+              <w:ind w:left="0"/>
+            </w:pPr>
+            <w:r>
+              <w:t xml:space="preserve">      "GroupName": "SYSCatalogGroup",</w:t>
+            </w:r>
+          </w:p>
+          <w:p>
+            <w:pPr>
+              <w:ind w:left="0"/>
+            </w:pPr>
+            <w:r>
+              <w:t xml:space="preserve">      "Flag": -79,</w:t>
+            </w:r>
+          </w:p>
+          <w:p>
+            <w:pPr>
+              <w:ind w:left="0"/>
+            </w:pPr>
+            <w:r>
+              <w:t xml:space="preserve">      "ErrInfo": {}</w:t>
+            </w:r>
+          </w:p>
+          <w:p>
+            <w:pPr>
+              <w:ind w:left="0"/>
+            </w:pPr>
+            <w:r>
+              <w:t xml:space="preserve">    },</w:t>
+            </w:r>
+          </w:p>
+          <w:p>
+            <w:pPr>
+              <w:ind w:left="0"/>
+            </w:pPr>
+            <w:r>
+              <w:t xml:space="preserve">    {</w:t>
+            </w:r>
+          </w:p>
+          <w:p>
+            <w:pPr>
+              <w:ind w:left="0"/>
+            </w:pPr>
+            <w:r>
+              <w:t xml:space="preserve">      "NodeName": "ubuntu1604-zwb:20000",</w:t>
+            </w:r>
+          </w:p>
+          <w:p>
+            <w:pPr>
+              <w:ind w:left="0"/>
+            </w:pPr>
+            <w:r>
+              <w:t xml:space="preserve">      "GroupName": "db1",</w:t>
+            </w:r>
+          </w:p>
+          <w:p>
+            <w:pPr>
+              <w:ind w:left="0"/>
+            </w:pPr>
+            <w:r>
+              <w:t xml:space="preserve">      "Flag": -79,</w:t>
+            </w:r>
+          </w:p>
+          <w:p>
+            <w:pPr>
+              <w:ind w:left="0"/>
+            </w:pPr>
+            <w:r>
+              <w:t xml:space="preserve">      "ErrInfo": {}</w:t>
+            </w:r>
+          </w:p>
+          <w:p>
+            <w:pPr>
+              <w:ind w:left="0"/>
+            </w:pPr>
+            <w:r>
+              <w:t xml:space="preserve">    }</w:t>
+            </w:r>
+          </w:p>
+          <w:p>
+            <w:pPr>
+              <w:ind w:left="0"/>
+            </w:pPr>
+            <w:r>
+              <w:t xml:space="preserve">  ]</w:t>
+            </w:r>
+          </w:p>
+          <w:p>
+            <w:pPr>
+              <w:ind w:left="0"/>
+              <w:rPr>
+                <w:rFonts w:hint="eastAsia"/>
+              </w:rPr>
+            </w:pPr>
+            <w:r>
+              <w:t>}</w:t>
+            </w:r>
+          </w:p>
+        </w:tc>
+      </w:tr>
+    </w:tbl>
+    <w:p>
+      <w:pPr>
+        <w:rPr>
+          <w:rFonts w:hint="eastAsia"/>
+        </w:rPr>
+      </w:pPr>
     </w:p>
     <w:p>
-      <w:pPr>
-        <w:pStyle w:val="3"/>
-      </w:pPr>
-      <w:r>
-        <w:rPr>
-          <w:rFonts w:hint="eastAsia"/>
-        </w:rPr>
-        <w:t>相关模块架构图</w:t>
-      </w:r>
+      <w:r>
+        <w:rPr>
+          <w:rFonts w:hint="eastAsia"/>
+        </w:rPr>
+        <w:t>{ShowError:</w:t>
+      </w:r>
+      <w:r>
+        <w:t>”only”, ShowErrorMode:”</w:t>
+      </w:r>
+      <w:r>
+        <w:rPr>
+          <w:rFonts w:hint="eastAsia"/>
+        </w:rPr>
+        <w:t>aggr</w:t>
+      </w:r>
+      <w:r>
+        <w:t>”</w:t>
+      </w:r>
+      <w:r>
+        <w:rPr>
+          <w:rFonts w:hint="eastAsia"/>
+        </w:rPr>
+        <w:t>}</w:t>
+      </w:r>
+    </w:p>
+    <w:tbl>
+      <w:tblPr>
+        <w:tblStyle w:val="a9"/>
+        <w:tblW w:w="0" w:type="auto"/>
+        <w:tblInd w:w="357" w:type="dxa"/>
+        <w:tblLook w:val="04A0" w:firstRow="1" w:lastRow="0" w:firstColumn="1" w:lastColumn="0" w:noHBand="0" w:noVBand="1"/>
+      </w:tblPr>
+      <w:tblGrid>
+        <w:gridCol w:w="8522"/>
+      </w:tblGrid>
+      <w:tr>
+        <w:tc>
+          <w:tcPr>
+            <w:tcW w:w="8522" w:type="dxa"/>
+          </w:tcPr>
+          <w:p>
+            <w:pPr>
+              <w:ind w:left="0"/>
+            </w:pPr>
+            <w:r>
+              <w:t>&gt; db.snapshot(SDB_SNAP_HEALTH, new SdbSnapshotOption().options({ShowError:"only", ShowErrorMode:"aggr"}) )</w:t>
+            </w:r>
+          </w:p>
+          <w:p>
+            <w:pPr>
+              <w:ind w:left="0"/>
+            </w:pPr>
+            <w:r>
+              <w:t>{</w:t>
+            </w:r>
+          </w:p>
+          <w:p>
+            <w:pPr>
+              <w:ind w:left="0"/>
+            </w:pPr>
+            <w:r>
+              <w:t xml:space="preserve">  "NodeName": "ubuntu1604-zwb:30000",</w:t>
+            </w:r>
+          </w:p>
+          <w:p>
+            <w:pPr>
+              <w:ind w:left="0"/>
+            </w:pPr>
+            <w:r>
+              <w:t xml:space="preserve">  "GroupName": "SYSCatalogGroup",</w:t>
+            </w:r>
+          </w:p>
+          <w:p>
+            <w:pPr>
+              <w:ind w:left="0"/>
+            </w:pPr>
+            <w:r>
+              <w:t xml:space="preserve">  "Flag": -79,</w:t>
+            </w:r>
+          </w:p>
+          <w:p>
+            <w:pPr>
+              <w:ind w:left="0"/>
+            </w:pPr>
+            <w:r>
+              <w:t xml:space="preserve">  "ErrInfo": {}</w:t>
+            </w:r>
+          </w:p>
+          <w:p>
+            <w:pPr>
+              <w:ind w:left="0"/>
+            </w:pPr>
+            <w:r>
+              <w:t>}</w:t>
+            </w:r>
+          </w:p>
+          <w:p>
+            <w:pPr>
+              <w:ind w:left="0"/>
+            </w:pPr>
+            <w:r>
+              <w:t>{</w:t>
+            </w:r>
+          </w:p>
+          <w:p>
+            <w:pPr>
+              <w:ind w:left="0"/>
+            </w:pPr>
+            <w:r>
+              <w:t xml:space="preserve">  "NodeName": "ubuntu1604-zwb:20000",</w:t>
+            </w:r>
+          </w:p>
+          <w:p>
+            <w:pPr>
+              <w:ind w:left="0"/>
+            </w:pPr>
+            <w:r>
+              <w:t xml:space="preserve">  "GroupName": "db1",</w:t>
+            </w:r>
+          </w:p>
+          <w:p>
+            <w:pPr>
+              <w:ind w:left="0"/>
+            </w:pPr>
+            <w:r>
+              <w:t xml:space="preserve">  "Flag": -79,</w:t>
+            </w:r>
+          </w:p>
+          <w:p>
+            <w:pPr>
+              <w:ind w:left="0"/>
+            </w:pPr>
+            <w:r>
+              <w:t xml:space="preserve">  "ErrInfo": {}</w:t>
+            </w:r>
+          </w:p>
+          <w:p>
+            <w:pPr>
+              <w:ind w:left="0"/>
+            </w:pPr>
+            <w:r>
+              <w:t>}</w:t>
+            </w:r>
+          </w:p>
+        </w:tc>
+      </w:tr>
+    </w:tbl>
+    <w:p/>
+    <w:p>
+      <w:r>
+        <w:rPr>
+          <w:rFonts w:hint="eastAsia"/>
+        </w:rPr>
+        <w:t>{ShowError:</w:t>
+      </w:r>
+      <w:r>
+        <w:t>”</w:t>
+      </w:r>
+      <w:r>
+        <w:t>ignored</w:t>
+      </w:r>
+      <w:r>
+        <w:t>”, ShowErrorMode:”</w:t>
+      </w:r>
+      <w:r>
+        <w:rPr>
+          <w:rFonts w:hint="eastAsia"/>
+        </w:rPr>
+        <w:t>aggr</w:t>
+      </w:r>
+      <w:r>
+        <w:t>”</w:t>
+      </w:r>
+      <w:r>
+        <w:rPr>
+          <w:rFonts w:hint="eastAsia"/>
+        </w:rPr>
+        <w:t>}</w:t>
+      </w:r>
+      <w:r>
+        <w:t xml:space="preserve">, </w:t>
+      </w:r>
+      <w:r>
+        <w:rPr>
+          <w:rFonts w:hint="eastAsia"/>
+        </w:rPr>
+        <w:t>{ShowError:</w:t>
+      </w:r>
+      <w:r>
+        <w:t>”ignored”, ShowErrorMode:”</w:t>
+      </w:r>
+      <w:r>
+        <w:t>flat</w:t>
+      </w:r>
+      <w:r>
+        <w:t>”</w:t>
+      </w:r>
+      <w:r>
+        <w:rPr>
+          <w:rFonts w:hint="eastAsia"/>
+        </w:rPr>
+        <w:t>}</w:t>
+      </w:r>
+    </w:p>
+    <w:tbl>
+      <w:tblPr>
+        <w:tblStyle w:val="a9"/>
+        <w:tblW w:w="0" w:type="auto"/>
+        <w:tblInd w:w="357" w:type="dxa"/>
+        <w:tblLook w:val="04A0" w:firstRow="1" w:lastRow="0" w:firstColumn="1" w:lastColumn="0" w:noHBand="0" w:noVBand="1"/>
+      </w:tblPr>
+      <w:tblGrid>
+        <w:gridCol w:w="8522"/>
+      </w:tblGrid>
+      <w:tr>
+        <w:tc>
+          <w:tcPr>
+            <w:tcW w:w="8522" w:type="dxa"/>
+          </w:tcPr>
+          <w:p>
+            <w:pPr>
+              <w:ind w:left="0"/>
+            </w:pPr>
+            <w:r>
+              <w:t>&gt; db.snapshot(SDB_SNAP_HEALTH, new SdbSnapshotOption().options({ShowError:"only", ShowErrorMode:"aggr"}) )</w:t>
+            </w:r>
+          </w:p>
+          <w:p>
+            <w:pPr>
+              <w:ind w:left="0"/>
+            </w:pPr>
+            <w:r>
+              <w:t>{</w:t>
+            </w:r>
+          </w:p>
+          <w:p>
+            <w:pPr>
+              <w:ind w:left="0"/>
+            </w:pPr>
+            <w:r>
+              <w:t xml:space="preserve">  "NodeName": "ubuntu1604-zwb:40000",</w:t>
+            </w:r>
+          </w:p>
+          <w:p>
+            <w:pPr>
+              <w:ind w:left="0"/>
+            </w:pPr>
+            <w:r>
+              <w:t xml:space="preserve">  "IsPrimary": true,</w:t>
+            </w:r>
+          </w:p>
+          <w:p>
+            <w:pPr>
+              <w:ind w:left="0"/>
+            </w:pPr>
+            <w:r>
+              <w:t xml:space="preserve">  "ServiceStatus": true,</w:t>
+            </w:r>
+          </w:p>
+          <w:p>
+            <w:pPr>
+              <w:ind w:left="0"/>
+            </w:pPr>
+            <w:r>
+              <w:t xml:space="preserve">  "Status": "Normal",</w:t>
+            </w:r>
+          </w:p>
+          <w:p>
+            <w:pPr>
+              <w:ind w:left="0"/>
+            </w:pPr>
+            <w:r>
+              <w:t xml:space="preserve">  "BeginLSN": {</w:t>
+            </w:r>
+          </w:p>
+          <w:p>
+            <w:pPr>
+              <w:ind w:left="0"/>
+            </w:pPr>
+            <w:r>
+              <w:t xml:space="preserve">    "Offset": 1677721600,</w:t>
+            </w:r>
+          </w:p>
+          <w:p>
+            <w:pPr>
+              <w:ind w:left="0"/>
+            </w:pPr>
+            <w:r>
+              <w:t xml:space="preserve">    "Version": 1</w:t>
+            </w:r>
+          </w:p>
+          <w:p>
+            <w:pPr>
+              <w:ind w:left="0"/>
+            </w:pPr>
+            <w:r>
+              <w:t xml:space="preserve">  },</w:t>
+            </w:r>
+          </w:p>
+          <w:p>
+            <w:pPr>
+              <w:ind w:left="0"/>
+              <w:rPr>
+                <w:rFonts w:hint="eastAsia"/>
+              </w:rPr>
+            </w:pPr>
+            <w:r>
+              <w:t>……</w:t>
+            </w:r>
+          </w:p>
+        </w:tc>
+      </w:tr>
+    </w:tbl>
+    <w:p>
+      <w:pPr>
+        <w:rPr>
+          <w:rFonts w:hint="eastAsia"/>
+        </w:rPr>
+      </w:pPr>
     </w:p>
     <w:p>
-      <w:pPr>
-        <w:rPr>
-          <w:color w:val="00B0F0"/>
-        </w:rPr>
-      </w:pPr>
-      <w:r>
-        <w:rPr>
-          <w:rFonts w:hint="eastAsia"/>
-          <w:color w:val="00B0F0"/>
-        </w:rPr>
-        <w:t>说明</w:t>
-      </w:r>
-      <w:r>
-        <w:rPr>
-          <w:rFonts w:hint="eastAsia"/>
-          <w:color w:val="00B0F0"/>
-        </w:rPr>
-        <w:t>:</w:t>
-      </w:r>
-      <w:r>
-        <w:rPr>
-          <w:rFonts w:hint="eastAsia"/>
-          <w:color w:val="00B0F0"/>
-        </w:rPr>
-        <w:t xml:space="preserve">  </w:t>
-      </w:r>
-      <w:r>
-        <w:rPr>
-          <w:rFonts w:hint="eastAsia"/>
-          <w:color w:val="00B0F0"/>
-        </w:rPr>
-        <w:t>简单的绘制以下与该</w:t>
-      </w:r>
-      <w:r>
-        <w:rPr>
-          <w:rFonts w:hint="eastAsia"/>
-          <w:color w:val="00B0F0"/>
-        </w:rPr>
-        <w:t xml:space="preserve">Story </w:t>
-      </w:r>
-      <w:r>
-        <w:rPr>
-          <w:rFonts w:hint="eastAsia"/>
-          <w:color w:val="00B0F0"/>
-        </w:rPr>
-        <w:t>相关的模块</w:t>
-      </w:r>
-      <w:r>
-        <w:rPr>
-          <w:rFonts w:hint="eastAsia"/>
-          <w:color w:val="00B0F0"/>
-        </w:rPr>
-        <w:t xml:space="preserve">, </w:t>
-      </w:r>
-      <w:r>
-        <w:rPr>
-          <w:rFonts w:hint="eastAsia"/>
-          <w:color w:val="00B0F0"/>
-        </w:rPr>
-        <w:t>特别是新增模块</w:t>
-      </w:r>
-      <w:r>
-        <w:rPr>
-          <w:rFonts w:hint="eastAsia"/>
-          <w:color w:val="00B0F0"/>
-        </w:rPr>
-        <w:t>;</w:t>
+      <w:r>
+        <w:rPr>
+          <w:rFonts w:hint="eastAsia"/>
+        </w:rPr>
+        <w:t>{ShowError:</w:t>
+      </w:r>
+      <w:r>
+        <w:t>”</w:t>
+      </w:r>
+      <w:r>
+        <w:t>show</w:t>
+      </w:r>
+      <w:r>
+        <w:t>”, ShowErrorMode:”</w:t>
+      </w:r>
+      <w:r>
+        <w:t>flat</w:t>
+      </w:r>
+      <w:r>
+        <w:t>”</w:t>
+      </w:r>
+      <w:r>
+        <w:rPr>
+          <w:rFonts w:hint="eastAsia"/>
+        </w:rPr>
+        <w:t>}</w:t>
+      </w:r>
+    </w:p>
+    <w:tbl>
+      <w:tblPr>
+        <w:tblStyle w:val="a9"/>
+        <w:tblW w:w="0" w:type="auto"/>
+        <w:tblInd w:w="357" w:type="dxa"/>
+        <w:tblLook w:val="04A0" w:firstRow="1" w:lastRow="0" w:firstColumn="1" w:lastColumn="0" w:noHBand="0" w:noVBand="1"/>
+      </w:tblPr>
+      <w:tblGrid>
+        <w:gridCol w:w="8522"/>
+      </w:tblGrid>
+      <w:tr>
+        <w:tc>
+          <w:tcPr>
+            <w:tcW w:w="8522" w:type="dxa"/>
+          </w:tcPr>
+          <w:p>
+            <w:pPr>
+              <w:ind w:left="0"/>
+            </w:pPr>
+            <w:r>
+              <w:t>{</w:t>
+            </w:r>
+          </w:p>
+          <w:p>
+            <w:pPr>
+              <w:ind w:left="0"/>
+            </w:pPr>
+            <w:r>
+              <w:t xml:space="preserve">  "ErrNodes": [</w:t>
+            </w:r>
+          </w:p>
+          <w:p>
+            <w:pPr>
+              <w:ind w:left="0"/>
+            </w:pPr>
+            <w:r>
+              <w:t xml:space="preserve">    {</w:t>
+            </w:r>
+          </w:p>
+          <w:p>
+            <w:pPr>
+              <w:ind w:left="0"/>
+            </w:pPr>
+            <w:r>
+              <w:t xml:space="preserve">      "NodeName": "ubuntu1604-zwb:30000",</w:t>
+            </w:r>
+          </w:p>
+          <w:p>
+            <w:pPr>
+              <w:ind w:left="0"/>
+            </w:pPr>
+            <w:r>
+              <w:t xml:space="preserve">      "GroupName": "SYSCatalogGroup",</w:t>
+            </w:r>
+          </w:p>
+          <w:p>
+            <w:pPr>
+              <w:ind w:left="0"/>
+            </w:pPr>
+            <w:r>
+              <w:t xml:space="preserve">      "Flag": -79,</w:t>
+            </w:r>
+          </w:p>
+          <w:p>
+            <w:pPr>
+              <w:ind w:left="0"/>
+            </w:pPr>
+            <w:r>
+              <w:t xml:space="preserve">      "ErrInfo": {}</w:t>
+            </w:r>
+          </w:p>
+          <w:p>
+            <w:pPr>
+              <w:ind w:left="0"/>
+            </w:pPr>
+            <w:r>
+              <w:t xml:space="preserve">    },</w:t>
+            </w:r>
+          </w:p>
+          <w:p>
+            <w:pPr>
+              <w:ind w:left="0"/>
+            </w:pPr>
+            <w:r>
+              <w:t xml:space="preserve">    {</w:t>
+            </w:r>
+          </w:p>
+          <w:p>
+            <w:pPr>
+              <w:ind w:left="0"/>
+            </w:pPr>
+            <w:r>
+              <w:t xml:space="preserve">      "NodeName": "ubuntu1604-zwb:20000",</w:t>
+            </w:r>
+          </w:p>
+          <w:p>
+            <w:pPr>
+              <w:ind w:left="0"/>
+            </w:pPr>
+            <w:r>
+              <w:t xml:space="preserve">      "GroupName": "db1",</w:t>
+            </w:r>
+          </w:p>
+          <w:p>
+            <w:pPr>
+              <w:ind w:left="0"/>
+            </w:pPr>
+            <w:r>
+              <w:t xml:space="preserve">      "Flag": -79,</w:t>
+            </w:r>
+          </w:p>
+          <w:p>
+            <w:pPr>
+              <w:ind w:left="0"/>
+            </w:pPr>
+            <w:r>
+              <w:t xml:space="preserve">      "ErrInfo": {}</w:t>
+            </w:r>
+          </w:p>
+          <w:p>
+            <w:pPr>
+              <w:ind w:left="0"/>
+            </w:pPr>
+            <w:r>
+              <w:t xml:space="preserve">    }</w:t>
+            </w:r>
+          </w:p>
+          <w:p>
+            <w:pPr>
+              <w:ind w:left="0"/>
+            </w:pPr>
+            <w:r>
+              <w:t xml:space="preserve">  ]</w:t>
+            </w:r>
+          </w:p>
+          <w:p>
+            <w:pPr>
+              <w:ind w:left="0"/>
+            </w:pPr>
+            <w:r>
+              <w:t>}</w:t>
+            </w:r>
+          </w:p>
+          <w:p>
+            <w:pPr>
+              <w:ind w:left="0"/>
+            </w:pPr>
+            <w:r>
+              <w:t>{</w:t>
+            </w:r>
+          </w:p>
+          <w:p>
+            <w:pPr>
+              <w:ind w:left="0"/>
+            </w:pPr>
+            <w:r>
+              <w:t xml:space="preserve">  "NodeName": "ubuntu1604-zwb:30010",</w:t>
+            </w:r>
+          </w:p>
+          <w:p>
+            <w:pPr>
+              <w:ind w:left="0"/>
+            </w:pPr>
+            <w:r>
+              <w:t xml:space="preserve">  "IsPrimary": false,</w:t>
+            </w:r>
+          </w:p>
+          <w:p>
+            <w:pPr>
+              <w:ind w:left="0"/>
+            </w:pPr>
+            <w:r>
+              <w:t xml:space="preserve">  "ServiceStatus": true,</w:t>
+            </w:r>
+          </w:p>
+          <w:p>
+            <w:pPr>
+              <w:ind w:left="0"/>
+            </w:pPr>
+            <w:r>
+              <w:t xml:space="preserve">  "Status": "Normal",</w:t>
+            </w:r>
+          </w:p>
+          <w:p>
+            <w:pPr>
+              <w:ind w:left="0"/>
+            </w:pPr>
+            <w:r>
+              <w:t xml:space="preserve">  "BeginLSN": {</w:t>
+            </w:r>
+          </w:p>
+          <w:p>
+            <w:pPr>
+              <w:ind w:left="0"/>
+            </w:pPr>
+            <w:r>
+              <w:t xml:space="preserve">    "Offset": 2172099164,</w:t>
+            </w:r>
+          </w:p>
+          <w:p>
+            <w:pPr>
+              <w:ind w:left="0"/>
+            </w:pPr>
+            <w:r>
+              <w:t xml:space="preserve">    "Version": 4</w:t>
+            </w:r>
+          </w:p>
+          <w:p>
+            <w:pPr>
+              <w:ind w:left="0"/>
+            </w:pPr>
+            <w:r>
+              <w:t xml:space="preserve">  },</w:t>
+            </w:r>
+          </w:p>
+          <w:p>
+            <w:pPr>
+              <w:ind w:left="0"/>
+            </w:pPr>
+            <w:r>
+              <w:t xml:space="preserve">  "CurrentLSN": {</w:t>
+            </w:r>
+          </w:p>
+          <w:p>
+            <w:pPr>
+              <w:ind w:left="0"/>
+            </w:pPr>
+            <w:r>
+              <w:t xml:space="preserve">    "Offset": 2172099360,</w:t>
+            </w:r>
+          </w:p>
+          <w:p>
+            <w:pPr>
+              <w:ind w:left="0"/>
+            </w:pPr>
+            <w:r>
+              <w:t xml:space="preserve">    "Version": 4</w:t>
+            </w:r>
+          </w:p>
+          <w:p>
+            <w:pPr>
+              <w:ind w:left="0"/>
+            </w:pPr>
+            <w:r>
+              <w:t xml:space="preserve">  },</w:t>
+            </w:r>
+          </w:p>
+          <w:p>
+            <w:pPr>
+              <w:ind w:left="0"/>
+            </w:pPr>
+            <w:r>
+              <w:t>……</w:t>
+            </w:r>
+          </w:p>
+        </w:tc>
+      </w:tr>
+    </w:tbl>
+    <w:p/>
+    <w:p>
+      <w:r>
+        <w:rPr>
+          <w:rFonts w:hint="eastAsia"/>
+        </w:rPr>
+        <w:t>{ShowError:</w:t>
+      </w:r>
+      <w:r>
+        <w:t>”show”, ShowErrorMode:”</w:t>
+      </w:r>
+      <w:r>
+        <w:t>aggr</w:t>
+      </w:r>
+      <w:r>
+        <w:t>”</w:t>
+      </w:r>
+      <w:r>
+        <w:rPr>
+          <w:rFonts w:hint="eastAsia"/>
+        </w:rPr>
+        <w:t>}</w:t>
+      </w:r>
+    </w:p>
+    <w:tbl>
+      <w:tblPr>
+        <w:tblStyle w:val="a9"/>
+        <w:tblW w:w="0" w:type="auto"/>
+        <w:tblInd w:w="357" w:type="dxa"/>
+        <w:tblLook w:val="04A0" w:firstRow="1" w:lastRow="0" w:firstColumn="1" w:lastColumn="0" w:noHBand="0" w:noVBand="1"/>
+      </w:tblPr>
+      <w:tblGrid>
+        <w:gridCol w:w="8522"/>
+      </w:tblGrid>
+      <w:tr>
+        <w:tc>
+          <w:tcPr>
+            <w:tcW w:w="8522" w:type="dxa"/>
+          </w:tcPr>
+          <w:p>
+            <w:pPr>
+              <w:ind w:left="0"/>
+            </w:pPr>
+            <w:r>
+              <w:t>{</w:t>
+            </w:r>
+          </w:p>
+          <w:p>
+            <w:pPr>
+              <w:ind w:left="0"/>
+            </w:pPr>
+            <w:r>
+              <w:t xml:space="preserve">  "NodeName": "ubuntu1604-zwb:30000",</w:t>
+            </w:r>
+          </w:p>
+          <w:p>
+            <w:pPr>
+              <w:ind w:left="0"/>
+            </w:pPr>
+            <w:r>
+              <w:t xml:space="preserve">  "GroupName": "SYSCatalogGroup",</w:t>
+            </w:r>
+          </w:p>
+          <w:p>
+            <w:pPr>
+              <w:ind w:left="0"/>
+            </w:pPr>
+            <w:r>
+              <w:t xml:space="preserve">  "Flag": -79,</w:t>
+            </w:r>
+          </w:p>
+          <w:p>
+            <w:pPr>
+              <w:ind w:left="0"/>
+            </w:pPr>
+            <w:r>
+              <w:t xml:space="preserve">  "ErrInfo": {}</w:t>
+            </w:r>
+          </w:p>
+          <w:p>
+            <w:pPr>
+              <w:ind w:left="0"/>
+            </w:pPr>
+            <w:r>
+              <w:t>}</w:t>
+            </w:r>
+          </w:p>
+          <w:p>
+            <w:pPr>
+              <w:ind w:left="0"/>
+            </w:pPr>
+            <w:r>
+              <w:t>{</w:t>
+            </w:r>
+          </w:p>
+          <w:p>
+            <w:pPr>
+              <w:ind w:left="0"/>
+            </w:pPr>
+            <w:r>
+              <w:t xml:space="preserve">  "NodeName": "ubuntu1604-zwb:20000",</w:t>
+            </w:r>
+          </w:p>
+          <w:p>
+            <w:pPr>
+              <w:ind w:left="0"/>
+            </w:pPr>
+            <w:r>
+              <w:t xml:space="preserve">  "GroupName": "db1",</w:t>
+            </w:r>
+          </w:p>
+          <w:p>
+            <w:pPr>
+              <w:ind w:left="0"/>
+            </w:pPr>
+            <w:r>
+              <w:t xml:space="preserve">  "Flag": -79,</w:t>
+            </w:r>
+          </w:p>
+          <w:p>
+            <w:pPr>
+              <w:ind w:left="0"/>
+            </w:pPr>
+            <w:r>
+              <w:t xml:space="preserve">  "ErrInfo": {}</w:t>
+            </w:r>
+          </w:p>
+          <w:p>
+            <w:pPr>
+              <w:ind w:left="0"/>
+            </w:pPr>
+            <w:r>
+              <w:t>}</w:t>
+            </w:r>
+          </w:p>
+          <w:p>
+            <w:pPr>
+              <w:ind w:left="0"/>
+            </w:pPr>
+            <w:r>
+              <w:t>{</w:t>
+            </w:r>
+          </w:p>
+          <w:p>
+            <w:pPr>
+              <w:ind w:left="0"/>
+            </w:pPr>
+            <w:r>
+              <w:t xml:space="preserve">  "NodeName": "ubuntu1604-zwb:30010",</w:t>
+            </w:r>
+          </w:p>
+          <w:p>
+            <w:pPr>
+              <w:ind w:left="0"/>
+            </w:pPr>
+            <w:r>
+              <w:t xml:space="preserve">  "IsPrimary": false,</w:t>
+            </w:r>
+          </w:p>
+          <w:p>
+            <w:pPr>
+              <w:ind w:left="0"/>
+            </w:pPr>
+            <w:r>
+              <w:t xml:space="preserve">  "ServiceStatus": true,</w:t>
+            </w:r>
+          </w:p>
+          <w:p>
+            <w:pPr>
+              <w:ind w:left="0"/>
+            </w:pPr>
+            <w:r>
+              <w:t xml:space="preserve">  "Status": "Normal",</w:t>
+            </w:r>
+          </w:p>
+          <w:p>
+            <w:pPr>
+              <w:ind w:left="0"/>
+            </w:pPr>
+            <w:r>
+              <w:t xml:space="preserve">  "BeginLSN": {</w:t>
+            </w:r>
+          </w:p>
+          <w:p>
+            <w:pPr>
+              <w:ind w:left="0"/>
+            </w:pPr>
+            <w:r>
+              <w:t xml:space="preserve">    "Offset": 2172099164,</w:t>
+            </w:r>
+          </w:p>
+          <w:p>
+            <w:pPr>
+              <w:ind w:left="0"/>
+            </w:pPr>
+            <w:r>
+              <w:t xml:space="preserve">    "Version": 4</w:t>
+            </w:r>
+          </w:p>
+          <w:p>
+            <w:pPr>
+              <w:ind w:left="0"/>
+            </w:pPr>
+            <w:r>
+              <w:t xml:space="preserve">  },</w:t>
+            </w:r>
+          </w:p>
+          <w:p>
+            <w:pPr>
+              <w:ind w:left="0"/>
+            </w:pPr>
+            <w:r>
+              <w:t xml:space="preserve">  "CurrentLSN": {</w:t>
+            </w:r>
+          </w:p>
+          <w:p>
+            <w:pPr>
+              <w:ind w:left="0"/>
+            </w:pPr>
+            <w:r>
+              <w:t xml:space="preserve">    "Offset": 2172099360,</w:t>
+            </w:r>
+          </w:p>
+          <w:p>
+            <w:pPr>
+              <w:ind w:left="0"/>
+            </w:pPr>
+            <w:r>
+              <w:t xml:space="preserve">    "Version": 4</w:t>
+            </w:r>
+          </w:p>
+          <w:p>
+            <w:pPr>
+              <w:ind w:left="0"/>
+            </w:pPr>
+            <w:r>
+              <w:t xml:space="preserve">  },</w:t>
+            </w:r>
+          </w:p>
+          <w:p>
+            <w:pPr>
+              <w:ind w:left="0"/>
+              <w:rPr>
+                <w:rFonts w:hint="eastAsia"/>
+              </w:rPr>
+            </w:pPr>
+            <w:r>
+              <w:t>……</w:t>
+            </w:r>
+          </w:p>
+        </w:tc>
+      </w:tr>
+    </w:tbl>
+    <w:p/>
+    <w:p>
+      <w:pPr>
+        <w:pStyle w:val="aa"/>
+        <w:numPr>
+          <w:ilvl w:val="1"/>
+          <w:numId w:val="9"/>
+        </w:numPr>
+        <w:ind w:firstLineChars="0"/>
+      </w:pPr>
+      <w:r>
+        <w:rPr>
+          <w:rFonts w:hint="eastAsia"/>
+        </w:rPr>
+        <w:t>使用聚合操作的快照</w:t>
       </w:r>
     </w:p>
     <w:p>
@@ -1788,37 +2749,866 @@
         <w:rPr>
           <w:rFonts w:hint="eastAsia"/>
         </w:rPr>
-        <w:t>内置</w:t>
-      </w:r>
-      <w:r>
-        <w:rPr>
-          <w:rFonts w:hint="eastAsia"/>
-        </w:rPr>
-        <w:t>SQL</w:t>
-      </w:r>
-      <w:r>
-        <w:rPr>
-          <w:rFonts w:hint="eastAsia"/>
-        </w:rPr>
-        <w:t>部分：</w:t>
-      </w:r>
+        <w:t>{ShowError:</w:t>
+      </w:r>
+      <w:r>
+        <w:t>”show”, ShowErrorMode:”</w:t>
+      </w:r>
+      <w:r>
+        <w:t>flat</w:t>
+      </w:r>
+      <w:r>
+        <w:t>”</w:t>
+      </w:r>
+      <w:r>
+        <w:rPr>
+          <w:rFonts w:hint="eastAsia"/>
+        </w:rPr>
+        <w:t>}</w:t>
+      </w:r>
+      <w:r>
+        <w:rPr>
+          <w:rFonts w:hint="eastAsia"/>
+        </w:rPr>
+        <w:t>，</w:t>
+      </w:r>
+      <w:r>
+        <w:rPr>
+          <w:rFonts w:hint="eastAsia"/>
+        </w:rPr>
+        <w:t>{ShowError:</w:t>
+      </w:r>
+      <w:r>
+        <w:t>”show”, ShowErrorMode:”</w:t>
+      </w:r>
+      <w:r>
+        <w:t>aggr</w:t>
+      </w:r>
+      <w:r>
+        <w:t>”</w:t>
+      </w:r>
+      <w:r>
+        <w:rPr>
+          <w:rFonts w:hint="eastAsia"/>
+        </w:rPr>
+        <w:t>}</w:t>
+      </w:r>
+    </w:p>
+    <w:tbl>
+      <w:tblPr>
+        <w:tblStyle w:val="a9"/>
+        <w:tblW w:w="0" w:type="auto"/>
+        <w:tblInd w:w="357" w:type="dxa"/>
+        <w:tblLook w:val="04A0" w:firstRow="1" w:lastRow="0" w:firstColumn="1" w:lastColumn="0" w:noHBand="0" w:noVBand="1"/>
+      </w:tblPr>
+      <w:tblGrid>
+        <w:gridCol w:w="8522"/>
+      </w:tblGrid>
+      <w:tr>
+        <w:tc>
+          <w:tcPr>
+            <w:tcW w:w="8522" w:type="dxa"/>
+          </w:tcPr>
+          <w:p>
+            <w:pPr>
+              <w:ind w:left="0"/>
+            </w:pPr>
+            <w:r>
+              <w:t xml:space="preserve">    &gt; coord.snapshot( SDB_SNAP_SYSTEM )</w:t>
+            </w:r>
+          </w:p>
+          <w:p>
+            <w:pPr>
+              <w:ind w:left="0"/>
+            </w:pPr>
+            <w:r>
+              <w:t xml:space="preserve">    {</w:t>
+            </w:r>
+          </w:p>
+          <w:p>
+            <w:pPr>
+              <w:ind w:left="0"/>
+            </w:pPr>
+            <w:r>
+              <w:t xml:space="preserve">      "CPU": {</w:t>
+            </w:r>
+          </w:p>
+          <w:p>
+            <w:pPr>
+              <w:ind w:left="0"/>
+            </w:pPr>
+            <w:r>
+              <w:t xml:space="preserve">        "User": 36280.72,</w:t>
+            </w:r>
+          </w:p>
+          <w:p>
+            <w:pPr>
+              <w:ind w:left="0"/>
+            </w:pPr>
+            <w:r>
+              <w:t xml:space="preserve">        "Sys": 5046.23,</w:t>
+            </w:r>
+          </w:p>
+          <w:p>
+            <w:pPr>
+              <w:ind w:left="0"/>
+            </w:pPr>
+            <w:r>
+              <w:t xml:space="preserve">        "Idle": 7560242.4,</w:t>
+            </w:r>
+          </w:p>
+          <w:p>
+            <w:pPr>
+              <w:ind w:left="0"/>
+            </w:pPr>
+            <w:r>
+              <w:t xml:space="preserve">        "Other": 5887.24</w:t>
+            </w:r>
+          </w:p>
+          <w:p>
+            <w:pPr>
+              <w:ind w:left="0"/>
+            </w:pPr>
+            <w:r>
+              <w:t xml:space="preserve">      },</w:t>
+            </w:r>
+          </w:p>
+          <w:p>
+            <w:pPr>
+              <w:ind w:left="0"/>
+            </w:pPr>
+            <w:r>
+              <w:t xml:space="preserve">      "Memory": {</w:t>
+            </w:r>
+          </w:p>
+          <w:p>
+            <w:pPr>
+              <w:ind w:left="0"/>
+            </w:pPr>
+            <w:r>
+              <w:t xml:space="preserve">        "TotalRAM": 8403730432,</w:t>
+            </w:r>
+          </w:p>
+          <w:p>
+            <w:pPr>
+              <w:ind w:left="0"/>
+            </w:pPr>
+            <w:r>
+              <w:t xml:space="preserve">        "FreeRAM": 3075035136,</w:t>
+            </w:r>
+          </w:p>
+          <w:p>
+            <w:pPr>
+              <w:ind w:left="0"/>
+            </w:pPr>
+            <w:r>
+              <w:t xml:space="preserve">        "TotalSwap": 25757204480,</w:t>
+            </w:r>
+          </w:p>
+          <w:p>
+            <w:pPr>
+              <w:ind w:left="0"/>
+            </w:pPr>
+            <w:r>
+              <w:t xml:space="preserve">        "FreeSwap": 25663799296,</w:t>
+            </w:r>
+          </w:p>
+          <w:p>
+            <w:pPr>
+              <w:ind w:left="0"/>
+            </w:pPr>
+            <w:r>
+              <w:t xml:space="preserve">        "TotalVirtual": 34160934912,</w:t>
+            </w:r>
+          </w:p>
+          <w:p>
+            <w:pPr>
+              <w:ind w:left="0"/>
+            </w:pPr>
+            <w:r>
+              <w:t xml:space="preserve">        "FreeVirtual": 28738834432</w:t>
+            </w:r>
+          </w:p>
+          <w:p>
+            <w:pPr>
+              <w:ind w:left="0"/>
+            </w:pPr>
+            <w:r>
+              <w:t xml:space="preserve">      },</w:t>
+            </w:r>
+          </w:p>
+          <w:p>
+            <w:pPr>
+              <w:ind w:left="0"/>
+            </w:pPr>
+            <w:r>
+              <w:t xml:space="preserve">      "Disk": {</w:t>
+            </w:r>
+          </w:p>
+          <w:p>
+            <w:pPr>
+              <w:ind w:left="0"/>
+            </w:pPr>
+            <w:r>
+              <w:t xml:space="preserve">        "TotalSpace": 338172772352,</w:t>
+            </w:r>
+          </w:p>
+          <w:p>
+            <w:pPr>
+              <w:ind w:left="0"/>
+            </w:pPr>
+            <w:r>
+              <w:t xml:space="preserve">        "FreeSpace": 181331296256</w:t>
+            </w:r>
+          </w:p>
+          <w:p>
+            <w:pPr>
+              <w:ind w:left="0"/>
+            </w:pPr>
+            <w:r>
+              <w:t xml:space="preserve">      },</w:t>
+            </w:r>
+          </w:p>
+          <w:p>
+            <w:pPr>
+              <w:ind w:left="0"/>
+            </w:pPr>
+            <w:r>
+              <w:t xml:space="preserve">      "ErrNodes": [</w:t>
+            </w:r>
+          </w:p>
+          <w:p>
+            <w:pPr>
+              <w:ind w:left="0"/>
+            </w:pPr>
+            <w:r>
+              <w:t xml:space="preserve">        {</w:t>
+            </w:r>
+          </w:p>
+          <w:p>
+            <w:pPr>
+              <w:ind w:left="0"/>
+            </w:pPr>
+            <w:r>
+              <w:t xml:space="preserve">          "NodeName": "hostname1:11850",</w:t>
+            </w:r>
+          </w:p>
+          <w:p>
+            <w:pPr>
+              <w:ind w:left="0"/>
+            </w:pPr>
+            <w:r>
+              <w:t xml:space="preserve">          "GroupName": "group2",</w:t>
+            </w:r>
+          </w:p>
+          <w:p>
+            <w:pPr>
+              <w:ind w:left="0"/>
+            </w:pPr>
+            <w:r>
+              <w:t xml:space="preserve">          "Flag": -79,</w:t>
+            </w:r>
+          </w:p>
+          <w:p>
+            <w:pPr>
+              <w:ind w:left="0"/>
+            </w:pPr>
+            <w:r>
+              <w:t xml:space="preserve">          "ErrInfo": {}</w:t>
+            </w:r>
+          </w:p>
+          <w:p>
+            <w:pPr>
+              <w:ind w:left="0"/>
+            </w:pPr>
+            <w:r>
+              <w:t xml:space="preserve">        }</w:t>
+            </w:r>
+          </w:p>
+          <w:p>
+            <w:pPr>
+              <w:ind w:left="0"/>
+            </w:pPr>
+            <w:r>
+              <w:t xml:space="preserve">      ]</w:t>
+            </w:r>
+          </w:p>
+          <w:p>
+            <w:pPr>
+              <w:ind w:left="0"/>
+            </w:pPr>
+            <w:r>
+              <w:t xml:space="preserve">    }</w:t>
+            </w:r>
+          </w:p>
+        </w:tc>
+      </w:tr>
+    </w:tbl>
+    <w:p/>
+    <w:p>
+      <w:r>
+        <w:rPr>
+          <w:rFonts w:hint="eastAsia"/>
+        </w:rPr>
+        <w:t>{ShowError:</w:t>
+      </w:r>
+      <w:r>
+        <w:t>”</w:t>
+      </w:r>
+      <w:r>
+        <w:t>ignored</w:t>
+      </w:r>
+      <w:r>
+        <w:t>”, ShowErrorMode:”flat”</w:t>
+      </w:r>
+      <w:r>
+        <w:rPr>
+          <w:rFonts w:hint="eastAsia"/>
+        </w:rPr>
+        <w:t>}</w:t>
+      </w:r>
+      <w:r>
+        <w:rPr>
+          <w:rFonts w:hint="eastAsia"/>
+        </w:rPr>
+        <w:t>，</w:t>
+      </w:r>
+      <w:r>
+        <w:rPr>
+          <w:rFonts w:hint="eastAsia"/>
+        </w:rPr>
+        <w:t>{ShowError:</w:t>
+      </w:r>
+      <w:r>
+        <w:t>”ignored”, ShowErrorMode:”</w:t>
+      </w:r>
+      <w:r>
+        <w:t>aggr</w:t>
+      </w:r>
+      <w:r>
+        <w:t>”</w:t>
+      </w:r>
+      <w:r>
+        <w:rPr>
+          <w:rFonts w:hint="eastAsia"/>
+        </w:rPr>
+        <w:t>}</w:t>
+      </w:r>
+    </w:p>
+    <w:tbl>
+      <w:tblPr>
+        <w:tblStyle w:val="a9"/>
+        <w:tblW w:w="0" w:type="auto"/>
+        <w:tblInd w:w="357" w:type="dxa"/>
+        <w:tblLook w:val="04A0" w:firstRow="1" w:lastRow="0" w:firstColumn="1" w:lastColumn="0" w:noHBand="0" w:noVBand="1"/>
+      </w:tblPr>
+      <w:tblGrid>
+        <w:gridCol w:w="8522"/>
+      </w:tblGrid>
+      <w:tr>
+        <w:tc>
+          <w:tcPr>
+            <w:tcW w:w="8522" w:type="dxa"/>
+          </w:tcPr>
+          <w:p>
+            <w:pPr>
+              <w:ind w:left="0"/>
+            </w:pPr>
+            <w:r>
+              <w:t xml:space="preserve">    &gt; coord.snapshot( SDB_SNAP_SYSTEM )</w:t>
+            </w:r>
+          </w:p>
+          <w:p>
+            <w:pPr>
+              <w:ind w:left="0"/>
+            </w:pPr>
+            <w:r>
+              <w:t xml:space="preserve">    {</w:t>
+            </w:r>
+          </w:p>
+          <w:p>
+            <w:pPr>
+              <w:ind w:left="0"/>
+            </w:pPr>
+            <w:r>
+              <w:t xml:space="preserve">      "CPU": {</w:t>
+            </w:r>
+          </w:p>
+          <w:p>
+            <w:pPr>
+              <w:ind w:left="0"/>
+            </w:pPr>
+            <w:r>
+              <w:t xml:space="preserve">        "User": 36280.72,</w:t>
+            </w:r>
+          </w:p>
+          <w:p>
+            <w:pPr>
+              <w:ind w:left="0"/>
+            </w:pPr>
+            <w:r>
+              <w:t xml:space="preserve">        "Sys": 5046.23,</w:t>
+            </w:r>
+          </w:p>
+          <w:p>
+            <w:pPr>
+              <w:ind w:left="0"/>
+            </w:pPr>
+            <w:r>
+              <w:t xml:space="preserve">        "Idle": 7560242.4,</w:t>
+            </w:r>
+          </w:p>
+          <w:p>
+            <w:pPr>
+              <w:ind w:left="0"/>
+            </w:pPr>
+            <w:r>
+              <w:t xml:space="preserve">        "Other": 5887.24</w:t>
+            </w:r>
+          </w:p>
+          <w:p>
+            <w:pPr>
+              <w:ind w:left="0"/>
+            </w:pPr>
+            <w:r>
+              <w:t xml:space="preserve">      },</w:t>
+            </w:r>
+          </w:p>
+          <w:p>
+            <w:pPr>
+              <w:ind w:left="0"/>
+            </w:pPr>
+            <w:r>
+              <w:t xml:space="preserve">      "Memory": {</w:t>
+            </w:r>
+          </w:p>
+          <w:p>
+            <w:pPr>
+              <w:ind w:left="0"/>
+            </w:pPr>
+            <w:r>
+              <w:t xml:space="preserve">        "TotalRAM": 8403730432,</w:t>
+            </w:r>
+          </w:p>
+          <w:p>
+            <w:pPr>
+              <w:ind w:left="0"/>
+            </w:pPr>
+            <w:r>
+              <w:t xml:space="preserve">        "FreeRAM": 3075035136,</w:t>
+            </w:r>
+          </w:p>
+          <w:p>
+            <w:pPr>
+              <w:ind w:left="0"/>
+            </w:pPr>
+            <w:r>
+              <w:t xml:space="preserve">        "TotalSwap": 25757204480,</w:t>
+            </w:r>
+          </w:p>
+          <w:p>
+            <w:pPr>
+              <w:ind w:left="0"/>
+            </w:pPr>
+            <w:r>
+              <w:t xml:space="preserve">        "FreeSwap": 25663799296,</w:t>
+            </w:r>
+          </w:p>
+          <w:p>
+            <w:pPr>
+              <w:ind w:left="0"/>
+            </w:pPr>
+            <w:r>
+              <w:t xml:space="preserve">        "TotalVirtual": 34160934912,</w:t>
+            </w:r>
+          </w:p>
+          <w:p>
+            <w:pPr>
+              <w:ind w:left="0"/>
+            </w:pPr>
+            <w:r>
+              <w:t xml:space="preserve">        "FreeVirtual": 28738834432</w:t>
+            </w:r>
+          </w:p>
+          <w:p>
+            <w:pPr>
+              <w:ind w:left="0"/>
+            </w:pPr>
+            <w:r>
+              <w:t xml:space="preserve">      },</w:t>
+            </w:r>
+          </w:p>
+          <w:p>
+            <w:pPr>
+              <w:ind w:left="0"/>
+            </w:pPr>
+            <w:r>
+              <w:t xml:space="preserve">      "Disk": {</w:t>
+            </w:r>
+          </w:p>
+          <w:p>
+            <w:pPr>
+              <w:ind w:left="0"/>
+            </w:pPr>
+            <w:r>
+              <w:t xml:space="preserve">        "TotalSpace": 338172772352,</w:t>
+            </w:r>
+          </w:p>
+          <w:p>
+            <w:pPr>
+              <w:ind w:left="0"/>
+            </w:pPr>
+            <w:r>
+              <w:t xml:space="preserve">        "FreeSpace": 181331296256</w:t>
+            </w:r>
+          </w:p>
+          <w:p>
+            <w:pPr>
+              <w:ind w:left="0"/>
+              <w:rPr>
+                <w:rFonts w:hint="eastAsia"/>
+              </w:rPr>
+            </w:pPr>
+            <w:r>
+              <w:t xml:space="preserve">      }</w:t>
+            </w:r>
+          </w:p>
+        </w:tc>
+      </w:tr>
+    </w:tbl>
+    <w:p/>
+    <w:p>
+      <w:r>
+        <w:rPr>
+          <w:rFonts w:hint="eastAsia"/>
+        </w:rPr>
+        <w:t>{ShowError:</w:t>
+      </w:r>
+      <w:r>
+        <w:t>”</w:t>
+      </w:r>
+      <w:r>
+        <w:t>only</w:t>
+      </w:r>
+      <w:r>
+        <w:t>”, ShowErrorMode:”flat”</w:t>
+      </w:r>
+      <w:r>
+        <w:rPr>
+          <w:rFonts w:hint="eastAsia"/>
+        </w:rPr>
+        <w:t>}</w:t>
+      </w:r>
+      <w:r>
+        <w:rPr>
+          <w:rFonts w:hint="eastAsia"/>
+        </w:rPr>
+        <w:t>，</w:t>
+      </w:r>
+      <w:r>
+        <w:rPr>
+          <w:rFonts w:hint="eastAsia"/>
+        </w:rPr>
+        <w:t>{ShowError:</w:t>
+      </w:r>
+      <w:r>
+        <w:t>”</w:t>
+      </w:r>
+      <w:r>
+        <w:t>only</w:t>
+      </w:r>
+      <w:r>
+        <w:t>”, ShowErrorMode:”</w:t>
+      </w:r>
+      <w:r>
+        <w:t>aggr</w:t>
+      </w:r>
+      <w:r>
+        <w:t>”</w:t>
+      </w:r>
+      <w:r>
+        <w:rPr>
+          <w:rFonts w:hint="eastAsia"/>
+        </w:rPr>
+        <w:t>}</w:t>
+      </w:r>
+    </w:p>
+    <w:tbl>
+      <w:tblPr>
+        <w:tblStyle w:val="a9"/>
+        <w:tblW w:w="0" w:type="auto"/>
+        <w:tblInd w:w="357" w:type="dxa"/>
+        <w:tblLook w:val="04A0" w:firstRow="1" w:lastRow="0" w:firstColumn="1" w:lastColumn="0" w:noHBand="0" w:noVBand="1"/>
+      </w:tblPr>
+      <w:tblGrid>
+        <w:gridCol w:w="8522"/>
+      </w:tblGrid>
+      <w:tr>
+        <w:tc>
+          <w:tcPr>
+            <w:tcW w:w="8522" w:type="dxa"/>
+          </w:tcPr>
+          <w:p>
+            <w:pPr>
+              <w:ind w:left="0"/>
+            </w:pPr>
+            <w:r>
+              <w:t xml:space="preserve">      "ErrNodes": [</w:t>
+            </w:r>
+          </w:p>
+          <w:p>
+            <w:pPr>
+              <w:ind w:left="0"/>
+            </w:pPr>
+            <w:r>
+              <w:t xml:space="preserve">        {</w:t>
+            </w:r>
+          </w:p>
+          <w:p>
+            <w:pPr>
+              <w:ind w:left="0"/>
+            </w:pPr>
+            <w:r>
+              <w:t xml:space="preserve">          "NodeName": "hostname1:11850",</w:t>
+            </w:r>
+          </w:p>
+          <w:p>
+            <w:pPr>
+              <w:ind w:left="0"/>
+            </w:pPr>
+            <w:r>
+              <w:t xml:space="preserve">          "GroupName": "group2",</w:t>
+            </w:r>
+          </w:p>
+          <w:p>
+            <w:pPr>
+              <w:ind w:left="0"/>
+            </w:pPr>
+            <w:r>
+              <w:t xml:space="preserve">          "Flag": -79,</w:t>
+            </w:r>
+          </w:p>
+          <w:p>
+            <w:pPr>
+              <w:ind w:left="0"/>
+            </w:pPr>
+            <w:r>
+              <w:t xml:space="preserve">          "ErrInfo": {}</w:t>
+            </w:r>
+          </w:p>
+          <w:p>
+            <w:pPr>
+              <w:ind w:left="0"/>
+            </w:pPr>
+            <w:r>
+              <w:t xml:space="preserve">        }</w:t>
+            </w:r>
+          </w:p>
+          <w:p>
+            <w:pPr>
+              <w:ind w:left="0"/>
+            </w:pPr>
+            <w:r>
+              <w:t xml:space="preserve">      ]</w:t>
+            </w:r>
+          </w:p>
+          <w:p>
+            <w:pPr>
+              <w:ind w:left="0"/>
+              <w:rPr>
+                <w:rFonts w:hint="eastAsia"/>
+              </w:rPr>
+            </w:pPr>
+          </w:p>
+        </w:tc>
+      </w:tr>
+    </w:tbl>
+    <w:p>
+      <w:pPr>
+        <w:rPr>
+          <w:rFonts w:hint="eastAsia"/>
+        </w:rPr>
+      </w:pPr>
     </w:p>
     <w:p>
       <w:pPr>
+        <w:pStyle w:val="2"/>
+      </w:pPr>
+      <w:r>
+        <w:rPr>
+          <w:rFonts w:hint="eastAsia"/>
+        </w:rPr>
+        <w:t>Story</w:t>
+      </w:r>
+      <w:r>
+        <w:rPr>
+          <w:rFonts w:hint="eastAsia"/>
+        </w:rPr>
+        <w:t>约束和依赖</w:t>
+      </w:r>
+    </w:p>
+    <w:p>
+      <w:pPr>
         <w:rPr>
           <w:color w:val="00B0F0"/>
         </w:rPr>
       </w:pPr>
       <w:r>
         <w:rPr>
-          <w:noProof/>
+          <w:rFonts w:hint="eastAsia"/>
           <w:color w:val="00B0F0"/>
         </w:rPr>
+        <w:t>说明：简单描述</w:t>
+      </w:r>
+      <w:r>
+        <w:rPr>
+          <w:rFonts w:hint="eastAsia"/>
+          <w:color w:val="00B0F0"/>
+        </w:rPr>
+        <w:t>Story</w:t>
+      </w:r>
+      <w:r>
+        <w:rPr>
+          <w:rFonts w:hint="eastAsia"/>
+          <w:color w:val="00B0F0"/>
+        </w:rPr>
+        <w:t>对其它功能的约束，以及对某些功能的依赖</w:t>
+      </w:r>
+    </w:p>
+    <w:p/>
+    <w:p>
+      <w:pPr>
+        <w:pStyle w:val="2"/>
+      </w:pPr>
+      <w:r>
+        <w:rPr>
+          <w:rFonts w:hint="eastAsia"/>
+        </w:rPr>
+        <w:t xml:space="preserve">Story </w:t>
+      </w:r>
+      <w:r>
+        <w:rPr>
+          <w:rFonts w:hint="eastAsia"/>
+        </w:rPr>
+        <w:t>简单设计</w:t>
+      </w:r>
+    </w:p>
+    <w:p>
+      <w:pPr>
+        <w:pStyle w:val="3"/>
+      </w:pPr>
+      <w:r>
+        <w:rPr>
+          <w:rFonts w:hint="eastAsia"/>
+        </w:rPr>
+        <w:t>相关模块架构图</w:t>
+      </w:r>
+    </w:p>
+    <w:p>
+      <w:pPr>
+        <w:rPr>
+          <w:color w:val="00B0F0"/>
+        </w:rPr>
+      </w:pPr>
+      <w:r>
+        <w:rPr>
+          <w:rFonts w:hint="eastAsia"/>
+          <w:color w:val="00B0F0"/>
+        </w:rPr>
+        <w:t>说明</w:t>
+      </w:r>
+      <w:r>
+        <w:rPr>
+          <w:rFonts w:hint="eastAsia"/>
+          <w:color w:val="00B0F0"/>
+        </w:rPr>
+        <w:t>:</w:t>
+      </w:r>
+      <w:r>
+        <w:rPr>
+          <w:rFonts w:hint="eastAsia"/>
+          <w:color w:val="00B0F0"/>
+        </w:rPr>
+        <w:t xml:space="preserve">  </w:t>
+      </w:r>
+      <w:r>
+        <w:rPr>
+          <w:rFonts w:hint="eastAsia"/>
+          <w:color w:val="00B0F0"/>
+        </w:rPr>
+        <w:t>简单的绘制以下与该</w:t>
+      </w:r>
+      <w:r>
+        <w:rPr>
+          <w:rFonts w:hint="eastAsia"/>
+          <w:color w:val="00B0F0"/>
+        </w:rPr>
+        <w:t xml:space="preserve">Story </w:t>
+      </w:r>
+      <w:r>
+        <w:rPr>
+          <w:rFonts w:hint="eastAsia"/>
+          <w:color w:val="00B0F0"/>
+        </w:rPr>
+        <w:t>相关的模块</w:t>
+      </w:r>
+      <w:r>
+        <w:rPr>
+          <w:rFonts w:hint="eastAsia"/>
+          <w:color w:val="00B0F0"/>
+        </w:rPr>
+        <w:t xml:space="preserve">, </w:t>
+      </w:r>
+      <w:r>
+        <w:rPr>
+          <w:rFonts w:hint="eastAsia"/>
+          <w:color w:val="00B0F0"/>
+        </w:rPr>
+        <w:t>特别是新增模块</w:t>
+      </w:r>
+      <w:r>
+        <w:rPr>
+          <w:rFonts w:hint="eastAsia"/>
+          <w:color w:val="00B0F0"/>
+        </w:rPr>
+        <w:t>;</w:t>
+      </w:r>
+    </w:p>
+    <w:p>
+      <w:r>
+        <w:rPr>
+          <w:rFonts w:hint="eastAsia"/>
+        </w:rPr>
+        <w:t>内置</w:t>
+      </w:r>
+      <w:r>
+        <w:rPr>
+          <w:rFonts w:hint="eastAsia"/>
+        </w:rPr>
+        <w:t>SQL</w:t>
+      </w:r>
+      <w:r>
+        <w:rPr>
+          <w:rFonts w:hint="eastAsia"/>
+        </w:rPr>
+        <w:t>部分：</w:t>
+      </w:r>
+    </w:p>
+    <w:p>
+      <w:pPr>
+        <w:rPr>
+          <w:color w:val="00B0F0"/>
+        </w:rPr>
+      </w:pPr>
+      <w:r>
+        <w:rPr>
+          <w:color w:val="00B0F0"/>
+        </w:rPr>
         <w:drawing>
-          <wp:inline distT="0" distB="0" distL="0" distR="0" wp14:anchorId="46369E8B" wp14:editId="4E7DB8B6">
+          <wp:inline distT="0" distB="0" distL="0" distR="0" wp14:anchorId="75036322" wp14:editId="5DA2A54B">
             <wp:extent cx="7143750" cy="2190750"/>
             <wp:effectExtent l="0" t="0" r="0" b="0"/>
-            <wp:docPr id="6" name="图片 6"/>
+            <wp:docPr id="11" name="图片 11"/>
             <wp:cNvGraphicFramePr>
               <a:graphicFrameLocks xmlns:a="http://schemas.openxmlformats.org/drawingml/2006/main" noChangeAspect="1"/>
             </wp:cNvGraphicFramePr>
@@ -1861,14 +3651,11 @@
     </w:p>
     <w:p>
       <w:r>
-        <w:rPr>
-          <w:noProof/>
-        </w:rPr>
         <w:drawing>
-          <wp:inline distT="0" distB="0" distL="0" distR="0" wp14:anchorId="1B2FB492" wp14:editId="74D2B3B1">
-            <wp:extent cx="6096000" cy="1809750"/>
+          <wp:inline distT="0" distB="0" distL="0" distR="0" wp14:anchorId="1069E9D7" wp14:editId="1423EC08">
+            <wp:extent cx="6096000" cy="1714500"/>
             <wp:effectExtent l="0" t="0" r="0" b="0"/>
-            <wp:docPr id="5" name="图片 5"/>
+            <wp:docPr id="10" name="图片 10"/>
             <wp:cNvGraphicFramePr>
               <a:graphicFrameLocks xmlns:a="http://schemas.openxmlformats.org/drawingml/2006/main" noChangeAspect="1"/>
             </wp:cNvGraphicFramePr>
@@ -1888,7 +3675,7 @@
                   <pic:spPr>
                     <a:xfrm>
                       <a:off x="0" y="0"/>
-                      <a:ext cx="6096000" cy="1809750"/>
+                      <a:ext cx="6096000" cy="1714500"/>
                     </a:xfrm>
                     <a:prstGeom prst="rect">
                       <a:avLst/>
@@ -1904,98 +3691,16 @@
     <w:p/>
     <w:p>
       <w:pPr>
-        <w:pStyle w:val="3"/>
-      </w:pPr>
-      <w:r>
-        <w:rPr>
-          <w:rFonts w:hint="eastAsia"/>
-        </w:rPr>
-        <w:t>主要操作流程</w:t>
-      </w:r>
-    </w:p>
-    <w:p>
-      <w:r>
-        <w:rPr>
-          <w:rFonts w:hint="eastAsia"/>
-          <w:color w:val="00B0F0"/>
-        </w:rPr>
-        <w:t>说明</w:t>
-      </w:r>
-      <w:r>
-        <w:rPr>
-          <w:rFonts w:hint="eastAsia"/>
-          <w:color w:val="00B0F0"/>
-        </w:rPr>
-        <w:t>:</w:t>
-      </w:r>
-      <w:r>
-        <w:rPr>
-          <w:rFonts w:hint="eastAsia"/>
-          <w:color w:val="00B0F0"/>
-        </w:rPr>
-        <w:t xml:space="preserve">  </w:t>
-      </w:r>
-      <w:r>
-        <w:rPr>
-          <w:rFonts w:hint="eastAsia"/>
-          <w:color w:val="00B0F0"/>
-        </w:rPr>
-        <w:t>使用时序图或者活动图</w:t>
-      </w:r>
-      <w:r>
-        <w:rPr>
-          <w:rFonts w:hint="eastAsia"/>
-          <w:color w:val="00B0F0"/>
-        </w:rPr>
-        <w:t>,</w:t>
-      </w:r>
-      <w:r>
-        <w:rPr>
-          <w:rFonts w:hint="eastAsia"/>
-          <w:color w:val="00B0F0"/>
-        </w:rPr>
-        <w:t>描述一下主要流程的处理过程</w:t>
-      </w:r>
-    </w:p>
-    <w:p/>
-    <w:p>
-      <w:pPr>
-        <w:pStyle w:val="aa"/>
-        <w:numPr>
-          <w:ilvl w:val="0"/>
-          <w:numId w:val="8"/>
-        </w:numPr>
-        <w:ind w:firstLineChars="0"/>
-      </w:pPr>
-      <w:r>
-        <w:rPr>
-          <w:rFonts w:hint="eastAsia"/>
-        </w:rPr>
-        <w:t>内置</w:t>
-      </w:r>
-      <w:r>
-        <w:rPr>
-          <w:rFonts w:hint="eastAsia"/>
-        </w:rPr>
-        <w:t>SQL</w:t>
-      </w:r>
-      <w:r>
-        <w:rPr>
-          <w:rFonts w:hint="eastAsia"/>
-        </w:rPr>
-        <w:t>部分</w:t>
-      </w:r>
-    </w:p>
-    <w:p>
-      <w:r>
-        <w:rPr>
-          <w:noProof/>
-        </w:rPr>
+        <w:rPr>
+          <w:rFonts w:hint="eastAsia"/>
+        </w:rPr>
+      </w:pPr>
+      <w:r>
         <w:drawing>
-          <wp:inline distT="0" distB="0" distL="0" distR="0" wp14:anchorId="432F87C4" wp14:editId="4C393E4A">
-            <wp:extent cx="3048000" cy="4953000"/>
+          <wp:inline distT="0" distB="0" distL="0" distR="0" wp14:anchorId="3D94CF82" wp14:editId="66B48CC6">
+            <wp:extent cx="3238500" cy="2762250"/>
             <wp:effectExtent l="0" t="0" r="0" b="0"/>
-            <wp:docPr id="8" name="图片 8"/>
+            <wp:docPr id="13" name="图片 13"/>
             <wp:cNvGraphicFramePr>
               <a:graphicFrameLocks xmlns:a="http://schemas.openxmlformats.org/drawingml/2006/main" noChangeAspect="1"/>
             </wp:cNvGraphicFramePr>
@@ -2015,7 +3720,7 @@
                   <pic:spPr>
                     <a:xfrm>
                       <a:off x="0" y="0"/>
-                      <a:ext cx="3048000" cy="4953000"/>
+                      <a:ext cx="3238500" cy="2762250"/>
                     </a:xfrm>
                     <a:prstGeom prst="rect">
                       <a:avLst/>
@@ -2028,737 +3733,101 @@
         </w:drawing>
       </w:r>
     </w:p>
+    <w:p>
+      <w:pPr>
+        <w:pStyle w:val="3"/>
+      </w:pPr>
+      <w:r>
+        <w:rPr>
+          <w:rFonts w:hint="eastAsia"/>
+        </w:rPr>
+        <w:t>主要操作流程</w:t>
+      </w:r>
+    </w:p>
+    <w:p>
+      <w:r>
+        <w:rPr>
+          <w:rFonts w:hint="eastAsia"/>
+          <w:color w:val="00B0F0"/>
+        </w:rPr>
+        <w:t>说明</w:t>
+      </w:r>
+      <w:r>
+        <w:rPr>
+          <w:rFonts w:hint="eastAsia"/>
+          <w:color w:val="00B0F0"/>
+        </w:rPr>
+        <w:t>:</w:t>
+      </w:r>
+      <w:r>
+        <w:rPr>
+          <w:rFonts w:hint="eastAsia"/>
+          <w:color w:val="00B0F0"/>
+        </w:rPr>
+        <w:t xml:space="preserve">  </w:t>
+      </w:r>
+      <w:r>
+        <w:rPr>
+          <w:rFonts w:hint="eastAsia"/>
+          <w:color w:val="00B0F0"/>
+        </w:rPr>
+        <w:t>使用时序图或者活动图</w:t>
+      </w:r>
+      <w:r>
+        <w:rPr>
+          <w:rFonts w:hint="eastAsia"/>
+          <w:color w:val="00B0F0"/>
+        </w:rPr>
+        <w:t>,</w:t>
+      </w:r>
+      <w:r>
+        <w:rPr>
+          <w:rFonts w:hint="eastAsia"/>
+          <w:color w:val="00B0F0"/>
+        </w:rPr>
+        <w:t>描述一下主要流程的处理过程</w:t>
+      </w:r>
+    </w:p>
+    <w:p/>
     <w:p/>
     <w:p>
-      <w:r>
-        <w:rPr>
-          <w:rFonts w:hint="eastAsia"/>
-        </w:rPr>
-        <w:t>解析</w:t>
-      </w:r>
-      <w:r>
-        <w:rPr>
-          <w:rFonts w:hint="eastAsia"/>
-        </w:rPr>
-        <w:t xml:space="preserve">SQL </w:t>
-      </w:r>
-      <w:r>
-        <w:t>H</w:t>
-      </w:r>
-      <w:r>
-        <w:rPr>
-          <w:rFonts w:hint="eastAsia"/>
-        </w:rPr>
-        <w:t>int</w:t>
-      </w:r>
-      <w:r>
-        <w:t xml:space="preserve"> </w:t>
-      </w:r>
-      <w:r>
-        <w:rPr>
-          <w:rFonts w:hint="eastAsia"/>
-        </w:rPr>
-        <w:t>时使用的</w:t>
-      </w:r>
-      <w:r>
-        <w:t xml:space="preserve">Boost::Spirit::Classic </w:t>
-      </w:r>
-      <w:r>
-        <w:rPr>
-          <w:rFonts w:hint="eastAsia"/>
-        </w:rPr>
-        <w:t>风格的</w:t>
-      </w:r>
-      <w:r>
-        <w:rPr>
-          <w:rFonts w:hint="eastAsia"/>
-        </w:rPr>
-        <w:t xml:space="preserve"> EBNF</w:t>
-      </w:r>
-      <w:r>
-        <w:t xml:space="preserve"> </w:t>
-      </w:r>
-      <w:r>
-        <w:rPr>
-          <w:rFonts w:hint="eastAsia"/>
-        </w:rPr>
-        <w:t>语法</w:t>
-      </w:r>
-      <w:r>
-        <w:rPr>
-          <w:rFonts w:hint="eastAsia"/>
-        </w:rPr>
-        <w:t>，红色部分</w:t>
-      </w:r>
-      <w:r>
-        <w:rPr>
-          <w:rFonts w:hint="eastAsia"/>
-        </w:rPr>
-        <w:t>为新增</w:t>
-      </w:r>
-      <w:r>
-        <w:rPr>
-          <w:rFonts w:hint="eastAsia"/>
-        </w:rPr>
-        <w:t>，用于识别</w:t>
-      </w:r>
-      <w:r>
-        <w:rPr>
-          <w:rFonts w:hint="eastAsia"/>
-        </w:rPr>
-        <w:t>JSON</w:t>
-      </w:r>
-      <w:r>
-        <w:rPr>
-          <w:rFonts w:hint="eastAsia"/>
-        </w:rPr>
-        <w:t>格式</w:t>
-      </w:r>
-      <w:r>
-        <w:rPr>
-          <w:rFonts w:hint="eastAsia"/>
-        </w:rPr>
-        <w:t>函数</w:t>
-      </w:r>
-      <w:bookmarkStart w:id="0" w:name="_GoBack"/>
-      <w:bookmarkEnd w:id="0"/>
-      <w:r>
-        <w:rPr>
-          <w:rFonts w:hint="eastAsia"/>
-        </w:rPr>
-        <w:t>参数</w:t>
+      <w:pPr>
+        <w:pStyle w:val="aa"/>
+        <w:numPr>
+          <w:ilvl w:val="0"/>
+          <w:numId w:val="13"/>
+        </w:numPr>
+        <w:ind w:firstLineChars="0"/>
+      </w:pPr>
+      <w:r>
+        <w:rPr>
+          <w:rFonts w:hint="eastAsia"/>
+        </w:rPr>
+        <w:t>Err</w:t>
+      </w:r>
+      <w:r>
+        <w:t>Nodes</w:t>
+      </w:r>
+      <w:r>
+        <w:rPr>
+          <w:rFonts w:hint="eastAsia"/>
+        </w:rPr>
+        <w:t>处理逻辑流程：</w:t>
       </w:r>
     </w:p>
-    <w:tbl>
-      <w:tblPr>
-        <w:tblStyle w:val="a9"/>
-        <w:tblW w:w="0" w:type="auto"/>
-        <w:tblInd w:w="357" w:type="dxa"/>
-        <w:tblLook w:val="04A0" w:firstRow="1" w:lastRow="0" w:firstColumn="1" w:lastColumn="0" w:noHBand="0" w:noVBand="1"/>
-      </w:tblPr>
-      <w:tblGrid>
-        <w:gridCol w:w="10977"/>
-      </w:tblGrid>
-      <w:tr>
-        <w:tc>
-          <w:tcPr>
-            <w:tcW w:w="10977" w:type="dxa"/>
-          </w:tcPr>
-          <w:p>
-            <w:pPr>
-              <w:ind w:left="0"/>
-            </w:pPr>
-            <w:r>
-              <w:t xml:space="preserve">            dbattrchar = anychar_p - ( ch_p('=')</w:t>
-            </w:r>
-          </w:p>
-          <w:p>
-            <w:pPr>
-              <w:ind w:left="0"/>
-            </w:pPr>
-            <w:r>
-              <w:t xml:space="preserve">                                       |ch_p('&lt;')</w:t>
-            </w:r>
-          </w:p>
-          <w:p>
-            <w:pPr>
-              <w:ind w:left="0"/>
-            </w:pPr>
-            <w:r>
-              <w:t xml:space="preserve">                                       |ch_p('&gt;')</w:t>
-            </w:r>
-          </w:p>
-          <w:p>
-            <w:pPr>
-              <w:ind w:left="0"/>
-            </w:pPr>
-            <w:r>
-              <w:t xml:space="preserve">                                       |ch_p('(')</w:t>
-            </w:r>
-          </w:p>
-          <w:p>
-            <w:pPr>
-              <w:ind w:left="0"/>
-            </w:pPr>
-            <w:r>
-              <w:t xml:space="preserve">                                       |ch_p(')')</w:t>
-            </w:r>
-          </w:p>
-          <w:p>
-            <w:pPr>
-              <w:ind w:left="0"/>
-            </w:pPr>
-            <w:r>
-              <w:t xml:space="preserve">                                       |ch_p('*')</w:t>
-            </w:r>
-          </w:p>
-          <w:p>
-            <w:pPr>
-              <w:ind w:left="0"/>
-            </w:pPr>
-            <w:r>
-              <w:t xml:space="preserve">                                       |ch_p(';')</w:t>
-            </w:r>
-          </w:p>
-          <w:p>
-            <w:pPr>
-              <w:ind w:left="0"/>
-            </w:pPr>
-            <w:r>
-              <w:t xml:space="preserve">                                       |ch_p(',')</w:t>
-            </w:r>
-          </w:p>
-          <w:p>
-            <w:pPr>
-              <w:ind w:left="0"/>
-            </w:pPr>
-            <w:r>
-              <w:t xml:space="preserve">                                       |ch_p('"')</w:t>
-            </w:r>
-          </w:p>
-          <w:p>
-            <w:pPr>
-              <w:ind w:left="0"/>
-            </w:pPr>
-            <w:r>
-              <w:t xml:space="preserve">                                       |ch_p('\'')</w:t>
-            </w:r>
-          </w:p>
-          <w:p>
-            <w:pPr>
-              <w:ind w:left="0"/>
-            </w:pPr>
-            <w:r>
-              <w:t xml:space="preserve">                                       |space_p</w:t>
-            </w:r>
-          </w:p>
-          <w:p>
-            <w:pPr>
-              <w:ind w:left="0"/>
-            </w:pPr>
-            <w:r>
-              <w:t xml:space="preserve">                                       |ch_p('\0')</w:t>
-            </w:r>
-          </w:p>
-          <w:p>
-            <w:pPr>
-              <w:ind w:left="0"/>
-            </w:pPr>
-            <w:r>
-              <w:t xml:space="preserve">                                       |ch_p('-')</w:t>
-            </w:r>
-          </w:p>
-          <w:p>
-            <w:pPr>
-              <w:ind w:left="0"/>
-            </w:pPr>
-            <w:r>
-              <w:t xml:space="preserve">                                       |ch_p('+')</w:t>
-            </w:r>
-          </w:p>
-          <w:p>
-            <w:pPr>
-              <w:ind w:left="0"/>
-            </w:pPr>
-            <w:r>
-              <w:t xml:space="preserve">                                       |ch_p('/')</w:t>
-            </w:r>
-          </w:p>
-          <w:p>
-            <w:pPr>
-              <w:ind w:left="0"/>
-            </w:pPr>
-            <w:r>
-              <w:t xml:space="preserve">                                       |ch_p('%')) ;</w:t>
-            </w:r>
-          </w:p>
-          <w:p>
-            <w:pPr>
-              <w:ind w:left="0"/>
-            </w:pPr>
-          </w:p>
-          <w:p>
-            <w:pPr>
-              <w:ind w:left="0"/>
-            </w:pPr>
-            <w:r>
-              <w:t xml:space="preserve">            dbattr = leaf_node_d[ lexeme_d[+(dbattrchar)] ] ;</w:t>
-            </w:r>
-          </w:p>
-          <w:p>
-            <w:pPr>
-              <w:ind w:left="0"/>
-            </w:pPr>
-          </w:p>
-          <w:p>
-            <w:pPr>
-              <w:ind w:left="0"/>
-            </w:pPr>
-            <w:r>
-              <w:t xml:space="preserve">            hint = root_node_d[str_p("/*+")]</w:t>
-            </w:r>
-          </w:p>
-          <w:p>
-            <w:pPr>
-              <w:ind w:left="0"/>
-            </w:pPr>
-            <w:r>
-              <w:t xml:space="preserve">                   &gt;&gt; SQL_BLANKORNO</w:t>
-            </w:r>
-          </w:p>
-          <w:p>
-            <w:pPr>
-              <w:ind w:left="0"/>
-            </w:pPr>
-            <w:r>
-              <w:t xml:space="preserve">                   &gt;&gt; func %(SQL_BLANK )</w:t>
-            </w:r>
-          </w:p>
-          <w:p>
-            <w:pPr>
-              <w:ind w:left="0"/>
-            </w:pPr>
-            <w:r>
-              <w:t xml:space="preserve">                   &gt;&gt; SQL_BLANKORNO</w:t>
-            </w:r>
-          </w:p>
-          <w:p>
-            <w:pPr>
-              <w:ind w:left="0"/>
-            </w:pPr>
-            <w:r>
-              <w:t xml:space="preserve">                   &gt;&gt; no_node_d[str_p("*/")] ;</w:t>
-            </w:r>
-          </w:p>
-          <w:p>
-            <w:pPr>
-              <w:ind w:left="0"/>
-            </w:pPr>
-          </w:p>
-          <w:p>
-            <w:pPr>
-              <w:ind w:left="0"/>
-              <w:rPr>
-                <w:color w:val="FF0000"/>
-              </w:rPr>
-            </w:pPr>
-            <w:r>
-              <w:rPr>
-                <w:color w:val="FF0000"/>
-              </w:rPr>
-              <w:t xml:space="preserve">            lbraces = ch_p('{') ;</w:t>
-            </w:r>
-          </w:p>
-          <w:p>
-            <w:pPr>
-              <w:ind w:left="0"/>
-              <w:rPr>
-                <w:color w:val="FF0000"/>
-              </w:rPr>
-            </w:pPr>
-          </w:p>
-          <w:p>
-            <w:pPr>
-              <w:ind w:left="0"/>
-              <w:rPr>
-                <w:color w:val="FF0000"/>
-              </w:rPr>
-            </w:pPr>
-            <w:r>
-              <w:rPr>
-                <w:color w:val="FF0000"/>
-              </w:rPr>
-              <w:t xml:space="preserve">            rbraces = ch_p('}') ;</w:t>
-            </w:r>
-          </w:p>
-          <w:p>
-            <w:pPr>
-              <w:ind w:left="0"/>
-              <w:rPr>
-                <w:color w:val="FF0000"/>
-              </w:rPr>
-            </w:pPr>
-          </w:p>
-          <w:p>
-            <w:pPr>
-              <w:ind w:left="0"/>
-              <w:rPr>
-                <w:color w:val="FF0000"/>
-              </w:rPr>
-            </w:pPr>
-            <w:r>
-              <w:rPr>
-                <w:color w:val="FF0000"/>
-              </w:rPr>
-              <w:t xml:space="preserve">            colon = ch_p(':') ;</w:t>
-            </w:r>
-          </w:p>
-          <w:p>
-            <w:pPr>
-              <w:ind w:left="0"/>
-              <w:rPr>
-                <w:rFonts w:hint="eastAsia"/>
-              </w:rPr>
-            </w:pPr>
-          </w:p>
-          <w:p>
-            <w:pPr>
-              <w:ind w:left="0"/>
-              <w:rPr>
-                <w:color w:val="FF0000"/>
-              </w:rPr>
-            </w:pPr>
-            <w:r>
-              <w:rPr>
-                <w:color w:val="FF0000"/>
-              </w:rPr>
-              <w:t xml:space="preserve">            keyvalue = ( leaf_node_d[anychar_p - ( ch_p('(')</w:t>
-            </w:r>
-          </w:p>
-          <w:p>
-            <w:pPr>
-              <w:ind w:left="0"/>
-              <w:rPr>
-                <w:color w:val="FF0000"/>
-              </w:rPr>
-            </w:pPr>
-            <w:r>
-              <w:rPr>
-                <w:color w:val="FF0000"/>
-              </w:rPr>
-              <w:t xml:space="preserve">                                     |ch_p(')')</w:t>
-            </w:r>
-          </w:p>
-          <w:p>
-            <w:pPr>
-              <w:ind w:left="0"/>
-              <w:rPr>
-                <w:color w:val="FF0000"/>
-              </w:rPr>
-            </w:pPr>
-            <w:r>
-              <w:rPr>
-                <w:color w:val="FF0000"/>
-              </w:rPr>
-              <w:t xml:space="preserve">                                     |ch_p(':')</w:t>
-            </w:r>
-          </w:p>
-          <w:p>
-            <w:pPr>
-              <w:ind w:left="0"/>
-              <w:rPr>
-                <w:color w:val="FF0000"/>
-              </w:rPr>
-            </w:pPr>
-            <w:r>
-              <w:rPr>
-                <w:color w:val="FF0000"/>
-              </w:rPr>
-              <w:t xml:space="preserve">                                     |blank_p</w:t>
-            </w:r>
-          </w:p>
-          <w:p>
-            <w:pPr>
-              <w:ind w:left="0"/>
-              <w:rPr>
-                <w:color w:val="FF0000"/>
-              </w:rPr>
-            </w:pPr>
-            <w:r>
-              <w:rPr>
-                <w:color w:val="FF0000"/>
-              </w:rPr>
-              <w:t xml:space="preserve">                                     |space_p</w:t>
-            </w:r>
-          </w:p>
-          <w:p>
-            <w:pPr>
-              <w:ind w:left="0"/>
-              <w:rPr>
-                <w:color w:val="FF0000"/>
-              </w:rPr>
-            </w:pPr>
-            <w:r>
-              <w:rPr>
-                <w:color w:val="FF0000"/>
-              </w:rPr>
-              <w:t xml:space="preserve">                                     |ch_p('{')</w:t>
-            </w:r>
-          </w:p>
-          <w:p>
-            <w:pPr>
-              <w:ind w:left="0"/>
-              <w:rPr>
-                <w:color w:val="FF0000"/>
-              </w:rPr>
-            </w:pPr>
-            <w:r>
-              <w:rPr>
-                <w:color w:val="FF0000"/>
-              </w:rPr>
-              <w:t xml:space="preserve">                                     |ch_p('}') ) ] ) ;</w:t>
-            </w:r>
-          </w:p>
-          <w:p>
-            <w:pPr>
-              <w:ind w:left="0"/>
-              <w:rPr>
-                <w:color w:val="FF0000"/>
-              </w:rPr>
-            </w:pPr>
-          </w:p>
-          <w:p>
-            <w:pPr>
-              <w:ind w:left="0"/>
-              <w:rPr>
-                <w:color w:val="FF0000"/>
-              </w:rPr>
-            </w:pPr>
-            <w:r>
-              <w:rPr>
-                <w:color w:val="FF0000"/>
-              </w:rPr>
-              <w:t xml:space="preserve">            json = ( leaf_node_d[lbraces</w:t>
-            </w:r>
-          </w:p>
-          <w:p>
-            <w:pPr>
-              <w:ind w:left="0"/>
-              <w:rPr>
-                <w:color w:val="FF0000"/>
-              </w:rPr>
-            </w:pPr>
-            <w:r>
-              <w:rPr>
-                <w:color w:val="FF0000"/>
-              </w:rPr>
-              <w:t xml:space="preserve">                                 &gt;&gt; SQL_BLANKORNO</w:t>
-            </w:r>
-          </w:p>
-          <w:p>
-            <w:pPr>
-              <w:ind w:left="0"/>
-              <w:rPr>
-                <w:color w:val="FF0000"/>
-              </w:rPr>
-            </w:pPr>
-            <w:r>
-              <w:rPr>
-                <w:color w:val="FF0000"/>
-              </w:rPr>
-              <w:t xml:space="preserve">                                 &gt;&gt; +keyvalue</w:t>
-            </w:r>
-          </w:p>
-          <w:p>
-            <w:pPr>
-              <w:ind w:left="0"/>
-              <w:rPr>
-                <w:color w:val="FF0000"/>
-              </w:rPr>
-            </w:pPr>
-            <w:r>
-              <w:rPr>
-                <w:color w:val="FF0000"/>
-              </w:rPr>
-              <w:t xml:space="preserve">                                 &gt;&gt; SQL_BLANKORNO</w:t>
-            </w:r>
-          </w:p>
-          <w:p>
-            <w:pPr>
-              <w:ind w:left="0"/>
-              <w:rPr>
-                <w:color w:val="FF0000"/>
-              </w:rPr>
-            </w:pPr>
-            <w:r>
-              <w:rPr>
-                <w:color w:val="FF0000"/>
-              </w:rPr>
-              <w:t xml:space="preserve">                                 &gt;&gt; colon</w:t>
-            </w:r>
-          </w:p>
-          <w:p>
-            <w:pPr>
-              <w:ind w:left="0"/>
-              <w:rPr>
-                <w:color w:val="FF0000"/>
-              </w:rPr>
-            </w:pPr>
-            <w:r>
-              <w:rPr>
-                <w:color w:val="FF0000"/>
-              </w:rPr>
-              <w:t xml:space="preserve">                                 &gt;&gt; SQL_BLANKORNO</w:t>
-            </w:r>
-          </w:p>
-          <w:p>
-            <w:pPr>
-              <w:ind w:left="0"/>
-              <w:rPr>
-                <w:color w:val="FF0000"/>
-              </w:rPr>
-            </w:pPr>
-            <w:r>
-              <w:rPr>
-                <w:color w:val="FF0000"/>
-              </w:rPr>
-              <w:t xml:space="preserve">                                 &gt;&gt; +keyvalue</w:t>
-            </w:r>
-          </w:p>
-          <w:p>
-            <w:pPr>
-              <w:ind w:left="0"/>
-              <w:rPr>
-                <w:color w:val="FF0000"/>
-              </w:rPr>
-            </w:pPr>
-            <w:r>
-              <w:rPr>
-                <w:color w:val="FF0000"/>
-              </w:rPr>
-              <w:t xml:space="preserve">                                 &gt;&gt; SQL_BLANKORNO</w:t>
-            </w:r>
-          </w:p>
-          <w:p>
-            <w:pPr>
-              <w:ind w:left="0"/>
-              <w:rPr>
-                <w:color w:val="FF0000"/>
-              </w:rPr>
-            </w:pPr>
-            <w:r>
-              <w:rPr>
-                <w:color w:val="FF0000"/>
-              </w:rPr>
-              <w:t xml:space="preserve">                                 &gt;&gt; rbraces]) ;</w:t>
-            </w:r>
-          </w:p>
-          <w:p>
-            <w:pPr>
-              <w:ind w:left="0"/>
-            </w:pPr>
-            <w:r>
-              <w:t xml:space="preserve">            func = leaf_node_d[dbattr</w:t>
-            </w:r>
-          </w:p>
-          <w:p>
-            <w:pPr>
-              <w:ind w:left="0"/>
-            </w:pPr>
-            <w:r>
-              <w:t xml:space="preserve">                               &gt;&gt; SQL_BLANKORNO</w:t>
-            </w:r>
-          </w:p>
-          <w:p>
-            <w:pPr>
-              <w:ind w:left="0"/>
-            </w:pPr>
-            <w:r>
-              <w:t xml:space="preserve">                               &gt;&gt; lbrackets</w:t>
-            </w:r>
-          </w:p>
-          <w:p>
-            <w:pPr>
-              <w:ind w:left="0"/>
-            </w:pPr>
-            <w:r>
-              <w:t xml:space="preserve">                               &gt;&gt; SQL_BLANKORNO</w:t>
-            </w:r>
-          </w:p>
-          <w:p>
-            <w:pPr>
-              <w:ind w:left="0"/>
-            </w:pPr>
-            <w:r>
-              <w:t xml:space="preserve">                               &gt;&gt; </w:t>
-            </w:r>
-            <w:r>
-              <w:t xml:space="preserve">*( ( dbattr | </w:t>
-            </w:r>
-            <w:r>
-              <w:rPr>
-                <w:color w:val="FF0000"/>
-              </w:rPr>
-              <w:t>json</w:t>
-            </w:r>
-            <w:r>
-              <w:t xml:space="preserve"> ) % ( SQL_BLANKORNO &gt;&gt; comma &gt;&gt; SQL_BLANKORNO ) )</w:t>
-            </w:r>
-          </w:p>
-          <w:p>
-            <w:pPr>
-              <w:ind w:left="0"/>
-            </w:pPr>
-            <w:r>
-              <w:t xml:space="preserve">                               &gt;&gt; SQL_BLANKORNO</w:t>
-            </w:r>
-          </w:p>
-          <w:p>
-            <w:pPr>
-              <w:ind w:left="0"/>
-            </w:pPr>
-            <w:r>
-              <w:t xml:space="preserve">                               &gt;&gt; rbrackets] ;</w:t>
-            </w:r>
-          </w:p>
-        </w:tc>
-      </w:tr>
-    </w:tbl>
     <w:p/>
     <w:p>
-      <w:r>
-        <w:t xml:space="preserve">' </w:t>
-      </w:r>
-      <w:r>
-        <w:t>select * from $SNAPSHOT_CONFIGS /*+use_options</w:t>
-      </w:r>
-      <w:r>
-        <w:t>({</w:t>
-      </w:r>
-      <w:r>
-        <w:t>ShowError</w:t>
-      </w:r>
-      <w:r>
-        <w:rPr>
-          <w:rFonts w:hint="eastAsia"/>
-        </w:rPr>
-        <w:t>:</w:t>
-      </w:r>
-      <w:r>
-        <w:t>”</w:t>
-      </w:r>
-      <w:r>
-        <w:t>show”, ShowErrorMode:” aggr”</w:t>
-      </w:r>
-      <w:r>
-        <w:t xml:space="preserve"> })*/</w:t>
-      </w:r>
-      <w:r>
-        <w:t xml:space="preserve"> '</w:t>
-      </w:r>
-      <w:r>
-        <w:rPr>
-          <w:rFonts w:hint="eastAsia"/>
-        </w:rPr>
-        <w:t>经</w:t>
-      </w:r>
-      <w:r>
-        <w:rPr>
-          <w:rFonts w:hint="eastAsia"/>
-        </w:rPr>
-        <w:t>上面的语法解析后会形成下面的树，括号内为该节点的内容：</w:t>
-      </w:r>
-    </w:p>
-    <w:p>
-      <w:r>
-        <w:rPr>
-          <w:noProof/>
-        </w:rPr>
+      <w:pPr>
+        <w:rPr>
+          <w:rFonts w:hint="eastAsia"/>
+        </w:rPr>
+      </w:pPr>
+      <w:r>
         <w:drawing>
-          <wp:inline distT="0" distB="0" distL="0" distR="0" wp14:anchorId="0F99E9D0" wp14:editId="35E3DA92">
-            <wp:extent cx="5334000" cy="2286000"/>
+          <wp:inline distT="0" distB="0" distL="0" distR="0" wp14:anchorId="29964297" wp14:editId="0C458016">
+            <wp:extent cx="6096000" cy="2095500"/>
             <wp:effectExtent l="0" t="0" r="0" b="0"/>
-            <wp:docPr id="1" name="图片 1"/>
+            <wp:docPr id="2" name="图片 2"/>
             <wp:cNvGraphicFramePr>
               <a:graphicFrameLocks xmlns:a="http://schemas.openxmlformats.org/drawingml/2006/main" noChangeAspect="1"/>
             </wp:cNvGraphicFramePr>
@@ -2778,7 +3847,7 @@
                   <pic:spPr>
                     <a:xfrm>
                       <a:off x="0" y="0"/>
-                      <a:ext cx="5334000" cy="2286000"/>
+                      <a:ext cx="6096000" cy="2095500"/>
                     </a:xfrm>
                     <a:prstGeom prst="rect">
                       <a:avLst/>
@@ -2791,14 +3860,90 @@
         </w:drawing>
       </w:r>
     </w:p>
-    <w:p/>
-    <w:p/>
+    <w:p>
+      <w:pPr>
+        <w:rPr>
+          <w:rFonts w:hint="eastAsia"/>
+        </w:rPr>
+      </w:pPr>
+    </w:p>
+    <w:p>
+      <w:r>
+        <w:rPr>
+          <w:rFonts w:hint="eastAsia"/>
+        </w:rPr>
+        <w:t>第一阶段：</w:t>
+      </w:r>
+    </w:p>
+    <w:p>
+      <w:r>
+        <w:rPr>
+          <w:rFonts w:hint="eastAsia"/>
+        </w:rPr>
+        <w:t>从数据节点收集快照消息，根据</w:t>
+      </w:r>
+      <w:r>
+        <w:rPr>
+          <w:rFonts w:hint="eastAsia"/>
+        </w:rPr>
+        <w:t>Sh</w:t>
+      </w:r>
+      <w:r>
+        <w:t>owError</w:t>
+      </w:r>
+      <w:r>
+        <w:rPr>
+          <w:rFonts w:hint="eastAsia"/>
+        </w:rPr>
+        <w:t>和</w:t>
+      </w:r>
+      <w:r>
+        <w:rPr>
+          <w:rFonts w:hint="eastAsia"/>
+        </w:rPr>
+        <w:t>ShowErrorMode</w:t>
+      </w:r>
+      <w:r>
+        <w:rPr>
+          <w:rFonts w:hint="eastAsia"/>
+        </w:rPr>
+        <w:t>将结果处理成统一的形式；</w:t>
+      </w:r>
+    </w:p>
+    <w:p>
+      <w:r>
+        <w:rPr>
+          <w:rFonts w:hint="eastAsia"/>
+        </w:rPr>
+        <w:t>第二阶段：</w:t>
+      </w:r>
+    </w:p>
+    <w:p>
+      <w:pPr>
+        <w:rPr>
+          <w:rFonts w:hint="eastAsia"/>
+        </w:rPr>
+      </w:pPr>
+      <w:r>
+        <w:rPr>
+          <w:rFonts w:hint="eastAsia"/>
+        </w:rPr>
+        <w:t>选择性地使用聚集操作进一步整理快照消息。</w:t>
+      </w:r>
+    </w:p>
+    <w:p>
+      <w:pPr>
+        <w:rPr>
+          <w:rFonts w:hint="eastAsia"/>
+        </w:rPr>
+      </w:pPr>
+    </w:p>
     <w:p>
       <w:pPr>
         <w:pStyle w:val="aa"/>
         <w:numPr>
           <w:ilvl w:val="0"/>
-          <w:numId w:val="8"/>
+          <w:numId w:val="13"/>
         </w:numPr>
         <w:ind w:firstLineChars="0"/>
       </w:pPr>
@@ -2806,20 +3951,25 @@
         <w:rPr>
           <w:rFonts w:hint="eastAsia"/>
         </w:rPr>
-        <w:t>协调节点处理部分：</w:t>
+        <w:t>Err</w:t>
+      </w:r>
+      <w:r>
+        <w:t>Nodes</w:t>
+      </w:r>
+      <w:r>
+        <w:rPr>
+          <w:rFonts w:hint="eastAsia"/>
+        </w:rPr>
+        <w:t>处理实现流程：</w:t>
       </w:r>
     </w:p>
-    <w:p/>
     <w:p>
       <w:r>
-        <w:rPr>
-          <w:noProof/>
-        </w:rPr>
         <w:drawing>
-          <wp:inline distT="0" distB="0" distL="0" distR="0" wp14:anchorId="70DC35DD" wp14:editId="0CDFA13B">
-            <wp:extent cx="4953000" cy="7905750"/>
+          <wp:inline distT="0" distB="0" distL="0" distR="0" wp14:anchorId="79468734" wp14:editId="0A806BD5">
+            <wp:extent cx="12477750" cy="11715750"/>
             <wp:effectExtent l="0" t="0" r="0" b="0"/>
-            <wp:docPr id="9" name="图片 9"/>
+            <wp:docPr id="12" name="图片 12"/>
             <wp:cNvGraphicFramePr>
               <a:graphicFrameLocks xmlns:a="http://schemas.openxmlformats.org/drawingml/2006/main" noChangeAspect="1"/>
             </wp:cNvGraphicFramePr>
@@ -2839,7 +3989,7 @@
                   <pic:spPr>
                     <a:xfrm>
                       <a:off x="0" y="0"/>
-                      <a:ext cx="4953000" cy="7905750"/>
+                      <a:ext cx="12477750" cy="11715750"/>
                     </a:xfrm>
                     <a:prstGeom prst="rect">
                       <a:avLst/>
@@ -2853,69 +4003,1191 @@
       </w:r>
     </w:p>
     <w:p/>
+    <w:p/>
     <w:p>
-      <w:r>
-        <w:rPr>
-          <w:rFonts w:hint="eastAsia"/>
-        </w:rPr>
-        <w:t>在</w:t>
-      </w:r>
-      <w:r>
-        <w:rPr>
-          <w:rFonts w:hint="eastAsia"/>
-        </w:rPr>
-        <w:t xml:space="preserve"> _processShowError() </w:t>
-      </w:r>
-      <w:r>
-        <w:rPr>
-          <w:rFonts w:hint="eastAsia"/>
-        </w:rPr>
-        <w:t>中解析</w:t>
-      </w:r>
-      <w:r>
-        <w:rPr>
-          <w:rFonts w:hint="eastAsia"/>
-        </w:rPr>
-        <w:t>hint</w:t>
-      </w:r>
-      <w:r>
-        <w:rPr>
-          <w:rFonts w:hint="eastAsia"/>
-        </w:rPr>
-        <w:t>得</w:t>
-      </w:r>
-      <w:r>
-        <w:rPr>
-          <w:rFonts w:hint="eastAsia"/>
-        </w:rPr>
-        <w:t>到</w:t>
-      </w:r>
-      <w:r>
-        <w:rPr>
-          <w:rFonts w:hint="eastAsia"/>
-        </w:rPr>
-        <w:t>ShowErrorFlag</w:t>
-      </w:r>
-      <w:r>
-        <w:rPr>
-          <w:rFonts w:hint="eastAsia"/>
-        </w:rPr>
-        <w:t>，根据</w:t>
-      </w:r>
-      <w:r>
-        <w:rPr>
-          <w:rFonts w:hint="eastAsia"/>
-        </w:rPr>
-        <w:t>flag</w:t>
-      </w:r>
-      <w:r>
-        <w:rPr>
-          <w:rFonts w:hint="eastAsia"/>
-        </w:rPr>
-        <w:t>进行错误信息的构造。</w:t>
+      <w:pPr>
+        <w:pStyle w:val="aa"/>
+        <w:numPr>
+          <w:ilvl w:val="0"/>
+          <w:numId w:val="13"/>
+        </w:numPr>
+        <w:ind w:firstLineChars="0"/>
+      </w:pPr>
+      <w:r>
+        <w:rPr>
+          <w:rFonts w:hint="eastAsia"/>
+        </w:rPr>
+        <w:t>阶段一的修改：</w:t>
       </w:r>
     </w:p>
     <w:p/>
+    <w:p>
+      <w:pPr>
+        <w:pStyle w:val="aa"/>
+        <w:numPr>
+          <w:ilvl w:val="0"/>
+          <w:numId w:val="14"/>
+        </w:numPr>
+        <w:ind w:firstLineChars="0"/>
+        <w:rPr>
+          <w:rFonts w:hint="eastAsia"/>
+        </w:rPr>
+      </w:pPr>
+      <w:r>
+        <w:t>_coordCommandBase</w:t>
+      </w:r>
+      <w:r>
+        <w:rPr>
+          <w:rFonts w:hint="eastAsia"/>
+        </w:rPr>
+        <w:t>部分</w:t>
+      </w:r>
+    </w:p>
+    <w:p>
+      <w:pPr>
+        <w:rPr>
+          <w:rFonts w:hint="eastAsia"/>
+        </w:rPr>
+      </w:pPr>
+      <w:r>
+        <w:drawing>
+          <wp:inline distT="0" distB="0" distL="0" distR="0" wp14:anchorId="4FAB73A4" wp14:editId="755933AD">
+            <wp:extent cx="6191250" cy="7143750"/>
+            <wp:effectExtent l="0" t="0" r="0" b="0"/>
+            <wp:docPr id="7" name="图片 7"/>
+            <wp:cNvGraphicFramePr>
+              <a:graphicFrameLocks xmlns:a="http://schemas.openxmlformats.org/drawingml/2006/main" noChangeAspect="1"/>
+            </wp:cNvGraphicFramePr>
+            <a:graphic xmlns:a="http://schemas.openxmlformats.org/drawingml/2006/main">
+              <a:graphicData uri="http://schemas.openxmlformats.org/drawingml/2006/picture">
+                <pic:pic xmlns:pic="http://schemas.openxmlformats.org/drawingml/2006/picture">
+                  <pic:nvPicPr>
+                    <pic:cNvPr id="1" name=""/>
+                    <pic:cNvPicPr/>
+                  </pic:nvPicPr>
+                  <pic:blipFill>
+                    <a:blip r:embed="rId13"/>
+                    <a:stretch>
+                      <a:fillRect/>
+                    </a:stretch>
+                  </pic:blipFill>
+                  <pic:spPr>
+                    <a:xfrm>
+                      <a:off x="0" y="0"/>
+                      <a:ext cx="6191250" cy="7143750"/>
+                    </a:xfrm>
+                    <a:prstGeom prst="rect">
+                      <a:avLst/>
+                    </a:prstGeom>
+                  </pic:spPr>
+                </pic:pic>
+              </a:graphicData>
+            </a:graphic>
+          </wp:inline>
+        </w:drawing>
+      </w:r>
+    </w:p>
+    <w:p/>
+    <w:p>
+      <w:pPr>
+        <w:rPr>
+          <w:rFonts w:hint="eastAsia"/>
+        </w:rPr>
+      </w:pPr>
+    </w:p>
+    <w:p>
+      <w:pPr>
+        <w:pStyle w:val="aa"/>
+        <w:numPr>
+          <w:ilvl w:val="0"/>
+          <w:numId w:val="14"/>
+        </w:numPr>
+        <w:ind w:firstLineChars="0"/>
+      </w:pPr>
+      <w:r>
+        <w:rPr>
+          <w:rFonts w:hint="eastAsia"/>
+        </w:rPr>
+        <w:t>内置</w:t>
+      </w:r>
+      <w:r>
+        <w:rPr>
+          <w:rFonts w:hint="eastAsia"/>
+        </w:rPr>
+        <w:t>SQL</w:t>
+      </w:r>
+      <w:r>
+        <w:rPr>
+          <w:rFonts w:hint="eastAsia"/>
+        </w:rPr>
+        <w:t>部分</w:t>
+      </w:r>
+    </w:p>
+    <w:p>
+      <w:r>
+        <w:rPr>
+          <w:noProof/>
+        </w:rPr>
+        <w:drawing>
+          <wp:inline distT="0" distB="0" distL="0" distR="0" wp14:anchorId="432F87C4" wp14:editId="4C393E4A">
+            <wp:extent cx="3048000" cy="4953000"/>
+            <wp:effectExtent l="0" t="0" r="0" b="0"/>
+            <wp:docPr id="8" name="图片 8"/>
+            <wp:cNvGraphicFramePr>
+              <a:graphicFrameLocks xmlns:a="http://schemas.openxmlformats.org/drawingml/2006/main" noChangeAspect="1"/>
+            </wp:cNvGraphicFramePr>
+            <a:graphic xmlns:a="http://schemas.openxmlformats.org/drawingml/2006/main">
+              <a:graphicData uri="http://schemas.openxmlformats.org/drawingml/2006/picture">
+                <pic:pic xmlns:pic="http://schemas.openxmlformats.org/drawingml/2006/picture">
+                  <pic:nvPicPr>
+                    <pic:cNvPr id="1" name=""/>
+                    <pic:cNvPicPr/>
+                  </pic:nvPicPr>
+                  <pic:blipFill>
+                    <a:blip r:embed="rId14"/>
+                    <a:stretch>
+                      <a:fillRect/>
+                    </a:stretch>
+                  </pic:blipFill>
+                  <pic:spPr>
+                    <a:xfrm>
+                      <a:off x="0" y="0"/>
+                      <a:ext cx="3048000" cy="4953000"/>
+                    </a:xfrm>
+                    <a:prstGeom prst="rect">
+                      <a:avLst/>
+                    </a:prstGeom>
+                  </pic:spPr>
+                </pic:pic>
+              </a:graphicData>
+            </a:graphic>
+          </wp:inline>
+        </w:drawing>
+      </w:r>
+    </w:p>
+    <w:p/>
+    <w:p>
+      <w:r>
+        <w:rPr>
+          <w:rFonts w:hint="eastAsia"/>
+        </w:rPr>
+        <w:t>解析</w:t>
+      </w:r>
+      <w:r>
+        <w:rPr>
+          <w:rFonts w:hint="eastAsia"/>
+        </w:rPr>
+        <w:t xml:space="preserve">SQL </w:t>
+      </w:r>
+      <w:r>
+        <w:t>H</w:t>
+      </w:r>
+      <w:r>
+        <w:rPr>
+          <w:rFonts w:hint="eastAsia"/>
+        </w:rPr>
+        <w:t>int</w:t>
+      </w:r>
+      <w:r>
+        <w:t xml:space="preserve"> </w:t>
+      </w:r>
+      <w:r>
+        <w:rPr>
+          <w:rFonts w:hint="eastAsia"/>
+        </w:rPr>
+        <w:t>时使用的</w:t>
+      </w:r>
+      <w:r>
+        <w:t xml:space="preserve">Boost::Spirit::Classic </w:t>
+      </w:r>
+      <w:r>
+        <w:rPr>
+          <w:rFonts w:hint="eastAsia"/>
+        </w:rPr>
+        <w:t>风格的</w:t>
+      </w:r>
+      <w:r>
+        <w:rPr>
+          <w:rFonts w:hint="eastAsia"/>
+        </w:rPr>
+        <w:t xml:space="preserve"> EBNF</w:t>
+      </w:r>
+      <w:r>
+        <w:t xml:space="preserve"> </w:t>
+      </w:r>
+      <w:r>
+        <w:rPr>
+          <w:rFonts w:hint="eastAsia"/>
+        </w:rPr>
+        <w:t>语法</w:t>
+      </w:r>
+      <w:r>
+        <w:rPr>
+          <w:rFonts w:hint="eastAsia"/>
+        </w:rPr>
+        <w:t>，红色部分</w:t>
+      </w:r>
+      <w:r>
+        <w:rPr>
+          <w:rFonts w:hint="eastAsia"/>
+        </w:rPr>
+        <w:t>为新增</w:t>
+      </w:r>
+      <w:r>
+        <w:rPr>
+          <w:rFonts w:hint="eastAsia"/>
+        </w:rPr>
+        <w:t>，用于识别</w:t>
+      </w:r>
+      <w:r>
+        <w:rPr>
+          <w:rFonts w:hint="eastAsia"/>
+        </w:rPr>
+        <w:t>JSON</w:t>
+      </w:r>
+      <w:r>
+        <w:rPr>
+          <w:rFonts w:hint="eastAsia"/>
+        </w:rPr>
+        <w:t>格式</w:t>
+      </w:r>
+      <w:r>
+        <w:rPr>
+          <w:rFonts w:hint="eastAsia"/>
+        </w:rPr>
+        <w:t>函数</w:t>
+      </w:r>
+      <w:r>
+        <w:rPr>
+          <w:rFonts w:hint="eastAsia"/>
+        </w:rPr>
+        <w:t>参数</w:t>
+      </w:r>
+    </w:p>
+    <w:tbl>
+      <w:tblPr>
+        <w:tblStyle w:val="a9"/>
+        <w:tblW w:w="0" w:type="auto"/>
+        <w:tblInd w:w="357" w:type="dxa"/>
+        <w:tblLook w:val="04A0" w:firstRow="1" w:lastRow="0" w:firstColumn="1" w:lastColumn="0" w:noHBand="0" w:noVBand="1"/>
+      </w:tblPr>
+      <w:tblGrid>
+        <w:gridCol w:w="10977"/>
+      </w:tblGrid>
+      <w:tr>
+        <w:tc>
+          <w:tcPr>
+            <w:tcW w:w="10977" w:type="dxa"/>
+          </w:tcPr>
+          <w:p>
+            <w:pPr>
+              <w:ind w:left="0"/>
+            </w:pPr>
+            <w:r>
+              <w:t xml:space="preserve">            dbattrchar = anychar_p - ( ch_p('=')</w:t>
+            </w:r>
+          </w:p>
+          <w:p>
+            <w:pPr>
+              <w:ind w:left="0"/>
+            </w:pPr>
+            <w:r>
+              <w:t xml:space="preserve">                                       |ch_p('&lt;')</w:t>
+            </w:r>
+          </w:p>
+          <w:p>
+            <w:pPr>
+              <w:ind w:left="0"/>
+            </w:pPr>
+            <w:r>
+              <w:t xml:space="preserve">                                       |ch_p('&gt;')</w:t>
+            </w:r>
+          </w:p>
+          <w:p>
+            <w:pPr>
+              <w:ind w:left="0"/>
+            </w:pPr>
+            <w:r>
+              <w:t xml:space="preserve">                                       |ch_p('(')</w:t>
+            </w:r>
+          </w:p>
+          <w:p>
+            <w:pPr>
+              <w:ind w:left="0"/>
+            </w:pPr>
+            <w:r>
+              <w:t xml:space="preserve">                                       |ch_p(')')</w:t>
+            </w:r>
+          </w:p>
+          <w:p>
+            <w:pPr>
+              <w:ind w:left="0"/>
+            </w:pPr>
+            <w:r>
+              <w:t xml:space="preserve">                                       |ch_p('*')</w:t>
+            </w:r>
+          </w:p>
+          <w:p>
+            <w:pPr>
+              <w:ind w:left="0"/>
+            </w:pPr>
+            <w:r>
+              <w:t xml:space="preserve">                                       |ch_p(';')</w:t>
+            </w:r>
+          </w:p>
+          <w:p>
+            <w:pPr>
+              <w:ind w:left="0"/>
+            </w:pPr>
+            <w:r>
+              <w:t xml:space="preserve">                                       |ch_p(',')</w:t>
+            </w:r>
+          </w:p>
+          <w:p>
+            <w:pPr>
+              <w:ind w:left="0"/>
+            </w:pPr>
+            <w:r>
+              <w:t xml:space="preserve">                                       |ch_p('"')</w:t>
+            </w:r>
+          </w:p>
+          <w:p>
+            <w:pPr>
+              <w:ind w:left="0"/>
+            </w:pPr>
+            <w:r>
+              <w:t xml:space="preserve">                                       |ch_p('\'')</w:t>
+            </w:r>
+          </w:p>
+          <w:p>
+            <w:pPr>
+              <w:ind w:left="0"/>
+            </w:pPr>
+            <w:r>
+              <w:t xml:space="preserve">                                       |space_p</w:t>
+            </w:r>
+          </w:p>
+          <w:p>
+            <w:pPr>
+              <w:ind w:left="0"/>
+            </w:pPr>
+            <w:r>
+              <w:t xml:space="preserve">                                       |ch_p('\0')</w:t>
+            </w:r>
+          </w:p>
+          <w:p>
+            <w:pPr>
+              <w:ind w:left="0"/>
+            </w:pPr>
+            <w:r>
+              <w:t xml:space="preserve">                                       |ch_p('-')</w:t>
+            </w:r>
+          </w:p>
+          <w:p>
+            <w:pPr>
+              <w:ind w:left="0"/>
+            </w:pPr>
+            <w:r>
+              <w:t xml:space="preserve">                                       |ch_p('+')</w:t>
+            </w:r>
+          </w:p>
+          <w:p>
+            <w:pPr>
+              <w:ind w:left="0"/>
+            </w:pPr>
+            <w:r>
+              <w:t xml:space="preserve">                                       |ch_p('/')</w:t>
+            </w:r>
+          </w:p>
+          <w:p>
+            <w:pPr>
+              <w:ind w:left="0"/>
+            </w:pPr>
+            <w:r>
+              <w:t xml:space="preserve">                                       |ch_p('%')) ;</w:t>
+            </w:r>
+          </w:p>
+          <w:p>
+            <w:pPr>
+              <w:ind w:left="0"/>
+            </w:pPr>
+          </w:p>
+          <w:p>
+            <w:pPr>
+              <w:ind w:left="0"/>
+            </w:pPr>
+            <w:r>
+              <w:t xml:space="preserve">            dbattr = leaf_node_d[ lexeme_d[+(dbattrchar)] ] ;</w:t>
+            </w:r>
+          </w:p>
+          <w:p>
+            <w:pPr>
+              <w:ind w:left="0"/>
+            </w:pPr>
+          </w:p>
+          <w:p>
+            <w:pPr>
+              <w:ind w:left="0"/>
+            </w:pPr>
+            <w:r>
+              <w:t xml:space="preserve">            hint = root_node_d[str_p("/*+")]</w:t>
+            </w:r>
+          </w:p>
+          <w:p>
+            <w:pPr>
+              <w:ind w:left="0"/>
+            </w:pPr>
+            <w:r>
+              <w:t xml:space="preserve">                   &gt;&gt; SQL_BLANKORNO</w:t>
+            </w:r>
+          </w:p>
+          <w:p>
+            <w:pPr>
+              <w:ind w:left="0"/>
+            </w:pPr>
+            <w:r>
+              <w:t xml:space="preserve">                   &gt;&gt; func %(SQL_BLANK )</w:t>
+            </w:r>
+          </w:p>
+          <w:p>
+            <w:pPr>
+              <w:ind w:left="0"/>
+            </w:pPr>
+            <w:r>
+              <w:t xml:space="preserve">                   &gt;&gt; SQL_BLANKORNO</w:t>
+            </w:r>
+          </w:p>
+          <w:p>
+            <w:pPr>
+              <w:ind w:left="0"/>
+            </w:pPr>
+            <w:r>
+              <w:t xml:space="preserve">                   &gt;&gt; no_node_d[str_p("*/")] ;</w:t>
+            </w:r>
+          </w:p>
+          <w:p>
+            <w:pPr>
+              <w:ind w:left="0"/>
+            </w:pPr>
+          </w:p>
+          <w:p>
+            <w:pPr>
+              <w:ind w:left="0"/>
+              <w:rPr>
+                <w:color w:val="FF0000"/>
+              </w:rPr>
+            </w:pPr>
+            <w:r>
+              <w:rPr>
+                <w:color w:val="FF0000"/>
+              </w:rPr>
+              <w:t xml:space="preserve">            lbraces = ch_p('{') ;</w:t>
+            </w:r>
+          </w:p>
+          <w:p>
+            <w:pPr>
+              <w:ind w:left="0"/>
+              <w:rPr>
+                <w:color w:val="FF0000"/>
+              </w:rPr>
+            </w:pPr>
+          </w:p>
+          <w:p>
+            <w:pPr>
+              <w:ind w:left="0"/>
+              <w:rPr>
+                <w:color w:val="FF0000"/>
+              </w:rPr>
+            </w:pPr>
+            <w:r>
+              <w:rPr>
+                <w:color w:val="FF0000"/>
+              </w:rPr>
+              <w:t xml:space="preserve">            rbraces = ch_p('}') ;</w:t>
+            </w:r>
+          </w:p>
+          <w:p>
+            <w:pPr>
+              <w:ind w:left="0"/>
+              <w:rPr>
+                <w:color w:val="FF0000"/>
+              </w:rPr>
+            </w:pPr>
+          </w:p>
+          <w:p>
+            <w:pPr>
+              <w:ind w:left="0"/>
+              <w:rPr>
+                <w:color w:val="FF0000"/>
+              </w:rPr>
+            </w:pPr>
+            <w:r>
+              <w:rPr>
+                <w:color w:val="FF0000"/>
+              </w:rPr>
+              <w:t xml:space="preserve">            colon = ch_p(':') ;</w:t>
+            </w:r>
+          </w:p>
+          <w:p>
+            <w:pPr>
+              <w:ind w:left="0"/>
+            </w:pPr>
+          </w:p>
+          <w:p>
+            <w:pPr>
+              <w:ind w:left="0"/>
+              <w:rPr>
+                <w:color w:val="FF0000"/>
+              </w:rPr>
+            </w:pPr>
+            <w:r>
+              <w:rPr>
+                <w:color w:val="FF0000"/>
+              </w:rPr>
+              <w:t xml:space="preserve">            keyvalue = ( leaf_node_d[anychar_p - ( ch_p('(')</w:t>
+            </w:r>
+          </w:p>
+          <w:p>
+            <w:pPr>
+              <w:ind w:left="0"/>
+              <w:rPr>
+                <w:color w:val="FF0000"/>
+              </w:rPr>
+            </w:pPr>
+            <w:r>
+              <w:rPr>
+                <w:color w:val="FF0000"/>
+              </w:rPr>
+              <w:t xml:space="preserve">                                     |ch_p(')')</w:t>
+            </w:r>
+          </w:p>
+          <w:p>
+            <w:pPr>
+              <w:ind w:left="0"/>
+              <w:rPr>
+                <w:color w:val="FF0000"/>
+              </w:rPr>
+            </w:pPr>
+            <w:r>
+              <w:rPr>
+                <w:color w:val="FF0000"/>
+              </w:rPr>
+              <w:t xml:space="preserve">                                     |ch_p(':')</w:t>
+            </w:r>
+          </w:p>
+          <w:p>
+            <w:pPr>
+              <w:ind w:left="0"/>
+              <w:rPr>
+                <w:color w:val="FF0000"/>
+              </w:rPr>
+            </w:pPr>
+            <w:r>
+              <w:rPr>
+                <w:color w:val="FF0000"/>
+              </w:rPr>
+              <w:t xml:space="preserve">                                     |ch_p(' ')</w:t>
+            </w:r>
+          </w:p>
+          <w:p>
+            <w:pPr>
+              <w:ind w:left="0"/>
+              <w:rPr>
+                <w:color w:val="FF0000"/>
+              </w:rPr>
+            </w:pPr>
+            <w:r>
+              <w:rPr>
+                <w:color w:val="FF0000"/>
+              </w:rPr>
+              <w:t xml:space="preserve">                                     |ch_p(',')</w:t>
+            </w:r>
+          </w:p>
+          <w:p>
+            <w:pPr>
+              <w:ind w:left="0"/>
+              <w:rPr>
+                <w:color w:val="FF0000"/>
+              </w:rPr>
+            </w:pPr>
+            <w:r>
+              <w:rPr>
+                <w:color w:val="FF0000"/>
+              </w:rPr>
+              <w:t xml:space="preserve">                                     |blank_p</w:t>
+            </w:r>
+          </w:p>
+          <w:p>
+            <w:pPr>
+              <w:ind w:left="0"/>
+              <w:rPr>
+                <w:color w:val="FF0000"/>
+              </w:rPr>
+            </w:pPr>
+            <w:r>
+              <w:rPr>
+                <w:color w:val="FF0000"/>
+              </w:rPr>
+              <w:t xml:space="preserve">                                     |space_p</w:t>
+            </w:r>
+          </w:p>
+          <w:p>
+            <w:pPr>
+              <w:ind w:left="0"/>
+              <w:rPr>
+                <w:color w:val="FF0000"/>
+              </w:rPr>
+            </w:pPr>
+            <w:r>
+              <w:rPr>
+                <w:color w:val="FF0000"/>
+              </w:rPr>
+              <w:t xml:space="preserve">                                     |ch_p('{')</w:t>
+            </w:r>
+          </w:p>
+          <w:p>
+            <w:pPr>
+              <w:ind w:left="0"/>
+              <w:rPr>
+                <w:color w:val="FF0000"/>
+              </w:rPr>
+            </w:pPr>
+            <w:r>
+              <w:rPr>
+                <w:color w:val="FF0000"/>
+              </w:rPr>
+              <w:t xml:space="preserve">                                     |ch_p('}') ) ] ) ;</w:t>
+            </w:r>
+          </w:p>
+          <w:p>
+            <w:pPr>
+              <w:ind w:left="0"/>
+              <w:rPr>
+                <w:color w:val="FF0000"/>
+              </w:rPr>
+            </w:pPr>
+          </w:p>
+          <w:p>
+            <w:pPr>
+              <w:ind w:left="0"/>
+              <w:rPr>
+                <w:color w:val="FF0000"/>
+              </w:rPr>
+            </w:pPr>
+            <w:r>
+              <w:rPr>
+                <w:color w:val="FF0000"/>
+              </w:rPr>
+              <w:t xml:space="preserve">            json = ( leaf_node_d[lbraces</w:t>
+            </w:r>
+          </w:p>
+          <w:p>
+            <w:pPr>
+              <w:ind w:left="0"/>
+              <w:rPr>
+                <w:color w:val="FF0000"/>
+              </w:rPr>
+            </w:pPr>
+            <w:r>
+              <w:rPr>
+                <w:color w:val="FF0000"/>
+              </w:rPr>
+              <w:t xml:space="preserve">                                 &gt;&gt; ( SQL_BLANKORNO</w:t>
+            </w:r>
+          </w:p>
+          <w:p>
+            <w:pPr>
+              <w:ind w:left="0"/>
+              <w:rPr>
+                <w:color w:val="FF0000"/>
+              </w:rPr>
+            </w:pPr>
+            <w:r>
+              <w:rPr>
+                <w:color w:val="FF0000"/>
+              </w:rPr>
+              <w:t xml:space="preserve">                                 &gt;&gt; +keyvalue </w:t>
+            </w:r>
+          </w:p>
+          <w:p>
+            <w:pPr>
+              <w:ind w:left="0"/>
+              <w:rPr>
+                <w:color w:val="FF0000"/>
+              </w:rPr>
+            </w:pPr>
+            <w:r>
+              <w:rPr>
+                <w:color w:val="FF0000"/>
+              </w:rPr>
+              <w:t xml:space="preserve">                                 &gt;&gt; SQL_BLANKORNO </w:t>
+            </w:r>
+          </w:p>
+          <w:p>
+            <w:pPr>
+              <w:ind w:left="0"/>
+              <w:rPr>
+                <w:color w:val="FF0000"/>
+              </w:rPr>
+            </w:pPr>
+            <w:r>
+              <w:rPr>
+                <w:color w:val="FF0000"/>
+              </w:rPr>
+              <w:t xml:space="preserve">                                 &gt;&gt; colon </w:t>
+            </w:r>
+          </w:p>
+          <w:p>
+            <w:pPr>
+              <w:ind w:left="0"/>
+              <w:rPr>
+                <w:color w:val="FF0000"/>
+              </w:rPr>
+            </w:pPr>
+            <w:r>
+              <w:rPr>
+                <w:color w:val="FF0000"/>
+              </w:rPr>
+              <w:t xml:space="preserve">                                 &gt;&gt; SQL_BLANKORNO </w:t>
+            </w:r>
+          </w:p>
+          <w:p>
+            <w:pPr>
+              <w:ind w:left="0"/>
+              <w:rPr>
+                <w:color w:val="FF0000"/>
+              </w:rPr>
+            </w:pPr>
+            <w:r>
+              <w:rPr>
+                <w:color w:val="FF0000"/>
+              </w:rPr>
+              <w:t xml:space="preserve">                                 &gt;&gt; +keyvalue</w:t>
+            </w:r>
+          </w:p>
+          <w:p>
+            <w:pPr>
+              <w:ind w:left="0"/>
+              <w:rPr>
+                <w:color w:val="FF0000"/>
+              </w:rPr>
+            </w:pPr>
+            <w:r>
+              <w:rPr>
+                <w:color w:val="FF0000"/>
+              </w:rPr>
+              <w:t xml:space="preserve">                                 &gt;&gt; SQL_BLANKORNO ) </w:t>
+            </w:r>
+          </w:p>
+          <w:p>
+            <w:pPr>
+              <w:ind w:left="0"/>
+              <w:rPr>
+                <w:color w:val="FF0000"/>
+              </w:rPr>
+            </w:pPr>
+            <w:r>
+              <w:rPr>
+                <w:color w:val="FF0000"/>
+              </w:rPr>
+              <w:t xml:space="preserve">                                 % comma</w:t>
+            </w:r>
+          </w:p>
+          <w:p>
+            <w:pPr>
+              <w:ind w:left="0"/>
+              <w:rPr>
+                <w:color w:val="FF0000"/>
+              </w:rPr>
+            </w:pPr>
+            <w:r>
+              <w:rPr>
+                <w:color w:val="FF0000"/>
+              </w:rPr>
+              <w:t xml:space="preserve">                                 &gt;&gt; rbraces]) ;</w:t>
+            </w:r>
+          </w:p>
+          <w:p>
+            <w:pPr>
+              <w:ind w:left="0"/>
+              <w:rPr>
+                <w:color w:val="FF0000"/>
+              </w:rPr>
+            </w:pPr>
+          </w:p>
+          <w:p>
+            <w:pPr>
+              <w:ind w:left="0"/>
+            </w:pPr>
+            <w:r>
+              <w:t xml:space="preserve">            func = leaf_node_d[dbattr</w:t>
+            </w:r>
+          </w:p>
+          <w:p>
+            <w:pPr>
+              <w:ind w:left="0"/>
+            </w:pPr>
+            <w:r>
+              <w:t xml:space="preserve">                               &gt;&gt; SQL_BLANKORNO</w:t>
+            </w:r>
+          </w:p>
+          <w:p>
+            <w:pPr>
+              <w:ind w:left="0"/>
+            </w:pPr>
+            <w:r>
+              <w:t xml:space="preserve">                               &gt;&gt; lbrackets</w:t>
+            </w:r>
+          </w:p>
+          <w:p>
+            <w:pPr>
+              <w:ind w:left="0"/>
+            </w:pPr>
+            <w:r>
+              <w:t xml:space="preserve">                               &gt;&gt; SQL_BLANKORNO</w:t>
+            </w:r>
+          </w:p>
+          <w:p>
+            <w:pPr>
+              <w:ind w:left="0"/>
+            </w:pPr>
+            <w:r>
+              <w:t xml:space="preserve">                               &gt;&gt; *( ( dbattr </w:t>
+            </w:r>
+            <w:r>
+              <w:rPr>
+                <w:color w:val="FF0000"/>
+              </w:rPr>
+              <w:t>| json</w:t>
+            </w:r>
+            <w:r>
+              <w:t xml:space="preserve"> ) </w:t>
+            </w:r>
+          </w:p>
+          <w:p>
+            <w:pPr>
+              <w:ind w:left="0"/>
+            </w:pPr>
+            <w:r>
+              <w:t xml:space="preserve">                               % ( SQL_BLANKORNO &gt;&gt; comma &gt;&gt; SQL_BLANKORNO ) )</w:t>
+            </w:r>
+          </w:p>
+          <w:p>
+            <w:pPr>
+              <w:ind w:left="0"/>
+            </w:pPr>
+            <w:r>
+              <w:t xml:space="preserve">                               &gt;&gt; SQL_BLANKORNO</w:t>
+            </w:r>
+            <w:bookmarkStart w:id="0" w:name="_GoBack"/>
+            <w:bookmarkEnd w:id="0"/>
+          </w:p>
+          <w:p>
+            <w:pPr>
+              <w:ind w:left="0"/>
+            </w:pPr>
+            <w:r>
+              <w:t xml:space="preserve">                               &gt;&gt; rbrackets] ;</w:t>
+            </w:r>
+          </w:p>
+        </w:tc>
+      </w:tr>
+    </w:tbl>
+    <w:p/>
+    <w:p>
+      <w:r>
+        <w:t xml:space="preserve">' </w:t>
+      </w:r>
+      <w:r>
+        <w:t>select * from $SNAPSHOT_CONFIGS /*+use_options</w:t>
+      </w:r>
+      <w:r>
+        <w:t>({</w:t>
+      </w:r>
+      <w:r>
+        <w:t>ShowError</w:t>
+      </w:r>
+      <w:r>
+        <w:rPr>
+          <w:rFonts w:hint="eastAsia"/>
+        </w:rPr>
+        <w:t>:</w:t>
+      </w:r>
+      <w:r>
+        <w:t>”</w:t>
+      </w:r>
+      <w:r>
+        <w:t>show”, ShowErrorMode:” aggr”</w:t>
+      </w:r>
+      <w:r>
+        <w:t xml:space="preserve"> })*/</w:t>
+      </w:r>
+      <w:r>
+        <w:t xml:space="preserve"> '</w:t>
+      </w:r>
+      <w:r>
+        <w:rPr>
+          <w:rFonts w:hint="eastAsia"/>
+        </w:rPr>
+        <w:t>经</w:t>
+      </w:r>
+      <w:r>
+        <w:rPr>
+          <w:rFonts w:hint="eastAsia"/>
+        </w:rPr>
+        <w:t>上面的语法解析后会形成下面的树，括号内为该节点的内容：</w:t>
+      </w:r>
+    </w:p>
+    <w:p>
+      <w:r>
+        <w:rPr>
+          <w:noProof/>
+        </w:rPr>
+        <w:drawing>
+          <wp:inline distT="0" distB="0" distL="0" distR="0" wp14:anchorId="0F99E9D0" wp14:editId="35E3DA92">
+            <wp:extent cx="5334000" cy="2286000"/>
+            <wp:effectExtent l="0" t="0" r="0" b="0"/>
+            <wp:docPr id="1" name="图片 1"/>
+            <wp:cNvGraphicFramePr>
+              <a:graphicFrameLocks xmlns:a="http://schemas.openxmlformats.org/drawingml/2006/main" noChangeAspect="1"/>
+            </wp:cNvGraphicFramePr>
+            <a:graphic xmlns:a="http://schemas.openxmlformats.org/drawingml/2006/main">
+              <a:graphicData uri="http://schemas.openxmlformats.org/drawingml/2006/picture">
+                <pic:pic xmlns:pic="http://schemas.openxmlformats.org/drawingml/2006/picture">
+                  <pic:nvPicPr>
+                    <pic:cNvPr id="1" name=""/>
+                    <pic:cNvPicPr/>
+                  </pic:nvPicPr>
+                  <pic:blipFill>
+                    <a:blip r:embed="rId15"/>
+                    <a:stretch>
+                      <a:fillRect/>
+                    </a:stretch>
+                  </pic:blipFill>
+                  <pic:spPr>
+                    <a:xfrm>
+                      <a:off x="0" y="0"/>
+                      <a:ext cx="5334000" cy="2286000"/>
+                    </a:xfrm>
+                    <a:prstGeom prst="rect">
+                      <a:avLst/>
+                    </a:prstGeom>
+                  </pic:spPr>
+                </pic:pic>
+              </a:graphicData>
+            </a:graphic>
+          </wp:inline>
+        </w:drawing>
+      </w:r>
+    </w:p>
+    <w:p/>
+    <w:p>
+      <w:pPr>
+        <w:pStyle w:val="aa"/>
+        <w:numPr>
+          <w:ilvl w:val="0"/>
+          <w:numId w:val="13"/>
+        </w:numPr>
+        <w:ind w:firstLineChars="0"/>
+        <w:rPr>
+          <w:rFonts w:hint="eastAsia"/>
+        </w:rPr>
+      </w:pPr>
+      <w:r>
+        <w:rPr>
+          <w:rFonts w:hint="eastAsia"/>
+        </w:rPr>
+        <w:t>阶段二的修改：</w:t>
+      </w:r>
+    </w:p>
+    <w:p/>
+    <w:p>
+      <w:pPr>
+        <w:pStyle w:val="aa"/>
+        <w:numPr>
+          <w:ilvl w:val="0"/>
+          <w:numId w:val="15"/>
+        </w:numPr>
+        <w:ind w:firstLineChars="0"/>
+      </w:pPr>
+      <w:r>
+        <w:t>_coordCMDMonBase</w:t>
+      </w:r>
+      <w:r>
+        <w:rPr>
+          <w:rFonts w:hint="eastAsia"/>
+        </w:rPr>
+        <w:t>部分</w:t>
+      </w:r>
+    </w:p>
+    <w:p>
+      <w:pPr>
+        <w:rPr>
+          <w:rFonts w:hint="eastAsia"/>
+        </w:rPr>
+      </w:pPr>
+      <w:r>
+        <w:drawing>
+          <wp:inline distT="0" distB="0" distL="0" distR="0" wp14:anchorId="7643ED2B" wp14:editId="296765C8">
+            <wp:extent cx="4381500" cy="3905250"/>
+            <wp:effectExtent l="0" t="0" r="0" b="0"/>
+            <wp:docPr id="14" name="图片 14"/>
+            <wp:cNvGraphicFramePr>
+              <a:graphicFrameLocks xmlns:a="http://schemas.openxmlformats.org/drawingml/2006/main" noChangeAspect="1"/>
+            </wp:cNvGraphicFramePr>
+            <a:graphic xmlns:a="http://schemas.openxmlformats.org/drawingml/2006/main">
+              <a:graphicData uri="http://schemas.openxmlformats.org/drawingml/2006/picture">
+                <pic:pic xmlns:pic="http://schemas.openxmlformats.org/drawingml/2006/picture">
+                  <pic:nvPicPr>
+                    <pic:cNvPr id="1" name=""/>
+                    <pic:cNvPicPr/>
+                  </pic:nvPicPr>
+                  <pic:blipFill>
+                    <a:blip r:embed="rId16"/>
+                    <a:stretch>
+                      <a:fillRect/>
+                    </a:stretch>
+                  </pic:blipFill>
+                  <pic:spPr>
+                    <a:xfrm>
+                      <a:off x="0" y="0"/>
+                      <a:ext cx="4381500" cy="3905250"/>
+                    </a:xfrm>
+                    <a:prstGeom prst="rect">
+                      <a:avLst/>
+                    </a:prstGeom>
+                  </pic:spPr>
+                </pic:pic>
+              </a:graphicData>
+            </a:graphic>
+          </wp:inline>
+        </w:drawing>
+      </w:r>
+    </w:p>
+    <w:p/>
+    <w:p>
+      <w:pPr>
+        <w:pStyle w:val="aa"/>
+        <w:numPr>
+          <w:ilvl w:val="0"/>
+          <w:numId w:val="15"/>
+        </w:numPr>
+        <w:ind w:firstLineChars="0"/>
+      </w:pPr>
+      <w:r>
+        <w:t>aggrBuilder</w:t>
+      </w:r>
+      <w:r>
+        <w:t xml:space="preserve"> </w:t>
+      </w:r>
+      <w:r>
+        <w:rPr>
+          <w:rFonts w:hint="eastAsia"/>
+        </w:rPr>
+        <w:t>部分</w:t>
+      </w:r>
+    </w:p>
+    <w:p>
+      <w:r>
+        <w:rPr>
+          <w:rFonts w:hint="eastAsia"/>
+        </w:rPr>
+        <w:t>hint</w:t>
+      </w:r>
+      <w:r>
+        <w:t xml:space="preserve"> </w:t>
+      </w:r>
+      <w:r>
+        <w:rPr>
+          <w:rFonts w:hint="eastAsia"/>
+        </w:rPr>
+        <w:t>需要加入由</w:t>
+      </w:r>
+      <w:r>
+        <w:rPr>
+          <w:rFonts w:hint="eastAsia"/>
+        </w:rPr>
+        <w:t>aggrBuilder</w:t>
+      </w:r>
+      <w:r>
+        <w:rPr>
+          <w:rFonts w:hint="eastAsia"/>
+        </w:rPr>
+        <w:t>生成的优化树才能传入下一层。</w:t>
+      </w:r>
+    </w:p>
+    <w:p>
+      <w:r>
+        <w:drawing>
+          <wp:inline distT="0" distB="0" distL="0" distR="0" wp14:anchorId="6B89C4C0" wp14:editId="0BC30B41">
+            <wp:extent cx="3333750" cy="4095750"/>
+            <wp:effectExtent l="0" t="0" r="0" b="0"/>
+            <wp:docPr id="15" name="图片 15"/>
+            <wp:cNvGraphicFramePr>
+              <a:graphicFrameLocks xmlns:a="http://schemas.openxmlformats.org/drawingml/2006/main" noChangeAspect="1"/>
+            </wp:cNvGraphicFramePr>
+            <a:graphic xmlns:a="http://schemas.openxmlformats.org/drawingml/2006/main">
+              <a:graphicData uri="http://schemas.openxmlformats.org/drawingml/2006/picture">
+                <pic:pic xmlns:pic="http://schemas.openxmlformats.org/drawingml/2006/picture">
+                  <pic:nvPicPr>
+                    <pic:cNvPr id="1" name=""/>
+                    <pic:cNvPicPr/>
+                  </pic:nvPicPr>
+                  <pic:blipFill>
+                    <a:blip r:embed="rId17"/>
+                    <a:stretch>
+                      <a:fillRect/>
+                    </a:stretch>
+                  </pic:blipFill>
+                  <pic:spPr>
+                    <a:xfrm>
+                      <a:off x="0" y="0"/>
+                      <a:ext cx="3333750" cy="4095750"/>
+                    </a:xfrm>
+                    <a:prstGeom prst="rect">
+                      <a:avLst/>
+                    </a:prstGeom>
+                  </pic:spPr>
+                </pic:pic>
+              </a:graphicData>
+            </a:graphic>
+          </wp:inline>
+        </w:drawing>
+      </w:r>
+    </w:p>
+    <w:p>
+      <w:r>
+        <w:rPr>
+          <w:rFonts w:hint="eastAsia"/>
+        </w:rPr>
+        <w:t>在含有表扫描的节点加入由</w:t>
+      </w:r>
+      <w:r>
+        <w:rPr>
+          <w:rFonts w:hint="eastAsia"/>
+        </w:rPr>
+        <w:t>hint</w:t>
+      </w:r>
+      <w:r>
+        <w:rPr>
+          <w:rFonts w:hint="eastAsia"/>
+        </w:rPr>
+        <w:t>生成的</w:t>
+      </w:r>
+      <w:r>
+        <w:rPr>
+          <w:rFonts w:hint="eastAsia"/>
+        </w:rPr>
+        <w:t>qgmHint</w:t>
+      </w:r>
+    </w:p>
+    <w:p>
+      <w:pPr>
+        <w:rPr>
+          <w:rFonts w:hint="eastAsia"/>
+        </w:rPr>
+      </w:pPr>
+    </w:p>
     <w:p>
       <w:pPr>
         <w:pStyle w:val="2"/>
@@ -3847,10 +6119,10 @@
         <w:tblLook w:val="04A0" w:firstRow="1" w:lastRow="0" w:firstColumn="1" w:lastColumn="0" w:noHBand="0" w:noVBand="1"/>
       </w:tblPr>
       <w:tblGrid>
-        <w:gridCol w:w="2527"/>
-        <w:gridCol w:w="1511"/>
-        <w:gridCol w:w="2376"/>
-        <w:gridCol w:w="1751"/>
+        <w:gridCol w:w="2484"/>
+        <w:gridCol w:w="1912"/>
+        <w:gridCol w:w="2219"/>
+        <w:gridCol w:w="1550"/>
       </w:tblGrid>
       <w:tr>
         <w:tc>
@@ -4728,6 +7000,95 @@
 <file path=word/numbering.xml><?xml version="1.0" encoding="utf-8"?>
 <w:numbering xmlns:wpc="http://schemas.microsoft.com/office/word/2010/wordprocessingCanvas" xmlns:cx="http://schemas.microsoft.com/office/drawing/2014/chartex" xmlns:mc="http://schemas.openxmlformats.org/markup-compatibility/2006" xmlns:o="urn:schemas-microsoft-com:office:office" xmlns:r="http://schemas.openxmlformats.org/officeDocument/2006/relationships" xmlns:m="http://schemas.openxmlformats.org/officeDocument/2006/math" xmlns:v="urn:schemas-microsoft-com:vml" xmlns:wp14="http://schemas.microsoft.com/office/word/2010/wordprocessingDrawing" xmlns:wp="http://schemas.openxmlformats.org/drawingml/2006/wordprocessingDrawing" xmlns:w10="urn:schemas-microsoft-com:office:word" xmlns:w="http://schemas.openxmlformats.org/wordprocessingml/2006/main" xmlns:w14="http://schemas.microsoft.com/office/word/2010/wordml" xmlns:w15="http://schemas.microsoft.com/office/word/2012/wordml" xmlns:w16se="http://schemas.microsoft.com/office/word/2015/wordml/symex" xmlns:wpg="http://schemas.microsoft.com/office/word/2010/wordprocessingGroup" xmlns:wpi="http://schemas.microsoft.com/office/word/2010/wordprocessingInk" xmlns:wne="http://schemas.microsoft.com/office/word/2006/wordml" xmlns:wps="http://schemas.microsoft.com/office/word/2010/wordprocessingShape" mc:Ignorable="w14 w15 w16se wp14">
   <w:abstractNum w:abstractNumId="0" w15:restartNumberingAfterBreak="0">
+    <w:nsid w:val="0F626246"/>
+    <w:multiLevelType w:val="hybridMultilevel"/>
+    <w:tmpl w:val="63C6399C"/>
+    <w:lvl w:ilvl="0" w:tplc="84B22032">
+      <w:start w:val="1"/>
+      <w:numFmt w:val="decimal"/>
+      <w:lvlText w:val="%1."/>
+      <w:lvlJc w:val="left"/>
+      <w:pPr>
+        <w:ind w:left="717" w:hanging="360"/>
+      </w:pPr>
+      <w:rPr>
+        <w:rFonts w:hint="default"/>
+      </w:rPr>
+    </w:lvl>
+    <w:lvl w:ilvl="1" w:tplc="04090019" w:tentative="1">
+      <w:start w:val="1"/>
+      <w:numFmt w:val="lowerLetter"/>
+      <w:lvlText w:val="%2)"/>
+      <w:lvlJc w:val="left"/>
+      <w:pPr>
+        <w:ind w:left="1197" w:hanging="420"/>
+      </w:pPr>
+    </w:lvl>
+    <w:lvl w:ilvl="2" w:tplc="0409001B" w:tentative="1">
+      <w:start w:val="1"/>
+      <w:numFmt w:val="lowerRoman"/>
+      <w:lvlText w:val="%3."/>
+      <w:lvlJc w:val="right"/>
+      <w:pPr>
+        <w:ind w:left="1617" w:hanging="420"/>
+      </w:pPr>
+    </w:lvl>
+    <w:lvl w:ilvl="3" w:tplc="0409000F" w:tentative="1">
+      <w:start w:val="1"/>
+      <w:numFmt w:val="decimal"/>
+      <w:lvlText w:val="%4."/>
+      <w:lvlJc w:val="left"/>
+      <w:pPr>
+        <w:ind w:left="2037" w:hanging="420"/>
+      </w:pPr>
+    </w:lvl>
+    <w:lvl w:ilvl="4" w:tplc="04090019" w:tentative="1">
+      <w:start w:val="1"/>
+      <w:numFmt w:val="lowerLetter"/>
+      <w:lvlText w:val="%5)"/>
+      <w:lvlJc w:val="left"/>
+      <w:pPr>
+        <w:ind w:left="2457" w:hanging="420"/>
+      </w:pPr>
+    </w:lvl>
+    <w:lvl w:ilvl="5" w:tplc="0409001B" w:tentative="1">
+      <w:start w:val="1"/>
+      <w:numFmt w:val="lowerRoman"/>
+      <w:lvlText w:val="%6."/>
+      <w:lvlJc w:val="right"/>
+      <w:pPr>
+        <w:ind w:left="2877" w:hanging="420"/>
+      </w:pPr>
+    </w:lvl>
+    <w:lvl w:ilvl="6" w:tplc="0409000F" w:tentative="1">
+      <w:start w:val="1"/>
+      <w:numFmt w:val="decimal"/>
+      <w:lvlText w:val="%7."/>
+      <w:lvlJc w:val="left"/>
+      <w:pPr>
+        <w:ind w:left="3297" w:hanging="420"/>
+      </w:pPr>
+    </w:lvl>
+    <w:lvl w:ilvl="7" w:tplc="04090019" w:tentative="1">
+      <w:start w:val="1"/>
+      <w:numFmt w:val="lowerLetter"/>
+      <w:lvlText w:val="%8)"/>
+      <w:lvlJc w:val="left"/>
+      <w:pPr>
+        <w:ind w:left="3717" w:hanging="420"/>
+      </w:pPr>
+    </w:lvl>
+    <w:lvl w:ilvl="8" w:tplc="0409001B" w:tentative="1">
+      <w:start w:val="1"/>
+      <w:numFmt w:val="lowerRoman"/>
+      <w:lvlText w:val="%9."/>
+      <w:lvlJc w:val="right"/>
+      <w:pPr>
+        <w:ind w:left="4137" w:hanging="420"/>
+      </w:pPr>
+    </w:lvl>
+  </w:abstractNum>
+  <w:abstractNum w:abstractNumId="1" w15:restartNumberingAfterBreak="0">
     <w:nsid w:val="22501AA3"/>
     <w:multiLevelType w:val="hybridMultilevel"/>
     <w:tmpl w:val="1B2A9E7A"/>
@@ -4814,7 +7175,7 @@
       </w:pPr>
     </w:lvl>
   </w:abstractNum>
-  <w:abstractNum w:abstractNumId="1" w15:restartNumberingAfterBreak="0">
+  <w:abstractNum w:abstractNumId="2" w15:restartNumberingAfterBreak="0">
     <w:nsid w:val="236B7289"/>
     <w:multiLevelType w:val="hybridMultilevel"/>
     <w:tmpl w:val="E4F2A686"/>
@@ -4903,7 +7264,7 @@
       </w:pPr>
     </w:lvl>
   </w:abstractNum>
-  <w:abstractNum w:abstractNumId="2" w15:restartNumberingAfterBreak="0">
+  <w:abstractNum w:abstractNumId="3" w15:restartNumberingAfterBreak="0">
     <w:nsid w:val="23EC5C36"/>
     <w:multiLevelType w:val="hybridMultilevel"/>
     <w:tmpl w:val="3338448C"/>
@@ -4992,7 +7353,7 @@
       </w:pPr>
     </w:lvl>
   </w:abstractNum>
-  <w:abstractNum w:abstractNumId="3" w15:restartNumberingAfterBreak="0">
+  <w:abstractNum w:abstractNumId="4" w15:restartNumberingAfterBreak="0">
     <w:nsid w:val="43B12B4E"/>
     <w:multiLevelType w:val="hybridMultilevel"/>
     <w:tmpl w:val="6BE4955A"/>
@@ -5105,7 +7466,96 @@
       </w:rPr>
     </w:lvl>
   </w:abstractNum>
-  <w:abstractNum w:abstractNumId="4" w15:restartNumberingAfterBreak="0">
+  <w:abstractNum w:abstractNumId="5" w15:restartNumberingAfterBreak="0">
+    <w:nsid w:val="45616477"/>
+    <w:multiLevelType w:val="hybridMultilevel"/>
+    <w:tmpl w:val="D0BC431C"/>
+    <w:lvl w:ilvl="0" w:tplc="DC568334">
+      <w:start w:val="1"/>
+      <w:numFmt w:val="lowerLetter"/>
+      <w:lvlText w:val="%1."/>
+      <w:lvlJc w:val="left"/>
+      <w:pPr>
+        <w:ind w:left="717" w:hanging="360"/>
+      </w:pPr>
+      <w:rPr>
+        <w:rFonts w:hint="default"/>
+      </w:rPr>
+    </w:lvl>
+    <w:lvl w:ilvl="1" w:tplc="04090019" w:tentative="1">
+      <w:start w:val="1"/>
+      <w:numFmt w:val="lowerLetter"/>
+      <w:lvlText w:val="%2)"/>
+      <w:lvlJc w:val="left"/>
+      <w:pPr>
+        <w:ind w:left="1197" w:hanging="420"/>
+      </w:pPr>
+    </w:lvl>
+    <w:lvl w:ilvl="2" w:tplc="0409001B" w:tentative="1">
+      <w:start w:val="1"/>
+      <w:numFmt w:val="lowerRoman"/>
+      <w:lvlText w:val="%3."/>
+      <w:lvlJc w:val="right"/>
+      <w:pPr>
+        <w:ind w:left="1617" w:hanging="420"/>
+      </w:pPr>
+    </w:lvl>
+    <w:lvl w:ilvl="3" w:tplc="0409000F" w:tentative="1">
+      <w:start w:val="1"/>
+      <w:numFmt w:val="decimal"/>
+      <w:lvlText w:val="%4."/>
+      <w:lvlJc w:val="left"/>
+      <w:pPr>
+        <w:ind w:left="2037" w:hanging="420"/>
+      </w:pPr>
+    </w:lvl>
+    <w:lvl w:ilvl="4" w:tplc="04090019" w:tentative="1">
+      <w:start w:val="1"/>
+      <w:numFmt w:val="lowerLetter"/>
+      <w:lvlText w:val="%5)"/>
+      <w:lvlJc w:val="left"/>
+      <w:pPr>
+        <w:ind w:left="2457" w:hanging="420"/>
+      </w:pPr>
+    </w:lvl>
+    <w:lvl w:ilvl="5" w:tplc="0409001B" w:tentative="1">
+      <w:start w:val="1"/>
+      <w:numFmt w:val="lowerRoman"/>
+      <w:lvlText w:val="%6."/>
+      <w:lvlJc w:val="right"/>
+      <w:pPr>
+        <w:ind w:left="2877" w:hanging="420"/>
+      </w:pPr>
+    </w:lvl>
+    <w:lvl w:ilvl="6" w:tplc="0409000F" w:tentative="1">
+      <w:start w:val="1"/>
+      <w:numFmt w:val="decimal"/>
+      <w:lvlText w:val="%7."/>
+      <w:lvlJc w:val="left"/>
+      <w:pPr>
+        <w:ind w:left="3297" w:hanging="420"/>
+      </w:pPr>
+    </w:lvl>
+    <w:lvl w:ilvl="7" w:tplc="04090019" w:tentative="1">
+      <w:start w:val="1"/>
+      <w:numFmt w:val="lowerLetter"/>
+      <w:lvlText w:val="%8)"/>
+      <w:lvlJc w:val="left"/>
+      <w:pPr>
+        <w:ind w:left="3717" w:hanging="420"/>
+      </w:pPr>
+    </w:lvl>
+    <w:lvl w:ilvl="8" w:tplc="0409001B" w:tentative="1">
+      <w:start w:val="1"/>
+      <w:numFmt w:val="lowerRoman"/>
+      <w:lvlText w:val="%9."/>
+      <w:lvlJc w:val="right"/>
+      <w:pPr>
+        <w:ind w:left="4137" w:hanging="420"/>
+      </w:pPr>
+    </w:lvl>
+  </w:abstractNum>
+  <w:abstractNum w:abstractNumId="6" w15:restartNumberingAfterBreak="0">
     <w:nsid w:val="589E00D2"/>
     <w:multiLevelType w:val="hybridMultilevel"/>
     <w:tmpl w:val="712282AA"/>
@@ -5192,7 +7642,7 @@
       </w:pPr>
     </w:lvl>
   </w:abstractNum>
-  <w:abstractNum w:abstractNumId="5" w15:restartNumberingAfterBreak="0">
+  <w:abstractNum w:abstractNumId="7" w15:restartNumberingAfterBreak="0">
     <w:nsid w:val="62D6659B"/>
     <w:multiLevelType w:val="hybridMultilevel"/>
     <w:tmpl w:val="F5520604"/>
@@ -5202,7 +7652,7 @@
       <w:lvlText w:val="%1."/>
       <w:lvlJc w:val="left"/>
       <w:pPr>
-        <w:ind w:left="717" w:hanging="360"/>
+        <w:ind w:left="785" w:hanging="360"/>
       </w:pPr>
       <w:rPr>
         <w:rFonts w:hint="default"/>
@@ -5214,7 +7664,7 @@
       <w:lvlText w:val="%2)"/>
       <w:lvlJc w:val="left"/>
       <w:pPr>
-        <w:ind w:left="1197" w:hanging="420"/>
+        <w:ind w:left="1265" w:hanging="420"/>
       </w:pPr>
     </w:lvl>
     <w:lvl w:ilvl="2" w:tplc="0409001B" w:tentative="1">
@@ -5223,7 +7673,7 @@
       <w:lvlText w:val="%3."/>
       <w:lvlJc w:val="right"/>
       <w:pPr>
-        <w:ind w:left="1617" w:hanging="420"/>
+        <w:ind w:left="1685" w:hanging="420"/>
       </w:pPr>
     </w:lvl>
     <w:lvl w:ilvl="3" w:tplc="0409000F" w:tentative="1">
@@ -5232,7 +7682,7 @@
       <w:lvlText w:val="%4."/>
       <w:lvlJc w:val="left"/>
       <w:pPr>
-        <w:ind w:left="2037" w:hanging="420"/>
+        <w:ind w:left="2105" w:hanging="420"/>
       </w:pPr>
     </w:lvl>
     <w:lvl w:ilvl="4" w:tplc="04090019" w:tentative="1">
@@ -5241,7 +7691,7 @@
       <w:lvlText w:val="%5)"/>
       <w:lvlJc w:val="left"/>
       <w:pPr>
-        <w:ind w:left="2457" w:hanging="420"/>
+        <w:ind w:left="2525" w:hanging="420"/>
       </w:pPr>
     </w:lvl>
     <w:lvl w:ilvl="5" w:tplc="0409001B" w:tentative="1">
@@ -5250,7 +7700,7 @@
       <w:lvlText w:val="%6."/>
       <w:lvlJc w:val="right"/>
       <w:pPr>
-        <w:ind w:left="2877" w:hanging="420"/>
+        <w:ind w:left="2945" w:hanging="420"/>
       </w:pPr>
     </w:lvl>
     <w:lvl w:ilvl="6" w:tplc="0409000F" w:tentative="1">
@@ -5259,7 +7709,7 @@
       <w:lvlText w:val="%7."/>
       <w:lvlJc w:val="left"/>
       <w:pPr>
-        <w:ind w:left="3297" w:hanging="420"/>
+        <w:ind w:left="3365" w:hanging="420"/>
       </w:pPr>
     </w:lvl>
     <w:lvl w:ilvl="7" w:tplc="04090019" w:tentative="1">
@@ -5268,7 +7718,7 @@
       <w:lvlText w:val="%8)"/>
       <w:lvlJc w:val="left"/>
       <w:pPr>
-        <w:ind w:left="3717" w:hanging="420"/>
+        <w:ind w:left="3785" w:hanging="420"/>
       </w:pPr>
     </w:lvl>
     <w:lvl w:ilvl="8" w:tplc="0409001B" w:tentative="1">
@@ -5277,11 +7727,11 @@
       <w:lvlText w:val="%9."/>
       <w:lvlJc w:val="right"/>
       <w:pPr>
-        <w:ind w:left="4137" w:hanging="420"/>
+        <w:ind w:left="4205" w:hanging="420"/>
       </w:pPr>
     </w:lvl>
   </w:abstractNum>
-  <w:abstractNum w:abstractNumId="6" w15:restartNumberingAfterBreak="0">
+  <w:abstractNum w:abstractNumId="8" w15:restartNumberingAfterBreak="0">
     <w:nsid w:val="6E5456AC"/>
     <w:multiLevelType w:val="hybridMultilevel"/>
     <w:tmpl w:val="F32806D4"/>
@@ -5370,7 +7820,7 @@
       </w:pPr>
     </w:lvl>
   </w:abstractNum>
-  <w:abstractNum w:abstractNumId="7" w15:restartNumberingAfterBreak="0">
+  <w:abstractNum w:abstractNumId="9" w15:restartNumberingAfterBreak="0">
     <w:nsid w:val="72F7388A"/>
     <w:multiLevelType w:val="hybridMultilevel"/>
     <w:tmpl w:val="BF000084"/>
@@ -5459,7 +7909,7 @@
       </w:pPr>
     </w:lvl>
   </w:abstractNum>
-  <w:abstractNum w:abstractNumId="8" w15:restartNumberingAfterBreak="0">
+  <w:abstractNum w:abstractNumId="10" w15:restartNumberingAfterBreak="0">
     <w:nsid w:val="7D591F56"/>
     <w:multiLevelType w:val="hybridMultilevel"/>
     <w:tmpl w:val="6932223E"/>
@@ -5548,41 +7998,139 @@
       </w:pPr>
     </w:lvl>
   </w:abstractNum>
+  <w:abstractNum w:abstractNumId="11" w15:restartNumberingAfterBreak="0">
+    <w:nsid w:val="7EB7051E"/>
+    <w:multiLevelType w:val="hybridMultilevel"/>
+    <w:tmpl w:val="82C66096"/>
+    <w:lvl w:ilvl="0" w:tplc="3D58A228">
+      <w:start w:val="1"/>
+      <w:numFmt w:val="lowerLetter"/>
+      <w:lvlText w:val="%1."/>
+      <w:lvlJc w:val="left"/>
+      <w:pPr>
+        <w:ind w:left="717" w:hanging="360"/>
+      </w:pPr>
+      <w:rPr>
+        <w:rFonts w:hint="default"/>
+      </w:rPr>
+    </w:lvl>
+    <w:lvl w:ilvl="1" w:tplc="04090019" w:tentative="1">
+      <w:start w:val="1"/>
+      <w:numFmt w:val="lowerLetter"/>
+      <w:lvlText w:val="%2)"/>
+      <w:lvlJc w:val="left"/>
+      <w:pPr>
+        <w:ind w:left="1197" w:hanging="420"/>
+      </w:pPr>
+    </w:lvl>
+    <w:lvl w:ilvl="2" w:tplc="0409001B" w:tentative="1">
+      <w:start w:val="1"/>
+      <w:numFmt w:val="lowerRoman"/>
+      <w:lvlText w:val="%3."/>
+      <w:lvlJc w:val="right"/>
+      <w:pPr>
+        <w:ind w:left="1617" w:hanging="420"/>
+      </w:pPr>
+    </w:lvl>
+    <w:lvl w:ilvl="3" w:tplc="0409000F" w:tentative="1">
+      <w:start w:val="1"/>
+      <w:numFmt w:val="decimal"/>
+      <w:lvlText w:val="%4."/>
+      <w:lvlJc w:val="left"/>
+      <w:pPr>
+        <w:ind w:left="2037" w:hanging="420"/>
+      </w:pPr>
+    </w:lvl>
+    <w:lvl w:ilvl="4" w:tplc="04090019" w:tentative="1">
+      <w:start w:val="1"/>
+      <w:numFmt w:val="lowerLetter"/>
+      <w:lvlText w:val="%5)"/>
+      <w:lvlJc w:val="left"/>
+      <w:pPr>
+        <w:ind w:left="2457" w:hanging="420"/>
+      </w:pPr>
+    </w:lvl>
+    <w:lvl w:ilvl="5" w:tplc="0409001B" w:tentative="1">
+      <w:start w:val="1"/>
+      <w:numFmt w:val="lowerRoman"/>
+      <w:lvlText w:val="%6."/>
+      <w:lvlJc w:val="right"/>
+      <w:pPr>
+        <w:ind w:left="2877" w:hanging="420"/>
+      </w:pPr>
+    </w:lvl>
+    <w:lvl w:ilvl="6" w:tplc="0409000F" w:tentative="1">
+      <w:start w:val="1"/>
+      <w:numFmt w:val="decimal"/>
+      <w:lvlText w:val="%7."/>
+      <w:lvlJc w:val="left"/>
+      <w:pPr>
+        <w:ind w:left="3297" w:hanging="420"/>
+      </w:pPr>
+    </w:lvl>
+    <w:lvl w:ilvl="7" w:tplc="04090019" w:tentative="1">
+      <w:start w:val="1"/>
+      <w:numFmt w:val="lowerLetter"/>
+      <w:lvlText w:val="%8)"/>
+      <w:lvlJc w:val="left"/>
+      <w:pPr>
+        <w:ind w:left="3717" w:hanging="420"/>
+      </w:pPr>
+    </w:lvl>
+    <w:lvl w:ilvl="8" w:tplc="0409001B" w:tentative="1">
+      <w:start w:val="1"/>
+      <w:numFmt w:val="lowerRoman"/>
+      <w:lvlText w:val="%9."/>
+      <w:lvlJc w:val="right"/>
+      <w:pPr>
+        <w:ind w:left="4137" w:hanging="420"/>
+      </w:pPr>
+    </w:lvl>
+  </w:abstractNum>
   <w:num w:numId="1">
+    <w:abstractNumId w:val="1"/>
+  </w:num>
+  <w:num w:numId="2">
+    <w:abstractNumId w:val="6"/>
+  </w:num>
+  <w:num w:numId="3">
+    <w:abstractNumId w:val="3"/>
+  </w:num>
+  <w:num w:numId="4">
+    <w:abstractNumId w:val="1"/>
+  </w:num>
+  <w:num w:numId="5">
+    <w:abstractNumId w:val="1"/>
+  </w:num>
+  <w:num w:numId="6">
+    <w:abstractNumId w:val="1"/>
+  </w:num>
+  <w:num w:numId="7">
+    <w:abstractNumId w:val="8"/>
+  </w:num>
+  <w:num w:numId="8">
+    <w:abstractNumId w:val="7"/>
+  </w:num>
+  <w:num w:numId="9">
+    <w:abstractNumId w:val="4"/>
+  </w:num>
+  <w:num w:numId="10">
+    <w:abstractNumId w:val="9"/>
+  </w:num>
+  <w:num w:numId="11">
+    <w:abstractNumId w:val="10"/>
+  </w:num>
+  <w:num w:numId="12">
+    <w:abstractNumId w:val="2"/>
+  </w:num>
+  <w:num w:numId="13">
     <w:abstractNumId w:val="0"/>
   </w:num>
-  <w:num w:numId="2">
-    <w:abstractNumId w:val="4"/>
-  </w:num>
-  <w:num w:numId="3">
-    <w:abstractNumId w:val="2"/>
-  </w:num>
-  <w:num w:numId="4">
-    <w:abstractNumId w:val="0"/>
-  </w:num>
-  <w:num w:numId="5">
-    <w:abstractNumId w:val="0"/>
-  </w:num>
-  <w:num w:numId="6">
-    <w:abstractNumId w:val="0"/>
-  </w:num>
-  <w:num w:numId="7">
-    <w:abstractNumId w:val="6"/>
-  </w:num>
-  <w:num w:numId="8">
+  <w:num w:numId="14">
     <w:abstractNumId w:val="5"/>
   </w:num>
-  <w:num w:numId="9">
-    <w:abstractNumId w:val="3"/>
-  </w:num>
-  <w:num w:numId="10">
-    <w:abstractNumId w:val="7"/>
-  </w:num>
-  <w:num w:numId="11">
-    <w:abstractNumId w:val="8"/>
-  </w:num>
-  <w:num w:numId="12">
-    <w:abstractNumId w:val="1"/>
+  <w:num w:numId="15">
+    <w:abstractNumId w:val="11"/>
   </w:num>
 </w:numbering>
 </file>
@@ -6609,7 +9157,7 @@
 </file>
 
 <file path=customXml/itemProps1.xml><?xml version="1.0" encoding="utf-8"?>
-<ds:datastoreItem xmlns:ds="http://schemas.openxmlformats.org/officeDocument/2006/customXml" ds:itemID="{CA9746BF-D9E9-4194-83A5-70AFD3CBA3BD}">
+<ds:datastoreItem xmlns:ds="http://schemas.openxmlformats.org/officeDocument/2006/customXml" ds:itemID="{98B824DB-C693-4E43-B499-2CA72C2AB385}">
   <ds:schemaRefs>
     <ds:schemaRef ds:uri="http://schemas.openxmlformats.org/officeDocument/2006/bibliography"/>
   </ds:schemaRefs>

--- a/internal_doc/03.开发设计/Story-snapshot错误信息控制选项.docx
+++ b/internal_doc/03.开发设计/Story-snapshot错误信息控制选项.docx
@@ -339,7 +339,13 @@
         <w:rPr>
           <w:rFonts w:hint="eastAsia"/>
         </w:rPr>
-        <w:t>错误信息用于提示查询时出错未响应的节点信息，增加控制选项后可以过滤这部分信息。</w:t>
+        <w:t>错误信息用于提示查询时出错未响应的节点信息，增加控制选项后可以过滤这部分信息</w:t>
+      </w:r>
+      <w:r>
+        <w:rPr>
+          <w:rFonts w:hint="eastAsia"/>
+        </w:rPr>
+        <w:t>并控制其展示形式。</w:t>
       </w:r>
     </w:p>
     <w:p>
@@ -602,74 +608,104 @@
         <w:rPr>
           <w:color w:val="000099"/>
         </w:rPr>
-        <w:t>{</w:t>
-      </w:r>
-      <w:r>
-        <w:rPr>
+        <w:t>ShowError</w:t>
+      </w:r>
+      <w:r>
+        <w:rPr>
+          <w:rFonts w:hint="eastAsia"/>
           <w:color w:val="000099"/>
         </w:rPr>
+        <w:t>,</w:t>
+      </w:r>
+      <w:r>
+        <w:rPr>
+          <w:color w:val="000099"/>
+        </w:rPr>
+        <w:t xml:space="preserve"> show) </w:t>
+      </w:r>
+      <w:r>
+        <w:rPr>
+          <w:color w:val="000099"/>
+        </w:rPr>
+        <w:t>use_options</w:t>
+      </w:r>
+      <w:r>
+        <w:rPr>
+          <w:color w:val="000099"/>
+        </w:rPr>
         <w:t xml:space="preserve"> </w:t>
       </w:r>
       <w:r>
         <w:rPr>
           <w:color w:val="000099"/>
         </w:rPr>
-        <w:t>ShowError</w:t>
-      </w:r>
-      <w:r>
-        <w:rPr>
-          <w:rFonts w:hint="eastAsia"/>
+        <w:t>(</w:t>
+      </w:r>
+      <w:r>
+        <w:rPr>
           <w:color w:val="000099"/>
         </w:rPr>
-        <w:t>:</w:t>
+        <w:t>ShowErrorMode,</w:t>
       </w:r>
       <w:r>
         <w:rPr>
           <w:color w:val="000099"/>
         </w:rPr>
-        <w:t>” show”</w:t>
+        <w:t xml:space="preserve"> aggr) </w:t>
       </w:r>
       <w:r>
         <w:rPr>
           <w:color w:val="000099"/>
         </w:rPr>
-        <w:t xml:space="preserve">, </w:t>
+        <w:t>use_options</w:t>
+      </w:r>
+      <w:r>
+        <w:rPr>
+          <w:rFonts w:hint="eastAsia"/>
+        </w:rPr>
+        <w:t xml:space="preserve"> </w:t>
+      </w:r>
+      <w:r>
+        <w:t>(</w:t>
+      </w:r>
+      <w:r>
+        <w:rPr>
+          <w:rFonts w:hint="eastAsia"/>
+        </w:rPr>
+        <w:t>M</w:t>
+      </w:r>
+      <w:r>
+        <w:t xml:space="preserve">ode, </w:t>
+      </w:r>
+      <w:r>
+        <w:t>local</w:t>
+      </w:r>
+      <w:r>
+        <w:t xml:space="preserve">) </w:t>
       </w:r>
       <w:r>
         <w:rPr>
           <w:color w:val="000099"/>
         </w:rPr>
-        <w:t>ShowErrorMode:” aggr”</w:t>
-      </w:r>
-      <w:r>
-        <w:rPr>
-          <w:rFonts w:hint="eastAsia"/>
-        </w:rPr>
-        <w:t>,</w:t>
-      </w:r>
-      <w:r>
-        <w:t xml:space="preserve"> </w:t>
-      </w:r>
-      <w:r>
-        <w:t>Mode:local</w:t>
-      </w:r>
-      <w:r>
-        <w:rPr>
-          <w:rFonts w:hint="eastAsia"/>
-        </w:rPr>
-        <w:t>,</w:t>
-      </w:r>
-      <w:r>
-        <w:t xml:space="preserve"> </w:t>
-      </w:r>
-      <w:r>
-        <w:t>Expand:false</w:t>
+        <w:t>use_options</w:t>
       </w:r>
       <w:r>
         <w:rPr>
           <w:color w:val="000099"/>
         </w:rPr>
-        <w:t xml:space="preserve"> })*/' )</w:t>
+        <w:t>(</w:t>
+      </w:r>
+      <w:r>
+        <w:t xml:space="preserve">Expand, </w:t>
+      </w:r>
+      <w:r>
+        <w:t>false</w:t>
+      </w:r>
+      <w:r>
+        <w:rPr>
+          <w:color w:val="000099"/>
+        </w:rPr>
+        <w:t>)*/' )</w:t>
       </w:r>
     </w:p>
     <w:p/>
@@ -1532,7 +1568,7 @@
                 <w:rFonts w:hint="eastAsia"/>
                 <w:color w:val="000099"/>
               </w:rPr>
-              <w:t>aggregate</w:t>
+              <w:t>aggr</w:t>
             </w:r>
           </w:p>
         </w:tc>
@@ -1693,7 +1729,13 @@
         <w:t>{ShowError:</w:t>
       </w:r>
       <w:r>
-        <w:t>”only”, ShowErrorMode:”flat”</w:t>
+        <w:t>”only”, ShowErrorMode:”</w:t>
+      </w:r>
+      <w:r>
+        <w:t>aggr</w:t>
+      </w:r>
+      <w:r>
+        <w:t>”</w:t>
       </w:r>
       <w:r>
         <w:rPr>
@@ -1722,7 +1764,13 @@
               <w:ind w:left="0"/>
             </w:pPr>
             <w:r>
-              <w:t>&gt; db.snapshot(SDB_SNAP_HEALTH, new SdbSnapshotOption().options({ShowError:"only", ShowErrorMode:"flat"}) )</w:t>
+              <w:t>&gt; db.snapshot(SDB_SNAP_HEALTH, new SdbSnapshotOption().options({ShowError:"only", ShowErrorMode:"</w:t>
+            </w:r>
+            <w:r>
+              <w:t>aggr</w:t>
+            </w:r>
+            <w:r>
+              <w:t>"}) )</w:t>
             </w:r>
           </w:p>
           <w:p>
@@ -1877,10 +1925,7 @@
         <w:t>”only”, ShowErrorMode:”</w:t>
       </w:r>
       <w:r>
-        <w:rPr>
-          <w:rFonts w:hint="eastAsia"/>
-        </w:rPr>
-        <w:t>aggr</w:t>
+        <w:t>flat</w:t>
       </w:r>
       <w:r>
         <w:t>”</w:t>
@@ -1912,7 +1957,13 @@
               <w:ind w:left="0"/>
             </w:pPr>
             <w:r>
-              <w:t>&gt; db.snapshot(SDB_SNAP_HEALTH, new SdbSnapshotOption().options({ShowError:"only", ShowErrorMode:"aggr"}) )</w:t>
+              <w:t>&gt; db.snapshot(SDB_SNAP_HEALTH, new SdbSnapshotOption().options({ShowError:"only", ShowErrorMode:"</w:t>
+            </w:r>
+            <w:r>
+              <w:t>flat</w:t>
+            </w:r>
+            <w:r>
+              <w:t>"}) )</w:t>
             </w:r>
           </w:p>
           <w:p>
@@ -2204,7 +2255,7 @@
         <w:t>”, ShowErrorMode:”</w:t>
       </w:r>
       <w:r>
-        <w:t>flat</w:t>
+        <w:t>aggr</w:t>
       </w:r>
       <w:r>
         <w:t>”</w:t>
@@ -2486,7 +2537,7 @@
         <w:t>”show”, ShowErrorMode:”</w:t>
       </w:r>
       <w:r>
-        <w:t>aggr</w:t>
+        <w:t>flat</w:t>
       </w:r>
       <w:r>
         <w:t>”</w:t>
@@ -3291,33 +3342,6 @@
         <w:t>only</w:t>
       </w:r>
       <w:r>
-        <w:t>”, ShowErrorMode:”flat”</w:t>
-      </w:r>
-      <w:r>
-        <w:rPr>
-          <w:rFonts w:hint="eastAsia"/>
-        </w:rPr>
-        <w:t>}</w:t>
-      </w:r>
-      <w:r>
-        <w:rPr>
-          <w:rFonts w:hint="eastAsia"/>
-        </w:rPr>
-        <w:t>，</w:t>
-      </w:r>
-      <w:r>
-        <w:rPr>
-          <w:rFonts w:hint="eastAsia"/>
-        </w:rPr>
-        <w:t>{ShowError:</w:t>
-      </w:r>
-      <w:r>
-        <w:t>”</w:t>
-      </w:r>
-      <w:r>
-        <w:t>only</w:t>
-      </w:r>
-      <w:r>
         <w:t>”, ShowErrorMode:”</w:t>
       </w:r>
       <w:r>
@@ -3423,6 +3447,145 @@
         </w:tc>
       </w:tr>
     </w:tbl>
+    <w:p/>
+    <w:p>
+      <w:r>
+        <w:rPr>
+          <w:rFonts w:hint="eastAsia"/>
+        </w:rPr>
+        <w:t>{ShowError:</w:t>
+      </w:r>
+      <w:r>
+        <w:t>”only”, ShowErrorMode:”</w:t>
+      </w:r>
+      <w:r>
+        <w:t>flat</w:t>
+      </w:r>
+      <w:r>
+        <w:t>”</w:t>
+      </w:r>
+      <w:r>
+        <w:rPr>
+          <w:rFonts w:hint="eastAsia"/>
+        </w:rPr>
+        <w:t>}</w:t>
+      </w:r>
+    </w:p>
+    <w:tbl>
+      <w:tblPr>
+        <w:tblStyle w:val="a9"/>
+        <w:tblW w:w="0" w:type="auto"/>
+        <w:tblInd w:w="357" w:type="dxa"/>
+        <w:tblLook w:val="04A0" w:firstRow="1" w:lastRow="0" w:firstColumn="1" w:lastColumn="0" w:noHBand="0" w:noVBand="1"/>
+      </w:tblPr>
+      <w:tblGrid>
+        <w:gridCol w:w="8522"/>
+      </w:tblGrid>
+      <w:tr>
+        <w:tc>
+          <w:tcPr>
+            <w:tcW w:w="8522" w:type="dxa"/>
+          </w:tcPr>
+          <w:p>
+            <w:pPr>
+              <w:ind w:left="0"/>
+            </w:pPr>
+            <w:r>
+              <w:t>{</w:t>
+            </w:r>
+          </w:p>
+          <w:p>
+            <w:pPr>
+              <w:ind w:left="0"/>
+            </w:pPr>
+            <w:r>
+              <w:t xml:space="preserve">  "NodeName": "ubuntu1604-zwb:30000",</w:t>
+            </w:r>
+          </w:p>
+          <w:p>
+            <w:pPr>
+              <w:ind w:left="0"/>
+            </w:pPr>
+            <w:r>
+              <w:t xml:space="preserve">  "GroupName": "SYSCatalogGroup",</w:t>
+            </w:r>
+          </w:p>
+          <w:p>
+            <w:pPr>
+              <w:ind w:left="0"/>
+            </w:pPr>
+            <w:r>
+              <w:t xml:space="preserve">  "Flag": -79,</w:t>
+            </w:r>
+          </w:p>
+          <w:p>
+            <w:pPr>
+              <w:ind w:left="0"/>
+            </w:pPr>
+            <w:r>
+              <w:t xml:space="preserve">  "ErrInfo": {}</w:t>
+            </w:r>
+          </w:p>
+          <w:p>
+            <w:pPr>
+              <w:ind w:left="0"/>
+            </w:pPr>
+            <w:r>
+              <w:t>}</w:t>
+            </w:r>
+          </w:p>
+          <w:p>
+            <w:pPr>
+              <w:ind w:left="0"/>
+            </w:pPr>
+            <w:r>
+              <w:t>{</w:t>
+            </w:r>
+          </w:p>
+          <w:p>
+            <w:pPr>
+              <w:ind w:left="0"/>
+            </w:pPr>
+            <w:r>
+              <w:t xml:space="preserve">  "NodeName": "ubuntu1604-zwb:20000",</w:t>
+            </w:r>
+          </w:p>
+          <w:p>
+            <w:pPr>
+              <w:ind w:left="0"/>
+            </w:pPr>
+            <w:r>
+              <w:t xml:space="preserve">  "GroupName": "db1",</w:t>
+            </w:r>
+          </w:p>
+          <w:p>
+            <w:pPr>
+              <w:ind w:left="0"/>
+            </w:pPr>
+            <w:r>
+              <w:t xml:space="preserve">  "Flag": -79,</w:t>
+            </w:r>
+          </w:p>
+          <w:p>
+            <w:pPr>
+              <w:ind w:left="0"/>
+            </w:pPr>
+            <w:r>
+              <w:t xml:space="preserve">  "ErrInfo": {}</w:t>
+            </w:r>
+          </w:p>
+          <w:p>
+            <w:pPr>
+              <w:ind w:left="0"/>
+            </w:pPr>
+            <w:r>
+              <w:t>}</w:t>
+            </w:r>
+          </w:p>
+        </w:tc>
+      </w:tr>
+    </w:tbl>
+    <w:p/>
     <w:p>
       <w:pPr>
         <w:rPr>
@@ -3605,7 +3768,7 @@
           <w:color w:val="00B0F0"/>
         </w:rPr>
         <w:drawing>
-          <wp:inline distT="0" distB="0" distL="0" distR="0" wp14:anchorId="75036322" wp14:editId="5DA2A54B">
+          <wp:inline distT="0" distB="0" distL="0" distR="0" wp14:anchorId="3020974C" wp14:editId="6D5918D2">
             <wp:extent cx="7143750" cy="2190750"/>
             <wp:effectExtent l="0" t="0" r="0" b="0"/>
             <wp:docPr id="11" name="图片 11"/>
@@ -3652,7 +3815,7 @@
     <w:p>
       <w:r>
         <w:drawing>
-          <wp:inline distT="0" distB="0" distL="0" distR="0" wp14:anchorId="1069E9D7" wp14:editId="1423EC08">
+          <wp:inline distT="0" distB="0" distL="0" distR="0" wp14:anchorId="0E1A24CE" wp14:editId="1C02B7B3">
             <wp:extent cx="6096000" cy="1714500"/>
             <wp:effectExtent l="0" t="0" r="0" b="0"/>
             <wp:docPr id="10" name="图片 10"/>
@@ -3697,7 +3860,7 @@
       </w:pPr>
       <w:r>
         <w:drawing>
-          <wp:inline distT="0" distB="0" distL="0" distR="0" wp14:anchorId="3D94CF82" wp14:editId="66B48CC6">
+          <wp:inline distT="0" distB="0" distL="0" distR="0" wp14:anchorId="2F4DFEBB" wp14:editId="5E322852">
             <wp:extent cx="3238500" cy="2762250"/>
             <wp:effectExtent l="0" t="0" r="0" b="0"/>
             <wp:docPr id="13" name="图片 13"/>
@@ -3824,7 +3987,7 @@
       </w:pPr>
       <w:r>
         <w:drawing>
-          <wp:inline distT="0" distB="0" distL="0" distR="0" wp14:anchorId="29964297" wp14:editId="0C458016">
+          <wp:inline distT="0" distB="0" distL="0" distR="0" wp14:anchorId="4541AA34" wp14:editId="032B739F">
             <wp:extent cx="6096000" cy="2095500"/>
             <wp:effectExtent l="0" t="0" r="0" b="0"/>
             <wp:docPr id="2" name="图片 2"/>
@@ -3966,10 +4129,10 @@
     <w:p>
       <w:r>
         <w:drawing>
-          <wp:inline distT="0" distB="0" distL="0" distR="0" wp14:anchorId="79468734" wp14:editId="0A806BD5">
+          <wp:inline distT="0" distB="0" distL="0" distR="0" wp14:anchorId="6E759298" wp14:editId="2F85C163">
             <wp:extent cx="12477750" cy="11715750"/>
             <wp:effectExtent l="0" t="0" r="0" b="0"/>
-            <wp:docPr id="12" name="图片 12"/>
+            <wp:docPr id="17" name="图片 17"/>
             <wp:cNvGraphicFramePr>
               <a:graphicFrameLocks xmlns:a="http://schemas.openxmlformats.org/drawingml/2006/main" noChangeAspect="1"/>
             </wp:cNvGraphicFramePr>
@@ -4001,6 +4164,8 @@
           </wp:inline>
         </w:drawing>
       </w:r>
+      <w:bookmarkStart w:id="0" w:name="_GoBack"/>
+      <w:bookmarkEnd w:id="0"/>
     </w:p>
     <w:p/>
     <w:p/>
@@ -4051,10 +4216,10 @@
       </w:pPr>
       <w:r>
         <w:drawing>
-          <wp:inline distT="0" distB="0" distL="0" distR="0" wp14:anchorId="4FAB73A4" wp14:editId="755933AD">
+          <wp:inline distT="0" distB="0" distL="0" distR="0" wp14:anchorId="423FDF10" wp14:editId="275D3E62">
             <wp:extent cx="6191250" cy="7143750"/>
             <wp:effectExtent l="0" t="0" r="0" b="0"/>
-            <wp:docPr id="7" name="图片 7"/>
+            <wp:docPr id="16" name="图片 16"/>
             <wp:cNvGraphicFramePr>
               <a:graphicFrameLocks xmlns:a="http://schemas.openxmlformats.org/drawingml/2006/main" noChangeAspect="1"/>
             </wp:cNvGraphicFramePr>
@@ -4129,7 +4294,7 @@
           <w:noProof/>
         </w:rPr>
         <w:drawing>
-          <wp:inline distT="0" distB="0" distL="0" distR="0" wp14:anchorId="432F87C4" wp14:editId="4C393E4A">
+          <wp:inline distT="0" distB="0" distL="0" distR="0" wp14:anchorId="0F018B77" wp14:editId="495016FE">
             <wp:extent cx="3048000" cy="4953000"/>
             <wp:effectExtent l="0" t="0" r="0" b="0"/>
             <wp:docPr id="8" name="图片 8"/>
@@ -4879,8 +5044,6 @@
             <w:r>
               <w:t xml:space="preserve">                               &gt;&gt; SQL_BLANKORNO</w:t>
             </w:r>
-            <w:bookmarkStart w:id="0" w:name="_GoBack"/>
-            <w:bookmarkEnd w:id="0"/>
           </w:p>
           <w:p>
             <w:pPr>
@@ -4944,7 +5107,7 @@
           <w:noProof/>
         </w:rPr>
         <w:drawing>
-          <wp:inline distT="0" distB="0" distL="0" distR="0" wp14:anchorId="0F99E9D0" wp14:editId="35E3DA92">
+          <wp:inline distT="0" distB="0" distL="0" distR="0" wp14:anchorId="208EE20C" wp14:editId="24829CAF">
             <wp:extent cx="5334000" cy="2286000"/>
             <wp:effectExtent l="0" t="0" r="0" b="0"/>
             <wp:docPr id="1" name="图片 1"/>
@@ -5028,7 +5191,7 @@
       </w:pPr>
       <w:r>
         <w:drawing>
-          <wp:inline distT="0" distB="0" distL="0" distR="0" wp14:anchorId="7643ED2B" wp14:editId="296765C8">
+          <wp:inline distT="0" distB="0" distL="0" distR="0" wp14:anchorId="576905E9" wp14:editId="7314A0CC">
             <wp:extent cx="4381500" cy="3905250"/>
             <wp:effectExtent l="0" t="0" r="0" b="0"/>
             <wp:docPr id="14" name="图片 14"/>
@@ -5119,7 +5282,7 @@
     <w:p>
       <w:r>
         <w:drawing>
-          <wp:inline distT="0" distB="0" distL="0" distR="0" wp14:anchorId="6B89C4C0" wp14:editId="0BC30B41">
+          <wp:inline distT="0" distB="0" distL="0" distR="0" wp14:anchorId="79699430" wp14:editId="6266ECCC">
             <wp:extent cx="3333750" cy="4095750"/>
             <wp:effectExtent l="0" t="0" r="0" b="0"/>
             <wp:docPr id="15" name="图片 15"/>
@@ -8866,6 +9029,89 @@
       <w:szCs w:val="32"/>
     </w:rPr>
   </w:style>
+  <w:style w:type="character" w:styleId="ad">
+    <w:name w:val="annotation reference"/>
+    <w:basedOn w:val="a0"/>
+    <w:uiPriority w:val="99"/>
+    <w:semiHidden/>
+    <w:unhideWhenUsed/>
+    <w:rsid w:val="00F74C2B"/>
+    <w:rPr>
+      <w:sz w:val="21"/>
+      <w:szCs w:val="21"/>
+    </w:rPr>
+  </w:style>
+  <w:style w:type="paragraph" w:styleId="ae">
+    <w:name w:val="annotation text"/>
+    <w:basedOn w:val="a"/>
+    <w:link w:val="af"/>
+    <w:uiPriority w:val="99"/>
+    <w:semiHidden/>
+    <w:unhideWhenUsed/>
+    <w:rsid w:val="00F74C2B"/>
+    <w:pPr>
+      <w:jc w:val="left"/>
+    </w:pPr>
+  </w:style>
+  <w:style w:type="character" w:customStyle="1" w:styleId="af">
+    <w:name w:val="批注文字 字符"/>
+    <w:basedOn w:val="a0"/>
+    <w:link w:val="ae"/>
+    <w:uiPriority w:val="99"/>
+    <w:semiHidden/>
+    <w:rsid w:val="00F74C2B"/>
+  </w:style>
+  <w:style w:type="paragraph" w:styleId="af0">
+    <w:name w:val="annotation subject"/>
+    <w:basedOn w:val="ae"/>
+    <w:next w:val="ae"/>
+    <w:link w:val="af1"/>
+    <w:uiPriority w:val="99"/>
+    <w:semiHidden/>
+    <w:unhideWhenUsed/>
+    <w:rsid w:val="00F74C2B"/>
+    <w:rPr>
+      <w:b/>
+      <w:bCs/>
+    </w:rPr>
+  </w:style>
+  <w:style w:type="character" w:customStyle="1" w:styleId="af1">
+    <w:name w:val="批注主题 字符"/>
+    <w:basedOn w:val="af"/>
+    <w:link w:val="af0"/>
+    <w:uiPriority w:val="99"/>
+    <w:semiHidden/>
+    <w:rsid w:val="00F74C2B"/>
+    <w:rPr>
+      <w:b/>
+      <w:bCs/>
+    </w:rPr>
+  </w:style>
+  <w:style w:type="paragraph" w:styleId="af2">
+    <w:name w:val="Balloon Text"/>
+    <w:basedOn w:val="a"/>
+    <w:link w:val="af3"/>
+    <w:uiPriority w:val="99"/>
+    <w:semiHidden/>
+    <w:unhideWhenUsed/>
+    <w:rsid w:val="00F74C2B"/>
+    <w:rPr>
+      <w:sz w:val="18"/>
+      <w:szCs w:val="18"/>
+    </w:rPr>
+  </w:style>
+  <w:style w:type="character" w:customStyle="1" w:styleId="af3">
+    <w:name w:val="批注框文本 字符"/>
+    <w:basedOn w:val="a0"/>
+    <w:link w:val="af2"/>
+    <w:uiPriority w:val="99"/>
+    <w:semiHidden/>
+    <w:rsid w:val="00F74C2B"/>
+    <w:rPr>
+      <w:sz w:val="18"/>
+      <w:szCs w:val="18"/>
+    </w:rPr>
+  </w:style>
 </w:styles>
 </file>
 
@@ -9157,7 +9403,7 @@
 </file>
 
 <file path=customXml/itemProps1.xml><?xml version="1.0" encoding="utf-8"?>
-<ds:datastoreItem xmlns:ds="http://schemas.openxmlformats.org/officeDocument/2006/customXml" ds:itemID="{98B824DB-C693-4E43-B499-2CA72C2AB385}">
+<ds:datastoreItem xmlns:ds="http://schemas.openxmlformats.org/officeDocument/2006/customXml" ds:itemID="{265E5206-C8ED-411E-9E5B-7EA833F2AB7C}">
   <ds:schemaRefs>
     <ds:schemaRef ds:uri="http://schemas.openxmlformats.org/officeDocument/2006/bibliography"/>
   </ds:schemaRefs>

--- a/internal_doc/03.开发设计/Story-snapshot错误信息控制选项.docx
+++ b/internal_doc/03.开发设计/Story-snapshot错误信息控制选项.docx
@@ -1,10 +1,10 @@
 
 <file path=word/document.xml><?xml version="1.0" encoding="utf-8"?>
-<w:document xmlns:wpc="http://schemas.microsoft.com/office/word/2010/wordprocessingCanvas" xmlns:cx="http://schemas.microsoft.com/office/drawing/2014/chartex" xmlns:mc="http://schemas.openxmlformats.org/markup-compatibility/2006" xmlns:o="urn:schemas-microsoft-com:office:office" xmlns:r="http://schemas.openxmlformats.org/officeDocument/2006/relationships" xmlns:m="http://schemas.openxmlformats.org/officeDocument/2006/math" xmlns:v="urn:schemas-microsoft-com:vml" xmlns:wp14="http://schemas.microsoft.com/office/word/2010/wordprocessingDrawing" xmlns:wp="http://schemas.openxmlformats.org/drawingml/2006/wordprocessingDrawing" xmlns:w10="urn:schemas-microsoft-com:office:word" xmlns:w="http://schemas.openxmlformats.org/wordprocessingml/2006/main" xmlns:w14="http://schemas.microsoft.com/office/word/2010/wordml" xmlns:w15="http://schemas.microsoft.com/office/word/2012/wordml" xmlns:w16se="http://schemas.microsoft.com/office/word/2015/wordml/symex" xmlns:wpg="http://schemas.microsoft.com/office/word/2010/wordprocessingGroup" xmlns:wpi="http://schemas.microsoft.com/office/word/2010/wordprocessingInk" xmlns:wne="http://schemas.microsoft.com/office/word/2006/wordml" xmlns:wps="http://schemas.microsoft.com/office/word/2010/wordprocessingShape" mc:Ignorable="w14 w15 w16se wp14">
+<w:document xmlns:ve="http://schemas.openxmlformats.org/markup-compatibility/2006" xmlns:o="urn:schemas-microsoft-com:office:office" xmlns:r="http://schemas.openxmlformats.org/officeDocument/2006/relationships" xmlns:m="http://schemas.openxmlformats.org/officeDocument/2006/math" xmlns:v="urn:schemas-microsoft-com:vml" xmlns:wp="http://schemas.openxmlformats.org/drawingml/2006/wordprocessingDrawing" xmlns:w10="urn:schemas-microsoft-com:office:word" xmlns:w="http://schemas.openxmlformats.org/wordprocessingml/2006/main" xmlns:wne="http://schemas.microsoft.com/office/word/2006/wordml">
   <w:body>
     <w:p>
       <w:pPr>
-        <w:pStyle w:val="ab"/>
+        <w:pStyle w:val="Title"/>
       </w:pPr>
       <w:r>
         <w:rPr>
@@ -30,10 +30,10 @@
     </w:p>
     <w:tbl>
       <w:tblPr>
-        <w:tblStyle w:val="a9"/>
+        <w:tblStyle w:val="TableGrid"/>
         <w:tblW w:w="0" w:type="auto"/>
         <w:tblInd w:w="357" w:type="dxa"/>
-        <w:tblLook w:val="04A0" w:firstRow="1" w:lastRow="0" w:firstColumn="1" w:lastColumn="0" w:noHBand="0" w:noVBand="1"/>
+        <w:tblLook w:val="04A0"/>
       </w:tblPr>
       <w:tblGrid>
         <w:gridCol w:w="2728"/>
@@ -72,13 +72,7 @@
               <w:rPr>
                 <w:rFonts w:hint="eastAsia"/>
               </w:rPr>
-              <w:t>2018</w:t>
-            </w:r>
-            <w:r>
-              <w:rPr>
-                <w:rFonts w:hint="eastAsia"/>
-              </w:rPr>
-              <w:t xml:space="preserve">-12-25  </w:t>
+              <w:t xml:space="preserve">2018-12-25  </w:t>
             </w:r>
             <w:r>
               <w:rPr>
@@ -106,6 +100,9 @@
         </w:tc>
       </w:tr>
       <w:tr>
+        <w:trPr>
+          <w:trHeight w:val="114"/>
+        </w:trPr>
         <w:tc>
           <w:tcPr>
             <w:tcW w:w="2728" w:type="dxa"/>
@@ -114,6 +111,18 @@
             <w:pPr>
               <w:ind w:left="0"/>
             </w:pPr>
+            <w:r>
+              <w:rPr>
+                <w:rFonts w:hint="eastAsia"/>
+              </w:rPr>
+              <w:t xml:space="preserve">2019-06-26  </w:t>
+            </w:r>
+            <w:r>
+              <w:rPr>
+                <w:rFonts w:hint="eastAsia"/>
+              </w:rPr>
+              <w:t>刘建豪</w:t>
+            </w:r>
           </w:p>
         </w:tc>
         <w:tc>
@@ -124,6 +133,15 @@
             <w:pPr>
               <w:ind w:left="0"/>
             </w:pPr>
+            <w:r>
+              <w:t>U</w:t>
+            </w:r>
+            <w:r>
+              <w:rPr>
+                <w:rFonts w:hint="eastAsia"/>
+              </w:rPr>
+              <w:t>pdate</w:t>
+            </w:r>
           </w:p>
         </w:tc>
       </w:tr>
@@ -131,7 +149,7 @@
     <w:p/>
     <w:p>
       <w:pPr>
-        <w:pStyle w:val="2"/>
+        <w:pStyle w:val="Heading2"/>
       </w:pPr>
       <w:r>
         <w:rPr>
@@ -192,7 +210,7 @@
     </w:p>
     <w:p>
       <w:pPr>
-        <w:pStyle w:val="2"/>
+        <w:pStyle w:val="Heading2"/>
       </w:pPr>
       <w:r>
         <w:rPr>
@@ -333,9 +351,6 @@
         <w:t xml:space="preserve"> ErrNodes</w:t>
       </w:r>
       <w:r>
-        <w:t xml:space="preserve"> </w:t>
-      </w:r>
-      <w:r>
         <w:rPr>
           <w:rFonts w:hint="eastAsia"/>
         </w:rPr>
@@ -350,7 +365,7 @@
     </w:p>
     <w:p>
       <w:pPr>
-        <w:pStyle w:val="2"/>
+        <w:pStyle w:val="Heading2"/>
       </w:pPr>
       <w:r>
         <w:rPr>
@@ -436,7 +451,7 @@
     </w:p>
     <w:p>
       <w:pPr>
-        <w:pStyle w:val="aa"/>
+        <w:pStyle w:val="ListParagraph"/>
         <w:numPr>
           <w:ilvl w:val="0"/>
           <w:numId w:val="9"/>
@@ -458,7 +473,7 @@
     </w:p>
     <w:p>
       <w:pPr>
-        <w:pStyle w:val="aa"/>
+        <w:pStyle w:val="ListParagraph"/>
         <w:numPr>
           <w:ilvl w:val="1"/>
           <w:numId w:val="9"/>
@@ -480,7 +495,7 @@
     </w:p>
     <w:p>
       <w:pPr>
-        <w:pStyle w:val="aa"/>
+        <w:pStyle w:val="ListParagraph"/>
         <w:ind w:left="1197" w:firstLineChars="0" w:firstLine="0"/>
         <w:rPr>
           <w:color w:val="FF0000"/>
@@ -490,74 +505,65 @@
         <w:rPr>
           <w:rFonts w:hint="eastAsia"/>
         </w:rPr>
-        <w:t>SdbSnapshotOption.options(</w:t>
-      </w:r>
-      <w:r>
+        <w:t>SdbSnapshotOption.options({</w:t>
+      </w:r>
+      <w:r>
+        <w:rPr>
+          <w:color w:val="000099"/>
+        </w:rPr>
+        <w:t>ShowError</w:t>
+      </w:r>
+      <w:r>
+        <w:rPr>
+          <w:color w:val="000099"/>
+        </w:rPr>
+        <w:t>:</w:t>
+      </w:r>
+      <w:r>
+        <w:rPr>
+          <w:color w:val="000099"/>
+        </w:rPr>
         <w:t xml:space="preserve"> </w:t>
       </w:r>
       <w:r>
         <w:rPr>
           <w:rFonts w:hint="eastAsia"/>
-        </w:rPr>
-        <w:t>{</w:t>
-      </w:r>
-      <w:r>
-        <w:t xml:space="preserve"> </w:t>
-      </w:r>
-      <w:r>
-        <w:rPr>
           <w:color w:val="000099"/>
         </w:rPr>
-        <w:t>ShowError</w:t>
-      </w:r>
-      <w:r>
-        <w:rPr>
-          <w:rFonts w:hint="eastAsia"/>
-          <w:color w:val="000099"/>
-        </w:rPr>
-        <w:t>:</w:t>
-      </w:r>
-      <w:r>
-        <w:rPr>
-          <w:color w:val="000099"/>
-        </w:rPr>
-        <w:t>” show”</w:t>
-      </w:r>
-      <w:r>
-        <w:rPr>
-          <w:color w:val="000099"/>
-        </w:rPr>
-        <w:t xml:space="preserve">, </w:t>
-      </w:r>
-      <w:r>
-        <w:rPr>
-          <w:color w:val="000099"/>
-        </w:rPr>
-        <w:t>ShowErrorMode:” aggr”</w:t>
-      </w:r>
-      <w:r>
-        <w:t xml:space="preserve">, Mode:local, Expand:false </w:t>
-      </w:r>
-      <w:r>
-        <w:rPr>
-          <w:rFonts w:hint="eastAsia"/>
-        </w:rPr>
-        <w:t>}</w:t>
-      </w:r>
-      <w:r>
-        <w:t xml:space="preserve"> </w:t>
-      </w:r>
-      <w:r>
-        <w:rPr>
-          <w:rFonts w:hint="eastAsia"/>
-        </w:rPr>
-        <w:t>)</w:t>
+        <w:t>"ignore"</w:t>
+      </w:r>
+      <w:r>
+        <w:t>, Mode:</w:t>
+      </w:r>
+      <w:r>
+        <w:rPr>
+          <w:rFonts w:hint="eastAsia"/>
+        </w:rPr>
+        <w:t>"</w:t>
+      </w:r>
+      <w:r>
+        <w:t>local</w:t>
+      </w:r>
+      <w:r>
+        <w:rPr>
+          <w:rFonts w:hint="eastAsia"/>
+        </w:rPr>
+        <w:t>"</w:t>
+      </w:r>
+      <w:r>
+        <w:t xml:space="preserve">, Expand:false </w:t>
+      </w:r>
+      <w:r>
+        <w:rPr>
+          <w:rFonts w:hint="eastAsia"/>
+        </w:rPr>
+        <w:t>})</w:t>
       </w:r>
     </w:p>
     <w:p/>
     <w:p>
       <w:pPr>
-        <w:pStyle w:val="aa"/>
+        <w:pStyle w:val="ListParagraph"/>
         <w:numPr>
           <w:ilvl w:val="0"/>
           <w:numId w:val="9"/>
@@ -596,7 +602,10 @@
         <w:rPr>
           <w:color w:val="000099"/>
         </w:rPr>
-        <w:t>( ' select * from $SNAPSHOT_CONFIGS /*+use_options(</w:t>
+        <w:t>( '</w:t>
+      </w:r>
+      <w:r>
+        <w:t xml:space="preserve"> select * from $SNAPSHOT_CONFIGS</w:t>
       </w:r>
       <w:r>
         <w:rPr>
@@ -605,14 +614,28 @@
         <w:t xml:space="preserve"> </w:t>
       </w:r>
       <w:r>
+        <w:t>/*+</w:t>
+      </w:r>
+      <w:r>
         <w:rPr>
           <w:color w:val="000099"/>
         </w:rPr>
+        <w:t xml:space="preserve"> </w:t>
+      </w:r>
+      <w:r>
+        <w:t>use_option</w:t>
+      </w:r>
+      <w:r>
+        <w:t>(</w:t>
+      </w:r>
+      <w:r>
+        <w:rPr>
+          <w:color w:val="000099"/>
+        </w:rPr>
         <w:t>ShowError</w:t>
       </w:r>
       <w:r>
         <w:rPr>
-          <w:rFonts w:hint="eastAsia"/>
           <w:color w:val="000099"/>
         </w:rPr>
         <w:t>,</w:t>
@@ -621,97 +644,74 @@
         <w:rPr>
           <w:color w:val="000099"/>
         </w:rPr>
-        <w:t xml:space="preserve"> show) </w:t>
-      </w:r>
-      <w:r>
-        <w:rPr>
+        <w:t xml:space="preserve"> </w:t>
+      </w:r>
+      <w:r>
+        <w:rPr>
+          <w:rFonts w:hint="eastAsia"/>
           <w:color w:val="000099"/>
         </w:rPr>
-        <w:t>use_options</w:t>
+        <w:t>ignore</w:t>
+      </w:r>
+      <w:r>
+        <w:t xml:space="preserve">) </w:t>
+      </w:r>
+      <w:r>
+        <w:t>use_option</w:t>
+      </w:r>
+      <w:r>
+        <w:t>(</w:t>
+      </w:r>
+      <w:r>
+        <w:rPr>
+          <w:rFonts w:hint="eastAsia"/>
+        </w:rPr>
+        <w:t>M</w:t>
+      </w:r>
+      <w:r>
+        <w:t xml:space="preserve">ode, </w:t>
+      </w:r>
+      <w:r>
+        <w:t>local</w:t>
+      </w:r>
+      <w:r>
+        <w:t xml:space="preserve">) </w:t>
+      </w:r>
+      <w:r>
+        <w:t>use_option</w:t>
       </w:r>
       <w:r>
         <w:rPr>
           <w:color w:val="000099"/>
         </w:rPr>
-        <w:t xml:space="preserve"> </w:t>
+        <w:t>(</w:t>
+      </w:r>
+      <w:r>
+        <w:t xml:space="preserve">Expand, </w:t>
+      </w:r>
+      <w:r>
+        <w:t>false</w:t>
       </w:r>
       <w:r>
         <w:rPr>
           <w:color w:val="000099"/>
         </w:rPr>
-        <w:t>(</w:t>
+        <w:t>)</w:t>
+      </w:r>
+      <w:r>
+        <w:t>*/</w:t>
       </w:r>
       <w:r>
         <w:rPr>
           <w:color w:val="000099"/>
         </w:rPr>
-        <w:t>ShowErrorMode,</w:t>
-      </w:r>
-      <w:r>
-        <w:rPr>
-          <w:color w:val="000099"/>
-        </w:rPr>
-        <w:t xml:space="preserve"> aggr) </w:t>
-      </w:r>
-      <w:r>
-        <w:rPr>
-          <w:color w:val="000099"/>
-        </w:rPr>
-        <w:t>use_options</w:t>
-      </w:r>
-      <w:r>
-        <w:rPr>
-          <w:rFonts w:hint="eastAsia"/>
-        </w:rPr>
-        <w:t xml:space="preserve"> </w:t>
-      </w:r>
-      <w:r>
-        <w:t>(</w:t>
-      </w:r>
-      <w:r>
-        <w:rPr>
-          <w:rFonts w:hint="eastAsia"/>
-        </w:rPr>
-        <w:t>M</w:t>
-      </w:r>
-      <w:r>
-        <w:t xml:space="preserve">ode, </w:t>
-      </w:r>
-      <w:r>
-        <w:t>local</w:t>
-      </w:r>
-      <w:r>
-        <w:t xml:space="preserve">) </w:t>
-      </w:r>
-      <w:r>
-        <w:rPr>
-          <w:color w:val="000099"/>
-        </w:rPr>
-        <w:t>use_options</w:t>
-      </w:r>
-      <w:r>
-        <w:rPr>
-          <w:color w:val="000099"/>
-        </w:rPr>
-        <w:t>(</w:t>
-      </w:r>
-      <w:r>
-        <w:t xml:space="preserve">Expand, </w:t>
-      </w:r>
-      <w:r>
-        <w:t>false</w:t>
-      </w:r>
-      <w:r>
-        <w:rPr>
-          <w:color w:val="000099"/>
-        </w:rPr>
-        <w:t>)*/' )</w:t>
+        <w:t>' )</w:t>
       </w:r>
     </w:p>
     <w:p/>
     <w:p>
       <w:pPr>
-        <w:pStyle w:val="aa"/>
+        <w:pStyle w:val="ListParagraph"/>
         <w:numPr>
           <w:ilvl w:val="0"/>
           <w:numId w:val="9"/>
@@ -727,7 +727,7 @@
     </w:p>
     <w:p>
       <w:pPr>
-        <w:pStyle w:val="aa"/>
+        <w:pStyle w:val="ListParagraph"/>
         <w:numPr>
           <w:ilvl w:val="1"/>
           <w:numId w:val="9"/>
@@ -761,7 +761,7 @@
     </w:p>
     <w:p>
       <w:pPr>
-        <w:pStyle w:val="aa"/>
+        <w:pStyle w:val="ListParagraph"/>
         <w:ind w:left="1197" w:firstLineChars="0" w:firstLine="0"/>
       </w:pPr>
       <w:r>
@@ -809,7 +809,7 @@
     </w:p>
     <w:p>
       <w:pPr>
-        <w:pStyle w:val="aa"/>
+        <w:pStyle w:val="ListParagraph"/>
         <w:pBdr>
           <w:top w:val="single" w:sz="4" w:space="1" w:color="000000" w:themeColor="text1"/>
           <w:left w:val="single" w:sz="4" w:space="4" w:color="000000" w:themeColor="text1"/>
@@ -831,7 +831,7 @@
     </w:p>
     <w:p>
       <w:pPr>
-        <w:pStyle w:val="aa"/>
+        <w:pStyle w:val="ListParagraph"/>
         <w:pBdr>
           <w:top w:val="single" w:sz="4" w:space="1" w:color="000000" w:themeColor="text1"/>
           <w:left w:val="single" w:sz="4" w:space="4" w:color="000000" w:themeColor="text1"/>
@@ -858,12 +858,6 @@
       </w:r>
       <w:r>
         <w:rPr>
-          <w:szCs w:val="21"/>
-        </w:rPr>
-        <w:t xml:space="preserve">    </w:t>
-      </w:r>
-      <w:r>
-        <w:rPr>
           <w:rFonts w:hint="eastAsia"/>
           <w:szCs w:val="21"/>
         </w:rPr>
@@ -885,7 +879,7 @@
     </w:p>
     <w:p>
       <w:pPr>
-        <w:pStyle w:val="aa"/>
+        <w:pStyle w:val="ListParagraph"/>
         <w:pBdr>
           <w:top w:val="single" w:sz="4" w:space="1" w:color="000000" w:themeColor="text1"/>
           <w:left w:val="single" w:sz="4" w:space="4" w:color="000000" w:themeColor="text1"/>
@@ -933,7 +927,7 @@
     </w:p>
     <w:p>
       <w:pPr>
-        <w:pStyle w:val="aa"/>
+        <w:pStyle w:val="ListParagraph"/>
         <w:pBdr>
           <w:top w:val="single" w:sz="4" w:space="1" w:color="000000" w:themeColor="text1"/>
           <w:left w:val="single" w:sz="4" w:space="4" w:color="000000" w:themeColor="text1"/>
@@ -960,19 +954,6 @@
       </w:r>
       <w:r>
         <w:rPr>
-          <w:szCs w:val="21"/>
-        </w:rPr>
-        <w:t xml:space="preserve">    </w:t>
-      </w:r>
-      <w:r>
-        <w:rPr>
-          <w:rFonts w:hint="eastAsia"/>
-          <w:szCs w:val="21"/>
-        </w:rPr>
-        <w:t xml:space="preserve"> </w:t>
-      </w:r>
-      <w:r>
-        <w:rPr>
           <w:rFonts w:hint="eastAsia"/>
           <w:szCs w:val="21"/>
         </w:rPr>
@@ -994,7 +975,7 @@
     </w:p>
     <w:p>
       <w:pPr>
-        <w:pStyle w:val="aa"/>
+        <w:pStyle w:val="ListParagraph"/>
         <w:pBdr>
           <w:top w:val="single" w:sz="4" w:space="1" w:color="000000" w:themeColor="text1"/>
           <w:left w:val="single" w:sz="4" w:space="4" w:color="000000" w:themeColor="text1"/>
@@ -1021,19 +1002,6 @@
       </w:r>
       <w:r>
         <w:rPr>
-          <w:szCs w:val="21"/>
-        </w:rPr>
-        <w:t xml:space="preserve">       </w:t>
-      </w:r>
-      <w:r>
-        <w:rPr>
-          <w:rFonts w:hint="eastAsia"/>
-          <w:szCs w:val="21"/>
-        </w:rPr>
-        <w:t xml:space="preserve"> </w:t>
-      </w:r>
-      <w:r>
-        <w:rPr>
           <w:rFonts w:hint="eastAsia"/>
           <w:szCs w:val="21"/>
         </w:rPr>
@@ -1055,7 +1023,7 @@
     </w:p>
     <w:p>
       <w:pPr>
-        <w:pStyle w:val="aa"/>
+        <w:pStyle w:val="ListParagraph"/>
         <w:pBdr>
           <w:top w:val="single" w:sz="4" w:space="1" w:color="000000" w:themeColor="text1"/>
           <w:left w:val="single" w:sz="4" w:space="4" w:color="000000" w:themeColor="text1"/>
@@ -1094,44 +1062,58 @@
         <w:t>中有成员</w:t>
       </w:r>
       <w:r>
+        <w:t>“</w:t>
+      </w:r>
+      <w:r>
+        <w:rPr>
+          <w:rFonts w:hint="eastAsia"/>
+        </w:rPr>
+        <w:t>{</w:t>
+      </w:r>
+      <w:r>
+        <w:t xml:space="preserve"> $options:{</w:t>
+      </w:r>
+      <w:r>
+        <w:rPr>
+          <w:color w:val="000099"/>
+        </w:rPr>
+        <w:t xml:space="preserve"> ShowError</w:t>
+      </w:r>
+      <w:r>
+        <w:rPr>
+          <w:color w:val="000099"/>
+        </w:rPr>
+        <w:t>:</w:t>
+      </w:r>
+      <w:r>
+        <w:rPr>
+          <w:color w:val="000099"/>
+        </w:rPr>
+        <w:t xml:space="preserve"> aggr</w:t>
+      </w:r>
+      <w:r>
+        <w:t>, Mode:</w:t>
+      </w:r>
+      <w:r>
         <w:rPr>
           <w:rFonts w:hint="eastAsia"/>
         </w:rPr>
         <w:t xml:space="preserve"> </w:t>
       </w:r>
       <w:r>
-        <w:t>“</w:t>
-      </w:r>
-      <w:r>
-        <w:rPr>
-          <w:rFonts w:hint="eastAsia"/>
-        </w:rPr>
-        <w:t>{</w:t>
-      </w:r>
-      <w:r>
-        <w:t xml:space="preserve"> $options:{ </w:t>
-      </w:r>
-      <w:r>
-        <w:rPr>
-          <w:color w:val="000099"/>
-        </w:rPr>
-        <w:t>ShowError</w:t>
-      </w:r>
-      <w:r>
-        <w:rPr>
-          <w:rFonts w:hint="eastAsia"/>
-          <w:color w:val="000099"/>
-        </w:rPr>
-        <w:t>:</w:t>
-      </w:r>
-      <w:r>
-        <w:rPr>
-          <w:color w:val="000099"/>
-        </w:rPr>
-        <w:t>” show”, ShowErrorMode:” aggr”</w:t>
-      </w:r>
-      <w:r>
-        <w:t xml:space="preserve">, Mode:”local”, Expand:false } </w:t>
+        <w:t>local</w:t>
+      </w:r>
+      <w:r>
+        <w:t>, Expand:</w:t>
+      </w:r>
+      <w:r>
+        <w:rPr>
+          <w:rFonts w:hint="eastAsia"/>
+        </w:rPr>
+        <w:t xml:space="preserve"> </w:t>
+      </w:r>
+      <w:r>
+        <w:t xml:space="preserve">false } </w:t>
       </w:r>
       <w:r>
         <w:rPr>
@@ -1160,27 +1142,34 @@
       </w:r>
       <w:r>
         <w:tab/>
-        <w:t xml:space="preserve">   </w:t>
-      </w:r>
+      </w:r>
+      <w:commentRangeStart w:id="0"/>
       <w:r>
         <w:rPr>
           <w:rFonts w:hint="eastAsia"/>
         </w:rPr>
         <w:t>表一：</w:t>
+      </w:r>
+      <w:commentRangeEnd w:id="0"/>
+      <w:r>
+        <w:rPr>
+          <w:rStyle w:val="CommentReference"/>
+        </w:rPr>
+        <w:commentReference w:id="0"/>
       </w:r>
     </w:p>
     <w:tbl>
       <w:tblPr>
-        <w:tblStyle w:val="a9"/>
+        <w:tblStyle w:val="TableGrid"/>
         <w:tblW w:w="0" w:type="auto"/>
         <w:tblInd w:w="1120" w:type="dxa"/>
-        <w:tblLook w:val="04A0" w:firstRow="1" w:lastRow="0" w:firstColumn="1" w:lastColumn="0" w:noHBand="0" w:noVBand="1"/>
+        <w:tblLook w:val="04A0"/>
       </w:tblPr>
       <w:tblGrid>
-        <w:gridCol w:w="2130"/>
-        <w:gridCol w:w="2130"/>
-        <w:gridCol w:w="2131"/>
-        <w:gridCol w:w="2131"/>
+        <w:gridCol w:w="1913"/>
+        <w:gridCol w:w="1766"/>
+        <w:gridCol w:w="1940"/>
+        <w:gridCol w:w="1783"/>
       </w:tblGrid>
       <w:tr>
         <w:tc>
@@ -1311,7 +1300,7 @@
                 <w:rFonts w:hint="eastAsia"/>
                 <w:color w:val="000099"/>
               </w:rPr>
-              <w:t>show</w:t>
+              <w:t>ignore</w:t>
             </w:r>
           </w:p>
         </w:tc>
@@ -1331,7 +1320,7 @@
                 <w:rFonts w:hint="eastAsia"/>
                 <w:color w:val="000099"/>
               </w:rPr>
-              <w:t>显示错误信息</w:t>
+              <w:t>不显示错误信息</w:t>
             </w:r>
           </w:p>
         </w:tc>
@@ -1350,36 +1339,77 @@
             </w:pPr>
             <w:r>
               <w:rPr>
-                <w:rFonts w:hint="eastAsia"/>
                 <w:color w:val="000099"/>
               </w:rPr>
-              <w:t>Show</w:t>
-            </w:r>
-            <w:r>
+              <w:t>ShowError</w:t>
+            </w:r>
+          </w:p>
+        </w:tc>
+        <w:tc>
+          <w:tcPr>
+            <w:tcW w:w="2130" w:type="dxa"/>
+          </w:tcPr>
+          <w:p>
+            <w:pPr>
+              <w:ind w:left="0"/>
               <w:rPr>
                 <w:color w:val="000099"/>
               </w:rPr>
-              <w:t>Error</w:t>
-            </w:r>
-          </w:p>
-        </w:tc>
-        <w:tc>
-          <w:tcPr>
-            <w:tcW w:w="2130" w:type="dxa"/>
-          </w:tcPr>
-          <w:p>
-            <w:pPr>
-              <w:ind w:left="0"/>
-              <w:rPr>
+            </w:pPr>
+            <w:r>
+              <w:rPr>
+                <w:rFonts w:hint="eastAsia"/>
                 <w:color w:val="000099"/>
               </w:rPr>
-            </w:pPr>
-            <w:r>
-              <w:rPr>
-                <w:rFonts w:hint="eastAsia"/>
+              <w:t>字符串</w:t>
+            </w:r>
+          </w:p>
+        </w:tc>
+        <w:tc>
+          <w:tcPr>
+            <w:tcW w:w="2131" w:type="dxa"/>
+          </w:tcPr>
+          <w:p>
+            <w:pPr>
+              <w:ind w:left="0"/>
+              <w:rPr>
                 <w:color w:val="000099"/>
               </w:rPr>
-              <w:t>字符串</w:t>
+            </w:pPr>
+            <w:r>
+              <w:rPr>
+                <w:rFonts w:hint="eastAsia"/>
+                <w:color w:val="000099"/>
+              </w:rPr>
+              <w:t>a</w:t>
+            </w:r>
+            <w:r>
+              <w:rPr>
+                <w:rFonts w:hint="eastAsia"/>
+                <w:color w:val="000099"/>
+              </w:rPr>
+              <w:t>ggr</w:t>
+            </w:r>
+            <w:r>
+              <w:rPr>
+                <w:rFonts w:hint="eastAsia"/>
+                <w:color w:val="000099"/>
+              </w:rPr>
+              <w:t>（</w:t>
+            </w:r>
+            <w:r>
+              <w:rPr>
+                <w:rFonts w:hint="eastAsia"/>
+                <w:color w:val="000099"/>
+              </w:rPr>
+              <w:t>defalut</w:t>
+            </w:r>
+            <w:r>
+              <w:rPr>
+                <w:rFonts w:hint="eastAsia"/>
+                <w:color w:val="000099"/>
+              </w:rPr>
+              <w:t>）</w:t>
             </w:r>
           </w:p>
         </w:tc>
@@ -1399,27 +1429,7 @@
                 <w:rFonts w:hint="eastAsia"/>
                 <w:color w:val="000099"/>
               </w:rPr>
-              <w:t>ignored</w:t>
-            </w:r>
-          </w:p>
-        </w:tc>
-        <w:tc>
-          <w:tcPr>
-            <w:tcW w:w="2131" w:type="dxa"/>
-          </w:tcPr>
-          <w:p>
-            <w:pPr>
-              <w:ind w:left="0"/>
-              <w:rPr>
-                <w:color w:val="000099"/>
-              </w:rPr>
-            </w:pPr>
-            <w:r>
-              <w:rPr>
-                <w:rFonts w:hint="eastAsia"/>
-                <w:color w:val="000099"/>
-              </w:rPr>
-              <w:t>不显示错误信息</w:t>
+              <w:t>将错误信息聚合到一条记录中显示</w:t>
             </w:r>
           </w:p>
         </w:tc>
@@ -1436,18 +1446,19 @@
                 <w:color w:val="000099"/>
               </w:rPr>
             </w:pPr>
-            <w:r>
-              <w:rPr>
-                <w:rFonts w:hint="eastAsia"/>
+            <w:commentRangeStart w:id="1"/>
+            <w:r>
+              <w:rPr>
                 <w:color w:val="000099"/>
               </w:rPr>
-              <w:t>Show</w:t>
-            </w:r>
-            <w:r>
-              <w:rPr>
+              <w:t>ShowErro</w:t>
+            </w:r>
+            <w:r>
+              <w:rPr>
+                <w:rFonts w:hint="eastAsia"/>
                 <w:color w:val="000099"/>
               </w:rPr>
-              <w:t>Error</w:t>
+              <w:t>r</w:t>
             </w:r>
           </w:p>
         </w:tc>
@@ -1487,7 +1498,7 @@
                 <w:rFonts w:hint="eastAsia"/>
                 <w:color w:val="000099"/>
               </w:rPr>
-              <w:t>only</w:t>
+              <w:t>flat</w:t>
             </w:r>
           </w:p>
         </w:tc>
@@ -1507,169 +1518,14 @@
                 <w:rFonts w:hint="eastAsia"/>
                 <w:color w:val="000099"/>
               </w:rPr>
-              <w:t>只显示错误信息</w:t>
-            </w:r>
-          </w:p>
-        </w:tc>
-      </w:tr>
-      <w:tr>
-        <w:tc>
-          <w:tcPr>
-            <w:tcW w:w="2130" w:type="dxa"/>
-          </w:tcPr>
-          <w:p>
-            <w:pPr>
-              <w:ind w:left="0"/>
-              <w:rPr>
-                <w:color w:val="000099"/>
-              </w:rPr>
-            </w:pPr>
-            <w:r>
-              <w:rPr>
-                <w:color w:val="000099"/>
-              </w:rPr>
-              <w:t>ShowErrorMode</w:t>
-            </w:r>
-          </w:p>
-        </w:tc>
-        <w:tc>
-          <w:tcPr>
-            <w:tcW w:w="2130" w:type="dxa"/>
-          </w:tcPr>
-          <w:p>
-            <w:pPr>
-              <w:ind w:left="0"/>
-              <w:rPr>
-                <w:color w:val="000099"/>
-              </w:rPr>
-            </w:pPr>
-            <w:r>
-              <w:rPr>
-                <w:rFonts w:hint="eastAsia"/>
-                <w:color w:val="000099"/>
-              </w:rPr>
-              <w:t>字符串</w:t>
-            </w:r>
-          </w:p>
-        </w:tc>
-        <w:tc>
-          <w:tcPr>
-            <w:tcW w:w="2131" w:type="dxa"/>
-          </w:tcPr>
-          <w:p>
-            <w:pPr>
-              <w:ind w:left="0"/>
-              <w:rPr>
-                <w:color w:val="000099"/>
-              </w:rPr>
-            </w:pPr>
-            <w:r>
-              <w:rPr>
-                <w:rFonts w:hint="eastAsia"/>
-                <w:color w:val="000099"/>
-              </w:rPr>
-              <w:t>aggr</w:t>
-            </w:r>
-          </w:p>
-        </w:tc>
-        <w:tc>
-          <w:tcPr>
-            <w:tcW w:w="2131" w:type="dxa"/>
-          </w:tcPr>
-          <w:p>
-            <w:pPr>
-              <w:ind w:left="0"/>
-              <w:rPr>
-                <w:color w:val="000099"/>
-              </w:rPr>
-            </w:pPr>
-            <w:r>
-              <w:rPr>
-                <w:rFonts w:hint="eastAsia"/>
-                <w:color w:val="000099"/>
-              </w:rPr>
-              <w:t>将错误信息聚合到一条记录中显示</w:t>
-            </w:r>
-          </w:p>
-        </w:tc>
-      </w:tr>
-      <w:tr>
-        <w:tc>
-          <w:tcPr>
-            <w:tcW w:w="2130" w:type="dxa"/>
-          </w:tcPr>
-          <w:p>
-            <w:pPr>
-              <w:ind w:left="0"/>
-              <w:rPr>
-                <w:color w:val="000099"/>
-              </w:rPr>
-            </w:pPr>
-            <w:r>
-              <w:rPr>
-                <w:color w:val="000099"/>
-              </w:rPr>
-              <w:t>ShowErrorMode</w:t>
-            </w:r>
-          </w:p>
-        </w:tc>
-        <w:tc>
-          <w:tcPr>
-            <w:tcW w:w="2130" w:type="dxa"/>
-          </w:tcPr>
-          <w:p>
-            <w:pPr>
-              <w:ind w:left="0"/>
-              <w:rPr>
-                <w:color w:val="000099"/>
-              </w:rPr>
-            </w:pPr>
-            <w:r>
-              <w:rPr>
-                <w:rFonts w:hint="eastAsia"/>
-                <w:color w:val="000099"/>
-              </w:rPr>
-              <w:t>字符串</w:t>
-            </w:r>
-          </w:p>
-        </w:tc>
-        <w:tc>
-          <w:tcPr>
-            <w:tcW w:w="2131" w:type="dxa"/>
-          </w:tcPr>
-          <w:p>
-            <w:pPr>
-              <w:ind w:left="0"/>
-              <w:rPr>
-                <w:color w:val="000099"/>
-              </w:rPr>
-            </w:pPr>
-            <w:r>
-              <w:rPr>
-                <w:rFonts w:hint="eastAsia"/>
-                <w:color w:val="000099"/>
-              </w:rPr>
-              <w:t>flat</w:t>
-            </w:r>
-          </w:p>
-        </w:tc>
-        <w:tc>
-          <w:tcPr>
-            <w:tcW w:w="2131" w:type="dxa"/>
-          </w:tcPr>
-          <w:p>
-            <w:pPr>
-              <w:ind w:left="0"/>
-              <w:rPr>
-                <w:color w:val="000099"/>
-              </w:rPr>
-            </w:pPr>
-            <w:r>
-              <w:rPr>
-                <w:rFonts w:hint="eastAsia"/>
-                <w:color w:val="000099"/>
-              </w:rPr>
               <w:t>一个错误节点对应一条记录显示</w:t>
+            </w:r>
+            <w:commentRangeEnd w:id="1"/>
+            <w:r>
+              <w:rPr>
+                <w:rStyle w:val="CommentReference"/>
+              </w:rPr>
+              <w:commentReference w:id="1"/>
             </w:r>
           </w:p>
         </w:tc>
@@ -1678,7 +1534,7 @@
     <w:p/>
     <w:p>
       <w:pPr>
-        <w:pStyle w:val="aa"/>
+        <w:pStyle w:val="ListParagraph"/>
         <w:numPr>
           <w:ilvl w:val="0"/>
           <w:numId w:val="9"/>
@@ -1700,7 +1556,7 @@
     </w:p>
     <w:p>
       <w:pPr>
-        <w:pStyle w:val="aa"/>
+        <w:pStyle w:val="ListParagraph"/>
         <w:numPr>
           <w:ilvl w:val="1"/>
           <w:numId w:val="9"/>
@@ -1720,22 +1576,27 @@
         <w:t>使用聚合操作的快照</w:t>
       </w:r>
     </w:p>
-    <w:p/>
     <w:p>
       <w:r>
         <w:rPr>
           <w:rFonts w:hint="eastAsia"/>
         </w:rPr>
-        <w:t>{ShowError:</w:t>
-      </w:r>
-      <w:r>
-        <w:t>”only”, ShowErrorMode:”</w:t>
+        <w:t>{</w:t>
+      </w:r>
+      <w:r>
+        <w:t xml:space="preserve"> ShowError:”</w:t>
       </w:r>
       <w:r>
         <w:t>aggr</w:t>
       </w:r>
       <w:r>
         <w:t>”</w:t>
+      </w:r>
+      <w:r>
+        <w:rPr>
+          <w:rFonts w:hint="eastAsia"/>
+        </w:rPr>
+        <w:t xml:space="preserve"> </w:t>
       </w:r>
       <w:r>
         <w:rPr>
@@ -1746,25 +1607,31 @@
     </w:p>
     <w:tbl>
       <w:tblPr>
-        <w:tblStyle w:val="a9"/>
+        <w:tblStyle w:val="TableGrid"/>
         <w:tblW w:w="0" w:type="auto"/>
         <w:tblInd w:w="357" w:type="dxa"/>
-        <w:tblLook w:val="04A0" w:firstRow="1" w:lastRow="0" w:firstColumn="1" w:lastColumn="0" w:noHBand="0" w:noVBand="1"/>
+        <w:tblLook w:val="04A0"/>
       </w:tblPr>
       <w:tblGrid>
-        <w:gridCol w:w="8522"/>
+        <w:gridCol w:w="8165"/>
       </w:tblGrid>
       <w:tr>
         <w:tc>
           <w:tcPr>
-            <w:tcW w:w="8522" w:type="dxa"/>
-          </w:tcPr>
-          <w:p>
-            <w:pPr>
-              <w:ind w:left="0"/>
-            </w:pPr>
-            <w:r>
-              <w:t>&gt; db.snapshot(SDB_SNAP_HEALTH, new SdbSnapshotOption().options({ShowError:"only", ShowErrorMode:"</w:t>
+            <w:tcW w:w="10975" w:type="dxa"/>
+          </w:tcPr>
+          <w:p>
+            <w:pPr>
+              <w:ind w:left="0"/>
+            </w:pPr>
+            <w:r>
+              <w:t>&gt; db.snapshot(SDB_SNAP_HEALTH, new SdbSnapsho</w:t>
+            </w:r>
+            <w:r>
+              <w:t>tOption().options({ShowError</w:t>
+            </w:r>
+            <w:r>
+              <w:t>:"</w:t>
             </w:r>
             <w:r>
               <w:t>aggr</w:t>
@@ -1802,7 +1669,7 @@
               <w:ind w:left="0"/>
             </w:pPr>
             <w:r>
-              <w:t xml:space="preserve">      "NodeName": "ubuntu1604-zwb:30000",</w:t>
+              <w:t xml:space="preserve">      "NodeName": "u1604-ljh:30010",</w:t>
             </w:r>
           </w:p>
           <w:p>
@@ -1850,15 +1717,15 @@
               <w:ind w:left="0"/>
             </w:pPr>
             <w:r>
-              <w:t xml:space="preserve">      "NodeName": "ubuntu1604-zwb:20000",</w:t>
-            </w:r>
-          </w:p>
-          <w:p>
-            <w:pPr>
-              <w:ind w:left="0"/>
-            </w:pPr>
-            <w:r>
-              <w:t xml:space="preserve">      "GroupName": "db1",</w:t>
+              <w:t xml:space="preserve">      "NodeName": "u1604-ljh:42000",</w:t>
+            </w:r>
+          </w:p>
+          <w:p>
+            <w:pPr>
+              <w:ind w:left="0"/>
+            </w:pPr>
+            <w:r>
+              <w:t xml:space="preserve">      "GroupName": "db2",</w:t>
             </w:r>
           </w:p>
           <w:p>
@@ -1896,170 +1763,20 @@
           <w:p>
             <w:pPr>
               <w:ind w:left="0"/>
-              <w:rPr>
-                <w:rFonts w:hint="eastAsia"/>
-              </w:rPr>
             </w:pPr>
             <w:r>
               <w:t>}</w:t>
             </w:r>
           </w:p>
-        </w:tc>
-      </w:tr>
-    </w:tbl>
-    <w:p>
-      <w:pPr>
-        <w:rPr>
-          <w:rFonts w:hint="eastAsia"/>
-        </w:rPr>
-      </w:pPr>
-    </w:p>
-    <w:p>
-      <w:r>
-        <w:rPr>
-          <w:rFonts w:hint="eastAsia"/>
-        </w:rPr>
-        <w:t>{ShowError:</w:t>
-      </w:r>
-      <w:r>
-        <w:t>”only”, ShowErrorMode:”</w:t>
-      </w:r>
-      <w:r>
-        <w:t>flat</w:t>
-      </w:r>
-      <w:r>
-        <w:t>”</w:t>
-      </w:r>
-      <w:r>
-        <w:rPr>
-          <w:rFonts w:hint="eastAsia"/>
-        </w:rPr>
-        <w:t>}</w:t>
-      </w:r>
-    </w:p>
-    <w:tbl>
-      <w:tblPr>
-        <w:tblStyle w:val="a9"/>
-        <w:tblW w:w="0" w:type="auto"/>
-        <w:tblInd w:w="357" w:type="dxa"/>
-        <w:tblLook w:val="04A0" w:firstRow="1" w:lastRow="0" w:firstColumn="1" w:lastColumn="0" w:noHBand="0" w:noVBand="1"/>
-      </w:tblPr>
-      <w:tblGrid>
-        <w:gridCol w:w="8522"/>
-      </w:tblGrid>
-      <w:tr>
-        <w:tc>
-          <w:tcPr>
-            <w:tcW w:w="8522" w:type="dxa"/>
-          </w:tcPr>
-          <w:p>
-            <w:pPr>
-              <w:ind w:left="0"/>
-            </w:pPr>
-            <w:r>
-              <w:t>&gt; db.snapshot(SDB_SNAP_HEALTH, new SdbSnapshotOption().options({ShowError:"only", ShowErrorMode:"</w:t>
-            </w:r>
-            <w:r>
-              <w:t>flat</w:t>
-            </w:r>
-            <w:r>
-              <w:t>"}) )</w:t>
-            </w:r>
-          </w:p>
-          <w:p>
-            <w:pPr>
-              <w:ind w:left="0"/>
-            </w:pPr>
-            <w:r>
-              <w:t>{</w:t>
-            </w:r>
-          </w:p>
-          <w:p>
-            <w:pPr>
-              <w:ind w:left="0"/>
-            </w:pPr>
-            <w:r>
-              <w:t xml:space="preserve">  "NodeName": "ubuntu1604-zwb:30000",</w:t>
-            </w:r>
-          </w:p>
-          <w:p>
-            <w:pPr>
-              <w:ind w:left="0"/>
-            </w:pPr>
-            <w:r>
-              <w:t xml:space="preserve">  "GroupName": "SYSCatalogGroup",</w:t>
-            </w:r>
-          </w:p>
-          <w:p>
-            <w:pPr>
-              <w:ind w:left="0"/>
-            </w:pPr>
-            <w:r>
-              <w:t xml:space="preserve">  "Flag": -79,</w:t>
-            </w:r>
-          </w:p>
-          <w:p>
-            <w:pPr>
-              <w:ind w:left="0"/>
-            </w:pPr>
-            <w:r>
-              <w:t xml:space="preserve">  "ErrInfo": {}</w:t>
-            </w:r>
-          </w:p>
-          <w:p>
-            <w:pPr>
-              <w:ind w:left="0"/>
-            </w:pPr>
-            <w:r>
-              <w:t>}</w:t>
-            </w:r>
-          </w:p>
-          <w:p>
-            <w:pPr>
-              <w:ind w:left="0"/>
-            </w:pPr>
-            <w:r>
-              <w:t>{</w:t>
-            </w:r>
-          </w:p>
-          <w:p>
-            <w:pPr>
-              <w:ind w:left="0"/>
-            </w:pPr>
-            <w:r>
-              <w:t xml:space="preserve">  "NodeName": "ubuntu1604-zwb:20000",</w:t>
-            </w:r>
-          </w:p>
-          <w:p>
-            <w:pPr>
-              <w:ind w:left="0"/>
-            </w:pPr>
-            <w:r>
-              <w:t xml:space="preserve">  "GroupName": "db1",</w:t>
-            </w:r>
-          </w:p>
-          <w:p>
-            <w:pPr>
-              <w:ind w:left="0"/>
-            </w:pPr>
-            <w:r>
-              <w:t xml:space="preserve">  "Flag": -79,</w:t>
-            </w:r>
-          </w:p>
-          <w:p>
-            <w:pPr>
-              <w:ind w:left="0"/>
-            </w:pPr>
-            <w:r>
-              <w:t xml:space="preserve">  "ErrInfo": {}</w:t>
-            </w:r>
-          </w:p>
-          <w:p>
-            <w:pPr>
-              <w:ind w:left="0"/>
-            </w:pPr>
-            <w:r>
-              <w:t>}</w:t>
+          <w:p>
+            <w:pPr>
+              <w:ind w:left="0"/>
+            </w:pPr>
+            <w:r>
+              <w:rPr>
+                <w:rFonts w:hint="eastAsia"/>
+              </w:rPr>
+              <w:t>...</w:t>
             </w:r>
           </w:p>
         </w:tc>
@@ -2071,49 +1788,31 @@
         <w:rPr>
           <w:rFonts w:hint="eastAsia"/>
         </w:rPr>
-        <w:t>{ShowError:</w:t>
+        <w:t>{</w:t>
+      </w:r>
+      <w:r>
+        <w:rPr>
+          <w:rFonts w:hint="eastAsia"/>
+        </w:rPr>
+        <w:t xml:space="preserve"> </w:t>
+      </w:r>
+      <w:r>
+        <w:t>ShowError</w:t>
+      </w:r>
+      <w:r>
+        <w:t>:”</w:t>
+      </w:r>
+      <w:r>
+        <w:t>flat</w:t>
       </w:r>
       <w:r>
         <w:t>”</w:t>
       </w:r>
       <w:r>
-        <w:t>ignored</w:t>
-      </w:r>
-      <w:r>
-        <w:t>”, ShowErrorMode:”</w:t>
-      </w:r>
-      <w:r>
-        <w:rPr>
-          <w:rFonts w:hint="eastAsia"/>
-        </w:rPr>
-        <w:t>aggr</w:t>
-      </w:r>
-      <w:r>
-        <w:t>”</w:t>
-      </w:r>
-      <w:r>
-        <w:rPr>
-          <w:rFonts w:hint="eastAsia"/>
-        </w:rPr>
-        <w:t>}</w:t>
-      </w:r>
-      <w:r>
-        <w:t xml:space="preserve">, </w:t>
-      </w:r>
-      <w:r>
-        <w:rPr>
-          <w:rFonts w:hint="eastAsia"/>
-        </w:rPr>
-        <w:t>{ShowError:</w:t>
-      </w:r>
-      <w:r>
-        <w:t>”ignored”, ShowErrorMode:”</w:t>
-      </w:r>
-      <w:r>
-        <w:t>flat</w:t>
-      </w:r>
-      <w:r>
-        <w:t>”</w:t>
+        <w:rPr>
+          <w:rFonts w:hint="eastAsia"/>
+        </w:rPr>
+        <w:t xml:space="preserve"> </w:t>
       </w:r>
       <w:r>
         <w:rPr>
@@ -2124,25 +1823,37 @@
     </w:p>
     <w:tbl>
       <w:tblPr>
-        <w:tblStyle w:val="a9"/>
+        <w:tblStyle w:val="TableGrid"/>
         <w:tblW w:w="0" w:type="auto"/>
         <w:tblInd w:w="357" w:type="dxa"/>
-        <w:tblLook w:val="04A0" w:firstRow="1" w:lastRow="0" w:firstColumn="1" w:lastColumn="0" w:noHBand="0" w:noVBand="1"/>
+        <w:tblLook w:val="04A0"/>
       </w:tblPr>
       <w:tblGrid>
-        <w:gridCol w:w="8522"/>
+        <w:gridCol w:w="8165"/>
       </w:tblGrid>
       <w:tr>
         <w:tc>
           <w:tcPr>
-            <w:tcW w:w="8522" w:type="dxa"/>
-          </w:tcPr>
-          <w:p>
-            <w:pPr>
-              <w:ind w:left="0"/>
-            </w:pPr>
-            <w:r>
-              <w:t>&gt; db.snapshot(SDB_SNAP_HEALTH, new SdbSnapshotOption().options({ShowError:"only", ShowErrorMode:"aggr"}) )</w:t>
+            <w:tcW w:w="10975" w:type="dxa"/>
+          </w:tcPr>
+          <w:p>
+            <w:pPr>
+              <w:ind w:left="0"/>
+            </w:pPr>
+            <w:r>
+              <w:t>&gt; db.snapshot(SDB_SNAP_HEALTH, new SdbSnapshotOption().options(</w:t>
+            </w:r>
+            <w:r>
+              <w:t>{ShowError</w:t>
+            </w:r>
+            <w:r>
+              <w:t>:"</w:t>
+            </w:r>
+            <w:r>
+              <w:t>flat</w:t>
+            </w:r>
+            <w:r>
+              <w:t>"}) )</w:t>
             </w:r>
           </w:p>
           <w:p>
@@ -2158,130 +1869,41 @@
               <w:ind w:left="0"/>
             </w:pPr>
             <w:r>
-              <w:t xml:space="preserve">  "NodeName": "ubuntu1604-zwb:40000",</w:t>
-            </w:r>
-          </w:p>
-          <w:p>
-            <w:pPr>
-              <w:ind w:left="0"/>
-            </w:pPr>
-            <w:r>
-              <w:t xml:space="preserve">  "IsPrimary": true,</w:t>
-            </w:r>
-          </w:p>
-          <w:p>
-            <w:pPr>
-              <w:ind w:left="0"/>
-            </w:pPr>
-            <w:r>
-              <w:t xml:space="preserve">  "ServiceStatus": true,</w:t>
-            </w:r>
-          </w:p>
-          <w:p>
-            <w:pPr>
-              <w:ind w:left="0"/>
-            </w:pPr>
-            <w:r>
-              <w:t xml:space="preserve">  "Status": "Normal",</w:t>
-            </w:r>
-          </w:p>
-          <w:p>
-            <w:pPr>
-              <w:ind w:left="0"/>
-            </w:pPr>
-            <w:r>
-              <w:t xml:space="preserve">  "BeginLSN": {</w:t>
-            </w:r>
-          </w:p>
-          <w:p>
-            <w:pPr>
-              <w:ind w:left="0"/>
-            </w:pPr>
-            <w:r>
-              <w:t xml:space="preserve">    "Offset": 1677721600,</w:t>
-            </w:r>
-          </w:p>
-          <w:p>
-            <w:pPr>
-              <w:ind w:left="0"/>
-            </w:pPr>
-            <w:r>
-              <w:t xml:space="preserve">    "Version": 1</w:t>
-            </w:r>
-          </w:p>
-          <w:p>
-            <w:pPr>
-              <w:ind w:left="0"/>
-            </w:pPr>
-            <w:r>
-              <w:t xml:space="preserve">  },</w:t>
-            </w:r>
-          </w:p>
-          <w:p>
-            <w:pPr>
-              <w:ind w:left="0"/>
-              <w:rPr>
-                <w:rFonts w:hint="eastAsia"/>
-              </w:rPr>
-            </w:pPr>
-            <w:r>
-              <w:t>……</w:t>
-            </w:r>
-          </w:p>
-        </w:tc>
-      </w:tr>
-    </w:tbl>
-    <w:p>
-      <w:pPr>
-        <w:rPr>
-          <w:rFonts w:hint="eastAsia"/>
-        </w:rPr>
-      </w:pPr>
-    </w:p>
-    <w:p>
-      <w:r>
-        <w:rPr>
-          <w:rFonts w:hint="eastAsia"/>
-        </w:rPr>
-        <w:t>{ShowError:</w:t>
-      </w:r>
-      <w:r>
-        <w:t>”</w:t>
-      </w:r>
-      <w:r>
-        <w:t>show</w:t>
-      </w:r>
-      <w:r>
-        <w:t>”, ShowErrorMode:”</w:t>
-      </w:r>
-      <w:r>
-        <w:t>aggr</w:t>
-      </w:r>
-      <w:r>
-        <w:t>”</w:t>
-      </w:r>
-      <w:r>
-        <w:rPr>
-          <w:rFonts w:hint="eastAsia"/>
-        </w:rPr>
-        <w:t>}</w:t>
-      </w:r>
-    </w:p>
-    <w:tbl>
-      <w:tblPr>
-        <w:tblStyle w:val="a9"/>
-        <w:tblW w:w="0" w:type="auto"/>
-        <w:tblInd w:w="357" w:type="dxa"/>
-        <w:tblLook w:val="04A0" w:firstRow="1" w:lastRow="0" w:firstColumn="1" w:lastColumn="0" w:noHBand="0" w:noVBand="1"/>
-      </w:tblPr>
-      <w:tblGrid>
-        <w:gridCol w:w="8522"/>
-      </w:tblGrid>
-      <w:tr>
-        <w:tc>
-          <w:tcPr>
-            <w:tcW w:w="8522" w:type="dxa"/>
-          </w:tcPr>
+              <w:t xml:space="preserve">  "NodeName": "u1604-ljh:30010",</w:t>
+            </w:r>
+          </w:p>
+          <w:p>
+            <w:pPr>
+              <w:ind w:left="0"/>
+            </w:pPr>
+            <w:r>
+              <w:t xml:space="preserve">  "GroupName": "SYSCatalogGroup",</w:t>
+            </w:r>
+          </w:p>
+          <w:p>
+            <w:pPr>
+              <w:ind w:left="0"/>
+            </w:pPr>
+            <w:r>
+              <w:t xml:space="preserve">  "Flag": -79,</w:t>
+            </w:r>
+          </w:p>
+          <w:p>
+            <w:pPr>
+              <w:ind w:left="0"/>
+            </w:pPr>
+            <w:r>
+              <w:t xml:space="preserve">  "ErrInfo": {}</w:t>
+            </w:r>
+          </w:p>
+          <w:p>
+            <w:pPr>
+              <w:ind w:left="0"/>
+            </w:pPr>
+            <w:r>
+              <w:t>}</w:t>
+            </w:r>
+          </w:p>
           <w:p>
             <w:pPr>
               <w:ind w:left="0"/>
@@ -2295,111 +1917,31 @@
               <w:ind w:left="0"/>
             </w:pPr>
             <w:r>
-              <w:t xml:space="preserve">  "ErrNodes": [</w:t>
-            </w:r>
-          </w:p>
-          <w:p>
-            <w:pPr>
-              <w:ind w:left="0"/>
-            </w:pPr>
-            <w:r>
-              <w:t xml:space="preserve">    {</w:t>
-            </w:r>
-          </w:p>
-          <w:p>
-            <w:pPr>
-              <w:ind w:left="0"/>
-            </w:pPr>
-            <w:r>
-              <w:t xml:space="preserve">      "NodeName": "ubuntu1604-zwb:30000",</w:t>
-            </w:r>
-          </w:p>
-          <w:p>
-            <w:pPr>
-              <w:ind w:left="0"/>
-            </w:pPr>
-            <w:r>
-              <w:t xml:space="preserve">      "GroupName": "SYSCatalogGroup",</w:t>
-            </w:r>
-          </w:p>
-          <w:p>
-            <w:pPr>
-              <w:ind w:left="0"/>
-            </w:pPr>
-            <w:r>
-              <w:t xml:space="preserve">      "Flag": -79,</w:t>
-            </w:r>
-          </w:p>
-          <w:p>
-            <w:pPr>
-              <w:ind w:left="0"/>
-            </w:pPr>
-            <w:r>
-              <w:t xml:space="preserve">      "ErrInfo": {}</w:t>
-            </w:r>
-          </w:p>
-          <w:p>
-            <w:pPr>
-              <w:ind w:left="0"/>
-            </w:pPr>
-            <w:r>
-              <w:t xml:space="preserve">    },</w:t>
-            </w:r>
-          </w:p>
-          <w:p>
-            <w:pPr>
-              <w:ind w:left="0"/>
-            </w:pPr>
-            <w:r>
-              <w:t xml:space="preserve">    {</w:t>
-            </w:r>
-          </w:p>
-          <w:p>
-            <w:pPr>
-              <w:ind w:left="0"/>
-            </w:pPr>
-            <w:r>
-              <w:t xml:space="preserve">      "NodeName": "ubuntu1604-zwb:20000",</w:t>
-            </w:r>
-          </w:p>
-          <w:p>
-            <w:pPr>
-              <w:ind w:left="0"/>
-            </w:pPr>
-            <w:r>
-              <w:t xml:space="preserve">      "GroupName": "db1",</w:t>
-            </w:r>
-          </w:p>
-          <w:p>
-            <w:pPr>
-              <w:ind w:left="0"/>
-            </w:pPr>
-            <w:r>
-              <w:t xml:space="preserve">      "Flag": -79,</w:t>
-            </w:r>
-          </w:p>
-          <w:p>
-            <w:pPr>
-              <w:ind w:left="0"/>
-            </w:pPr>
-            <w:r>
-              <w:t xml:space="preserve">      "ErrInfo": {}</w:t>
-            </w:r>
-          </w:p>
-          <w:p>
-            <w:pPr>
-              <w:ind w:left="0"/>
-            </w:pPr>
-            <w:r>
-              <w:t xml:space="preserve">    }</w:t>
-            </w:r>
-          </w:p>
-          <w:p>
-            <w:pPr>
-              <w:ind w:left="0"/>
-            </w:pPr>
-            <w:r>
-              <w:t xml:space="preserve">  ]</w:t>
+              <w:t xml:space="preserve">  "NodeName": "u1604-ljh:42000",</w:t>
+            </w:r>
+          </w:p>
+          <w:p>
+            <w:pPr>
+              <w:ind w:left="0"/>
+            </w:pPr>
+            <w:r>
+              <w:t xml:space="preserve">  "GroupName": "db2",</w:t>
+            </w:r>
+          </w:p>
+          <w:p>
+            <w:pPr>
+              <w:ind w:left="0"/>
+            </w:pPr>
+            <w:r>
+              <w:t xml:space="preserve">  "Flag": -79,</w:t>
+            </w:r>
+          </w:p>
+          <w:p>
+            <w:pPr>
+              <w:ind w:left="0"/>
+            </w:pPr>
+            <w:r>
+              <w:t xml:space="preserve">  "ErrInfo": {}</w:t>
             </w:r>
           </w:p>
           <w:p>
@@ -2408,118 +1950,6 @@
             </w:pPr>
             <w:r>
               <w:t>}</w:t>
-            </w:r>
-          </w:p>
-          <w:p>
-            <w:pPr>
-              <w:ind w:left="0"/>
-            </w:pPr>
-            <w:r>
-              <w:t>{</w:t>
-            </w:r>
-          </w:p>
-          <w:p>
-            <w:pPr>
-              <w:ind w:left="0"/>
-            </w:pPr>
-            <w:r>
-              <w:t xml:space="preserve">  "NodeName": "ubuntu1604-zwb:30010",</w:t>
-            </w:r>
-          </w:p>
-          <w:p>
-            <w:pPr>
-              <w:ind w:left="0"/>
-            </w:pPr>
-            <w:r>
-              <w:t xml:space="preserve">  "IsPrimary": false,</w:t>
-            </w:r>
-          </w:p>
-          <w:p>
-            <w:pPr>
-              <w:ind w:left="0"/>
-            </w:pPr>
-            <w:r>
-              <w:t xml:space="preserve">  "ServiceStatus": true,</w:t>
-            </w:r>
-          </w:p>
-          <w:p>
-            <w:pPr>
-              <w:ind w:left="0"/>
-            </w:pPr>
-            <w:r>
-              <w:t xml:space="preserve">  "Status": "Normal",</w:t>
-            </w:r>
-          </w:p>
-          <w:p>
-            <w:pPr>
-              <w:ind w:left="0"/>
-            </w:pPr>
-            <w:r>
-              <w:t xml:space="preserve">  "BeginLSN": {</w:t>
-            </w:r>
-          </w:p>
-          <w:p>
-            <w:pPr>
-              <w:ind w:left="0"/>
-            </w:pPr>
-            <w:r>
-              <w:t xml:space="preserve">    "Offset": 2172099164,</w:t>
-            </w:r>
-          </w:p>
-          <w:p>
-            <w:pPr>
-              <w:ind w:left="0"/>
-            </w:pPr>
-            <w:r>
-              <w:t xml:space="preserve">    "Version": 4</w:t>
-            </w:r>
-          </w:p>
-          <w:p>
-            <w:pPr>
-              <w:ind w:left="0"/>
-            </w:pPr>
-            <w:r>
-              <w:t xml:space="preserve">  },</w:t>
-            </w:r>
-          </w:p>
-          <w:p>
-            <w:pPr>
-              <w:ind w:left="0"/>
-            </w:pPr>
-            <w:r>
-              <w:t xml:space="preserve">  "CurrentLSN": {</w:t>
-            </w:r>
-          </w:p>
-          <w:p>
-            <w:pPr>
-              <w:ind w:left="0"/>
-            </w:pPr>
-            <w:r>
-              <w:t xml:space="preserve">    "Offset": 2172099360,</w:t>
-            </w:r>
-          </w:p>
-          <w:p>
-            <w:pPr>
-              <w:ind w:left="0"/>
-            </w:pPr>
-            <w:r>
-              <w:t xml:space="preserve">    "Version": 4</w:t>
-            </w:r>
-          </w:p>
-          <w:p>
-            <w:pPr>
-              <w:ind w:left="0"/>
-            </w:pPr>
-            <w:r>
-              <w:t xml:space="preserve">  },</w:t>
-            </w:r>
-          </w:p>
-          <w:p>
-            <w:pPr>
-              <w:ind w:left="0"/>
-            </w:pPr>
-            <w:r>
-              <w:t>……</w:t>
             </w:r>
           </w:p>
         </w:tc>
@@ -2531,16 +1961,31 @@
         <w:rPr>
           <w:rFonts w:hint="eastAsia"/>
         </w:rPr>
-        <w:t>{ShowError:</w:t>
-      </w:r>
-      <w:r>
-        <w:t>”show”, ShowErrorMode:”</w:t>
-      </w:r>
-      <w:r>
-        <w:t>flat</w:t>
+        <w:t>{</w:t>
+      </w:r>
+      <w:r>
+        <w:rPr>
+          <w:rFonts w:hint="eastAsia"/>
+        </w:rPr>
+        <w:t xml:space="preserve"> </w:t>
+      </w:r>
+      <w:r>
+        <w:rPr>
+          <w:rFonts w:hint="eastAsia"/>
+        </w:rPr>
+        <w:t>ShowError:</w:t>
+      </w:r>
+      <w:r>
+        <w:t>”ignore</w:t>
       </w:r>
       <w:r>
         <w:t>”</w:t>
+      </w:r>
+      <w:r>
+        <w:rPr>
+          <w:rFonts w:hint="eastAsia"/>
+        </w:rPr>
+        <w:t xml:space="preserve"> </w:t>
       </w:r>
       <w:r>
         <w:rPr>
@@ -2551,19 +1996,42 @@
     </w:p>
     <w:tbl>
       <w:tblPr>
-        <w:tblStyle w:val="a9"/>
+        <w:tblStyle w:val="TableGrid"/>
         <w:tblW w:w="0" w:type="auto"/>
         <w:tblInd w:w="357" w:type="dxa"/>
-        <w:tblLook w:val="04A0" w:firstRow="1" w:lastRow="0" w:firstColumn="1" w:lastColumn="0" w:noHBand="0" w:noVBand="1"/>
+        <w:tblLook w:val="04A0"/>
       </w:tblPr>
       <w:tblGrid>
-        <w:gridCol w:w="8522"/>
+        <w:gridCol w:w="8165"/>
       </w:tblGrid>
       <w:tr>
         <w:tc>
           <w:tcPr>
-            <w:tcW w:w="8522" w:type="dxa"/>
-          </w:tcPr>
+            <w:tcW w:w="10975" w:type="dxa"/>
+          </w:tcPr>
+          <w:p>
+            <w:pPr>
+              <w:ind w:left="0"/>
+            </w:pPr>
+            <w:r>
+              <w:t>&gt; db.snapshot(SDB_SNAP_HEALTH, new SdbSnapshotOption().options({</w:t>
+            </w:r>
+            <w:r>
+              <w:t>ShowError</w:t>
+            </w:r>
+            <w:r>
+              <w:t>:"</w:t>
+            </w:r>
+            <w:r>
+              <w:rPr>
+                <w:rFonts w:hint="eastAsia"/>
+              </w:rPr>
+              <w:t>ignore</w:t>
+            </w:r>
+            <w:r>
+              <w:t>"}) )</w:t>
+            </w:r>
+          </w:p>
           <w:p>
             <w:pPr>
               <w:ind w:left="0"/>
@@ -2577,111 +2045,15 @@
               <w:ind w:left="0"/>
             </w:pPr>
             <w:r>
-              <w:t xml:space="preserve">  "NodeName": "ubuntu1604-zwb:30000",</w:t>
-            </w:r>
-          </w:p>
-          <w:p>
-            <w:pPr>
-              <w:ind w:left="0"/>
-            </w:pPr>
-            <w:r>
-              <w:t xml:space="preserve">  "GroupName": "SYSCatalogGroup",</w:t>
-            </w:r>
-          </w:p>
-          <w:p>
-            <w:pPr>
-              <w:ind w:left="0"/>
-            </w:pPr>
-            <w:r>
-              <w:t xml:space="preserve">  "Flag": -79,</w:t>
-            </w:r>
-          </w:p>
-          <w:p>
-            <w:pPr>
-              <w:ind w:left="0"/>
-            </w:pPr>
-            <w:r>
-              <w:t xml:space="preserve">  "ErrInfo": {}</w:t>
-            </w:r>
-          </w:p>
-          <w:p>
-            <w:pPr>
-              <w:ind w:left="0"/>
-            </w:pPr>
-            <w:r>
-              <w:t>}</w:t>
-            </w:r>
-          </w:p>
-          <w:p>
-            <w:pPr>
-              <w:ind w:left="0"/>
-            </w:pPr>
-            <w:r>
-              <w:t>{</w:t>
-            </w:r>
-          </w:p>
-          <w:p>
-            <w:pPr>
-              <w:ind w:left="0"/>
-            </w:pPr>
-            <w:r>
-              <w:t xml:space="preserve">  "NodeName": "ubuntu1604-zwb:20000",</w:t>
-            </w:r>
-          </w:p>
-          <w:p>
-            <w:pPr>
-              <w:ind w:left="0"/>
-            </w:pPr>
-            <w:r>
-              <w:t xml:space="preserve">  "GroupName": "db1",</w:t>
-            </w:r>
-          </w:p>
-          <w:p>
-            <w:pPr>
-              <w:ind w:left="0"/>
-            </w:pPr>
-            <w:r>
-              <w:t xml:space="preserve">  "Flag": -79,</w:t>
-            </w:r>
-          </w:p>
-          <w:p>
-            <w:pPr>
-              <w:ind w:left="0"/>
-            </w:pPr>
-            <w:r>
-              <w:t xml:space="preserve">  "ErrInfo": {}</w:t>
-            </w:r>
-          </w:p>
-          <w:p>
-            <w:pPr>
-              <w:ind w:left="0"/>
-            </w:pPr>
-            <w:r>
-              <w:t>}</w:t>
-            </w:r>
-          </w:p>
-          <w:p>
-            <w:pPr>
-              <w:ind w:left="0"/>
-            </w:pPr>
-            <w:r>
-              <w:t>{</w:t>
-            </w:r>
-          </w:p>
-          <w:p>
-            <w:pPr>
-              <w:ind w:left="0"/>
-            </w:pPr>
-            <w:r>
-              <w:t xml:space="preserve">  "NodeName": "ubuntu1604-zwb:30010",</w:t>
-            </w:r>
-          </w:p>
-          <w:p>
-            <w:pPr>
-              <w:ind w:left="0"/>
-            </w:pPr>
-            <w:r>
-              <w:t xml:space="preserve">  "IsPrimary": false,</w:t>
+              <w:t xml:space="preserve">  "NodeName": "u1604-ljh:30000",</w:t>
+            </w:r>
+          </w:p>
+          <w:p>
+            <w:pPr>
+              <w:ind w:left="0"/>
+            </w:pPr>
+            <w:r>
+              <w:t xml:space="preserve">  "IsPrimary": true,</w:t>
             </w:r>
           </w:p>
           <w:p>
@@ -2713,15 +2085,15 @@
               <w:ind w:left="0"/>
             </w:pPr>
             <w:r>
-              <w:t xml:space="preserve">    "Offset": 2172099164,</w:t>
-            </w:r>
-          </w:p>
-          <w:p>
-            <w:pPr>
-              <w:ind w:left="0"/>
-            </w:pPr>
-            <w:r>
-              <w:t xml:space="preserve">    "Version": 4</w:t>
+              <w:t xml:space="preserve">    "Offset": 0,</w:t>
+            </w:r>
+          </w:p>
+          <w:p>
+            <w:pPr>
+              <w:ind w:left="0"/>
+            </w:pPr>
+            <w:r>
+              <w:t xml:space="preserve">    "Version": 1</w:t>
             </w:r>
           </w:p>
           <w:p>
@@ -2737,42 +2109,10 @@
               <w:ind w:left="0"/>
             </w:pPr>
             <w:r>
-              <w:t xml:space="preserve">  "CurrentLSN": {</w:t>
-            </w:r>
-          </w:p>
-          <w:p>
-            <w:pPr>
-              <w:ind w:left="0"/>
-            </w:pPr>
-            <w:r>
-              <w:t xml:space="preserve">    "Offset": 2172099360,</w:t>
-            </w:r>
-          </w:p>
-          <w:p>
-            <w:pPr>
-              <w:ind w:left="0"/>
-            </w:pPr>
-            <w:r>
-              <w:t xml:space="preserve">    "Version": 4</w:t>
-            </w:r>
-          </w:p>
-          <w:p>
-            <w:pPr>
-              <w:ind w:left="0"/>
-            </w:pPr>
-            <w:r>
-              <w:t xml:space="preserve">  },</w:t>
-            </w:r>
-          </w:p>
-          <w:p>
-            <w:pPr>
-              <w:ind w:left="0"/>
-              <w:rPr>
-                <w:rFonts w:hint="eastAsia"/>
-              </w:rPr>
-            </w:pPr>
-            <w:r>
-              <w:t>……</w:t>
+              <w:rPr>
+                <w:rFonts w:hint="eastAsia"/>
+              </w:rPr>
+              <w:t>...</w:t>
             </w:r>
           </w:p>
         </w:tc>
@@ -2781,7 +2121,7 @@
     <w:p/>
     <w:p>
       <w:pPr>
-        <w:pStyle w:val="aa"/>
+        <w:pStyle w:val="ListParagraph"/>
         <w:numPr>
           <w:ilvl w:val="1"/>
           <w:numId w:val="9"/>
@@ -2800,16 +2140,22 @@
         <w:rPr>
           <w:rFonts w:hint="eastAsia"/>
         </w:rPr>
-        <w:t>{ShowError:</w:t>
-      </w:r>
-      <w:r>
-        <w:t>”show”, ShowErrorMode:”</w:t>
-      </w:r>
-      <w:r>
-        <w:t>flat</w:t>
-      </w:r>
-      <w:r>
-        <w:t>”</w:t>
+        <w:t>{</w:t>
+      </w:r>
+      <w:r>
+        <w:t xml:space="preserve"> Show</w:t>
+      </w:r>
+      <w:r>
+        <w:t>Error</w:t>
+      </w:r>
+      <w:r>
+        <w:t>:”aggr”</w:t>
+      </w:r>
+      <w:r>
+        <w:rPr>
+          <w:rFonts w:hint="eastAsia"/>
+        </w:rPr>
+        <w:t xml:space="preserve"> </w:t>
       </w:r>
       <w:r>
         <w:rPr>
@@ -2821,51 +2167,223 @@
         <w:rPr>
           <w:rFonts w:hint="eastAsia"/>
         </w:rPr>
-        <w:t>，</w:t>
-      </w:r>
-      <w:r>
-        <w:rPr>
-          <w:rFonts w:hint="eastAsia"/>
-        </w:rPr>
-        <w:t>{ShowError:</w:t>
-      </w:r>
-      <w:r>
-        <w:t>”show”, ShowErrorMode:”</w:t>
-      </w:r>
-      <w:r>
-        <w:t>aggr</w:t>
-      </w:r>
-      <w:r>
-        <w:t>”</w:t>
-      </w:r>
-      <w:r>
-        <w:rPr>
-          <w:rFonts w:hint="eastAsia"/>
-        </w:rPr>
-        <w:t>}</w:t>
+        <w:t xml:space="preserve">  { </w:t>
+      </w:r>
+      <w:r>
+        <w:t>ShowError</w:t>
+      </w:r>
+      <w:r>
+        <w:t>:”flat”</w:t>
+      </w:r>
+      <w:r>
+        <w:rPr>
+          <w:rFonts w:hint="eastAsia"/>
+        </w:rPr>
+        <w:t xml:space="preserve"> }</w:t>
       </w:r>
     </w:p>
     <w:tbl>
       <w:tblPr>
-        <w:tblStyle w:val="a9"/>
+        <w:tblStyle w:val="TableGrid"/>
         <w:tblW w:w="0" w:type="auto"/>
         <w:tblInd w:w="357" w:type="dxa"/>
-        <w:tblLook w:val="04A0" w:firstRow="1" w:lastRow="0" w:firstColumn="1" w:lastColumn="0" w:noHBand="0" w:noVBand="1"/>
+        <w:tblLook w:val="04A0"/>
       </w:tblPr>
       <w:tblGrid>
-        <w:gridCol w:w="8522"/>
+        <w:gridCol w:w="8165"/>
       </w:tblGrid>
       <w:tr>
         <w:tc>
           <w:tcPr>
-            <w:tcW w:w="8522" w:type="dxa"/>
-          </w:tcPr>
-          <w:p>
-            <w:pPr>
-              <w:ind w:left="0"/>
-            </w:pPr>
-            <w:r>
-              <w:t xml:space="preserve">    &gt; coord.snapshot( SDB_SNAP_SYSTEM )</w:t>
+            <w:tcW w:w="10975" w:type="dxa"/>
+          </w:tcPr>
+          <w:p>
+            <w:pPr>
+              <w:ind w:left="0"/>
+            </w:pPr>
+            <w:r>
+              <w:t>&gt; d</w:t>
+            </w:r>
+            <w:r>
+              <w:rPr>
+                <w:rFonts w:hint="eastAsia"/>
+              </w:rPr>
+              <w:t>b</w:t>
+            </w:r>
+            <w:r>
+              <w:t>.snapshot( SDB_SNAP_SYSTEM</w:t>
+            </w:r>
+            <w:r>
+              <w:rPr>
+                <w:rFonts w:hint="eastAsia"/>
+              </w:rPr>
+              <w:t xml:space="preserve">, </w:t>
+            </w:r>
+            <w:r>
+              <w:t>new SdbSnapshotOption().options({ShowError:"aggr"})</w:t>
+            </w:r>
+            <w:r>
+              <w:t xml:space="preserve"> )</w:t>
+            </w:r>
+          </w:p>
+          <w:p>
+            <w:pPr>
+              <w:ind w:left="0"/>
+            </w:pPr>
+            <w:r>
+              <w:t>{</w:t>
+            </w:r>
+          </w:p>
+          <w:p>
+            <w:pPr>
+              <w:ind w:left="0"/>
+            </w:pPr>
+            <w:r>
+              <w:t xml:space="preserve">  "CPU": {</w:t>
+            </w:r>
+          </w:p>
+          <w:p>
+            <w:pPr>
+              <w:ind w:left="0"/>
+            </w:pPr>
+            <w:r>
+              <w:t xml:space="preserve">    "User": 149939.19,</w:t>
+            </w:r>
+          </w:p>
+          <w:p>
+            <w:pPr>
+              <w:ind w:left="0"/>
+            </w:pPr>
+            <w:r>
+              <w:t xml:space="preserve">    "Sys": 140871.11,</w:t>
+            </w:r>
+          </w:p>
+          <w:p>
+            <w:pPr>
+              <w:ind w:left="0"/>
+            </w:pPr>
+            <w:r>
+              <w:t xml:space="preserve">    "Idle": 7740503.4,</w:t>
+            </w:r>
+          </w:p>
+          <w:p>
+            <w:pPr>
+              <w:ind w:left="0"/>
+            </w:pPr>
+            <w:r>
+              <w:t xml:space="preserve">    "Other": 13622.43</w:t>
+            </w:r>
+          </w:p>
+          <w:p>
+            <w:pPr>
+              <w:ind w:left="0"/>
+            </w:pPr>
+            <w:r>
+              <w:t xml:space="preserve">  },</w:t>
+            </w:r>
+          </w:p>
+          <w:p>
+            <w:pPr>
+              <w:ind w:left="0"/>
+            </w:pPr>
+            <w:r>
+              <w:t xml:space="preserve">  "Memory": {</w:t>
+            </w:r>
+          </w:p>
+          <w:p>
+            <w:pPr>
+              <w:ind w:left="0"/>
+            </w:pPr>
+            <w:r>
+              <w:t xml:space="preserve">    "TotalRAM": 6257471488,</w:t>
+            </w:r>
+          </w:p>
+          <w:p>
+            <w:pPr>
+              <w:ind w:left="0"/>
+            </w:pPr>
+            <w:r>
+              <w:t xml:space="preserve">    "FreeRAM": 1541083136,</w:t>
+            </w:r>
+          </w:p>
+          <w:p>
+            <w:pPr>
+              <w:ind w:left="0"/>
+            </w:pPr>
+            <w:r>
+              <w:t xml:space="preserve">    "TotalSwap": 1559224320,</w:t>
+            </w:r>
+          </w:p>
+          <w:p>
+            <w:pPr>
+              <w:ind w:left="0"/>
+            </w:pPr>
+            <w:r>
+              <w:t xml:space="preserve">    "FreeSwap": 1132810240,</w:t>
+            </w:r>
+          </w:p>
+          <w:p>
+            <w:pPr>
+              <w:ind w:left="0"/>
+            </w:pPr>
+            <w:r>
+              <w:t xml:space="preserve">    "TotalVirtual": 7816695808,</w:t>
+            </w:r>
+          </w:p>
+          <w:p>
+            <w:pPr>
+              <w:ind w:left="0"/>
+            </w:pPr>
+            <w:r>
+              <w:t xml:space="preserve">    "FreeVirtual": 2673893376</w:t>
+            </w:r>
+          </w:p>
+          <w:p>
+            <w:pPr>
+              <w:ind w:left="0"/>
+            </w:pPr>
+            <w:r>
+              <w:t xml:space="preserve">  },</w:t>
+            </w:r>
+          </w:p>
+          <w:p>
+            <w:pPr>
+              <w:ind w:left="0"/>
+            </w:pPr>
+            <w:r>
+              <w:t xml:space="preserve">  "Disk": {</w:t>
+            </w:r>
+          </w:p>
+          <w:p>
+            <w:pPr>
+              <w:ind w:left="0"/>
+            </w:pPr>
+            <w:r>
+              <w:t xml:space="preserve">    "TotalSpace": 211139878912,</w:t>
+            </w:r>
+          </w:p>
+          <w:p>
+            <w:pPr>
+              <w:ind w:left="0"/>
+            </w:pPr>
+            <w:r>
+              <w:t xml:space="preserve">    "FreeSpace": 141731827712</w:t>
+            </w:r>
+          </w:p>
+          <w:p>
+            <w:pPr>
+              <w:ind w:left="0"/>
+            </w:pPr>
+            <w:r>
+              <w:t xml:space="preserve">  },</w:t>
+            </w:r>
+          </w:p>
+          <w:p>
+            <w:pPr>
+              <w:ind w:left="0"/>
+            </w:pPr>
+            <w:r>
+              <w:t xml:space="preserve">  "ErrNodes": [</w:t>
             </w:r>
           </w:p>
           <w:p>
@@ -2881,207 +2399,79 @@
               <w:ind w:left="0"/>
             </w:pPr>
             <w:r>
-              <w:t xml:space="preserve">      "CPU": {</w:t>
-            </w:r>
-          </w:p>
-          <w:p>
-            <w:pPr>
-              <w:ind w:left="0"/>
-            </w:pPr>
-            <w:r>
-              <w:t xml:space="preserve">        "User": 36280.72,</w:t>
-            </w:r>
-          </w:p>
-          <w:p>
-            <w:pPr>
-              <w:ind w:left="0"/>
-            </w:pPr>
-            <w:r>
-              <w:t xml:space="preserve">        "Sys": 5046.23,</w:t>
-            </w:r>
-          </w:p>
-          <w:p>
-            <w:pPr>
-              <w:ind w:left="0"/>
-            </w:pPr>
-            <w:r>
-              <w:t xml:space="preserve">        "Idle": 7560242.4,</w:t>
-            </w:r>
-          </w:p>
-          <w:p>
-            <w:pPr>
-              <w:ind w:left="0"/>
-            </w:pPr>
-            <w:r>
-              <w:t xml:space="preserve">        "Other": 5887.24</w:t>
-            </w:r>
-          </w:p>
-          <w:p>
-            <w:pPr>
-              <w:ind w:left="0"/>
-            </w:pPr>
-            <w:r>
-              <w:t xml:space="preserve">      },</w:t>
-            </w:r>
-          </w:p>
-          <w:p>
-            <w:pPr>
-              <w:ind w:left="0"/>
-            </w:pPr>
-            <w:r>
-              <w:t xml:space="preserve">      "Memory": {</w:t>
-            </w:r>
-          </w:p>
-          <w:p>
-            <w:pPr>
-              <w:ind w:left="0"/>
-            </w:pPr>
-            <w:r>
-              <w:t xml:space="preserve">        "TotalRAM": 8403730432,</w:t>
-            </w:r>
-          </w:p>
-          <w:p>
-            <w:pPr>
-              <w:ind w:left="0"/>
-            </w:pPr>
-            <w:r>
-              <w:t xml:space="preserve">        "FreeRAM": 3075035136,</w:t>
-            </w:r>
-          </w:p>
-          <w:p>
-            <w:pPr>
-              <w:ind w:left="0"/>
-            </w:pPr>
-            <w:r>
-              <w:t xml:space="preserve">        "TotalSwap": 25757204480,</w:t>
-            </w:r>
-          </w:p>
-          <w:p>
-            <w:pPr>
-              <w:ind w:left="0"/>
-            </w:pPr>
-            <w:r>
-              <w:t xml:space="preserve">        "FreeSwap": 25663799296,</w:t>
-            </w:r>
-          </w:p>
-          <w:p>
-            <w:pPr>
-              <w:ind w:left="0"/>
-            </w:pPr>
-            <w:r>
-              <w:t xml:space="preserve">        "TotalVirtual": 34160934912,</w:t>
-            </w:r>
-          </w:p>
-          <w:p>
-            <w:pPr>
-              <w:ind w:left="0"/>
-            </w:pPr>
-            <w:r>
-              <w:t xml:space="preserve">        "FreeVirtual": 28738834432</w:t>
-            </w:r>
-          </w:p>
-          <w:p>
-            <w:pPr>
-              <w:ind w:left="0"/>
-            </w:pPr>
-            <w:r>
-              <w:t xml:space="preserve">      },</w:t>
-            </w:r>
-          </w:p>
-          <w:p>
-            <w:pPr>
-              <w:ind w:left="0"/>
-            </w:pPr>
-            <w:r>
-              <w:t xml:space="preserve">      "Disk": {</w:t>
-            </w:r>
-          </w:p>
-          <w:p>
-            <w:pPr>
-              <w:ind w:left="0"/>
-            </w:pPr>
-            <w:r>
-              <w:t xml:space="preserve">        "TotalSpace": 338172772352,</w:t>
-            </w:r>
-          </w:p>
-          <w:p>
-            <w:pPr>
-              <w:ind w:left="0"/>
-            </w:pPr>
-            <w:r>
-              <w:t xml:space="preserve">        "FreeSpace": 181331296256</w:t>
-            </w:r>
-          </w:p>
-          <w:p>
-            <w:pPr>
-              <w:ind w:left="0"/>
-            </w:pPr>
-            <w:r>
-              <w:t xml:space="preserve">      },</w:t>
-            </w:r>
-          </w:p>
-          <w:p>
-            <w:pPr>
-              <w:ind w:left="0"/>
-            </w:pPr>
-            <w:r>
-              <w:t xml:space="preserve">      "ErrNodes": [</w:t>
-            </w:r>
-          </w:p>
-          <w:p>
-            <w:pPr>
-              <w:ind w:left="0"/>
-            </w:pPr>
-            <w:r>
-              <w:t xml:space="preserve">        {</w:t>
-            </w:r>
-          </w:p>
-          <w:p>
-            <w:pPr>
-              <w:ind w:left="0"/>
-            </w:pPr>
-            <w:r>
-              <w:t xml:space="preserve">          "NodeName": "hostname1:11850",</w:t>
-            </w:r>
-          </w:p>
-          <w:p>
-            <w:pPr>
-              <w:ind w:left="0"/>
-            </w:pPr>
-            <w:r>
-              <w:t xml:space="preserve">          "GroupName": "group2",</w:t>
-            </w:r>
-          </w:p>
-          <w:p>
-            <w:pPr>
-              <w:ind w:left="0"/>
-            </w:pPr>
-            <w:r>
-              <w:t xml:space="preserve">          "Flag": -79,</w:t>
-            </w:r>
-          </w:p>
-          <w:p>
-            <w:pPr>
-              <w:ind w:left="0"/>
-            </w:pPr>
-            <w:r>
-              <w:t xml:space="preserve">          "ErrInfo": {}</w:t>
-            </w:r>
-          </w:p>
-          <w:p>
-            <w:pPr>
-              <w:ind w:left="0"/>
-            </w:pPr>
-            <w:r>
-              <w:t xml:space="preserve">        }</w:t>
-            </w:r>
-          </w:p>
-          <w:p>
-            <w:pPr>
-              <w:ind w:left="0"/>
-            </w:pPr>
-            <w:r>
-              <w:t xml:space="preserve">      ]</w:t>
+              <w:t xml:space="preserve">      "NodeName": "u1604-ljh:30010",</w:t>
+            </w:r>
+          </w:p>
+          <w:p>
+            <w:pPr>
+              <w:ind w:left="0"/>
+            </w:pPr>
+            <w:r>
+              <w:t xml:space="preserve">      "GroupName": "SYSCatalogGroup",</w:t>
+            </w:r>
+          </w:p>
+          <w:p>
+            <w:pPr>
+              <w:ind w:left="0"/>
+            </w:pPr>
+            <w:r>
+              <w:t xml:space="preserve">      "Flag": -79,</w:t>
+            </w:r>
+          </w:p>
+          <w:p>
+            <w:pPr>
+              <w:ind w:left="0"/>
+            </w:pPr>
+            <w:r>
+              <w:t xml:space="preserve">      "ErrInfo": {}</w:t>
+            </w:r>
+          </w:p>
+          <w:p>
+            <w:pPr>
+              <w:ind w:left="0"/>
+            </w:pPr>
+            <w:r>
+              <w:t xml:space="preserve">    },</w:t>
+            </w:r>
+          </w:p>
+          <w:p>
+            <w:pPr>
+              <w:ind w:left="0"/>
+            </w:pPr>
+            <w:r>
+              <w:t xml:space="preserve">    {</w:t>
+            </w:r>
+          </w:p>
+          <w:p>
+            <w:pPr>
+              <w:ind w:left="0"/>
+            </w:pPr>
+            <w:r>
+              <w:t xml:space="preserve">      "NodeName": "u1604-ljh:42000",</w:t>
+            </w:r>
+          </w:p>
+          <w:p>
+            <w:pPr>
+              <w:ind w:left="0"/>
+            </w:pPr>
+            <w:r>
+              <w:t xml:space="preserve">      "GroupName": "db2",</w:t>
+            </w:r>
+          </w:p>
+          <w:p>
+            <w:pPr>
+              <w:ind w:left="0"/>
+            </w:pPr>
+            <w:r>
+              <w:t xml:space="preserve">      "Flag": -79,</w:t>
+            </w:r>
+          </w:p>
+          <w:p>
+            <w:pPr>
+              <w:ind w:left="0"/>
+            </w:pPr>
+            <w:r>
+              <w:t xml:space="preserve">      "ErrInfo": {}</w:t>
             </w:r>
           </w:p>
           <w:p>
@@ -3090,6 +2480,22 @@
             </w:pPr>
             <w:r>
               <w:t xml:space="preserve">    }</w:t>
+            </w:r>
+          </w:p>
+          <w:p>
+            <w:pPr>
+              <w:ind w:left="0"/>
+            </w:pPr>
+            <w:r>
+              <w:t xml:space="preserve">  ]</w:t>
+            </w:r>
+          </w:p>
+          <w:p>
+            <w:pPr>
+              <w:ind w:left="0"/>
+            </w:pPr>
+            <w:r>
+              <w:t>}</w:t>
             </w:r>
           </w:p>
         </w:tc>
@@ -3101,43 +2507,31 @@
         <w:rPr>
           <w:rFonts w:hint="eastAsia"/>
         </w:rPr>
-        <w:t>{ShowError:</w:t>
+        <w:t>{</w:t>
+      </w:r>
+      <w:r>
+        <w:rPr>
+          <w:rFonts w:hint="eastAsia"/>
+        </w:rPr>
+        <w:t xml:space="preserve"> </w:t>
+      </w:r>
+      <w:r>
+        <w:rPr>
+          <w:rFonts w:hint="eastAsia"/>
+        </w:rPr>
+        <w:t>ShowError:</w:t>
+      </w:r>
+      <w:r>
+        <w:t>”ignore</w:t>
       </w:r>
       <w:r>
         <w:t>”</w:t>
       </w:r>
       <w:r>
-        <w:t>ignored</w:t>
-      </w:r>
-      <w:r>
-        <w:t>”, ShowErrorMode:”flat”</w:t>
-      </w:r>
-      <w:r>
-        <w:rPr>
-          <w:rFonts w:hint="eastAsia"/>
-        </w:rPr>
-        <w:t>}</w:t>
-      </w:r>
-      <w:r>
-        <w:rPr>
-          <w:rFonts w:hint="eastAsia"/>
-        </w:rPr>
-        <w:t>，</w:t>
-      </w:r>
-      <w:r>
-        <w:rPr>
-          <w:rFonts w:hint="eastAsia"/>
-        </w:rPr>
-        <w:t>{ShowError:</w:t>
-      </w:r>
-      <w:r>
-        <w:t>”ignored”, ShowErrorMode:”</w:t>
-      </w:r>
-      <w:r>
-        <w:t>aggr</w:t>
-      </w:r>
-      <w:r>
-        <w:t>”</w:t>
+        <w:rPr>
+          <w:rFonts w:hint="eastAsia"/>
+        </w:rPr>
+        <w:t xml:space="preserve"> </w:t>
       </w:r>
       <w:r>
         <w:rPr>
@@ -3148,180 +2542,212 @@
     </w:p>
     <w:tbl>
       <w:tblPr>
-        <w:tblStyle w:val="a9"/>
+        <w:tblStyle w:val="TableGrid"/>
         <w:tblW w:w="0" w:type="auto"/>
         <w:tblInd w:w="357" w:type="dxa"/>
-        <w:tblLook w:val="04A0" w:firstRow="1" w:lastRow="0" w:firstColumn="1" w:lastColumn="0" w:noHBand="0" w:noVBand="1"/>
+        <w:tblLook w:val="04A0"/>
       </w:tblPr>
       <w:tblGrid>
-        <w:gridCol w:w="8522"/>
+        <w:gridCol w:w="8165"/>
       </w:tblGrid>
       <w:tr>
         <w:tc>
           <w:tcPr>
-            <w:tcW w:w="8522" w:type="dxa"/>
-          </w:tcPr>
-          <w:p>
-            <w:pPr>
-              <w:ind w:left="0"/>
-            </w:pPr>
-            <w:r>
-              <w:t xml:space="preserve">    &gt; coord.snapshot( SDB_SNAP_SYSTEM )</w:t>
-            </w:r>
-          </w:p>
-          <w:p>
-            <w:pPr>
-              <w:ind w:left="0"/>
-            </w:pPr>
-            <w:r>
-              <w:t xml:space="preserve">    {</w:t>
-            </w:r>
-          </w:p>
-          <w:p>
-            <w:pPr>
-              <w:ind w:left="0"/>
-            </w:pPr>
-            <w:r>
-              <w:t xml:space="preserve">      "CPU": {</w:t>
-            </w:r>
-          </w:p>
-          <w:p>
-            <w:pPr>
-              <w:ind w:left="0"/>
-            </w:pPr>
-            <w:r>
-              <w:t xml:space="preserve">        "User": 36280.72,</w:t>
-            </w:r>
-          </w:p>
-          <w:p>
-            <w:pPr>
-              <w:ind w:left="0"/>
-            </w:pPr>
-            <w:r>
-              <w:t xml:space="preserve">        "Sys": 5046.23,</w:t>
-            </w:r>
-          </w:p>
-          <w:p>
-            <w:pPr>
-              <w:ind w:left="0"/>
-            </w:pPr>
-            <w:r>
-              <w:t xml:space="preserve">        "Idle": 7560242.4,</w:t>
-            </w:r>
-          </w:p>
-          <w:p>
-            <w:pPr>
-              <w:ind w:left="0"/>
-            </w:pPr>
-            <w:r>
-              <w:t xml:space="preserve">        "Other": 5887.24</w:t>
-            </w:r>
-          </w:p>
-          <w:p>
-            <w:pPr>
-              <w:ind w:left="0"/>
-            </w:pPr>
-            <w:r>
-              <w:t xml:space="preserve">      },</w:t>
-            </w:r>
-          </w:p>
-          <w:p>
-            <w:pPr>
-              <w:ind w:left="0"/>
-            </w:pPr>
-            <w:r>
-              <w:t xml:space="preserve">      "Memory": {</w:t>
-            </w:r>
-          </w:p>
-          <w:p>
-            <w:pPr>
-              <w:ind w:left="0"/>
-            </w:pPr>
-            <w:r>
-              <w:t xml:space="preserve">        "TotalRAM": 8403730432,</w:t>
-            </w:r>
-          </w:p>
-          <w:p>
-            <w:pPr>
-              <w:ind w:left="0"/>
-            </w:pPr>
-            <w:r>
-              <w:t xml:space="preserve">        "FreeRAM": 3075035136,</w:t>
-            </w:r>
-          </w:p>
-          <w:p>
-            <w:pPr>
-              <w:ind w:left="0"/>
-            </w:pPr>
-            <w:r>
-              <w:t xml:space="preserve">        "TotalSwap": 25757204480,</w:t>
-            </w:r>
-          </w:p>
-          <w:p>
-            <w:pPr>
-              <w:ind w:left="0"/>
-            </w:pPr>
-            <w:r>
-              <w:t xml:space="preserve">        "FreeSwap": 25663799296,</w:t>
-            </w:r>
-          </w:p>
-          <w:p>
-            <w:pPr>
-              <w:ind w:left="0"/>
-            </w:pPr>
-            <w:r>
-              <w:t xml:space="preserve">        "TotalVirtual": 34160934912,</w:t>
-            </w:r>
-          </w:p>
-          <w:p>
-            <w:pPr>
-              <w:ind w:left="0"/>
-            </w:pPr>
-            <w:r>
-              <w:t xml:space="preserve">        "FreeVirtual": 28738834432</w:t>
-            </w:r>
-          </w:p>
-          <w:p>
-            <w:pPr>
-              <w:ind w:left="0"/>
-            </w:pPr>
-            <w:r>
-              <w:t xml:space="preserve">      },</w:t>
-            </w:r>
-          </w:p>
-          <w:p>
-            <w:pPr>
-              <w:ind w:left="0"/>
-            </w:pPr>
-            <w:r>
-              <w:t xml:space="preserve">      "Disk": {</w:t>
-            </w:r>
-          </w:p>
-          <w:p>
-            <w:pPr>
-              <w:ind w:left="0"/>
-            </w:pPr>
-            <w:r>
-              <w:t xml:space="preserve">        "TotalSpace": 338172772352,</w:t>
-            </w:r>
-          </w:p>
-          <w:p>
-            <w:pPr>
-              <w:ind w:left="0"/>
-            </w:pPr>
-            <w:r>
-              <w:t xml:space="preserve">        "FreeSpace": 181331296256</w:t>
-            </w:r>
-          </w:p>
-          <w:p>
-            <w:pPr>
-              <w:ind w:left="0"/>
-              <w:rPr>
-                <w:rFonts w:hint="eastAsia"/>
-              </w:rPr>
-            </w:pPr>
-            <w:r>
-              <w:t xml:space="preserve">      }</w:t>
+            <w:tcW w:w="10975" w:type="dxa"/>
+          </w:tcPr>
+          <w:p>
+            <w:pPr>
+              <w:ind w:left="0"/>
+            </w:pPr>
+            <w:r>
+              <w:t xml:space="preserve">&gt; </w:t>
+            </w:r>
+            <w:r>
+              <w:rPr>
+                <w:rFonts w:hint="eastAsia"/>
+              </w:rPr>
+              <w:t>db</w:t>
+            </w:r>
+            <w:r>
+              <w:t>.snapshot( SDB_SNAP_SYSTEM</w:t>
+            </w:r>
+            <w:r>
+              <w:t>, new SdbSnapshotOption().options({ShowError:"</w:t>
+            </w:r>
+            <w:r>
+              <w:rPr>
+                <w:rFonts w:hint="eastAsia"/>
+              </w:rPr>
+              <w:t>ignore</w:t>
+            </w:r>
+            <w:r>
+              <w:t>"})</w:t>
+            </w:r>
+            <w:r>
+              <w:t xml:space="preserve"> )</w:t>
+            </w:r>
+          </w:p>
+          <w:p>
+            <w:pPr>
+              <w:ind w:left="0"/>
+            </w:pPr>
+            <w:r>
+              <w:t xml:space="preserve">  </w:t>
+            </w:r>
+            <w:r>
+              <w:t>{</w:t>
+            </w:r>
+          </w:p>
+          <w:p>
+            <w:pPr>
+              <w:ind w:left="0"/>
+            </w:pPr>
+            <w:r>
+              <w:t xml:space="preserve">  "CPU": {</w:t>
+            </w:r>
+          </w:p>
+          <w:p>
+            <w:pPr>
+              <w:ind w:left="0"/>
+            </w:pPr>
+            <w:r>
+              <w:t xml:space="preserve">    "User": 149939.19,</w:t>
+            </w:r>
+          </w:p>
+          <w:p>
+            <w:pPr>
+              <w:ind w:left="0"/>
+            </w:pPr>
+            <w:r>
+              <w:t xml:space="preserve">    "Sys": 140871.11,</w:t>
+            </w:r>
+          </w:p>
+          <w:p>
+            <w:pPr>
+              <w:ind w:left="0"/>
+            </w:pPr>
+            <w:r>
+              <w:t xml:space="preserve">    "Idle": 7740503.4,</w:t>
+            </w:r>
+          </w:p>
+          <w:p>
+            <w:pPr>
+              <w:ind w:left="0"/>
+            </w:pPr>
+            <w:r>
+              <w:t xml:space="preserve">    "Other": 13622.43</w:t>
+            </w:r>
+          </w:p>
+          <w:p>
+            <w:pPr>
+              <w:ind w:left="0"/>
+            </w:pPr>
+            <w:r>
+              <w:t xml:space="preserve">  },</w:t>
+            </w:r>
+          </w:p>
+          <w:p>
+            <w:pPr>
+              <w:ind w:left="0"/>
+            </w:pPr>
+            <w:r>
+              <w:t xml:space="preserve">  "Memory": {</w:t>
+            </w:r>
+          </w:p>
+          <w:p>
+            <w:pPr>
+              <w:ind w:left="0"/>
+            </w:pPr>
+            <w:r>
+              <w:t xml:space="preserve">    "TotalRAM": 6257471488,</w:t>
+            </w:r>
+          </w:p>
+          <w:p>
+            <w:pPr>
+              <w:ind w:left="0"/>
+            </w:pPr>
+            <w:r>
+              <w:t xml:space="preserve">    "FreeRAM": 1541083136,</w:t>
+            </w:r>
+          </w:p>
+          <w:p>
+            <w:pPr>
+              <w:ind w:left="0"/>
+            </w:pPr>
+            <w:r>
+              <w:t xml:space="preserve">    "TotalSwap": 1559224320,</w:t>
+            </w:r>
+          </w:p>
+          <w:p>
+            <w:pPr>
+              <w:ind w:left="0"/>
+            </w:pPr>
+            <w:r>
+              <w:t xml:space="preserve">    "FreeSwap": 1132810240,</w:t>
+            </w:r>
+          </w:p>
+          <w:p>
+            <w:pPr>
+              <w:ind w:left="0"/>
+            </w:pPr>
+            <w:r>
+              <w:t xml:space="preserve">    "TotalVirtual": 7816695808,</w:t>
+            </w:r>
+          </w:p>
+          <w:p>
+            <w:pPr>
+              <w:ind w:left="0"/>
+            </w:pPr>
+            <w:r>
+              <w:t xml:space="preserve">    "FreeVirtual": 2673893376</w:t>
+            </w:r>
+          </w:p>
+          <w:p>
+            <w:pPr>
+              <w:ind w:left="0"/>
+            </w:pPr>
+            <w:r>
+              <w:t xml:space="preserve">  },</w:t>
+            </w:r>
+          </w:p>
+          <w:p>
+            <w:pPr>
+              <w:ind w:left="0"/>
+            </w:pPr>
+            <w:r>
+              <w:t xml:space="preserve">  "Disk": {</w:t>
+            </w:r>
+          </w:p>
+          <w:p>
+            <w:pPr>
+              <w:ind w:left="0"/>
+            </w:pPr>
+            <w:r>
+              <w:t xml:space="preserve">    "TotalSpace": 211139878912,</w:t>
+            </w:r>
+          </w:p>
+          <w:p>
+            <w:pPr>
+              <w:ind w:left="0"/>
+            </w:pPr>
+            <w:r>
+              <w:t xml:space="preserve">    "FreeSpace": 141731827712</w:t>
+            </w:r>
+          </w:p>
+          <w:p>
+            <w:pPr>
+              <w:ind w:left="0"/>
+            </w:pPr>
+            <w:r>
+              <w:t xml:space="preserve">  },</w:t>
+            </w:r>
+          </w:p>
+          <w:p>
+            <w:pPr>
+              <w:ind w:left="0"/>
+            </w:pPr>
+            <w:r>
+              <w:t>}</w:t>
             </w:r>
           </w:p>
         </w:tc>
@@ -3329,273 +2755,8 @@
     </w:tbl>
     <w:p/>
     <w:p>
-      <w:r>
-        <w:rPr>
-          <w:rFonts w:hint="eastAsia"/>
-        </w:rPr>
-        <w:t>{ShowError:</w:t>
-      </w:r>
-      <w:r>
-        <w:t>”</w:t>
-      </w:r>
-      <w:r>
-        <w:t>only</w:t>
-      </w:r>
-      <w:r>
-        <w:t>”, ShowErrorMode:”</w:t>
-      </w:r>
-      <w:r>
-        <w:t>aggr</w:t>
-      </w:r>
-      <w:r>
-        <w:t>”</w:t>
-      </w:r>
-      <w:r>
-        <w:rPr>
-          <w:rFonts w:hint="eastAsia"/>
-        </w:rPr>
-        <w:t>}</w:t>
-      </w:r>
-    </w:p>
-    <w:tbl>
-      <w:tblPr>
-        <w:tblStyle w:val="a9"/>
-        <w:tblW w:w="0" w:type="auto"/>
-        <w:tblInd w:w="357" w:type="dxa"/>
-        <w:tblLook w:val="04A0" w:firstRow="1" w:lastRow="0" w:firstColumn="1" w:lastColumn="0" w:noHBand="0" w:noVBand="1"/>
-      </w:tblPr>
-      <w:tblGrid>
-        <w:gridCol w:w="8522"/>
-      </w:tblGrid>
-      <w:tr>
-        <w:tc>
-          <w:tcPr>
-            <w:tcW w:w="8522" w:type="dxa"/>
-          </w:tcPr>
-          <w:p>
-            <w:pPr>
-              <w:ind w:left="0"/>
-            </w:pPr>
-            <w:r>
-              <w:t xml:space="preserve">      "ErrNodes": [</w:t>
-            </w:r>
-          </w:p>
-          <w:p>
-            <w:pPr>
-              <w:ind w:left="0"/>
-            </w:pPr>
-            <w:r>
-              <w:t xml:space="preserve">        {</w:t>
-            </w:r>
-          </w:p>
-          <w:p>
-            <w:pPr>
-              <w:ind w:left="0"/>
-            </w:pPr>
-            <w:r>
-              <w:t xml:space="preserve">          "NodeName": "hostname1:11850",</w:t>
-            </w:r>
-          </w:p>
-          <w:p>
-            <w:pPr>
-              <w:ind w:left="0"/>
-            </w:pPr>
-            <w:r>
-              <w:t xml:space="preserve">          "GroupName": "group2",</w:t>
-            </w:r>
-          </w:p>
-          <w:p>
-            <w:pPr>
-              <w:ind w:left="0"/>
-            </w:pPr>
-            <w:r>
-              <w:t xml:space="preserve">          "Flag": -79,</w:t>
-            </w:r>
-          </w:p>
-          <w:p>
-            <w:pPr>
-              <w:ind w:left="0"/>
-            </w:pPr>
-            <w:r>
-              <w:t xml:space="preserve">          "ErrInfo": {}</w:t>
-            </w:r>
-          </w:p>
-          <w:p>
-            <w:pPr>
-              <w:ind w:left="0"/>
-            </w:pPr>
-            <w:r>
-              <w:t xml:space="preserve">        }</w:t>
-            </w:r>
-          </w:p>
-          <w:p>
-            <w:pPr>
-              <w:ind w:left="0"/>
-            </w:pPr>
-            <w:r>
-              <w:t xml:space="preserve">      ]</w:t>
-            </w:r>
-          </w:p>
-          <w:p>
-            <w:pPr>
-              <w:ind w:left="0"/>
-              <w:rPr>
-                <w:rFonts w:hint="eastAsia"/>
-              </w:rPr>
-            </w:pPr>
-          </w:p>
-        </w:tc>
-      </w:tr>
-    </w:tbl>
-    <w:p/>
-    <w:p>
-      <w:r>
-        <w:rPr>
-          <w:rFonts w:hint="eastAsia"/>
-        </w:rPr>
-        <w:t>{ShowError:</w:t>
-      </w:r>
-      <w:r>
-        <w:t>”only”, ShowErrorMode:”</w:t>
-      </w:r>
-      <w:r>
-        <w:t>flat</w:t>
-      </w:r>
-      <w:r>
-        <w:t>”</w:t>
-      </w:r>
-      <w:r>
-        <w:rPr>
-          <w:rFonts w:hint="eastAsia"/>
-        </w:rPr>
-        <w:t>}</w:t>
-      </w:r>
-    </w:p>
-    <w:tbl>
-      <w:tblPr>
-        <w:tblStyle w:val="a9"/>
-        <w:tblW w:w="0" w:type="auto"/>
-        <w:tblInd w:w="357" w:type="dxa"/>
-        <w:tblLook w:val="04A0" w:firstRow="1" w:lastRow="0" w:firstColumn="1" w:lastColumn="0" w:noHBand="0" w:noVBand="1"/>
-      </w:tblPr>
-      <w:tblGrid>
-        <w:gridCol w:w="8522"/>
-      </w:tblGrid>
-      <w:tr>
-        <w:tc>
-          <w:tcPr>
-            <w:tcW w:w="8522" w:type="dxa"/>
-          </w:tcPr>
-          <w:p>
-            <w:pPr>
-              <w:ind w:left="0"/>
-            </w:pPr>
-            <w:r>
-              <w:t>{</w:t>
-            </w:r>
-          </w:p>
-          <w:p>
-            <w:pPr>
-              <w:ind w:left="0"/>
-            </w:pPr>
-            <w:r>
-              <w:t xml:space="preserve">  "NodeName": "ubuntu1604-zwb:30000",</w:t>
-            </w:r>
-          </w:p>
-          <w:p>
-            <w:pPr>
-              <w:ind w:left="0"/>
-            </w:pPr>
-            <w:r>
-              <w:t xml:space="preserve">  "GroupName": "SYSCatalogGroup",</w:t>
-            </w:r>
-          </w:p>
-          <w:p>
-            <w:pPr>
-              <w:ind w:left="0"/>
-            </w:pPr>
-            <w:r>
-              <w:t xml:space="preserve">  "Flag": -79,</w:t>
-            </w:r>
-          </w:p>
-          <w:p>
-            <w:pPr>
-              <w:ind w:left="0"/>
-            </w:pPr>
-            <w:r>
-              <w:t xml:space="preserve">  "ErrInfo": {}</w:t>
-            </w:r>
-          </w:p>
-          <w:p>
-            <w:pPr>
-              <w:ind w:left="0"/>
-            </w:pPr>
-            <w:r>
-              <w:t>}</w:t>
-            </w:r>
-          </w:p>
-          <w:p>
-            <w:pPr>
-              <w:ind w:left="0"/>
-            </w:pPr>
-            <w:r>
-              <w:t>{</w:t>
-            </w:r>
-          </w:p>
-          <w:p>
-            <w:pPr>
-              <w:ind w:left="0"/>
-            </w:pPr>
-            <w:r>
-              <w:t xml:space="preserve">  "NodeName": "ubuntu1604-zwb:20000",</w:t>
-            </w:r>
-          </w:p>
-          <w:p>
-            <w:pPr>
-              <w:ind w:left="0"/>
-            </w:pPr>
-            <w:r>
-              <w:t xml:space="preserve">  "GroupName": "db1",</w:t>
-            </w:r>
-          </w:p>
-          <w:p>
-            <w:pPr>
-              <w:ind w:left="0"/>
-            </w:pPr>
-            <w:r>
-              <w:t xml:space="preserve">  "Flag": -79,</w:t>
-            </w:r>
-          </w:p>
-          <w:p>
-            <w:pPr>
-              <w:ind w:left="0"/>
-            </w:pPr>
-            <w:r>
-              <w:t xml:space="preserve">  "ErrInfo": {}</w:t>
-            </w:r>
-          </w:p>
-          <w:p>
-            <w:pPr>
-              <w:ind w:left="0"/>
-            </w:pPr>
-            <w:r>
-              <w:t>}</w:t>
-            </w:r>
-          </w:p>
-        </w:tc>
-      </w:tr>
-    </w:tbl>
-    <w:p/>
-    <w:p>
-      <w:pPr>
-        <w:rPr>
-          <w:rFonts w:hint="eastAsia"/>
-        </w:rPr>
-      </w:pPr>
-    </w:p>
-    <w:p>
-      <w:pPr>
-        <w:pStyle w:val="2"/>
+      <w:pPr>
+        <w:pStyle w:val="Heading2"/>
       </w:pPr>
       <w:r>
         <w:rPr>
@@ -3641,7 +2802,7 @@
     <w:p/>
     <w:p>
       <w:pPr>
-        <w:pStyle w:val="2"/>
+        <w:pStyle w:val="Heading2"/>
       </w:pPr>
       <w:r>
         <w:rPr>
@@ -3658,7 +2819,7 @@
     </w:p>
     <w:p>
       <w:pPr>
-        <w:pStyle w:val="3"/>
+        <w:pStyle w:val="Heading3"/>
       </w:pPr>
       <w:r>
         <w:rPr>
@@ -3692,13 +2853,6 @@
           <w:rFonts w:hint="eastAsia"/>
           <w:color w:val="00B0F0"/>
         </w:rPr>
-        <w:t xml:space="preserve">  </w:t>
-      </w:r>
-      <w:r>
-        <w:rPr>
-          <w:rFonts w:hint="eastAsia"/>
-          <w:color w:val="00B0F0"/>
-        </w:rPr>
         <w:t>简单的绘制以下与该</w:t>
       </w:r>
       <w:r>
@@ -3742,36 +2896,19 @@
         <w:rPr>
           <w:rFonts w:hint="eastAsia"/>
         </w:rPr>
-        <w:t>内置</w:t>
-      </w:r>
-      <w:r>
-        <w:rPr>
-          <w:rFonts w:hint="eastAsia"/>
-        </w:rPr>
-        <w:t>SQL</w:t>
-      </w:r>
-      <w:r>
-        <w:rPr>
-          <w:rFonts w:hint="eastAsia"/>
-        </w:rPr>
-        <w:t>部分：</w:t>
+        <w:t>协调节点处理部分：</w:t>
       </w:r>
     </w:p>
     <w:p>
-      <w:pPr>
-        <w:rPr>
-          <w:color w:val="00B0F0"/>
-        </w:rPr>
-      </w:pPr>
-      <w:r>
-        <w:rPr>
-          <w:color w:val="00B0F0"/>
+      <w:r>
+        <w:rPr>
+          <w:noProof/>
         </w:rPr>
         <w:drawing>
-          <wp:inline distT="0" distB="0" distL="0" distR="0" wp14:anchorId="3020974C" wp14:editId="6D5918D2">
-            <wp:extent cx="7143750" cy="2190750"/>
-            <wp:effectExtent l="0" t="0" r="0" b="0"/>
-            <wp:docPr id="11" name="图片 11"/>
+          <wp:inline distT="0" distB="0" distL="0" distR="0">
+            <wp:extent cx="6096851" cy="3610479"/>
+            <wp:effectExtent l="19050" t="0" r="0" b="0"/>
+            <wp:docPr id="26" name="Picture 25" descr="coord.PNG"/>
             <wp:cNvGraphicFramePr>
               <a:graphicFrameLocks xmlns:a="http://schemas.openxmlformats.org/drawingml/2006/main" noChangeAspect="1"/>
             </wp:cNvGraphicFramePr>
@@ -3779,54 +2916,7 @@
               <a:graphicData uri="http://schemas.openxmlformats.org/drawingml/2006/picture">
                 <pic:pic xmlns:pic="http://schemas.openxmlformats.org/drawingml/2006/picture">
                   <pic:nvPicPr>
-                    <pic:cNvPr id="1" name=""/>
-                    <pic:cNvPicPr/>
-                  </pic:nvPicPr>
-                  <pic:blipFill>
-                    <a:blip r:embed="rId8"/>
-                    <a:stretch>
-                      <a:fillRect/>
-                    </a:stretch>
-                  </pic:blipFill>
-                  <pic:spPr>
-                    <a:xfrm>
-                      <a:off x="0" y="0"/>
-                      <a:ext cx="7143750" cy="2190750"/>
-                    </a:xfrm>
-                    <a:prstGeom prst="rect">
-                      <a:avLst/>
-                    </a:prstGeom>
-                  </pic:spPr>
-                </pic:pic>
-              </a:graphicData>
-            </a:graphic>
-          </wp:inline>
-        </w:drawing>
-      </w:r>
-    </w:p>
-    <w:p>
-      <w:r>
-        <w:rPr>
-          <w:rFonts w:hint="eastAsia"/>
-        </w:rPr>
-        <w:t>协调节点处理部分：</w:t>
-      </w:r>
-    </w:p>
-    <w:p>
-      <w:r>
-        <w:drawing>
-          <wp:inline distT="0" distB="0" distL="0" distR="0" wp14:anchorId="0E1A24CE" wp14:editId="1C02B7B3">
-            <wp:extent cx="6096000" cy="1714500"/>
-            <wp:effectExtent l="0" t="0" r="0" b="0"/>
-            <wp:docPr id="10" name="图片 10"/>
-            <wp:cNvGraphicFramePr>
-              <a:graphicFrameLocks xmlns:a="http://schemas.openxmlformats.org/drawingml/2006/main" noChangeAspect="1"/>
-            </wp:cNvGraphicFramePr>
-            <a:graphic xmlns:a="http://schemas.openxmlformats.org/drawingml/2006/main">
-              <a:graphicData uri="http://schemas.openxmlformats.org/drawingml/2006/picture">
-                <pic:pic xmlns:pic="http://schemas.openxmlformats.org/drawingml/2006/picture">
-                  <pic:nvPicPr>
-                    <pic:cNvPr id="1" name=""/>
+                    <pic:cNvPr id="0" name="coord.PNG"/>
                     <pic:cNvPicPr/>
                   </pic:nvPicPr>
                   <pic:blipFill>
@@ -3838,7 +2928,7 @@
                   <pic:spPr>
                     <a:xfrm>
                       <a:off x="0" y="0"/>
-                      <a:ext cx="6096000" cy="1714500"/>
+                      <a:ext cx="6096851" cy="3610479"/>
                     </a:xfrm>
                     <a:prstGeom prst="rect">
                       <a:avLst/>
@@ -3852,18 +2942,92 @@
       </w:r>
     </w:p>
     <w:p/>
+    <w:p/>
     <w:p>
       <w:pPr>
-        <w:rPr>
-          <w:rFonts w:hint="eastAsia"/>
-        </w:rPr>
-      </w:pPr>
-      <w:r>
+        <w:pStyle w:val="Heading3"/>
+      </w:pPr>
+      <w:r>
+        <w:rPr>
+          <w:rFonts w:hint="eastAsia"/>
+        </w:rPr>
+        <w:t>主要操作流程</w:t>
+      </w:r>
+    </w:p>
+    <w:p>
+      <w:r>
+        <w:rPr>
+          <w:rFonts w:hint="eastAsia"/>
+          <w:color w:val="00B0F0"/>
+        </w:rPr>
+        <w:t>说明</w:t>
+      </w:r>
+      <w:r>
+        <w:rPr>
+          <w:rFonts w:hint="eastAsia"/>
+          <w:color w:val="00B0F0"/>
+        </w:rPr>
+        <w:t>:</w:t>
+      </w:r>
+      <w:r>
+        <w:rPr>
+          <w:rFonts w:hint="eastAsia"/>
+          <w:color w:val="00B0F0"/>
+        </w:rPr>
+        <w:t>使用时序图或者活动图</w:t>
+      </w:r>
+      <w:r>
+        <w:rPr>
+          <w:rFonts w:hint="eastAsia"/>
+          <w:color w:val="00B0F0"/>
+        </w:rPr>
+        <w:t>,</w:t>
+      </w:r>
+      <w:r>
+        <w:rPr>
+          <w:rFonts w:hint="eastAsia"/>
+          <w:color w:val="00B0F0"/>
+        </w:rPr>
+        <w:t>描述一下主要流程的处理过程</w:t>
+      </w:r>
+    </w:p>
+    <w:p/>
+    <w:p>
+      <w:pPr>
+        <w:pStyle w:val="ListParagraph"/>
+        <w:numPr>
+          <w:ilvl w:val="0"/>
+          <w:numId w:val="13"/>
+        </w:numPr>
+        <w:ind w:firstLineChars="0"/>
+      </w:pPr>
+      <w:r>
+        <w:rPr>
+          <w:rFonts w:hint="eastAsia"/>
+        </w:rPr>
+        <w:t>Err</w:t>
+      </w:r>
+      <w:r>
+        <w:t>Nodes</w:t>
+      </w:r>
+      <w:r>
+        <w:rPr>
+          <w:rFonts w:hint="eastAsia"/>
+        </w:rPr>
+        <w:t>处理逻辑流程：</w:t>
+      </w:r>
+    </w:p>
+    <w:p/>
+    <w:p>
+      <w:r>
+        <w:rPr>
+          <w:noProof/>
+        </w:rPr>
         <w:drawing>
-          <wp:inline distT="0" distB="0" distL="0" distR="0" wp14:anchorId="2F4DFEBB" wp14:editId="5E322852">
-            <wp:extent cx="3238500" cy="2762250"/>
-            <wp:effectExtent l="0" t="0" r="0" b="0"/>
-            <wp:docPr id="13" name="图片 13"/>
+          <wp:inline distT="0" distB="0" distL="0" distR="0">
+            <wp:extent cx="3734321" cy="2143424"/>
+            <wp:effectExtent l="19050" t="0" r="0" b="0"/>
+            <wp:docPr id="5" name="Picture 4" descr="ErrNodes处理流程.PNG"/>
             <wp:cNvGraphicFramePr>
               <a:graphicFrameLocks xmlns:a="http://schemas.openxmlformats.org/drawingml/2006/main" noChangeAspect="1"/>
             </wp:cNvGraphicFramePr>
@@ -3871,7 +3035,7 @@
               <a:graphicData uri="http://schemas.openxmlformats.org/drawingml/2006/picture">
                 <pic:pic xmlns:pic="http://schemas.openxmlformats.org/drawingml/2006/picture">
                   <pic:nvPicPr>
-                    <pic:cNvPr id="1" name=""/>
+                    <pic:cNvPr id="0" name="ErrNodes处理流程.PNG"/>
                     <pic:cNvPicPr/>
                   </pic:nvPicPr>
                   <pic:blipFill>
@@ -3883,7 +3047,7 @@
                   <pic:spPr>
                     <a:xfrm>
                       <a:off x="0" y="0"/>
-                      <a:ext cx="3238500" cy="2762250"/>
+                      <a:ext cx="3734321" cy="2143424"/>
                     </a:xfrm>
                     <a:prstGeom prst="rect">
                       <a:avLst/>
@@ -3896,66 +3060,37 @@
         </w:drawing>
       </w:r>
     </w:p>
+    <w:p/>
     <w:p>
-      <w:pPr>
-        <w:pStyle w:val="3"/>
-      </w:pPr>
-      <w:r>
-        <w:rPr>
-          <w:rFonts w:hint="eastAsia"/>
-        </w:rPr>
-        <w:t>主要操作流程</w:t>
-      </w:r>
-    </w:p>
-    <w:p>
-      <w:r>
-        <w:rPr>
-          <w:rFonts w:hint="eastAsia"/>
-          <w:color w:val="00B0F0"/>
-        </w:rPr>
-        <w:t>说明</w:t>
-      </w:r>
-      <w:r>
-        <w:rPr>
-          <w:rFonts w:hint="eastAsia"/>
-          <w:color w:val="00B0F0"/>
-        </w:rPr>
-        <w:t>:</w:t>
-      </w:r>
-      <w:r>
-        <w:rPr>
-          <w:rFonts w:hint="eastAsia"/>
-          <w:color w:val="00B0F0"/>
-        </w:rPr>
-        <w:t xml:space="preserve">  </w:t>
-      </w:r>
-      <w:r>
-        <w:rPr>
-          <w:rFonts w:hint="eastAsia"/>
-          <w:color w:val="00B0F0"/>
-        </w:rPr>
-        <w:t>使用时序图或者活动图</w:t>
-      </w:r>
-      <w:r>
-        <w:rPr>
-          <w:rFonts w:hint="eastAsia"/>
-          <w:color w:val="00B0F0"/>
-        </w:rPr>
-        <w:t>,</w:t>
-      </w:r>
-      <w:r>
-        <w:rPr>
-          <w:rFonts w:hint="eastAsia"/>
-          <w:color w:val="00B0F0"/>
-        </w:rPr>
-        <w:t>描述一下主要流程的处理过程</w:t>
+      <w:r>
+        <w:rPr>
+          <w:rFonts w:hint="eastAsia"/>
+        </w:rPr>
+        <w:t>从数据节点收集快照消息</w:t>
+      </w:r>
+      <w:r>
+        <w:rPr>
+          <w:rFonts w:hint="eastAsia"/>
+        </w:rPr>
+        <w:t>，根据</w:t>
+      </w:r>
+      <w:r>
+        <w:rPr>
+          <w:rFonts w:hint="eastAsia"/>
+        </w:rPr>
+        <w:t xml:space="preserve"> ShowErrorMode</w:t>
+      </w:r>
+      <w:r>
+        <w:rPr>
+          <w:rFonts w:hint="eastAsia"/>
+        </w:rPr>
+        <w:t>整理错误节点信息</w:t>
       </w:r>
     </w:p>
     <w:p/>
-    <w:p/>
     <w:p>
       <w:pPr>
-        <w:pStyle w:val="aa"/>
+        <w:pStyle w:val="ListParagraph"/>
         <w:numPr>
           <w:ilvl w:val="0"/>
           <w:numId w:val="13"/>
@@ -3975,22 +3110,21 @@
         <w:rPr>
           <w:rFonts w:hint="eastAsia"/>
         </w:rPr>
-        <w:t>处理逻辑流程：</w:t>
+        <w:t>处理实现流程：</w:t>
       </w:r>
     </w:p>
-    <w:p/>
     <w:p>
-      <w:pPr>
-        <w:rPr>
-          <w:rFonts w:hint="eastAsia"/>
-        </w:rPr>
-      </w:pPr>
-      <w:r>
+      <w:bookmarkStart w:id="2" w:name="_GoBack"/>
+      <w:bookmarkEnd w:id="2"/>
+      <w:r>
+        <w:rPr>
+          <w:noProof/>
+        </w:rPr>
         <w:drawing>
-          <wp:inline distT="0" distB="0" distL="0" distR="0" wp14:anchorId="4541AA34" wp14:editId="032B739F">
-            <wp:extent cx="6096000" cy="2095500"/>
-            <wp:effectExtent l="0" t="0" r="0" b="0"/>
-            <wp:docPr id="2" name="图片 2"/>
+          <wp:inline distT="0" distB="0" distL="0" distR="0">
+            <wp:extent cx="8554645" cy="7525801"/>
+            <wp:effectExtent l="19050" t="0" r="0" b="0"/>
+            <wp:docPr id="1" name="Picture 0" descr="总体流程.PNG"/>
             <wp:cNvGraphicFramePr>
               <a:graphicFrameLocks xmlns:a="http://schemas.openxmlformats.org/drawingml/2006/main" noChangeAspect="1"/>
             </wp:cNvGraphicFramePr>
@@ -3998,7 +3132,7 @@
               <a:graphicData uri="http://schemas.openxmlformats.org/drawingml/2006/picture">
                 <pic:pic xmlns:pic="http://schemas.openxmlformats.org/drawingml/2006/picture">
                   <pic:nvPicPr>
-                    <pic:cNvPr id="1" name=""/>
+                    <pic:cNvPr id="0" name="总体流程.PNG"/>
                     <pic:cNvPicPr/>
                   </pic:nvPicPr>
                   <pic:blipFill>
@@ -4010,7 +3144,7 @@
                   <pic:spPr>
                     <a:xfrm>
                       <a:off x="0" y="0"/>
-                      <a:ext cx="6096000" cy="2095500"/>
+                      <a:ext cx="8554645" cy="7525801"/>
                     </a:xfrm>
                     <a:prstGeom prst="rect">
                       <a:avLst/>
@@ -4023,87 +3157,11 @@
         </w:drawing>
       </w:r>
     </w:p>
+    <w:p/>
+    <w:p/>
     <w:p>
       <w:pPr>
-        <w:rPr>
-          <w:rFonts w:hint="eastAsia"/>
-        </w:rPr>
-      </w:pPr>
-    </w:p>
-    <w:p>
-      <w:r>
-        <w:rPr>
-          <w:rFonts w:hint="eastAsia"/>
-        </w:rPr>
-        <w:t>第一阶段：</w:t>
-      </w:r>
-    </w:p>
-    <w:p>
-      <w:r>
-        <w:rPr>
-          <w:rFonts w:hint="eastAsia"/>
-        </w:rPr>
-        <w:t>从数据节点收集快照消息，根据</w:t>
-      </w:r>
-      <w:r>
-        <w:rPr>
-          <w:rFonts w:hint="eastAsia"/>
-        </w:rPr>
-        <w:t>Sh</w:t>
-      </w:r>
-      <w:r>
-        <w:t>owError</w:t>
-      </w:r>
-      <w:r>
-        <w:rPr>
-          <w:rFonts w:hint="eastAsia"/>
-        </w:rPr>
-        <w:t>和</w:t>
-      </w:r>
-      <w:r>
-        <w:rPr>
-          <w:rFonts w:hint="eastAsia"/>
-        </w:rPr>
-        <w:t>ShowErrorMode</w:t>
-      </w:r>
-      <w:r>
-        <w:rPr>
-          <w:rFonts w:hint="eastAsia"/>
-        </w:rPr>
-        <w:t>将结果处理成统一的形式；</w:t>
-      </w:r>
-    </w:p>
-    <w:p>
-      <w:r>
-        <w:rPr>
-          <w:rFonts w:hint="eastAsia"/>
-        </w:rPr>
-        <w:t>第二阶段：</w:t>
-      </w:r>
-    </w:p>
-    <w:p>
-      <w:pPr>
-        <w:rPr>
-          <w:rFonts w:hint="eastAsia"/>
-        </w:rPr>
-      </w:pPr>
-      <w:r>
-        <w:rPr>
-          <w:rFonts w:hint="eastAsia"/>
-        </w:rPr>
-        <w:t>选择性地使用聚集操作进一步整理快照消息。</w:t>
-      </w:r>
-    </w:p>
-    <w:p>
-      <w:pPr>
-        <w:rPr>
-          <w:rFonts w:hint="eastAsia"/>
-        </w:rPr>
-      </w:pPr>
-    </w:p>
-    <w:p>
-      <w:pPr>
-        <w:pStyle w:val="aa"/>
+        <w:pStyle w:val="ListParagraph"/>
         <w:numPr>
           <w:ilvl w:val="0"/>
           <w:numId w:val="13"/>
@@ -4114,25 +3172,39 @@
         <w:rPr>
           <w:rFonts w:hint="eastAsia"/>
         </w:rPr>
-        <w:t>Err</w:t>
-      </w:r>
-      <w:r>
-        <w:t>Nodes</w:t>
-      </w:r>
-      <w:r>
-        <w:rPr>
-          <w:rFonts w:hint="eastAsia"/>
-        </w:rPr>
-        <w:t>处理实现流程：</w:t>
+        <w:t>阶段一的修改：</w:t>
       </w:r>
     </w:p>
     <w:p>
-      <w:r>
+      <w:pPr>
+        <w:pStyle w:val="ListParagraph"/>
+        <w:ind w:left="717" w:firstLineChars="0" w:firstLine="0"/>
+      </w:pPr>
+      <w:r>
+        <w:t>_coordCommandBase</w:t>
+      </w:r>
+      <w:r>
+        <w:rPr>
+          <w:rFonts w:hint="eastAsia"/>
+        </w:rPr>
+        <w:t>部分</w:t>
+      </w:r>
+    </w:p>
+    <w:p>
+      <w:pPr>
+        <w:rPr>
+          <w:noProof/>
+        </w:rPr>
+      </w:pPr>
+      <w:r>
+        <w:rPr>
+          <w:noProof/>
+        </w:rPr>
         <w:drawing>
-          <wp:inline distT="0" distB="0" distL="0" distR="0" wp14:anchorId="6E759298" wp14:editId="2F85C163">
-            <wp:extent cx="12477750" cy="11715750"/>
-            <wp:effectExtent l="0" t="0" r="0" b="0"/>
-            <wp:docPr id="17" name="图片 17"/>
+          <wp:inline distT="0" distB="0" distL="0" distR="0">
+            <wp:extent cx="6420747" cy="2181530"/>
+            <wp:effectExtent l="19050" t="0" r="0" b="0"/>
+            <wp:docPr id="4" name="Picture 3" descr="阶段一.PNG"/>
             <wp:cNvGraphicFramePr>
               <a:graphicFrameLocks xmlns:a="http://schemas.openxmlformats.org/drawingml/2006/main" noChangeAspect="1"/>
             </wp:cNvGraphicFramePr>
@@ -4140,7 +3212,7 @@
               <a:graphicData uri="http://schemas.openxmlformats.org/drawingml/2006/picture">
                 <pic:pic xmlns:pic="http://schemas.openxmlformats.org/drawingml/2006/picture">
                   <pic:nvPicPr>
-                    <pic:cNvPr id="1" name=""/>
+                    <pic:cNvPr id="0" name="阶段一.PNG"/>
                     <pic:cNvPicPr/>
                   </pic:nvPicPr>
                   <pic:blipFill>
@@ -4152,7 +3224,7 @@
                   <pic:spPr>
                     <a:xfrm>
                       <a:off x="0" y="0"/>
-                      <a:ext cx="12477750" cy="11715750"/>
+                      <a:ext cx="6420747" cy="2181530"/>
                     </a:xfrm>
                     <a:prstGeom prst="rect">
                       <a:avLst/>
@@ -4164,62 +3236,75 @@
           </wp:inline>
         </w:drawing>
       </w:r>
-      <w:bookmarkStart w:id="0" w:name="_GoBack"/>
-      <w:bookmarkEnd w:id="0"/>
-    </w:p>
-    <w:p/>
-    <w:p/>
-    <w:p>
-      <w:pPr>
-        <w:pStyle w:val="aa"/>
-        <w:numPr>
-          <w:ilvl w:val="0"/>
-          <w:numId w:val="13"/>
-        </w:numPr>
-        <w:ind w:firstLineChars="0"/>
-      </w:pPr>
-      <w:r>
-        <w:rPr>
-          <w:rFonts w:hint="eastAsia"/>
-        </w:rPr>
-        <w:t>阶段一的修改：</w:t>
-      </w:r>
-    </w:p>
-    <w:p/>
-    <w:p>
-      <w:pPr>
-        <w:pStyle w:val="aa"/>
-        <w:numPr>
-          <w:ilvl w:val="0"/>
-          <w:numId w:val="14"/>
-        </w:numPr>
-        <w:ind w:firstLineChars="0"/>
-        <w:rPr>
-          <w:rFonts w:hint="eastAsia"/>
-        </w:rPr>
-      </w:pPr>
-      <w:r>
-        <w:t>_coordCommandBase</w:t>
-      </w:r>
-      <w:r>
-        <w:rPr>
-          <w:rFonts w:hint="eastAsia"/>
-        </w:rPr>
-        <w:t>部分</w:t>
-      </w:r>
     </w:p>
     <w:p>
       <w:pPr>
         <w:rPr>
-          <w:rFonts w:hint="eastAsia"/>
-        </w:rPr>
-      </w:pPr>
-      <w:r>
+          <w:noProof/>
+        </w:rPr>
+      </w:pPr>
+    </w:p>
+    <w:p>
+      <w:pPr>
+        <w:rPr>
+          <w:noProof/>
+        </w:rPr>
+      </w:pPr>
+      <w:r>
+        <w:rPr>
+          <w:rFonts w:hint="eastAsia"/>
+          <w:noProof/>
+        </w:rPr>
+        <w:t xml:space="preserve">4. </w:t>
+      </w:r>
+      <w:r>
+        <w:rPr>
+          <w:rFonts w:hint="eastAsia"/>
+          <w:noProof/>
+        </w:rPr>
+        <w:t>阶段二的修改：</w:t>
+      </w:r>
+    </w:p>
+    <w:p>
+      <w:r>
+        <w:rPr>
+          <w:rFonts w:hint="eastAsia"/>
+          <w:noProof/>
+        </w:rPr>
+        <w:t xml:space="preserve">_coordCMDMonBase </w:t>
+      </w:r>
+      <w:r>
+        <w:rPr>
+          <w:rFonts w:hint="eastAsia"/>
+          <w:noProof/>
+        </w:rPr>
+        <w:t>部分</w:t>
+      </w:r>
+    </w:p>
+    <w:p>
+      <w:pPr>
+        <w:rPr>
+          <w:sz w:val="20"/>
+        </w:rPr>
+      </w:pPr>
+      <w:r>
+        <w:rPr>
+          <w:rFonts w:hint="eastAsia"/>
+          <w:sz w:val="20"/>
+        </w:rPr>
+        <w:t>对需要聚集的快照处理</w:t>
+      </w:r>
+    </w:p>
+    <w:p>
+      <w:r>
+        <w:rPr>
+          <w:noProof/>
+        </w:rPr>
         <w:drawing>
-          <wp:inline distT="0" distB="0" distL="0" distR="0" wp14:anchorId="423FDF10" wp14:editId="275D3E62">
-            <wp:extent cx="6191250" cy="7143750"/>
-            <wp:effectExtent l="0" t="0" r="0" b="0"/>
-            <wp:docPr id="16" name="图片 16"/>
+          <wp:inline distT="0" distB="0" distL="0" distR="0">
+            <wp:extent cx="3210373" cy="4105848"/>
+            <wp:effectExtent l="19050" t="0" r="9077" b="0"/>
+            <wp:docPr id="3" name="Picture 2" descr="阶段二.PNG"/>
             <wp:cNvGraphicFramePr>
               <a:graphicFrameLocks xmlns:a="http://schemas.openxmlformats.org/drawingml/2006/main" noChangeAspect="1"/>
             </wp:cNvGraphicFramePr>
@@ -4227,7 +3312,7 @@
               <a:graphicData uri="http://schemas.openxmlformats.org/drawingml/2006/picture">
                 <pic:pic xmlns:pic="http://schemas.openxmlformats.org/drawingml/2006/picture">
                   <pic:nvPicPr>
-                    <pic:cNvPr id="1" name=""/>
+                    <pic:cNvPr id="0" name="阶段二.PNG"/>
                     <pic:cNvPicPr/>
                   </pic:nvPicPr>
                   <pic:blipFill>
@@ -4239,7 +3324,7 @@
                   <pic:spPr>
                     <a:xfrm>
                       <a:off x="0" y="0"/>
-                      <a:ext cx="6191250" cy="7143750"/>
+                      <a:ext cx="3210373" cy="4105848"/>
                     </a:xfrm>
                     <a:prstGeom prst="rect">
                       <a:avLst/>
@@ -4255,1125 +3340,27 @@
     <w:p/>
     <w:p>
       <w:pPr>
-        <w:rPr>
-          <w:rFonts w:hint="eastAsia"/>
-        </w:rPr>
-      </w:pPr>
-    </w:p>
-    <w:p>
-      <w:pPr>
-        <w:pStyle w:val="aa"/>
-        <w:numPr>
-          <w:ilvl w:val="0"/>
-          <w:numId w:val="14"/>
-        </w:numPr>
-        <w:ind w:firstLineChars="0"/>
-      </w:pPr>
-      <w:r>
-        <w:rPr>
-          <w:rFonts w:hint="eastAsia"/>
-        </w:rPr>
-        <w:t>内置</w:t>
-      </w:r>
-      <w:r>
-        <w:rPr>
-          <w:rFonts w:hint="eastAsia"/>
-        </w:rPr>
-        <w:t>SQL</w:t>
-      </w:r>
-      <w:r>
-        <w:rPr>
-          <w:rFonts w:hint="eastAsia"/>
-        </w:rPr>
-        <w:t>部分</w:t>
-      </w:r>
-    </w:p>
-    <w:p>
-      <w:r>
-        <w:rPr>
-          <w:noProof/>
-        </w:rPr>
-        <w:drawing>
-          <wp:inline distT="0" distB="0" distL="0" distR="0" wp14:anchorId="0F018B77" wp14:editId="495016FE">
-            <wp:extent cx="3048000" cy="4953000"/>
-            <wp:effectExtent l="0" t="0" r="0" b="0"/>
-            <wp:docPr id="8" name="图片 8"/>
-            <wp:cNvGraphicFramePr>
-              <a:graphicFrameLocks xmlns:a="http://schemas.openxmlformats.org/drawingml/2006/main" noChangeAspect="1"/>
-            </wp:cNvGraphicFramePr>
-            <a:graphic xmlns:a="http://schemas.openxmlformats.org/drawingml/2006/main">
-              <a:graphicData uri="http://schemas.openxmlformats.org/drawingml/2006/picture">
-                <pic:pic xmlns:pic="http://schemas.openxmlformats.org/drawingml/2006/picture">
-                  <pic:nvPicPr>
-                    <pic:cNvPr id="1" name=""/>
-                    <pic:cNvPicPr/>
-                  </pic:nvPicPr>
-                  <pic:blipFill>
-                    <a:blip r:embed="rId14"/>
-                    <a:stretch>
-                      <a:fillRect/>
-                    </a:stretch>
-                  </pic:blipFill>
-                  <pic:spPr>
-                    <a:xfrm>
-                      <a:off x="0" y="0"/>
-                      <a:ext cx="3048000" cy="4953000"/>
-                    </a:xfrm>
-                    <a:prstGeom prst="rect">
-                      <a:avLst/>
-                    </a:prstGeom>
-                  </pic:spPr>
-                </pic:pic>
-              </a:graphicData>
-            </a:graphic>
-          </wp:inline>
-        </w:drawing>
-      </w:r>
-    </w:p>
-    <w:p/>
-    <w:p>
-      <w:r>
-        <w:rPr>
-          <w:rFonts w:hint="eastAsia"/>
-        </w:rPr>
-        <w:t>解析</w:t>
-      </w:r>
-      <w:r>
-        <w:rPr>
-          <w:rFonts w:hint="eastAsia"/>
-        </w:rPr>
-        <w:t xml:space="preserve">SQL </w:t>
-      </w:r>
-      <w:r>
-        <w:t>H</w:t>
-      </w:r>
-      <w:r>
-        <w:rPr>
-          <w:rFonts w:hint="eastAsia"/>
-        </w:rPr>
-        <w:t>int</w:t>
-      </w:r>
-      <w:r>
-        <w:t xml:space="preserve"> </w:t>
-      </w:r>
-      <w:r>
-        <w:rPr>
-          <w:rFonts w:hint="eastAsia"/>
-        </w:rPr>
-        <w:t>时使用的</w:t>
-      </w:r>
-      <w:r>
-        <w:t xml:space="preserve">Boost::Spirit::Classic </w:t>
-      </w:r>
-      <w:r>
-        <w:rPr>
-          <w:rFonts w:hint="eastAsia"/>
-        </w:rPr>
-        <w:t>风格的</w:t>
-      </w:r>
-      <w:r>
-        <w:rPr>
-          <w:rFonts w:hint="eastAsia"/>
-        </w:rPr>
-        <w:t xml:space="preserve"> EBNF</w:t>
-      </w:r>
-      <w:r>
-        <w:t xml:space="preserve"> </w:t>
-      </w:r>
-      <w:r>
-        <w:rPr>
-          <w:rFonts w:hint="eastAsia"/>
-        </w:rPr>
-        <w:t>语法</w:t>
-      </w:r>
-      <w:r>
-        <w:rPr>
-          <w:rFonts w:hint="eastAsia"/>
-        </w:rPr>
-        <w:t>，红色部分</w:t>
-      </w:r>
-      <w:r>
-        <w:rPr>
-          <w:rFonts w:hint="eastAsia"/>
-        </w:rPr>
-        <w:t>为新增</w:t>
-      </w:r>
-      <w:r>
-        <w:rPr>
-          <w:rFonts w:hint="eastAsia"/>
-        </w:rPr>
-        <w:t>，用于识别</w:t>
-      </w:r>
-      <w:r>
-        <w:rPr>
-          <w:rFonts w:hint="eastAsia"/>
-        </w:rPr>
-        <w:t>JSON</w:t>
-      </w:r>
-      <w:r>
-        <w:rPr>
-          <w:rFonts w:hint="eastAsia"/>
-        </w:rPr>
-        <w:t>格式</w:t>
-      </w:r>
-      <w:r>
-        <w:rPr>
-          <w:rFonts w:hint="eastAsia"/>
-        </w:rPr>
-        <w:t>函数</w:t>
-      </w:r>
-      <w:r>
-        <w:rPr>
-          <w:rFonts w:hint="eastAsia"/>
-        </w:rPr>
-        <w:t>参数</w:t>
+        <w:pStyle w:val="Heading2"/>
+      </w:pPr>
+      <w:r>
+        <w:rPr>
+          <w:rFonts w:hint="eastAsia"/>
+        </w:rPr>
+        <w:t>进度评估</w:t>
+      </w:r>
+      <w:r>
+        <w:rPr>
+          <w:rFonts w:hint="eastAsia"/>
+        </w:rPr>
+        <w:t>跟踪</w:t>
       </w:r>
     </w:p>
     <w:tbl>
       <w:tblPr>
-        <w:tblStyle w:val="a9"/>
+        <w:tblStyle w:val="TableGrid"/>
         <w:tblW w:w="0" w:type="auto"/>
         <w:tblInd w:w="357" w:type="dxa"/>
-        <w:tblLook w:val="04A0" w:firstRow="1" w:lastRow="0" w:firstColumn="1" w:lastColumn="0" w:noHBand="0" w:noVBand="1"/>
-      </w:tblPr>
-      <w:tblGrid>
-        <w:gridCol w:w="10977"/>
-      </w:tblGrid>
-      <w:tr>
-        <w:tc>
-          <w:tcPr>
-            <w:tcW w:w="10977" w:type="dxa"/>
-          </w:tcPr>
-          <w:p>
-            <w:pPr>
-              <w:ind w:left="0"/>
-            </w:pPr>
-            <w:r>
-              <w:t xml:space="preserve">            dbattrchar = anychar_p - ( ch_p('=')</w:t>
-            </w:r>
-          </w:p>
-          <w:p>
-            <w:pPr>
-              <w:ind w:left="0"/>
-            </w:pPr>
-            <w:r>
-              <w:t xml:space="preserve">                                       |ch_p('&lt;')</w:t>
-            </w:r>
-          </w:p>
-          <w:p>
-            <w:pPr>
-              <w:ind w:left="0"/>
-            </w:pPr>
-            <w:r>
-              <w:t xml:space="preserve">                                       |ch_p('&gt;')</w:t>
-            </w:r>
-          </w:p>
-          <w:p>
-            <w:pPr>
-              <w:ind w:left="0"/>
-            </w:pPr>
-            <w:r>
-              <w:t xml:space="preserve">                                       |ch_p('(')</w:t>
-            </w:r>
-          </w:p>
-          <w:p>
-            <w:pPr>
-              <w:ind w:left="0"/>
-            </w:pPr>
-            <w:r>
-              <w:t xml:space="preserve">                                       |ch_p(')')</w:t>
-            </w:r>
-          </w:p>
-          <w:p>
-            <w:pPr>
-              <w:ind w:left="0"/>
-            </w:pPr>
-            <w:r>
-              <w:t xml:space="preserve">                                       |ch_p('*')</w:t>
-            </w:r>
-          </w:p>
-          <w:p>
-            <w:pPr>
-              <w:ind w:left="0"/>
-            </w:pPr>
-            <w:r>
-              <w:t xml:space="preserve">                                       |ch_p(';')</w:t>
-            </w:r>
-          </w:p>
-          <w:p>
-            <w:pPr>
-              <w:ind w:left="0"/>
-            </w:pPr>
-            <w:r>
-              <w:t xml:space="preserve">                                       |ch_p(',')</w:t>
-            </w:r>
-          </w:p>
-          <w:p>
-            <w:pPr>
-              <w:ind w:left="0"/>
-            </w:pPr>
-            <w:r>
-              <w:t xml:space="preserve">                                       |ch_p('"')</w:t>
-            </w:r>
-          </w:p>
-          <w:p>
-            <w:pPr>
-              <w:ind w:left="0"/>
-            </w:pPr>
-            <w:r>
-              <w:t xml:space="preserve">                                       |ch_p('\'')</w:t>
-            </w:r>
-          </w:p>
-          <w:p>
-            <w:pPr>
-              <w:ind w:left="0"/>
-            </w:pPr>
-            <w:r>
-              <w:t xml:space="preserve">                                       |space_p</w:t>
-            </w:r>
-          </w:p>
-          <w:p>
-            <w:pPr>
-              <w:ind w:left="0"/>
-            </w:pPr>
-            <w:r>
-              <w:t xml:space="preserve">                                       |ch_p('\0')</w:t>
-            </w:r>
-          </w:p>
-          <w:p>
-            <w:pPr>
-              <w:ind w:left="0"/>
-            </w:pPr>
-            <w:r>
-              <w:t xml:space="preserve">                                       |ch_p('-')</w:t>
-            </w:r>
-          </w:p>
-          <w:p>
-            <w:pPr>
-              <w:ind w:left="0"/>
-            </w:pPr>
-            <w:r>
-              <w:t xml:space="preserve">                                       |ch_p('+')</w:t>
-            </w:r>
-          </w:p>
-          <w:p>
-            <w:pPr>
-              <w:ind w:left="0"/>
-            </w:pPr>
-            <w:r>
-              <w:t xml:space="preserve">                                       |ch_p('/')</w:t>
-            </w:r>
-          </w:p>
-          <w:p>
-            <w:pPr>
-              <w:ind w:left="0"/>
-            </w:pPr>
-            <w:r>
-              <w:t xml:space="preserve">                                       |ch_p('%')) ;</w:t>
-            </w:r>
-          </w:p>
-          <w:p>
-            <w:pPr>
-              <w:ind w:left="0"/>
-            </w:pPr>
-          </w:p>
-          <w:p>
-            <w:pPr>
-              <w:ind w:left="0"/>
-            </w:pPr>
-            <w:r>
-              <w:t xml:space="preserve">            dbattr = leaf_node_d[ lexeme_d[+(dbattrchar)] ] ;</w:t>
-            </w:r>
-          </w:p>
-          <w:p>
-            <w:pPr>
-              <w:ind w:left="0"/>
-            </w:pPr>
-          </w:p>
-          <w:p>
-            <w:pPr>
-              <w:ind w:left="0"/>
-            </w:pPr>
-            <w:r>
-              <w:t xml:space="preserve">            hint = root_node_d[str_p("/*+")]</w:t>
-            </w:r>
-          </w:p>
-          <w:p>
-            <w:pPr>
-              <w:ind w:left="0"/>
-            </w:pPr>
-            <w:r>
-              <w:t xml:space="preserve">                   &gt;&gt; SQL_BLANKORNO</w:t>
-            </w:r>
-          </w:p>
-          <w:p>
-            <w:pPr>
-              <w:ind w:left="0"/>
-            </w:pPr>
-            <w:r>
-              <w:t xml:space="preserve">                   &gt;&gt; func %(SQL_BLANK )</w:t>
-            </w:r>
-          </w:p>
-          <w:p>
-            <w:pPr>
-              <w:ind w:left="0"/>
-            </w:pPr>
-            <w:r>
-              <w:t xml:space="preserve">                   &gt;&gt; SQL_BLANKORNO</w:t>
-            </w:r>
-          </w:p>
-          <w:p>
-            <w:pPr>
-              <w:ind w:left="0"/>
-            </w:pPr>
-            <w:r>
-              <w:t xml:space="preserve">                   &gt;&gt; no_node_d[str_p("*/")] ;</w:t>
-            </w:r>
-          </w:p>
-          <w:p>
-            <w:pPr>
-              <w:ind w:left="0"/>
-            </w:pPr>
-          </w:p>
-          <w:p>
-            <w:pPr>
-              <w:ind w:left="0"/>
-              <w:rPr>
-                <w:color w:val="FF0000"/>
-              </w:rPr>
-            </w:pPr>
-            <w:r>
-              <w:rPr>
-                <w:color w:val="FF0000"/>
-              </w:rPr>
-              <w:t xml:space="preserve">            lbraces = ch_p('{') ;</w:t>
-            </w:r>
-          </w:p>
-          <w:p>
-            <w:pPr>
-              <w:ind w:left="0"/>
-              <w:rPr>
-                <w:color w:val="FF0000"/>
-              </w:rPr>
-            </w:pPr>
-          </w:p>
-          <w:p>
-            <w:pPr>
-              <w:ind w:left="0"/>
-              <w:rPr>
-                <w:color w:val="FF0000"/>
-              </w:rPr>
-            </w:pPr>
-            <w:r>
-              <w:rPr>
-                <w:color w:val="FF0000"/>
-              </w:rPr>
-              <w:t xml:space="preserve">            rbraces = ch_p('}') ;</w:t>
-            </w:r>
-          </w:p>
-          <w:p>
-            <w:pPr>
-              <w:ind w:left="0"/>
-              <w:rPr>
-                <w:color w:val="FF0000"/>
-              </w:rPr>
-            </w:pPr>
-          </w:p>
-          <w:p>
-            <w:pPr>
-              <w:ind w:left="0"/>
-              <w:rPr>
-                <w:color w:val="FF0000"/>
-              </w:rPr>
-            </w:pPr>
-            <w:r>
-              <w:rPr>
-                <w:color w:val="FF0000"/>
-              </w:rPr>
-              <w:t xml:space="preserve">            colon = ch_p(':') ;</w:t>
-            </w:r>
-          </w:p>
-          <w:p>
-            <w:pPr>
-              <w:ind w:left="0"/>
-            </w:pPr>
-          </w:p>
-          <w:p>
-            <w:pPr>
-              <w:ind w:left="0"/>
-              <w:rPr>
-                <w:color w:val="FF0000"/>
-              </w:rPr>
-            </w:pPr>
-            <w:r>
-              <w:rPr>
-                <w:color w:val="FF0000"/>
-              </w:rPr>
-              <w:t xml:space="preserve">            keyvalue = ( leaf_node_d[anychar_p - ( ch_p('(')</w:t>
-            </w:r>
-          </w:p>
-          <w:p>
-            <w:pPr>
-              <w:ind w:left="0"/>
-              <w:rPr>
-                <w:color w:val="FF0000"/>
-              </w:rPr>
-            </w:pPr>
-            <w:r>
-              <w:rPr>
-                <w:color w:val="FF0000"/>
-              </w:rPr>
-              <w:t xml:space="preserve">                                     |ch_p(')')</w:t>
-            </w:r>
-          </w:p>
-          <w:p>
-            <w:pPr>
-              <w:ind w:left="0"/>
-              <w:rPr>
-                <w:color w:val="FF0000"/>
-              </w:rPr>
-            </w:pPr>
-            <w:r>
-              <w:rPr>
-                <w:color w:val="FF0000"/>
-              </w:rPr>
-              <w:t xml:space="preserve">                                     |ch_p(':')</w:t>
-            </w:r>
-          </w:p>
-          <w:p>
-            <w:pPr>
-              <w:ind w:left="0"/>
-              <w:rPr>
-                <w:color w:val="FF0000"/>
-              </w:rPr>
-            </w:pPr>
-            <w:r>
-              <w:rPr>
-                <w:color w:val="FF0000"/>
-              </w:rPr>
-              <w:t xml:space="preserve">                                     |ch_p(' ')</w:t>
-            </w:r>
-          </w:p>
-          <w:p>
-            <w:pPr>
-              <w:ind w:left="0"/>
-              <w:rPr>
-                <w:color w:val="FF0000"/>
-              </w:rPr>
-            </w:pPr>
-            <w:r>
-              <w:rPr>
-                <w:color w:val="FF0000"/>
-              </w:rPr>
-              <w:t xml:space="preserve">                                     |ch_p(',')</w:t>
-            </w:r>
-          </w:p>
-          <w:p>
-            <w:pPr>
-              <w:ind w:left="0"/>
-              <w:rPr>
-                <w:color w:val="FF0000"/>
-              </w:rPr>
-            </w:pPr>
-            <w:r>
-              <w:rPr>
-                <w:color w:val="FF0000"/>
-              </w:rPr>
-              <w:t xml:space="preserve">                                     |blank_p</w:t>
-            </w:r>
-          </w:p>
-          <w:p>
-            <w:pPr>
-              <w:ind w:left="0"/>
-              <w:rPr>
-                <w:color w:val="FF0000"/>
-              </w:rPr>
-            </w:pPr>
-            <w:r>
-              <w:rPr>
-                <w:color w:val="FF0000"/>
-              </w:rPr>
-              <w:t xml:space="preserve">                                     |space_p</w:t>
-            </w:r>
-          </w:p>
-          <w:p>
-            <w:pPr>
-              <w:ind w:left="0"/>
-              <w:rPr>
-                <w:color w:val="FF0000"/>
-              </w:rPr>
-            </w:pPr>
-            <w:r>
-              <w:rPr>
-                <w:color w:val="FF0000"/>
-              </w:rPr>
-              <w:t xml:space="preserve">                                     |ch_p('{')</w:t>
-            </w:r>
-          </w:p>
-          <w:p>
-            <w:pPr>
-              <w:ind w:left="0"/>
-              <w:rPr>
-                <w:color w:val="FF0000"/>
-              </w:rPr>
-            </w:pPr>
-            <w:r>
-              <w:rPr>
-                <w:color w:val="FF0000"/>
-              </w:rPr>
-              <w:t xml:space="preserve">                                     |ch_p('}') ) ] ) ;</w:t>
-            </w:r>
-          </w:p>
-          <w:p>
-            <w:pPr>
-              <w:ind w:left="0"/>
-              <w:rPr>
-                <w:color w:val="FF0000"/>
-              </w:rPr>
-            </w:pPr>
-          </w:p>
-          <w:p>
-            <w:pPr>
-              <w:ind w:left="0"/>
-              <w:rPr>
-                <w:color w:val="FF0000"/>
-              </w:rPr>
-            </w:pPr>
-            <w:r>
-              <w:rPr>
-                <w:color w:val="FF0000"/>
-              </w:rPr>
-              <w:t xml:space="preserve">            json = ( leaf_node_d[lbraces</w:t>
-            </w:r>
-          </w:p>
-          <w:p>
-            <w:pPr>
-              <w:ind w:left="0"/>
-              <w:rPr>
-                <w:color w:val="FF0000"/>
-              </w:rPr>
-            </w:pPr>
-            <w:r>
-              <w:rPr>
-                <w:color w:val="FF0000"/>
-              </w:rPr>
-              <w:t xml:space="preserve">                                 &gt;&gt; ( SQL_BLANKORNO</w:t>
-            </w:r>
-          </w:p>
-          <w:p>
-            <w:pPr>
-              <w:ind w:left="0"/>
-              <w:rPr>
-                <w:color w:val="FF0000"/>
-              </w:rPr>
-            </w:pPr>
-            <w:r>
-              <w:rPr>
-                <w:color w:val="FF0000"/>
-              </w:rPr>
-              <w:t xml:space="preserve">                                 &gt;&gt; +keyvalue </w:t>
-            </w:r>
-          </w:p>
-          <w:p>
-            <w:pPr>
-              <w:ind w:left="0"/>
-              <w:rPr>
-                <w:color w:val="FF0000"/>
-              </w:rPr>
-            </w:pPr>
-            <w:r>
-              <w:rPr>
-                <w:color w:val="FF0000"/>
-              </w:rPr>
-              <w:t xml:space="preserve">                                 &gt;&gt; SQL_BLANKORNO </w:t>
-            </w:r>
-          </w:p>
-          <w:p>
-            <w:pPr>
-              <w:ind w:left="0"/>
-              <w:rPr>
-                <w:color w:val="FF0000"/>
-              </w:rPr>
-            </w:pPr>
-            <w:r>
-              <w:rPr>
-                <w:color w:val="FF0000"/>
-              </w:rPr>
-              <w:t xml:space="preserve">                                 &gt;&gt; colon </w:t>
-            </w:r>
-          </w:p>
-          <w:p>
-            <w:pPr>
-              <w:ind w:left="0"/>
-              <w:rPr>
-                <w:color w:val="FF0000"/>
-              </w:rPr>
-            </w:pPr>
-            <w:r>
-              <w:rPr>
-                <w:color w:val="FF0000"/>
-              </w:rPr>
-              <w:t xml:space="preserve">                                 &gt;&gt; SQL_BLANKORNO </w:t>
-            </w:r>
-          </w:p>
-          <w:p>
-            <w:pPr>
-              <w:ind w:left="0"/>
-              <w:rPr>
-                <w:color w:val="FF0000"/>
-              </w:rPr>
-            </w:pPr>
-            <w:r>
-              <w:rPr>
-                <w:color w:val="FF0000"/>
-              </w:rPr>
-              <w:t xml:space="preserve">                                 &gt;&gt; +keyvalue</w:t>
-            </w:r>
-          </w:p>
-          <w:p>
-            <w:pPr>
-              <w:ind w:left="0"/>
-              <w:rPr>
-                <w:color w:val="FF0000"/>
-              </w:rPr>
-            </w:pPr>
-            <w:r>
-              <w:rPr>
-                <w:color w:val="FF0000"/>
-              </w:rPr>
-              <w:t xml:space="preserve">                                 &gt;&gt; SQL_BLANKORNO ) </w:t>
-            </w:r>
-          </w:p>
-          <w:p>
-            <w:pPr>
-              <w:ind w:left="0"/>
-              <w:rPr>
-                <w:color w:val="FF0000"/>
-              </w:rPr>
-            </w:pPr>
-            <w:r>
-              <w:rPr>
-                <w:color w:val="FF0000"/>
-              </w:rPr>
-              <w:t xml:space="preserve">                                 % comma</w:t>
-            </w:r>
-          </w:p>
-          <w:p>
-            <w:pPr>
-              <w:ind w:left="0"/>
-              <w:rPr>
-                <w:color w:val="FF0000"/>
-              </w:rPr>
-            </w:pPr>
-            <w:r>
-              <w:rPr>
-                <w:color w:val="FF0000"/>
-              </w:rPr>
-              <w:t xml:space="preserve">                                 &gt;&gt; rbraces]) ;</w:t>
-            </w:r>
-          </w:p>
-          <w:p>
-            <w:pPr>
-              <w:ind w:left="0"/>
-              <w:rPr>
-                <w:color w:val="FF0000"/>
-              </w:rPr>
-            </w:pPr>
-          </w:p>
-          <w:p>
-            <w:pPr>
-              <w:ind w:left="0"/>
-            </w:pPr>
-            <w:r>
-              <w:t xml:space="preserve">            func = leaf_node_d[dbattr</w:t>
-            </w:r>
-          </w:p>
-          <w:p>
-            <w:pPr>
-              <w:ind w:left="0"/>
-            </w:pPr>
-            <w:r>
-              <w:t xml:space="preserve">                               &gt;&gt; SQL_BLANKORNO</w:t>
-            </w:r>
-          </w:p>
-          <w:p>
-            <w:pPr>
-              <w:ind w:left="0"/>
-            </w:pPr>
-            <w:r>
-              <w:t xml:space="preserve">                               &gt;&gt; lbrackets</w:t>
-            </w:r>
-          </w:p>
-          <w:p>
-            <w:pPr>
-              <w:ind w:left="0"/>
-            </w:pPr>
-            <w:r>
-              <w:t xml:space="preserve">                               &gt;&gt; SQL_BLANKORNO</w:t>
-            </w:r>
-          </w:p>
-          <w:p>
-            <w:pPr>
-              <w:ind w:left="0"/>
-            </w:pPr>
-            <w:r>
-              <w:t xml:space="preserve">                               &gt;&gt; *( ( dbattr </w:t>
-            </w:r>
-            <w:r>
-              <w:rPr>
-                <w:color w:val="FF0000"/>
-              </w:rPr>
-              <w:t>| json</w:t>
-            </w:r>
-            <w:r>
-              <w:t xml:space="preserve"> ) </w:t>
-            </w:r>
-          </w:p>
-          <w:p>
-            <w:pPr>
-              <w:ind w:left="0"/>
-            </w:pPr>
-            <w:r>
-              <w:t xml:space="preserve">                               % ( SQL_BLANKORNO &gt;&gt; comma &gt;&gt; SQL_BLANKORNO ) )</w:t>
-            </w:r>
-          </w:p>
-          <w:p>
-            <w:pPr>
-              <w:ind w:left="0"/>
-            </w:pPr>
-            <w:r>
-              <w:t xml:space="preserve">                               &gt;&gt; SQL_BLANKORNO</w:t>
-            </w:r>
-          </w:p>
-          <w:p>
-            <w:pPr>
-              <w:ind w:left="0"/>
-            </w:pPr>
-            <w:r>
-              <w:t xml:space="preserve">                               &gt;&gt; rbrackets] ;</w:t>
-            </w:r>
-          </w:p>
-        </w:tc>
-      </w:tr>
-    </w:tbl>
-    <w:p/>
-    <w:p>
-      <w:r>
-        <w:t xml:space="preserve">' </w:t>
-      </w:r>
-      <w:r>
-        <w:t>select * from $SNAPSHOT_CONFIGS /*+use_options</w:t>
-      </w:r>
-      <w:r>
-        <w:t>({</w:t>
-      </w:r>
-      <w:r>
-        <w:t>ShowError</w:t>
-      </w:r>
-      <w:r>
-        <w:rPr>
-          <w:rFonts w:hint="eastAsia"/>
-        </w:rPr>
-        <w:t>:</w:t>
-      </w:r>
-      <w:r>
-        <w:t>”</w:t>
-      </w:r>
-      <w:r>
-        <w:t>show”, ShowErrorMode:” aggr”</w:t>
-      </w:r>
-      <w:r>
-        <w:t xml:space="preserve"> })*/</w:t>
-      </w:r>
-      <w:r>
-        <w:t xml:space="preserve"> '</w:t>
-      </w:r>
-      <w:r>
-        <w:rPr>
-          <w:rFonts w:hint="eastAsia"/>
-        </w:rPr>
-        <w:t>经</w:t>
-      </w:r>
-      <w:r>
-        <w:rPr>
-          <w:rFonts w:hint="eastAsia"/>
-        </w:rPr>
-        <w:t>上面的语法解析后会形成下面的树，括号内为该节点的内容：</w:t>
-      </w:r>
-    </w:p>
-    <w:p>
-      <w:r>
-        <w:rPr>
-          <w:noProof/>
-        </w:rPr>
-        <w:drawing>
-          <wp:inline distT="0" distB="0" distL="0" distR="0" wp14:anchorId="208EE20C" wp14:editId="24829CAF">
-            <wp:extent cx="5334000" cy="2286000"/>
-            <wp:effectExtent l="0" t="0" r="0" b="0"/>
-            <wp:docPr id="1" name="图片 1"/>
-            <wp:cNvGraphicFramePr>
-              <a:graphicFrameLocks xmlns:a="http://schemas.openxmlformats.org/drawingml/2006/main" noChangeAspect="1"/>
-            </wp:cNvGraphicFramePr>
-            <a:graphic xmlns:a="http://schemas.openxmlformats.org/drawingml/2006/main">
-              <a:graphicData uri="http://schemas.openxmlformats.org/drawingml/2006/picture">
-                <pic:pic xmlns:pic="http://schemas.openxmlformats.org/drawingml/2006/picture">
-                  <pic:nvPicPr>
-                    <pic:cNvPr id="1" name=""/>
-                    <pic:cNvPicPr/>
-                  </pic:nvPicPr>
-                  <pic:blipFill>
-                    <a:blip r:embed="rId15"/>
-                    <a:stretch>
-                      <a:fillRect/>
-                    </a:stretch>
-                  </pic:blipFill>
-                  <pic:spPr>
-                    <a:xfrm>
-                      <a:off x="0" y="0"/>
-                      <a:ext cx="5334000" cy="2286000"/>
-                    </a:xfrm>
-                    <a:prstGeom prst="rect">
-                      <a:avLst/>
-                    </a:prstGeom>
-                  </pic:spPr>
-                </pic:pic>
-              </a:graphicData>
-            </a:graphic>
-          </wp:inline>
-        </w:drawing>
-      </w:r>
-    </w:p>
-    <w:p/>
-    <w:p>
-      <w:pPr>
-        <w:pStyle w:val="aa"/>
-        <w:numPr>
-          <w:ilvl w:val="0"/>
-          <w:numId w:val="13"/>
-        </w:numPr>
-        <w:ind w:firstLineChars="0"/>
-        <w:rPr>
-          <w:rFonts w:hint="eastAsia"/>
-        </w:rPr>
-      </w:pPr>
-      <w:r>
-        <w:rPr>
-          <w:rFonts w:hint="eastAsia"/>
-        </w:rPr>
-        <w:t>阶段二的修改：</w:t>
-      </w:r>
-    </w:p>
-    <w:p/>
-    <w:p>
-      <w:pPr>
-        <w:pStyle w:val="aa"/>
-        <w:numPr>
-          <w:ilvl w:val="0"/>
-          <w:numId w:val="15"/>
-        </w:numPr>
-        <w:ind w:firstLineChars="0"/>
-      </w:pPr>
-      <w:r>
-        <w:t>_coordCMDMonBase</w:t>
-      </w:r>
-      <w:r>
-        <w:rPr>
-          <w:rFonts w:hint="eastAsia"/>
-        </w:rPr>
-        <w:t>部分</w:t>
-      </w:r>
-    </w:p>
-    <w:p>
-      <w:pPr>
-        <w:rPr>
-          <w:rFonts w:hint="eastAsia"/>
-        </w:rPr>
-      </w:pPr>
-      <w:r>
-        <w:drawing>
-          <wp:inline distT="0" distB="0" distL="0" distR="0" wp14:anchorId="576905E9" wp14:editId="7314A0CC">
-            <wp:extent cx="4381500" cy="3905250"/>
-            <wp:effectExtent l="0" t="0" r="0" b="0"/>
-            <wp:docPr id="14" name="图片 14"/>
-            <wp:cNvGraphicFramePr>
-              <a:graphicFrameLocks xmlns:a="http://schemas.openxmlformats.org/drawingml/2006/main" noChangeAspect="1"/>
-            </wp:cNvGraphicFramePr>
-            <a:graphic xmlns:a="http://schemas.openxmlformats.org/drawingml/2006/main">
-              <a:graphicData uri="http://schemas.openxmlformats.org/drawingml/2006/picture">
-                <pic:pic xmlns:pic="http://schemas.openxmlformats.org/drawingml/2006/picture">
-                  <pic:nvPicPr>
-                    <pic:cNvPr id="1" name=""/>
-                    <pic:cNvPicPr/>
-                  </pic:nvPicPr>
-                  <pic:blipFill>
-                    <a:blip r:embed="rId16"/>
-                    <a:stretch>
-                      <a:fillRect/>
-                    </a:stretch>
-                  </pic:blipFill>
-                  <pic:spPr>
-                    <a:xfrm>
-                      <a:off x="0" y="0"/>
-                      <a:ext cx="4381500" cy="3905250"/>
-                    </a:xfrm>
-                    <a:prstGeom prst="rect">
-                      <a:avLst/>
-                    </a:prstGeom>
-                  </pic:spPr>
-                </pic:pic>
-              </a:graphicData>
-            </a:graphic>
-          </wp:inline>
-        </w:drawing>
-      </w:r>
-    </w:p>
-    <w:p/>
-    <w:p>
-      <w:pPr>
-        <w:pStyle w:val="aa"/>
-        <w:numPr>
-          <w:ilvl w:val="0"/>
-          <w:numId w:val="15"/>
-        </w:numPr>
-        <w:ind w:firstLineChars="0"/>
-      </w:pPr>
-      <w:r>
-        <w:t>aggrBuilder</w:t>
-      </w:r>
-      <w:r>
-        <w:t xml:space="preserve"> </w:t>
-      </w:r>
-      <w:r>
-        <w:rPr>
-          <w:rFonts w:hint="eastAsia"/>
-        </w:rPr>
-        <w:t>部分</w:t>
-      </w:r>
-    </w:p>
-    <w:p>
-      <w:r>
-        <w:rPr>
-          <w:rFonts w:hint="eastAsia"/>
-        </w:rPr>
-        <w:t>hint</w:t>
-      </w:r>
-      <w:r>
-        <w:t xml:space="preserve"> </w:t>
-      </w:r>
-      <w:r>
-        <w:rPr>
-          <w:rFonts w:hint="eastAsia"/>
-        </w:rPr>
-        <w:t>需要加入由</w:t>
-      </w:r>
-      <w:r>
-        <w:rPr>
-          <w:rFonts w:hint="eastAsia"/>
-        </w:rPr>
-        <w:t>aggrBuilder</w:t>
-      </w:r>
-      <w:r>
-        <w:rPr>
-          <w:rFonts w:hint="eastAsia"/>
-        </w:rPr>
-        <w:t>生成的优化树才能传入下一层。</w:t>
-      </w:r>
-    </w:p>
-    <w:p>
-      <w:r>
-        <w:drawing>
-          <wp:inline distT="0" distB="0" distL="0" distR="0" wp14:anchorId="79699430" wp14:editId="6266ECCC">
-            <wp:extent cx="3333750" cy="4095750"/>
-            <wp:effectExtent l="0" t="0" r="0" b="0"/>
-            <wp:docPr id="15" name="图片 15"/>
-            <wp:cNvGraphicFramePr>
-              <a:graphicFrameLocks xmlns:a="http://schemas.openxmlformats.org/drawingml/2006/main" noChangeAspect="1"/>
-            </wp:cNvGraphicFramePr>
-            <a:graphic xmlns:a="http://schemas.openxmlformats.org/drawingml/2006/main">
-              <a:graphicData uri="http://schemas.openxmlformats.org/drawingml/2006/picture">
-                <pic:pic xmlns:pic="http://schemas.openxmlformats.org/drawingml/2006/picture">
-                  <pic:nvPicPr>
-                    <pic:cNvPr id="1" name=""/>
-                    <pic:cNvPicPr/>
-                  </pic:nvPicPr>
-                  <pic:blipFill>
-                    <a:blip r:embed="rId17"/>
-                    <a:stretch>
-                      <a:fillRect/>
-                    </a:stretch>
-                  </pic:blipFill>
-                  <pic:spPr>
-                    <a:xfrm>
-                      <a:off x="0" y="0"/>
-                      <a:ext cx="3333750" cy="4095750"/>
-                    </a:xfrm>
-                    <a:prstGeom prst="rect">
-                      <a:avLst/>
-                    </a:prstGeom>
-                  </pic:spPr>
-                </pic:pic>
-              </a:graphicData>
-            </a:graphic>
-          </wp:inline>
-        </w:drawing>
-      </w:r>
-    </w:p>
-    <w:p>
-      <w:r>
-        <w:rPr>
-          <w:rFonts w:hint="eastAsia"/>
-        </w:rPr>
-        <w:t>在含有表扫描的节点加入由</w:t>
-      </w:r>
-      <w:r>
-        <w:rPr>
-          <w:rFonts w:hint="eastAsia"/>
-        </w:rPr>
-        <w:t>hint</w:t>
-      </w:r>
-      <w:r>
-        <w:rPr>
-          <w:rFonts w:hint="eastAsia"/>
-        </w:rPr>
-        <w:t>生成的</w:t>
-      </w:r>
-      <w:r>
-        <w:rPr>
-          <w:rFonts w:hint="eastAsia"/>
-        </w:rPr>
-        <w:t>qgmHint</w:t>
-      </w:r>
-    </w:p>
-    <w:p>
-      <w:pPr>
-        <w:rPr>
-          <w:rFonts w:hint="eastAsia"/>
-        </w:rPr>
-      </w:pPr>
-    </w:p>
-    <w:p>
-      <w:pPr>
-        <w:pStyle w:val="2"/>
-      </w:pPr>
-      <w:r>
-        <w:rPr>
-          <w:rFonts w:hint="eastAsia"/>
-        </w:rPr>
-        <w:t>进度评估</w:t>
-      </w:r>
-      <w:r>
-        <w:rPr>
-          <w:rFonts w:hint="eastAsia"/>
-        </w:rPr>
-        <w:t>跟踪</w:t>
-      </w:r>
-    </w:p>
-    <w:tbl>
-      <w:tblPr>
-        <w:tblStyle w:val="a9"/>
-        <w:tblW w:w="0" w:type="auto"/>
-        <w:tblInd w:w="357" w:type="dxa"/>
-        <w:tblLook w:val="04A0" w:firstRow="1" w:lastRow="0" w:firstColumn="1" w:lastColumn="0" w:noHBand="0" w:noVBand="1"/>
+        <w:tblLook w:val="04A0"/>
       </w:tblPr>
       <w:tblGrid>
         <w:gridCol w:w="1452"/>
@@ -5518,10 +3505,11 @@
             </w:pPr>
             <w:r>
               <w:rPr>
+                <w:rFonts w:hint="eastAsia"/>
                 <w:sz w:val="18"/>
                 <w:szCs w:val="18"/>
               </w:rPr>
-              <w:t>7</w:t>
+              <w:t>14</w:t>
             </w:r>
           </w:p>
         </w:tc>
@@ -5769,7 +3757,7 @@
                 <w:sz w:val="18"/>
                 <w:szCs w:val="18"/>
               </w:rPr>
-              <w:t>研究</w:t>
+              <w:t>_coordCommandBase</w:t>
             </w:r>
             <w:r>
               <w:rPr>
@@ -5779,7 +3767,7 @@
                 <w:sz w:val="18"/>
                 <w:szCs w:val="18"/>
               </w:rPr>
-              <w:t>SQL</w:t>
+              <w:t>部分</w:t>
             </w:r>
             <w:r>
               <w:rPr>
@@ -5789,144 +3777,106 @@
                 <w:sz w:val="18"/>
                 <w:szCs w:val="18"/>
               </w:rPr>
-              <w:t>解析规则增加</w:t>
-            </w:r>
-            <w:r>
-              <w:rPr>
-                <w:rFonts w:hint="eastAsia"/>
+              <w:t>修改错误信息控制</w:t>
+            </w:r>
+          </w:p>
+        </w:tc>
+        <w:tc>
+          <w:tcPr>
+            <w:tcW w:w="3027" w:type="dxa"/>
+            <w:gridSpan w:val="2"/>
+          </w:tcPr>
+          <w:p>
+            <w:pPr>
+              <w:ind w:left="0"/>
+              <w:rPr>
                 <w:i/>
                 <w:color w:val="8DB3E2" w:themeColor="text2" w:themeTint="66"/>
                 <w:sz w:val="18"/>
                 <w:szCs w:val="18"/>
               </w:rPr>
-              <w:t>JSON</w:t>
-            </w:r>
-            <w:r>
-              <w:rPr>
-                <w:rFonts w:hint="eastAsia"/>
+            </w:pPr>
+          </w:p>
+        </w:tc>
+      </w:tr>
+      <w:tr>
+        <w:tc>
+          <w:tcPr>
+            <w:tcW w:w="1452" w:type="dxa"/>
+          </w:tcPr>
+          <w:p>
+            <w:pPr>
+              <w:ind w:left="0"/>
+              <w:rPr>
+                <w:sz w:val="18"/>
+                <w:szCs w:val="18"/>
+              </w:rPr>
+            </w:pPr>
+            <w:r>
+              <w:rPr>
+                <w:rFonts w:hint="eastAsia"/>
+                <w:sz w:val="18"/>
+                <w:szCs w:val="18"/>
+              </w:rPr>
+              <w:t>第二周</w:t>
+            </w:r>
+          </w:p>
+        </w:tc>
+        <w:tc>
+          <w:tcPr>
+            <w:tcW w:w="3686" w:type="dxa"/>
+            <w:gridSpan w:val="3"/>
+          </w:tcPr>
+          <w:p>
+            <w:pPr>
+              <w:ind w:left="0"/>
+              <w:rPr>
                 <w:i/>
                 <w:color w:val="8DB3E2" w:themeColor="text2" w:themeTint="66"/>
                 <w:sz w:val="18"/>
                 <w:szCs w:val="18"/>
               </w:rPr>
-              <w:t>格式，然后编码</w:t>
-            </w:r>
-          </w:p>
-        </w:tc>
-        <w:tc>
-          <w:tcPr>
-            <w:tcW w:w="3027" w:type="dxa"/>
-            <w:gridSpan w:val="2"/>
-          </w:tcPr>
-          <w:p>
-            <w:pPr>
-              <w:ind w:left="0"/>
-              <w:rPr>
+            </w:pPr>
+            <w:r>
+              <w:rPr>
+                <w:rFonts w:hint="eastAsia"/>
                 <w:i/>
                 <w:color w:val="8DB3E2" w:themeColor="text2" w:themeTint="66"/>
                 <w:sz w:val="18"/>
                 <w:szCs w:val="18"/>
               </w:rPr>
-            </w:pPr>
-          </w:p>
-        </w:tc>
-      </w:tr>
-      <w:tr>
-        <w:tc>
-          <w:tcPr>
-            <w:tcW w:w="1452" w:type="dxa"/>
-          </w:tcPr>
-          <w:p>
-            <w:pPr>
-              <w:ind w:left="0"/>
-              <w:rPr>
-                <w:sz w:val="18"/>
-                <w:szCs w:val="18"/>
-              </w:rPr>
-            </w:pPr>
-            <w:r>
-              <w:rPr>
-                <w:rFonts w:hint="eastAsia"/>
-                <w:sz w:val="18"/>
-                <w:szCs w:val="18"/>
-              </w:rPr>
-              <w:t>第二周</w:t>
-            </w:r>
-          </w:p>
-        </w:tc>
-        <w:tc>
-          <w:tcPr>
-            <w:tcW w:w="3686" w:type="dxa"/>
-            <w:gridSpan w:val="3"/>
-          </w:tcPr>
-          <w:p>
-            <w:pPr>
-              <w:ind w:left="0"/>
-              <w:rPr>
+              <w:t xml:space="preserve">_coordCMDMonBase </w:t>
+            </w:r>
+            <w:r>
+              <w:rPr>
+                <w:rFonts w:hint="eastAsia"/>
                 <w:i/>
                 <w:color w:val="8DB3E2" w:themeColor="text2" w:themeTint="66"/>
                 <w:sz w:val="18"/>
                 <w:szCs w:val="18"/>
               </w:rPr>
-            </w:pPr>
-          </w:p>
-        </w:tc>
-        <w:tc>
-          <w:tcPr>
-            <w:tcW w:w="3027" w:type="dxa"/>
-            <w:gridSpan w:val="2"/>
-          </w:tcPr>
-          <w:p>
-            <w:pPr>
-              <w:ind w:left="0"/>
-              <w:rPr>
+              <w:t>部分对需要聚集的快照</w:t>
+            </w:r>
+            <w:r>
+              <w:rPr>
+                <w:rFonts w:hint="eastAsia"/>
                 <w:i/>
                 <w:color w:val="8DB3E2" w:themeColor="text2" w:themeTint="66"/>
                 <w:sz w:val="18"/>
                 <w:szCs w:val="18"/>
               </w:rPr>
-            </w:pPr>
-          </w:p>
-        </w:tc>
-      </w:tr>
-      <w:tr>
-        <w:tc>
-          <w:tcPr>
-            <w:tcW w:w="1452" w:type="dxa"/>
-          </w:tcPr>
-          <w:p>
-            <w:pPr>
-              <w:ind w:left="0"/>
-              <w:rPr>
-                <w:sz w:val="18"/>
-                <w:szCs w:val="18"/>
-              </w:rPr>
-            </w:pPr>
-            <w:r>
-              <w:rPr>
-                <w:rFonts w:hint="eastAsia"/>
-                <w:sz w:val="18"/>
-                <w:szCs w:val="18"/>
-              </w:rPr>
-              <w:t>第三周</w:t>
-            </w:r>
-          </w:p>
-        </w:tc>
-        <w:tc>
-          <w:tcPr>
-            <w:tcW w:w="3686" w:type="dxa"/>
-            <w:gridSpan w:val="3"/>
-          </w:tcPr>
-          <w:p>
-            <w:pPr>
-              <w:ind w:left="0"/>
-              <w:rPr>
+              <w:t>特殊</w:t>
+            </w:r>
+            <w:r>
+              <w:rPr>
+                <w:rFonts w:hint="eastAsia"/>
                 <w:i/>
                 <w:color w:val="8DB3E2" w:themeColor="text2" w:themeTint="66"/>
                 <w:sz w:val="18"/>
                 <w:szCs w:val="18"/>
               </w:rPr>
-            </w:pPr>
+              <w:t>处理</w:t>
+            </w:r>
           </w:p>
         </w:tc>
         <w:tc>
@@ -5966,6 +3916,64 @@
                 <w:sz w:val="18"/>
                 <w:szCs w:val="18"/>
               </w:rPr>
+              <w:t>第三周</w:t>
+            </w:r>
+          </w:p>
+        </w:tc>
+        <w:tc>
+          <w:tcPr>
+            <w:tcW w:w="3686" w:type="dxa"/>
+            <w:gridSpan w:val="3"/>
+          </w:tcPr>
+          <w:p>
+            <w:pPr>
+              <w:ind w:left="0"/>
+              <w:rPr>
+                <w:i/>
+                <w:color w:val="8DB3E2" w:themeColor="text2" w:themeTint="66"/>
+                <w:sz w:val="18"/>
+                <w:szCs w:val="18"/>
+              </w:rPr>
+            </w:pPr>
+          </w:p>
+        </w:tc>
+        <w:tc>
+          <w:tcPr>
+            <w:tcW w:w="3027" w:type="dxa"/>
+            <w:gridSpan w:val="2"/>
+          </w:tcPr>
+          <w:p>
+            <w:pPr>
+              <w:ind w:left="0"/>
+              <w:rPr>
+                <w:i/>
+                <w:color w:val="8DB3E2" w:themeColor="text2" w:themeTint="66"/>
+                <w:sz w:val="18"/>
+                <w:szCs w:val="18"/>
+              </w:rPr>
+            </w:pPr>
+          </w:p>
+        </w:tc>
+      </w:tr>
+      <w:tr>
+        <w:tc>
+          <w:tcPr>
+            <w:tcW w:w="1452" w:type="dxa"/>
+          </w:tcPr>
+          <w:p>
+            <w:pPr>
+              <w:ind w:left="0"/>
+              <w:rPr>
+                <w:sz w:val="18"/>
+                <w:szCs w:val="18"/>
+              </w:rPr>
+            </w:pPr>
+            <w:r>
+              <w:rPr>
+                <w:rFonts w:hint="eastAsia"/>
+                <w:sz w:val="18"/>
+                <w:szCs w:val="18"/>
+              </w:rPr>
               <w:t>第</w:t>
             </w:r>
             <w:r>
@@ -6021,7 +4029,7 @@
     <w:p/>
     <w:p>
       <w:pPr>
-        <w:pStyle w:val="2"/>
+        <w:pStyle w:val="Heading2"/>
       </w:pPr>
       <w:r>
         <w:rPr>
@@ -6046,10 +4054,10 @@
     </w:p>
     <w:tbl>
       <w:tblPr>
-        <w:tblStyle w:val="a9"/>
+        <w:tblStyle w:val="TableGrid"/>
         <w:tblW w:w="0" w:type="auto"/>
         <w:tblInd w:w="357" w:type="dxa"/>
-        <w:tblLook w:val="04A0" w:firstRow="1" w:lastRow="0" w:firstColumn="1" w:lastColumn="0" w:noHBand="0" w:noVBand="1"/>
+        <w:tblLook w:val="04A0"/>
       </w:tblPr>
       <w:tblGrid>
         <w:gridCol w:w="885"/>
@@ -6154,7 +4162,7 @@
     <w:p/>
     <w:p>
       <w:pPr>
-        <w:pStyle w:val="2"/>
+        <w:pStyle w:val="Heading2"/>
       </w:pPr>
       <w:r>
         <w:rPr>
@@ -6194,13 +4202,6 @@
           <w:color w:val="00B0F0"/>
         </w:rPr>
         <w:t>:</w:t>
-      </w:r>
-      <w:r>
-        <w:rPr>
-          <w:rFonts w:hint="eastAsia"/>
-          <w:color w:val="00B0F0"/>
-        </w:rPr>
-        <w:t xml:space="preserve"> </w:t>
       </w:r>
       <w:r>
         <w:rPr>
@@ -6276,10 +4277,10 @@
     <w:p/>
     <w:tbl>
       <w:tblPr>
-        <w:tblStyle w:val="a9"/>
+        <w:tblStyle w:val="TableGrid"/>
         <w:tblW w:w="0" w:type="auto"/>
         <w:tblInd w:w="357" w:type="dxa"/>
-        <w:tblLook w:val="04A0" w:firstRow="1" w:lastRow="0" w:firstColumn="1" w:lastColumn="0" w:noHBand="0" w:noVBand="1"/>
+        <w:tblLook w:val="04A0"/>
       </w:tblPr>
       <w:tblGrid>
         <w:gridCol w:w="2484"/>
@@ -6445,7 +4446,7 @@
           </w:tcPr>
           <w:p>
             <w:pPr>
-              <w:pStyle w:val="aa"/>
+              <w:pStyle w:val="ListParagraph"/>
               <w:numPr>
                 <w:ilvl w:val="0"/>
                 <w:numId w:val="3"/>
@@ -6462,28 +4463,19 @@
               <w:rPr>
                 <w:rFonts w:hint="eastAsia"/>
               </w:rPr>
-              <w:t>Show</w:t>
-            </w:r>
-            <w:r>
-              <w:t>Error</w:t>
-            </w:r>
-            <w:r>
-              <w:rPr>
-                <w:rFonts w:hint="eastAsia"/>
-              </w:rPr>
-              <w:t>和</w:t>
-            </w:r>
-            <w:r>
-              <w:rPr>
-                <w:rFonts w:hint="eastAsia"/>
-              </w:rPr>
               <w:t xml:space="preserve">ShowErrorMode </w:t>
             </w:r>
             <w:r>
               <w:rPr>
                 <w:rFonts w:hint="eastAsia"/>
               </w:rPr>
-              <w:t>的各种组合情况</w:t>
+              <w:t>的各种</w:t>
+            </w:r>
+            <w:r>
+              <w:rPr>
+                <w:rFonts w:hint="eastAsia"/>
+              </w:rPr>
+              <w:t>情况</w:t>
             </w:r>
           </w:p>
         </w:tc>
@@ -6493,7 +4485,7 @@
           </w:tcPr>
           <w:p>
             <w:pPr>
-              <w:pStyle w:val="aa"/>
+              <w:pStyle w:val="ListParagraph"/>
               <w:numPr>
                 <w:ilvl w:val="0"/>
                 <w:numId w:val="10"/>
@@ -6578,7 +4570,7 @@
           </w:tcPr>
           <w:p>
             <w:pPr>
-              <w:pStyle w:val="aa"/>
+              <w:pStyle w:val="ListParagraph"/>
               <w:numPr>
                 <w:ilvl w:val="0"/>
                 <w:numId w:val="11"/>
@@ -6595,28 +4587,19 @@
               <w:rPr>
                 <w:rFonts w:hint="eastAsia"/>
               </w:rPr>
-              <w:t>Show</w:t>
-            </w:r>
-            <w:r>
-              <w:t>Error</w:t>
-            </w:r>
-            <w:r>
-              <w:rPr>
-                <w:rFonts w:hint="eastAsia"/>
-              </w:rPr>
-              <w:t>和</w:t>
-            </w:r>
-            <w:r>
-              <w:rPr>
-                <w:rFonts w:hint="eastAsia"/>
-              </w:rPr>
               <w:t xml:space="preserve">ShowErrorMode </w:t>
             </w:r>
             <w:r>
               <w:rPr>
                 <w:rFonts w:hint="eastAsia"/>
               </w:rPr>
-              <w:t>的各种组合情况</w:t>
+              <w:t>的各种</w:t>
+            </w:r>
+            <w:r>
+              <w:rPr>
+                <w:rFonts w:hint="eastAsia"/>
+              </w:rPr>
+              <w:t>情况</w:t>
             </w:r>
           </w:p>
         </w:tc>
@@ -6626,7 +4609,7 @@
           </w:tcPr>
           <w:p>
             <w:pPr>
-              <w:pStyle w:val="aa"/>
+              <w:pStyle w:val="ListParagraph"/>
               <w:numPr>
                 <w:ilvl w:val="0"/>
                 <w:numId w:val="12"/>
@@ -6646,7 +4629,7 @@
     <w:p/>
     <w:p>
       <w:pPr>
-        <w:pStyle w:val="2"/>
+        <w:pStyle w:val="Heading2"/>
       </w:pPr>
       <w:r>
         <w:rPr>
@@ -6657,10 +4640,10 @@
     </w:p>
     <w:tbl>
       <w:tblPr>
-        <w:tblStyle w:val="a9"/>
+        <w:tblStyle w:val="TableGrid"/>
         <w:tblW w:w="0" w:type="auto"/>
         <w:tblInd w:w="357" w:type="dxa"/>
-        <w:tblLook w:val="04A0" w:firstRow="1" w:lastRow="0" w:firstColumn="1" w:lastColumn="0" w:noHBand="0" w:noVBand="1"/>
+        <w:tblLook w:val="04A0"/>
       </w:tblPr>
       <w:tblGrid>
         <w:gridCol w:w="4004"/>
@@ -7122,16 +5105,233 @@
 </w:document>
 </file>
 
+<file path=word/comments.xml><?xml version="1.0" encoding="utf-8"?>
+<w:comments xmlns:ve="http://schemas.openxmlformats.org/markup-compatibility/2006" xmlns:o="urn:schemas-microsoft-com:office:office" xmlns:r="http://schemas.openxmlformats.org/officeDocument/2006/relationships" xmlns:m="http://schemas.openxmlformats.org/officeDocument/2006/math" xmlns:v="urn:schemas-microsoft-com:vml" xmlns:wp="http://schemas.openxmlformats.org/drawingml/2006/wordprocessingDrawing" xmlns:w10="urn:schemas-microsoft-com:office:word" xmlns:w="http://schemas.openxmlformats.org/wordprocessingml/2006/main" xmlns:wne="http://schemas.microsoft.com/office/word/2006/wordml">
+  <w:comment w:id="0" w:author="liujianhao" w:date="2019-06-26T14:52:00Z" w:initials="l">
+    <w:p>
+      <w:pPr>
+        <w:pStyle w:val="CommentText"/>
+      </w:pPr>
+      <w:r>
+        <w:rPr>
+          <w:rStyle w:val="CommentReference"/>
+        </w:rPr>
+        <w:annotationRef/>
+      </w:r>
+      <w:r>
+        <w:rPr>
+          <w:rFonts w:hint="eastAsia"/>
+        </w:rPr>
+        <w:t>去掉了</w:t>
+      </w:r>
+      <w:r>
+        <w:rPr>
+          <w:rFonts w:hint="eastAsia"/>
+        </w:rPr>
+        <w:t xml:space="preserve"> only </w:t>
+      </w:r>
+      <w:r>
+        <w:rPr>
+          <w:rFonts w:hint="eastAsia"/>
+        </w:rPr>
+        <w:t>和</w:t>
+      </w:r>
+      <w:r>
+        <w:rPr>
+          <w:rFonts w:hint="eastAsia"/>
+        </w:rPr>
+        <w:t xml:space="preserve"> show </w:t>
+      </w:r>
+      <w:r>
+        <w:rPr>
+          <w:rFonts w:hint="eastAsia"/>
+        </w:rPr>
+        <w:t>选项，</w:t>
+      </w:r>
+      <w:r>
+        <w:rPr>
+          <w:rFonts w:hint="eastAsia"/>
+        </w:rPr>
+        <w:t>show</w:t>
+      </w:r>
+      <w:r>
+        <w:rPr>
+          <w:rFonts w:hint="eastAsia"/>
+        </w:rPr>
+        <w:t>是默认操作，对于而</w:t>
+      </w:r>
+      <w:r>
+        <w:rPr>
+          <w:rFonts w:hint="eastAsia"/>
+        </w:rPr>
+        <w:t>only</w:t>
+      </w:r>
+      <w:r>
+        <w:rPr>
+          <w:rFonts w:hint="eastAsia"/>
+        </w:rPr>
+        <w:t>选项，内置</w:t>
+      </w:r>
+      <w:r>
+        <w:rPr>
+          <w:rFonts w:hint="eastAsia"/>
+        </w:rPr>
+        <w:t>SQL</w:t>
+      </w:r>
+      <w:r>
+        <w:rPr>
+          <w:rFonts w:hint="eastAsia"/>
+        </w:rPr>
+        <w:t>语句可以加上</w:t>
+      </w:r>
+      <w:r>
+        <w:rPr>
+          <w:rFonts w:hint="eastAsia"/>
+        </w:rPr>
+        <w:t xml:space="preserve"> where ErrNodes is not null </w:t>
+      </w:r>
+      <w:r>
+        <w:rPr>
+          <w:rFonts w:hint="eastAsia"/>
+        </w:rPr>
+        <w:t>筛选出</w:t>
+      </w:r>
+      <w:r>
+        <w:rPr>
+          <w:rFonts w:hint="eastAsia"/>
+        </w:rPr>
+        <w:t>ErrNodes</w:t>
+      </w:r>
+      <w:r>
+        <w:rPr>
+          <w:rFonts w:hint="eastAsia"/>
+        </w:rPr>
+        <w:t>，</w:t>
+      </w:r>
+      <w:r>
+        <w:rPr>
+          <w:rFonts w:hint="eastAsia"/>
+        </w:rPr>
+        <w:t>SHELL</w:t>
+      </w:r>
+      <w:r>
+        <w:rPr>
+          <w:rFonts w:hint="eastAsia"/>
+        </w:rPr>
+        <w:t>语句可以用</w:t>
+      </w:r>
+      <w:r>
+        <w:rPr>
+          <w:rFonts w:hint="eastAsia"/>
+        </w:rPr>
+        <w:t>SdbSnapshotOption</w:t>
+      </w:r>
+      <w:r>
+        <w:rPr>
+          <w:rFonts w:hint="eastAsia"/>
+        </w:rPr>
+        <w:t>的</w:t>
+      </w:r>
+      <w:r>
+        <w:rPr>
+          <w:rFonts w:hint="eastAsia"/>
+        </w:rPr>
+        <w:t>sel</w:t>
+      </w:r>
+      <w:r>
+        <w:rPr>
+          <w:rFonts w:hint="eastAsia"/>
+        </w:rPr>
+        <w:t>字段过滤</w:t>
+      </w:r>
+    </w:p>
+  </w:comment>
+  <w:comment w:id="1" w:author="liujianhao" w:date="2019-06-26T16:02:00Z" w:initials="l">
+    <w:p>
+      <w:pPr>
+        <w:pStyle w:val="CommentText"/>
+      </w:pPr>
+      <w:r>
+        <w:rPr>
+          <w:rStyle w:val="CommentReference"/>
+        </w:rPr>
+        <w:annotationRef/>
+      </w:r>
+      <w:r>
+        <w:rPr>
+          <w:rFonts w:hint="eastAsia"/>
+        </w:rPr>
+        <w:t>对于</w:t>
+      </w:r>
+      <w:r>
+        <w:rPr>
+          <w:rFonts w:hint="eastAsia"/>
+        </w:rPr>
+        <w:t xml:space="preserve">SDB_SNAP_SYSTEM </w:t>
+      </w:r>
+      <w:r>
+        <w:rPr>
+          <w:rFonts w:hint="eastAsia"/>
+        </w:rPr>
+        <w:t>和</w:t>
+      </w:r>
+      <w:r>
+        <w:rPr>
+          <w:rFonts w:hint="eastAsia"/>
+        </w:rPr>
+        <w:t xml:space="preserve"> SDB_SNAP_DATABASE </w:t>
+      </w:r>
+      <w:r>
+        <w:rPr>
+          <w:rFonts w:hint="eastAsia"/>
+        </w:rPr>
+        <w:t>自身就带有</w:t>
+      </w:r>
+      <w:r>
+        <w:rPr>
+          <w:rFonts w:hint="eastAsia"/>
+        </w:rPr>
+        <w:t>ErrNodes</w:t>
+      </w:r>
+      <w:r>
+        <w:rPr>
+          <w:rFonts w:hint="eastAsia"/>
+        </w:rPr>
+        <w:t>字段的</w:t>
+      </w:r>
+      <w:r>
+        <w:rPr>
+          <w:rFonts w:hint="eastAsia"/>
+        </w:rPr>
+        <w:t>快照，</w:t>
+      </w:r>
+      <w:r>
+        <w:rPr>
+          <w:rFonts w:hint="eastAsia"/>
+        </w:rPr>
+        <w:t xml:space="preserve">flat </w:t>
+      </w:r>
+      <w:r>
+        <w:rPr>
+          <w:rFonts w:hint="eastAsia"/>
+        </w:rPr>
+        <w:t>不起作用</w:t>
+      </w:r>
+    </w:p>
+  </w:comment>
+</w:comments>
+</file>
+
 <file path=word/endnotes.xml><?xml version="1.0" encoding="utf-8"?>
-<w:endnotes xmlns:wpc="http://schemas.microsoft.com/office/word/2010/wordprocessingCanvas" xmlns:cx="http://schemas.microsoft.com/office/drawing/2014/chartex" xmlns:mc="http://schemas.openxmlformats.org/markup-compatibility/2006" xmlns:o="urn:schemas-microsoft-com:office:office" xmlns:r="http://schemas.openxmlformats.org/officeDocument/2006/relationships" xmlns:m="http://schemas.openxmlformats.org/officeDocument/2006/math" xmlns:v="urn:schemas-microsoft-com:vml" xmlns:wp14="http://schemas.microsoft.com/office/word/2010/wordprocessingDrawing" xmlns:wp="http://schemas.openxmlformats.org/drawingml/2006/wordprocessingDrawing" xmlns:w10="urn:schemas-microsoft-com:office:word" xmlns:w="http://schemas.openxmlformats.org/wordprocessingml/2006/main" xmlns:w14="http://schemas.microsoft.com/office/word/2010/wordml" xmlns:w15="http://schemas.microsoft.com/office/word/2012/wordml" xmlns:w16se="http://schemas.microsoft.com/office/word/2015/wordml/symex" xmlns:wpg="http://schemas.microsoft.com/office/word/2010/wordprocessingGroup" xmlns:wpi="http://schemas.microsoft.com/office/word/2010/wordprocessingInk" xmlns:wne="http://schemas.microsoft.com/office/word/2006/wordml" xmlns:wps="http://schemas.microsoft.com/office/word/2010/wordprocessingShape" mc:Ignorable="w14 w15 w16se wp14">
-  <w:endnote w:type="separator" w:id="-1">
+<w:endnotes xmlns:ve="http://schemas.openxmlformats.org/markup-compatibility/2006" xmlns:o="urn:schemas-microsoft-com:office:office" xmlns:r="http://schemas.openxmlformats.org/officeDocument/2006/relationships" xmlns:m="http://schemas.openxmlformats.org/officeDocument/2006/math" xmlns:v="urn:schemas-microsoft-com:vml" xmlns:wp="http://schemas.openxmlformats.org/drawingml/2006/wordprocessingDrawing" xmlns:w10="urn:schemas-microsoft-com:office:word" xmlns:w="http://schemas.openxmlformats.org/wordprocessingml/2006/main" xmlns:wne="http://schemas.microsoft.com/office/word/2006/wordml">
+  <w:endnote w:type="separator" w:id="0">
     <w:p>
       <w:r>
         <w:separator/>
       </w:r>
     </w:p>
   </w:endnote>
-  <w:endnote w:type="continuationSeparator" w:id="0">
+  <w:endnote w:type="continuationSeparator" w:id="1">
     <w:p>
       <w:r>
         <w:continuationSeparator/>
@@ -7142,15 +5342,15 @@
 </file>
 
 <file path=word/footnotes.xml><?xml version="1.0" encoding="utf-8"?>
-<w:footnotes xmlns:wpc="http://schemas.microsoft.com/office/word/2010/wordprocessingCanvas" xmlns:cx="http://schemas.microsoft.com/office/drawing/2014/chartex" xmlns:mc="http://schemas.openxmlformats.org/markup-compatibility/2006" xmlns:o="urn:schemas-microsoft-com:office:office" xmlns:r="http://schemas.openxmlformats.org/officeDocument/2006/relationships" xmlns:m="http://schemas.openxmlformats.org/officeDocument/2006/math" xmlns:v="urn:schemas-microsoft-com:vml" xmlns:wp14="http://schemas.microsoft.com/office/word/2010/wordprocessingDrawing" xmlns:wp="http://schemas.openxmlformats.org/drawingml/2006/wordprocessingDrawing" xmlns:w10="urn:schemas-microsoft-com:office:word" xmlns:w="http://schemas.openxmlformats.org/wordprocessingml/2006/main" xmlns:w14="http://schemas.microsoft.com/office/word/2010/wordml" xmlns:w15="http://schemas.microsoft.com/office/word/2012/wordml" xmlns:w16se="http://schemas.microsoft.com/office/word/2015/wordml/symex" xmlns:wpg="http://schemas.microsoft.com/office/word/2010/wordprocessingGroup" xmlns:wpi="http://schemas.microsoft.com/office/word/2010/wordprocessingInk" xmlns:wne="http://schemas.microsoft.com/office/word/2006/wordml" xmlns:wps="http://schemas.microsoft.com/office/word/2010/wordprocessingShape" mc:Ignorable="w14 w15 w16se wp14">
-  <w:footnote w:type="separator" w:id="-1">
+<w:footnotes xmlns:ve="http://schemas.openxmlformats.org/markup-compatibility/2006" xmlns:o="urn:schemas-microsoft-com:office:office" xmlns:r="http://schemas.openxmlformats.org/officeDocument/2006/relationships" xmlns:m="http://schemas.openxmlformats.org/officeDocument/2006/math" xmlns:v="urn:schemas-microsoft-com:vml" xmlns:wp="http://schemas.openxmlformats.org/drawingml/2006/wordprocessingDrawing" xmlns:w10="urn:schemas-microsoft-com:office:word" xmlns:w="http://schemas.openxmlformats.org/wordprocessingml/2006/main" xmlns:wne="http://schemas.microsoft.com/office/word/2006/wordml">
+  <w:footnote w:type="separator" w:id="0">
     <w:p>
       <w:r>
         <w:separator/>
       </w:r>
     </w:p>
   </w:footnote>
-  <w:footnote w:type="continuationSeparator" w:id="0">
+  <w:footnote w:type="continuationSeparator" w:id="1">
     <w:p>
       <w:r>
         <w:continuationSeparator/>
@@ -7161,8 +5361,8 @@
 </file>
 
 <file path=word/numbering.xml><?xml version="1.0" encoding="utf-8"?>
-<w:numbering xmlns:wpc="http://schemas.microsoft.com/office/word/2010/wordprocessingCanvas" xmlns:cx="http://schemas.microsoft.com/office/drawing/2014/chartex" xmlns:mc="http://schemas.openxmlformats.org/markup-compatibility/2006" xmlns:o="urn:schemas-microsoft-com:office:office" xmlns:r="http://schemas.openxmlformats.org/officeDocument/2006/relationships" xmlns:m="http://schemas.openxmlformats.org/officeDocument/2006/math" xmlns:v="urn:schemas-microsoft-com:vml" xmlns:wp14="http://schemas.microsoft.com/office/word/2010/wordprocessingDrawing" xmlns:wp="http://schemas.openxmlformats.org/drawingml/2006/wordprocessingDrawing" xmlns:w10="urn:schemas-microsoft-com:office:word" xmlns:w="http://schemas.openxmlformats.org/wordprocessingml/2006/main" xmlns:w14="http://schemas.microsoft.com/office/word/2010/wordml" xmlns:w15="http://schemas.microsoft.com/office/word/2012/wordml" xmlns:w16se="http://schemas.microsoft.com/office/word/2015/wordml/symex" xmlns:wpg="http://schemas.microsoft.com/office/word/2010/wordprocessingGroup" xmlns:wpi="http://schemas.microsoft.com/office/word/2010/wordprocessingInk" xmlns:wne="http://schemas.microsoft.com/office/word/2006/wordml" xmlns:wps="http://schemas.microsoft.com/office/word/2010/wordprocessingShape" mc:Ignorable="w14 w15 w16se wp14">
-  <w:abstractNum w:abstractNumId="0" w15:restartNumberingAfterBreak="0">
+<w:numbering xmlns:ve="http://schemas.openxmlformats.org/markup-compatibility/2006" xmlns:o="urn:schemas-microsoft-com:office:office" xmlns:r="http://schemas.openxmlformats.org/officeDocument/2006/relationships" xmlns:m="http://schemas.openxmlformats.org/officeDocument/2006/math" xmlns:v="urn:schemas-microsoft-com:vml" xmlns:wp="http://schemas.openxmlformats.org/drawingml/2006/wordprocessingDrawing" xmlns:w10="urn:schemas-microsoft-com:office:word" xmlns:w="http://schemas.openxmlformats.org/wordprocessingml/2006/main" xmlns:wne="http://schemas.microsoft.com/office/word/2006/wordml">
+  <w:abstractNum w:abstractNumId="0">
     <w:nsid w:val="0F626246"/>
     <w:multiLevelType w:val="hybridMultilevel"/>
     <w:tmpl w:val="63C6399C"/>
@@ -7251,14 +5451,14 @@
       </w:pPr>
     </w:lvl>
   </w:abstractNum>
-  <w:abstractNum w:abstractNumId="1" w15:restartNumberingAfterBreak="0">
+  <w:abstractNum w:abstractNumId="1">
     <w:nsid w:val="22501AA3"/>
     <w:multiLevelType w:val="hybridMultilevel"/>
     <w:tmpl w:val="1B2A9E7A"/>
     <w:lvl w:ilvl="0" w:tplc="354870E4">
       <w:start w:val="1"/>
       <w:numFmt w:val="chineseCountingThousand"/>
-      <w:pStyle w:val="2"/>
+      <w:pStyle w:val="Heading2"/>
       <w:lvlText w:val="%1、"/>
       <w:lvlJc w:val="left"/>
       <w:pPr>
@@ -7338,7 +5538,7 @@
       </w:pPr>
     </w:lvl>
   </w:abstractNum>
-  <w:abstractNum w:abstractNumId="2" w15:restartNumberingAfterBreak="0">
+  <w:abstractNum w:abstractNumId="2">
     <w:nsid w:val="236B7289"/>
     <w:multiLevelType w:val="hybridMultilevel"/>
     <w:tmpl w:val="E4F2A686"/>
@@ -7427,7 +5627,7 @@
       </w:pPr>
     </w:lvl>
   </w:abstractNum>
-  <w:abstractNum w:abstractNumId="3" w15:restartNumberingAfterBreak="0">
+  <w:abstractNum w:abstractNumId="3">
     <w:nsid w:val="23EC5C36"/>
     <w:multiLevelType w:val="hybridMultilevel"/>
     <w:tmpl w:val="3338448C"/>
@@ -7516,7 +5716,7 @@
       </w:pPr>
     </w:lvl>
   </w:abstractNum>
-  <w:abstractNum w:abstractNumId="4" w15:restartNumberingAfterBreak="0">
+  <w:abstractNum w:abstractNumId="4">
     <w:nsid w:val="43B12B4E"/>
     <w:multiLevelType w:val="hybridMultilevel"/>
     <w:tmpl w:val="6BE4955A"/>
@@ -7629,7 +5829,7 @@
       </w:rPr>
     </w:lvl>
   </w:abstractNum>
-  <w:abstractNum w:abstractNumId="5" w15:restartNumberingAfterBreak="0">
+  <w:abstractNum w:abstractNumId="5">
     <w:nsid w:val="45616477"/>
     <w:multiLevelType w:val="hybridMultilevel"/>
     <w:tmpl w:val="D0BC431C"/>
@@ -7718,14 +5918,14 @@
       </w:pPr>
     </w:lvl>
   </w:abstractNum>
-  <w:abstractNum w:abstractNumId="6" w15:restartNumberingAfterBreak="0">
+  <w:abstractNum w:abstractNumId="6">
     <w:nsid w:val="589E00D2"/>
     <w:multiLevelType w:val="hybridMultilevel"/>
     <w:tmpl w:val="712282AA"/>
     <w:lvl w:ilvl="0" w:tplc="C4BE6AC0">
       <w:start w:val="1"/>
       <w:numFmt w:val="decimal"/>
-      <w:pStyle w:val="3"/>
+      <w:pStyle w:val="Heading3"/>
       <w:lvlText w:val="%1."/>
       <w:lvlJc w:val="left"/>
       <w:pPr>
@@ -7805,7 +6005,7 @@
       </w:pPr>
     </w:lvl>
   </w:abstractNum>
-  <w:abstractNum w:abstractNumId="7" w15:restartNumberingAfterBreak="0">
+  <w:abstractNum w:abstractNumId="7">
     <w:nsid w:val="62D6659B"/>
     <w:multiLevelType w:val="hybridMultilevel"/>
     <w:tmpl w:val="F5520604"/>
@@ -7894,7 +6094,7 @@
       </w:pPr>
     </w:lvl>
   </w:abstractNum>
-  <w:abstractNum w:abstractNumId="8" w15:restartNumberingAfterBreak="0">
+  <w:abstractNum w:abstractNumId="8">
     <w:nsid w:val="6E5456AC"/>
     <w:multiLevelType w:val="hybridMultilevel"/>
     <w:tmpl w:val="F32806D4"/>
@@ -7983,7 +6183,7 @@
       </w:pPr>
     </w:lvl>
   </w:abstractNum>
-  <w:abstractNum w:abstractNumId="9" w15:restartNumberingAfterBreak="0">
+  <w:abstractNum w:abstractNumId="9">
     <w:nsid w:val="72F7388A"/>
     <w:multiLevelType w:val="hybridMultilevel"/>
     <w:tmpl w:val="BF000084"/>
@@ -8072,7 +6272,7 @@
       </w:pPr>
     </w:lvl>
   </w:abstractNum>
-  <w:abstractNum w:abstractNumId="10" w15:restartNumberingAfterBreak="0">
+  <w:abstractNum w:abstractNumId="10">
     <w:nsid w:val="7D591F56"/>
     <w:multiLevelType w:val="hybridMultilevel"/>
     <w:tmpl w:val="6932223E"/>
@@ -8161,7 +6361,7 @@
       </w:pPr>
     </w:lvl>
   </w:abstractNum>
-  <w:abstractNum w:abstractNumId="11" w15:restartNumberingAfterBreak="0">
+  <w:abstractNum w:abstractNumId="11">
     <w:nsid w:val="7EB7051E"/>
     <w:multiLevelType w:val="hybridMultilevel"/>
     <w:tmpl w:val="82C66096"/>
@@ -8299,7 +6499,7 @@
 </file>
 
 <file path=word/styles.xml><?xml version="1.0" encoding="utf-8"?>
-<w:styles xmlns:mc="http://schemas.openxmlformats.org/markup-compatibility/2006" xmlns:r="http://schemas.openxmlformats.org/officeDocument/2006/relationships" xmlns:w="http://schemas.openxmlformats.org/wordprocessingml/2006/main" xmlns:w14="http://schemas.microsoft.com/office/word/2010/wordml" xmlns:w15="http://schemas.microsoft.com/office/word/2012/wordml" xmlns:w16se="http://schemas.microsoft.com/office/word/2015/wordml/symex" mc:Ignorable="w14 w15 w16se">
+<w:styles xmlns:r="http://schemas.openxmlformats.org/officeDocument/2006/relationships" xmlns:w="http://schemas.openxmlformats.org/wordprocessingml/2006/main">
   <w:docDefaults>
     <w:rPrDefault>
       <w:rPr>
@@ -8317,380 +6517,146 @@
       </w:pPr>
     </w:pPrDefault>
   </w:docDefaults>
-  <w:latentStyles w:defLockedState="0" w:defUIPriority="99" w:defSemiHidden="0" w:defUnhideWhenUsed="0" w:defQFormat="0" w:count="371">
-    <w:lsdException w:name="Normal" w:uiPriority="0" w:qFormat="1"/>
-    <w:lsdException w:name="heading 1" w:uiPriority="9" w:qFormat="1"/>
-    <w:lsdException w:name="heading 2" w:semiHidden="1" w:uiPriority="9" w:unhideWhenUsed="1" w:qFormat="1"/>
-    <w:lsdException w:name="heading 3" w:semiHidden="1" w:uiPriority="9" w:unhideWhenUsed="1" w:qFormat="1"/>
-    <w:lsdException w:name="heading 4" w:semiHidden="1" w:uiPriority="9" w:unhideWhenUsed="1" w:qFormat="1"/>
-    <w:lsdException w:name="heading 5" w:semiHidden="1" w:uiPriority="9" w:unhideWhenUsed="1" w:qFormat="1"/>
-    <w:lsdException w:name="heading 6" w:semiHidden="1" w:uiPriority="9" w:unhideWhenUsed="1" w:qFormat="1"/>
-    <w:lsdException w:name="heading 7" w:semiHidden="1" w:uiPriority="9" w:unhideWhenUsed="1" w:qFormat="1"/>
-    <w:lsdException w:name="heading 8" w:semiHidden="1" w:uiPriority="9" w:unhideWhenUsed="1" w:qFormat="1"/>
-    <w:lsdException w:name="heading 9" w:semiHidden="1" w:uiPriority="9" w:unhideWhenUsed="1" w:qFormat="1"/>
-    <w:lsdException w:name="index 1" w:semiHidden="1" w:unhideWhenUsed="1"/>
-    <w:lsdException w:name="index 2" w:semiHidden="1" w:unhideWhenUsed="1"/>
-    <w:lsdException w:name="index 3" w:semiHidden="1" w:unhideWhenUsed="1"/>
-    <w:lsdException w:name="index 4" w:semiHidden="1" w:unhideWhenUsed="1"/>
-    <w:lsdException w:name="index 5" w:semiHidden="1" w:unhideWhenUsed="1"/>
-    <w:lsdException w:name="index 6" w:semiHidden="1" w:unhideWhenUsed="1"/>
-    <w:lsdException w:name="index 7" w:semiHidden="1" w:unhideWhenUsed="1"/>
-    <w:lsdException w:name="index 8" w:semiHidden="1" w:unhideWhenUsed="1"/>
-    <w:lsdException w:name="index 9" w:semiHidden="1" w:unhideWhenUsed="1"/>
-    <w:lsdException w:name="toc 1" w:semiHidden="1" w:uiPriority="39" w:unhideWhenUsed="1"/>
-    <w:lsdException w:name="toc 2" w:semiHidden="1" w:uiPriority="39" w:unhideWhenUsed="1"/>
-    <w:lsdException w:name="toc 3" w:semiHidden="1" w:uiPriority="39" w:unhideWhenUsed="1"/>
-    <w:lsdException w:name="toc 4" w:semiHidden="1" w:uiPriority="39" w:unhideWhenUsed="1"/>
-    <w:lsdException w:name="toc 5" w:semiHidden="1" w:uiPriority="39" w:unhideWhenUsed="1"/>
-    <w:lsdException w:name="toc 6" w:semiHidden="1" w:uiPriority="39" w:unhideWhenUsed="1"/>
-    <w:lsdException w:name="toc 7" w:semiHidden="1" w:uiPriority="39" w:unhideWhenUsed="1"/>
-    <w:lsdException w:name="toc 8" w:semiHidden="1" w:uiPriority="39" w:unhideWhenUsed="1"/>
-    <w:lsdException w:name="toc 9" w:semiHidden="1" w:uiPriority="39" w:unhideWhenUsed="1"/>
-    <w:lsdException w:name="Normal Indent" w:semiHidden="1" w:unhideWhenUsed="1"/>
-    <w:lsdException w:name="footnote text" w:semiHidden="1" w:unhideWhenUsed="1"/>
-    <w:lsdException w:name="annotation text" w:semiHidden="1" w:unhideWhenUsed="1"/>
-    <w:lsdException w:name="header" w:semiHidden="1" w:unhideWhenUsed="1"/>
-    <w:lsdException w:name="footer" w:semiHidden="1" w:unhideWhenUsed="1"/>
-    <w:lsdException w:name="index heading" w:semiHidden="1" w:unhideWhenUsed="1"/>
-    <w:lsdException w:name="caption" w:semiHidden="1" w:uiPriority="35" w:unhideWhenUsed="1" w:qFormat="1"/>
-    <w:lsdException w:name="table of figures" w:semiHidden="1" w:unhideWhenUsed="1"/>
-    <w:lsdException w:name="envelope address" w:semiHidden="1" w:unhideWhenUsed="1"/>
-    <w:lsdException w:name="envelope return" w:semiHidden="1" w:unhideWhenUsed="1"/>
-    <w:lsdException w:name="footnote reference" w:semiHidden="1" w:unhideWhenUsed="1"/>
-    <w:lsdException w:name="annotation reference" w:semiHidden="1" w:unhideWhenUsed="1"/>
-    <w:lsdException w:name="line number" w:semiHidden="1" w:unhideWhenUsed="1"/>
-    <w:lsdException w:name="page number" w:semiHidden="1" w:unhideWhenUsed="1"/>
-    <w:lsdException w:name="endnote reference" w:semiHidden="1" w:unhideWhenUsed="1"/>
-    <w:lsdException w:name="endnote text" w:semiHidden="1" w:unhideWhenUsed="1"/>
-    <w:lsdException w:name="table of authorities" w:semiHidden="1" w:unhideWhenUsed="1"/>
-    <w:lsdException w:name="macro" w:semiHidden="1" w:unhideWhenUsed="1"/>
-    <w:lsdException w:name="toa heading" w:semiHidden="1" w:unhideWhenUsed="1"/>
-    <w:lsdException w:name="List" w:semiHidden="1" w:unhideWhenUsed="1"/>
-    <w:lsdException w:name="List Bullet" w:semiHidden="1" w:unhideWhenUsed="1"/>
-    <w:lsdException w:name="List Number" w:semiHidden="1" w:unhideWhenUsed="1"/>
-    <w:lsdException w:name="List 2" w:semiHidden="1" w:unhideWhenUsed="1"/>
-    <w:lsdException w:name="List 3" w:semiHidden="1" w:unhideWhenUsed="1"/>
-    <w:lsdException w:name="List 4" w:semiHidden="1" w:unhideWhenUsed="1"/>
-    <w:lsdException w:name="List 5" w:semiHidden="1" w:unhideWhenUsed="1"/>
-    <w:lsdException w:name="List Bullet 2" w:semiHidden="1" w:unhideWhenUsed="1"/>
-    <w:lsdException w:name="List Bullet 3" w:semiHidden="1" w:unhideWhenUsed="1"/>
-    <w:lsdException w:name="List Bullet 4" w:semiHidden="1" w:unhideWhenUsed="1"/>
-    <w:lsdException w:name="List Bullet 5" w:semiHidden="1" w:unhideWhenUsed="1"/>
-    <w:lsdException w:name="List Number 2" w:semiHidden="1" w:unhideWhenUsed="1"/>
-    <w:lsdException w:name="List Number 3" w:semiHidden="1" w:unhideWhenUsed="1"/>
-    <w:lsdException w:name="List Number 4" w:semiHidden="1" w:unhideWhenUsed="1"/>
-    <w:lsdException w:name="List Number 5" w:semiHidden="1" w:unhideWhenUsed="1"/>
-    <w:lsdException w:name="Title" w:uiPriority="10" w:qFormat="1"/>
-    <w:lsdException w:name="Closing" w:semiHidden="1" w:unhideWhenUsed="1"/>
-    <w:lsdException w:name="Signature" w:semiHidden="1" w:unhideWhenUsed="1"/>
-    <w:lsdException w:name="Default Paragraph Font" w:semiHidden="1" w:uiPriority="1" w:unhideWhenUsed="1"/>
-    <w:lsdException w:name="Body Text" w:semiHidden="1" w:unhideWhenUsed="1"/>
-    <w:lsdException w:name="Body Text Indent" w:semiHidden="1" w:unhideWhenUsed="1"/>
-    <w:lsdException w:name="List Continue" w:semiHidden="1" w:unhideWhenUsed="1"/>
-    <w:lsdException w:name="List Continue 2" w:semiHidden="1" w:unhideWhenUsed="1"/>
-    <w:lsdException w:name="List Continue 3" w:semiHidden="1" w:unhideWhenUsed="1"/>
-    <w:lsdException w:name="List Continue 4" w:semiHidden="1" w:unhideWhenUsed="1"/>
-    <w:lsdException w:name="List Continue 5" w:semiHidden="1" w:unhideWhenUsed="1"/>
-    <w:lsdException w:name="Message Header" w:semiHidden="1" w:unhideWhenUsed="1"/>
-    <w:lsdException w:name="Subtitle" w:uiPriority="11" w:qFormat="1"/>
-    <w:lsdException w:name="Salutation" w:semiHidden="1" w:unhideWhenUsed="1"/>
-    <w:lsdException w:name="Date" w:semiHidden="1" w:unhideWhenUsed="1"/>
-    <w:lsdException w:name="Body Text First Indent" w:semiHidden="1" w:unhideWhenUsed="1"/>
-    <w:lsdException w:name="Body Text First Indent 2" w:semiHidden="1" w:unhideWhenUsed="1"/>
-    <w:lsdException w:name="Note Heading" w:semiHidden="1" w:unhideWhenUsed="1"/>
-    <w:lsdException w:name="Body Text 2" w:semiHidden="1" w:unhideWhenUsed="1"/>
-    <w:lsdException w:name="Body Text 3" w:semiHidden="1" w:unhideWhenUsed="1"/>
-    <w:lsdException w:name="Body Text Indent 2" w:semiHidden="1" w:unhideWhenUsed="1"/>
-    <w:lsdException w:name="Body Text Indent 3" w:semiHidden="1" w:unhideWhenUsed="1"/>
-    <w:lsdException w:name="Block Text" w:semiHidden="1" w:unhideWhenUsed="1"/>
-    <w:lsdException w:name="Hyperlink" w:semiHidden="1" w:unhideWhenUsed="1"/>
-    <w:lsdException w:name="FollowedHyperlink" w:semiHidden="1" w:unhideWhenUsed="1"/>
-    <w:lsdException w:name="Strong" w:uiPriority="22" w:qFormat="1"/>
-    <w:lsdException w:name="Emphasis" w:uiPriority="20" w:qFormat="1"/>
-    <w:lsdException w:name="Document Map" w:semiHidden="1" w:unhideWhenUsed="1"/>
-    <w:lsdException w:name="Plain Text" w:semiHidden="1" w:unhideWhenUsed="1"/>
-    <w:lsdException w:name="E-mail Signature" w:semiHidden="1" w:unhideWhenUsed="1"/>
-    <w:lsdException w:name="HTML Top of Form" w:semiHidden="1" w:unhideWhenUsed="1"/>
-    <w:lsdException w:name="HTML Bottom of Form" w:semiHidden="1" w:unhideWhenUsed="1"/>
-    <w:lsdException w:name="Normal (Web)" w:semiHidden="1" w:unhideWhenUsed="1"/>
-    <w:lsdException w:name="HTML Acronym" w:semiHidden="1" w:unhideWhenUsed="1"/>
-    <w:lsdException w:name="HTML Address" w:semiHidden="1" w:unhideWhenUsed="1"/>
-    <w:lsdException w:name="HTML Cite" w:semiHidden="1" w:unhideWhenUsed="1"/>
-    <w:lsdException w:name="HTML Code" w:semiHidden="1" w:unhideWhenUsed="1"/>
-    <w:lsdException w:name="HTML Definition" w:semiHidden="1" w:unhideWhenUsed="1"/>
-    <w:lsdException w:name="HTML Keyboard" w:semiHidden="1" w:unhideWhenUsed="1"/>
-    <w:lsdException w:name="HTML Preformatted" w:semiHidden="1" w:unhideWhenUsed="1"/>
-    <w:lsdException w:name="HTML Sample" w:semiHidden="1" w:unhideWhenUsed="1"/>
-    <w:lsdException w:name="HTML Typewriter" w:semiHidden="1" w:unhideWhenUsed="1"/>
-    <w:lsdException w:name="HTML Variable" w:semiHidden="1" w:unhideWhenUsed="1"/>
-    <w:lsdException w:name="Normal Table" w:semiHidden="1" w:unhideWhenUsed="1"/>
-    <w:lsdException w:name="annotation subject" w:semiHidden="1" w:unhideWhenUsed="1"/>
-    <w:lsdException w:name="No List" w:semiHidden="1" w:unhideWhenUsed="1"/>
-    <w:lsdException w:name="Outline List 1" w:semiHidden="1" w:unhideWhenUsed="1"/>
-    <w:lsdException w:name="Outline List 2" w:semiHidden="1" w:unhideWhenUsed="1"/>
-    <w:lsdException w:name="Outline List 3" w:semiHidden="1" w:unhideWhenUsed="1"/>
-    <w:lsdException w:name="Table Simple 1" w:semiHidden="1" w:unhideWhenUsed="1"/>
-    <w:lsdException w:name="Table Simple 2" w:semiHidden="1" w:unhideWhenUsed="1"/>
-    <w:lsdException w:name="Table Simple 3" w:semiHidden="1" w:unhideWhenUsed="1"/>
-    <w:lsdException w:name="Table Classic 1" w:semiHidden="1" w:unhideWhenUsed="1"/>
-    <w:lsdException w:name="Table Classic 2" w:semiHidden="1" w:unhideWhenUsed="1"/>
-    <w:lsdException w:name="Table Classic 3" w:semiHidden="1" w:unhideWhenUsed="1"/>
-    <w:lsdException w:name="Table Classic 4" w:semiHidden="1" w:unhideWhenUsed="1"/>
-    <w:lsdException w:name="Table Colorful 1" w:semiHidden="1" w:unhideWhenUsed="1"/>
-    <w:lsdException w:name="Table Colorful 2" w:semiHidden="1" w:unhideWhenUsed="1"/>
-    <w:lsdException w:name="Table Colorful 3" w:semiHidden="1" w:unhideWhenUsed="1"/>
-    <w:lsdException w:name="Table Columns 1" w:semiHidden="1" w:unhideWhenUsed="1"/>
-    <w:lsdException w:name="Table Columns 2" w:semiHidden="1" w:unhideWhenUsed="1"/>
-    <w:lsdException w:name="Table Columns 3" w:semiHidden="1" w:unhideWhenUsed="1"/>
-    <w:lsdException w:name="Table Columns 4" w:semiHidden="1" w:unhideWhenUsed="1"/>
-    <w:lsdException w:name="Table Columns 5" w:semiHidden="1" w:unhideWhenUsed="1"/>
-    <w:lsdException w:name="Table Grid 1" w:semiHidden="1" w:unhideWhenUsed="1"/>
-    <w:lsdException w:name="Table Grid 2" w:semiHidden="1" w:unhideWhenUsed="1"/>
-    <w:lsdException w:name="Table Grid 3" w:semiHidden="1" w:unhideWhenUsed="1"/>
-    <w:lsdException w:name="Table Grid 4" w:semiHidden="1" w:unhideWhenUsed="1"/>
-    <w:lsdException w:name="Table Grid 5" w:semiHidden="1" w:unhideWhenUsed="1"/>
-    <w:lsdException w:name="Table Grid 6" w:semiHidden="1" w:unhideWhenUsed="1"/>
-    <w:lsdException w:name="Table Grid 7" w:semiHidden="1" w:unhideWhenUsed="1"/>
-    <w:lsdException w:name="Table Grid 8" w:semiHidden="1" w:unhideWhenUsed="1"/>
-    <w:lsdException w:name="Table List 1" w:semiHidden="1" w:unhideWhenUsed="1"/>
-    <w:lsdException w:name="Table List 2" w:semiHidden="1" w:unhideWhenUsed="1"/>
-    <w:lsdException w:name="Table List 3" w:semiHidden="1" w:unhideWhenUsed="1"/>
-    <w:lsdException w:name="Table List 4" w:semiHidden="1" w:unhideWhenUsed="1"/>
-    <w:lsdException w:name="Table List 5" w:semiHidden="1" w:unhideWhenUsed="1"/>
-    <w:lsdException w:name="Table List 6" w:semiHidden="1" w:unhideWhenUsed="1"/>
-    <w:lsdException w:name="Table List 7" w:semiHidden="1" w:unhideWhenUsed="1"/>
-    <w:lsdException w:name="Table List 8" w:semiHidden="1" w:unhideWhenUsed="1"/>
-    <w:lsdException w:name="Table 3D effects 1" w:semiHidden="1" w:unhideWhenUsed="1"/>
-    <w:lsdException w:name="Table 3D effects 2" w:semiHidden="1" w:unhideWhenUsed="1"/>
-    <w:lsdException w:name="Table 3D effects 3" w:semiHidden="1" w:unhideWhenUsed="1"/>
-    <w:lsdException w:name="Table Contemporary" w:semiHidden="1" w:unhideWhenUsed="1"/>
-    <w:lsdException w:name="Table Elegant" w:semiHidden="1" w:unhideWhenUsed="1"/>
-    <w:lsdException w:name="Table Professional" w:semiHidden="1" w:unhideWhenUsed="1"/>
-    <w:lsdException w:name="Table Subtle 1" w:semiHidden="1" w:unhideWhenUsed="1"/>
-    <w:lsdException w:name="Table Subtle 2" w:semiHidden="1" w:unhideWhenUsed="1"/>
-    <w:lsdException w:name="Table Web 1" w:semiHidden="1" w:unhideWhenUsed="1"/>
-    <w:lsdException w:name="Table Web 2" w:semiHidden="1" w:unhideWhenUsed="1"/>
-    <w:lsdException w:name="Table Web 3" w:semiHidden="1" w:unhideWhenUsed="1"/>
-    <w:lsdException w:name="Balloon Text" w:semiHidden="1" w:unhideWhenUsed="1"/>
-    <w:lsdException w:name="Table Grid" w:uiPriority="59"/>
-    <w:lsdException w:name="Table Theme" w:semiHidden="1" w:unhideWhenUsed="1"/>
-    <w:lsdException w:name="Placeholder Text" w:semiHidden="1"/>
-    <w:lsdException w:name="No Spacing" w:uiPriority="1" w:qFormat="1"/>
-    <w:lsdException w:name="Light Shading" w:uiPriority="60"/>
-    <w:lsdException w:name="Light List" w:uiPriority="61"/>
-    <w:lsdException w:name="Light Grid" w:uiPriority="62"/>
-    <w:lsdException w:name="Medium Shading 1" w:uiPriority="63"/>
-    <w:lsdException w:name="Medium Shading 2" w:uiPriority="64"/>
-    <w:lsdException w:name="Medium List 1" w:uiPriority="65"/>
-    <w:lsdException w:name="Medium List 2" w:uiPriority="66"/>
-    <w:lsdException w:name="Medium Grid 1" w:uiPriority="67"/>
-    <w:lsdException w:name="Medium Grid 2" w:uiPriority="68"/>
-    <w:lsdException w:name="Medium Grid 3" w:uiPriority="69"/>
-    <w:lsdException w:name="Dark List" w:uiPriority="70"/>
-    <w:lsdException w:name="Colorful Shading" w:uiPriority="71"/>
-    <w:lsdException w:name="Colorful List" w:uiPriority="72"/>
-    <w:lsdException w:name="Colorful Grid" w:uiPriority="73"/>
-    <w:lsdException w:name="Light Shading Accent 1" w:uiPriority="60"/>
-    <w:lsdException w:name="Light List Accent 1" w:uiPriority="61"/>
-    <w:lsdException w:name="Light Grid Accent 1" w:uiPriority="62"/>
-    <w:lsdException w:name="Medium Shading 1 Accent 1" w:uiPriority="63"/>
-    <w:lsdException w:name="Medium Shading 2 Accent 1" w:uiPriority="64"/>
-    <w:lsdException w:name="Medium List 1 Accent 1" w:uiPriority="65"/>
-    <w:lsdException w:name="Revision" w:semiHidden="1"/>
-    <w:lsdException w:name="List Paragraph" w:uiPriority="34" w:qFormat="1"/>
-    <w:lsdException w:name="Quote" w:uiPriority="29" w:qFormat="1"/>
-    <w:lsdException w:name="Intense Quote" w:uiPriority="30" w:qFormat="1"/>
-    <w:lsdException w:name="Medium List 2 Accent 1" w:uiPriority="66"/>
-    <w:lsdException w:name="Medium Grid 1 Accent 1" w:uiPriority="67"/>
-    <w:lsdException w:name="Medium Grid 2 Accent 1" w:uiPriority="68"/>
-    <w:lsdException w:name="Medium Grid 3 Accent 1" w:uiPriority="69"/>
-    <w:lsdException w:name="Dark List Accent 1" w:uiPriority="70"/>
-    <w:lsdException w:name="Colorful Shading Accent 1" w:uiPriority="71"/>
-    <w:lsdException w:name="Colorful List Accent 1" w:uiPriority="72"/>
-    <w:lsdException w:name="Colorful Grid Accent 1" w:uiPriority="73"/>
-    <w:lsdException w:name="Light Shading Accent 2" w:uiPriority="60"/>
-    <w:lsdException w:name="Light List Accent 2" w:uiPriority="61"/>
-    <w:lsdException w:name="Light Grid Accent 2" w:uiPriority="62"/>
-    <w:lsdException w:name="Medium Shading 1 Accent 2" w:uiPriority="63"/>
-    <w:lsdException w:name="Medium Shading 2 Accent 2" w:uiPriority="64"/>
-    <w:lsdException w:name="Medium List 1 Accent 2" w:uiPriority="65"/>
-    <w:lsdException w:name="Medium List 2 Accent 2" w:uiPriority="66"/>
-    <w:lsdException w:name="Medium Grid 1 Accent 2" w:uiPriority="67"/>
-    <w:lsdException w:name="Medium Grid 2 Accent 2" w:uiPriority="68"/>
-    <w:lsdException w:name="Medium Grid 3 Accent 2" w:uiPriority="69"/>
-    <w:lsdException w:name="Dark List Accent 2" w:uiPriority="70"/>
-    <w:lsdException w:name="Colorful Shading Accent 2" w:uiPriority="71"/>
-    <w:lsdException w:name="Colorful List Accent 2" w:uiPriority="72"/>
-    <w:lsdException w:name="Colorful Grid Accent 2" w:uiPriority="73"/>
-    <w:lsdException w:name="Light Shading Accent 3" w:uiPriority="60"/>
-    <w:lsdException w:name="Light List Accent 3" w:uiPriority="61"/>
-    <w:lsdException w:name="Light Grid Accent 3" w:uiPriority="62"/>
-    <w:lsdException w:name="Medium Shading 1 Accent 3" w:uiPriority="63"/>
-    <w:lsdException w:name="Medium Shading 2 Accent 3" w:uiPriority="64"/>
-    <w:lsdException w:name="Medium List 1 Accent 3" w:uiPriority="65"/>
-    <w:lsdException w:name="Medium List 2 Accent 3" w:uiPriority="66"/>
-    <w:lsdException w:name="Medium Grid 1 Accent 3" w:uiPriority="67"/>
-    <w:lsdException w:name="Medium Grid 2 Accent 3" w:uiPriority="68"/>
-    <w:lsdException w:name="Medium Grid 3 Accent 3" w:uiPriority="69"/>
-    <w:lsdException w:name="Dark List Accent 3" w:uiPriority="70"/>
-    <w:lsdException w:name="Colorful Shading Accent 3" w:uiPriority="71"/>
-    <w:lsdException w:name="Colorful List Accent 3" w:uiPriority="72"/>
-    <w:lsdException w:name="Colorful Grid Accent 3" w:uiPriority="73"/>
-    <w:lsdException w:name="Light Shading Accent 4" w:uiPriority="60"/>
-    <w:lsdException w:name="Light List Accent 4" w:uiPriority="61"/>
-    <w:lsdException w:name="Light Grid Accent 4" w:uiPriority="62"/>
-    <w:lsdException w:name="Medium Shading 1 Accent 4" w:uiPriority="63"/>
-    <w:lsdException w:name="Medium Shading 2 Accent 4" w:uiPriority="64"/>
-    <w:lsdException w:name="Medium List 1 Accent 4" w:uiPriority="65"/>
-    <w:lsdException w:name="Medium List 2 Accent 4" w:uiPriority="66"/>
-    <w:lsdException w:name="Medium Grid 1 Accent 4" w:uiPriority="67"/>
-    <w:lsdException w:name="Medium Grid 2 Accent 4" w:uiPriority="68"/>
-    <w:lsdException w:name="Medium Grid 3 Accent 4" w:uiPriority="69"/>
-    <w:lsdException w:name="Dark List Accent 4" w:uiPriority="70"/>
-    <w:lsdException w:name="Colorful Shading Accent 4" w:uiPriority="71"/>
-    <w:lsdException w:name="Colorful List Accent 4" w:uiPriority="72"/>
-    <w:lsdException w:name="Colorful Grid Accent 4" w:uiPriority="73"/>
-    <w:lsdException w:name="Light Shading Accent 5" w:uiPriority="60"/>
-    <w:lsdException w:name="Light List Accent 5" w:uiPriority="61"/>
-    <w:lsdException w:name="Light Grid Accent 5" w:uiPriority="62"/>
-    <w:lsdException w:name="Medium Shading 1 Accent 5" w:uiPriority="63"/>
-    <w:lsdException w:name="Medium Shading 2 Accent 5" w:uiPriority="64"/>
-    <w:lsdException w:name="Medium List 1 Accent 5" w:uiPriority="65"/>
-    <w:lsdException w:name="Medium List 2 Accent 5" w:uiPriority="66"/>
-    <w:lsdException w:name="Medium Grid 1 Accent 5" w:uiPriority="67"/>
-    <w:lsdException w:name="Medium Grid 2 Accent 5" w:uiPriority="68"/>
-    <w:lsdException w:name="Medium Grid 3 Accent 5" w:uiPriority="69"/>
-    <w:lsdException w:name="Dark List Accent 5" w:uiPriority="70"/>
-    <w:lsdException w:name="Colorful Shading Accent 5" w:uiPriority="71"/>
-    <w:lsdException w:name="Colorful List Accent 5" w:uiPriority="72"/>
-    <w:lsdException w:name="Colorful Grid Accent 5" w:uiPriority="73"/>
-    <w:lsdException w:name="Light Shading Accent 6" w:uiPriority="60"/>
-    <w:lsdException w:name="Light List Accent 6" w:uiPriority="61"/>
-    <w:lsdException w:name="Light Grid Accent 6" w:uiPriority="62"/>
-    <w:lsdException w:name="Medium Shading 1 Accent 6" w:uiPriority="63"/>
-    <w:lsdException w:name="Medium Shading 2 Accent 6" w:uiPriority="64"/>
-    <w:lsdException w:name="Medium List 1 Accent 6" w:uiPriority="65"/>
-    <w:lsdException w:name="Medium List 2 Accent 6" w:uiPriority="66"/>
-    <w:lsdException w:name="Medium Grid 1 Accent 6" w:uiPriority="67"/>
-    <w:lsdException w:name="Medium Grid 2 Accent 6" w:uiPriority="68"/>
-    <w:lsdException w:name="Medium Grid 3 Accent 6" w:uiPriority="69"/>
-    <w:lsdException w:name="Dark List Accent 6" w:uiPriority="70"/>
-    <w:lsdException w:name="Colorful Shading Accent 6" w:uiPriority="71"/>
-    <w:lsdException w:name="Colorful List Accent 6" w:uiPriority="72"/>
-    <w:lsdException w:name="Colorful Grid Accent 6" w:uiPriority="73"/>
-    <w:lsdException w:name="Subtle Emphasis" w:uiPriority="19" w:qFormat="1"/>
-    <w:lsdException w:name="Intense Emphasis" w:uiPriority="21" w:qFormat="1"/>
-    <w:lsdException w:name="Subtle Reference" w:uiPriority="31" w:qFormat="1"/>
-    <w:lsdException w:name="Intense Reference" w:uiPriority="32" w:qFormat="1"/>
-    <w:lsdException w:name="Book Title" w:uiPriority="33" w:qFormat="1"/>
-    <w:lsdException w:name="Bibliography" w:semiHidden="1" w:uiPriority="37" w:unhideWhenUsed="1"/>
-    <w:lsdException w:name="TOC Heading" w:semiHidden="1" w:uiPriority="39" w:unhideWhenUsed="1" w:qFormat="1"/>
-    <w:lsdException w:name="Plain Table 1" w:uiPriority="41"/>
-    <w:lsdException w:name="Plain Table 2" w:uiPriority="42"/>
-    <w:lsdException w:name="Plain Table 3" w:uiPriority="43"/>
-    <w:lsdException w:name="Plain Table 4" w:uiPriority="44"/>
-    <w:lsdException w:name="Plain Table 5" w:uiPriority="45"/>
-    <w:lsdException w:name="Grid Table Light" w:uiPriority="40"/>
-    <w:lsdException w:name="Grid Table 1 Light" w:uiPriority="46"/>
-    <w:lsdException w:name="Grid Table 2" w:uiPriority="47"/>
-    <w:lsdException w:name="Grid Table 3" w:uiPriority="48"/>
-    <w:lsdException w:name="Grid Table 4" w:uiPriority="49"/>
-    <w:lsdException w:name="Grid Table 5 Dark" w:uiPriority="50"/>
-    <w:lsdException w:name="Grid Table 6 Colorful" w:uiPriority="51"/>
-    <w:lsdException w:name="Grid Table 7 Colorful" w:uiPriority="52"/>
-    <w:lsdException w:name="Grid Table 1 Light Accent 1" w:uiPriority="46"/>
-    <w:lsdException w:name="Grid Table 2 Accent 1" w:uiPriority="47"/>
-    <w:lsdException w:name="Grid Table 3 Accent 1" w:uiPriority="48"/>
-    <w:lsdException w:name="Grid Table 4 Accent 1" w:uiPriority="49"/>
-    <w:lsdException w:name="Grid Table 5 Dark Accent 1" w:uiPriority="50"/>
-    <w:lsdException w:name="Grid Table 6 Colorful Accent 1" w:uiPriority="51"/>
-    <w:lsdException w:name="Grid Table 7 Colorful Accent 1" w:uiPriority="52"/>
-    <w:lsdException w:name="Grid Table 1 Light Accent 2" w:uiPriority="46"/>
-    <w:lsdException w:name="Grid Table 2 Accent 2" w:uiPriority="47"/>
-    <w:lsdException w:name="Grid Table 3 Accent 2" w:uiPriority="48"/>
-    <w:lsdException w:name="Grid Table 4 Accent 2" w:uiPriority="49"/>
-    <w:lsdException w:name="Grid Table 5 Dark Accent 2" w:uiPriority="50"/>
-    <w:lsdException w:name="Grid Table 6 Colorful Accent 2" w:uiPriority="51"/>
-    <w:lsdException w:name="Grid Table 7 Colorful Accent 2" w:uiPriority="52"/>
-    <w:lsdException w:name="Grid Table 1 Light Accent 3" w:uiPriority="46"/>
-    <w:lsdException w:name="Grid Table 2 Accent 3" w:uiPriority="47"/>
-    <w:lsdException w:name="Grid Table 3 Accent 3" w:uiPriority="48"/>
-    <w:lsdException w:name="Grid Table 4 Accent 3" w:uiPriority="49"/>
-    <w:lsdException w:name="Grid Table 5 Dark Accent 3" w:uiPriority="50"/>
-    <w:lsdException w:name="Grid Table 6 Colorful Accent 3" w:uiPriority="51"/>
-    <w:lsdException w:name="Grid Table 7 Colorful Accent 3" w:uiPriority="52"/>
-    <w:lsdException w:name="Grid Table 1 Light Accent 4" w:uiPriority="46"/>
-    <w:lsdException w:name="Grid Table 2 Accent 4" w:uiPriority="47"/>
-    <w:lsdException w:name="Grid Table 3 Accent 4" w:uiPriority="48"/>
-    <w:lsdException w:name="Grid Table 4 Accent 4" w:uiPriority="49"/>
-    <w:lsdException w:name="Grid Table 5 Dark Accent 4" w:uiPriority="50"/>
-    <w:lsdException w:name="Grid Table 6 Colorful Accent 4" w:uiPriority="51"/>
-    <w:lsdException w:name="Grid Table 7 Colorful Accent 4" w:uiPriority="52"/>
-    <w:lsdException w:name="Grid Table 1 Light Accent 5" w:uiPriority="46"/>
-    <w:lsdException w:name="Grid Table 2 Accent 5" w:uiPriority="47"/>
-    <w:lsdException w:name="Grid Table 3 Accent 5" w:uiPriority="48"/>
-    <w:lsdException w:name="Grid Table 4 Accent 5" w:uiPriority="49"/>
-    <w:lsdException w:name="Grid Table 5 Dark Accent 5" w:uiPriority="50"/>
-    <w:lsdException w:name="Grid Table 6 Colorful Accent 5" w:uiPriority="51"/>
-    <w:lsdException w:name="Grid Table 7 Colorful Accent 5" w:uiPriority="52"/>
-    <w:lsdException w:name="Grid Table 1 Light Accent 6" w:uiPriority="46"/>
-    <w:lsdException w:name="Grid Table 2 Accent 6" w:uiPriority="47"/>
-    <w:lsdException w:name="Grid Table 3 Accent 6" w:uiPriority="48"/>
-    <w:lsdException w:name="Grid Table 4 Accent 6" w:uiPriority="49"/>
-    <w:lsdException w:name="Grid Table 5 Dark Accent 6" w:uiPriority="50"/>
-    <w:lsdException w:name="Grid Table 6 Colorful Accent 6" w:uiPriority="51"/>
-    <w:lsdException w:name="Grid Table 7 Colorful Accent 6" w:uiPriority="52"/>
-    <w:lsdException w:name="List Table 1 Light" w:uiPriority="46"/>
-    <w:lsdException w:name="List Table 2" w:uiPriority="47"/>
-    <w:lsdException w:name="List Table 3" w:uiPriority="48"/>
-    <w:lsdException w:name="List Table 4" w:uiPriority="49"/>
-    <w:lsdException w:name="List Table 5 Dark" w:uiPriority="50"/>
-    <w:lsdException w:name="List Table 6 Colorful" w:uiPriority="51"/>
-    <w:lsdException w:name="List Table 7 Colorful" w:uiPriority="52"/>
-    <w:lsdException w:name="List Table 1 Light Accent 1" w:uiPriority="46"/>
-    <w:lsdException w:name="List Table 2 Accent 1" w:uiPriority="47"/>
-    <w:lsdException w:name="List Table 3 Accent 1" w:uiPriority="48"/>
-    <w:lsdException w:name="List Table 4 Accent 1" w:uiPriority="49"/>
-    <w:lsdException w:name="List Table 5 Dark Accent 1" w:uiPriority="50"/>
-    <w:lsdException w:name="List Table 6 Colorful Accent 1" w:uiPriority="51"/>
-    <w:lsdException w:name="List Table 7 Colorful Accent 1" w:uiPriority="52"/>
-    <w:lsdException w:name="List Table 1 Light Accent 2" w:uiPriority="46"/>
-    <w:lsdException w:name="List Table 2 Accent 2" w:uiPriority="47"/>
-    <w:lsdException w:name="List Table 3 Accent 2" w:uiPriority="48"/>
-    <w:lsdException w:name="List Table 4 Accent 2" w:uiPriority="49"/>
-    <w:lsdException w:name="List Table 5 Dark Accent 2" w:uiPriority="50"/>
-    <w:lsdException w:name="List Table 6 Colorful Accent 2" w:uiPriority="51"/>
-    <w:lsdException w:name="List Table 7 Colorful Accent 2" w:uiPriority="52"/>
-    <w:lsdException w:name="List Table 1 Light Accent 3" w:uiPriority="46"/>
-    <w:lsdException w:name="List Table 2 Accent 3" w:uiPriority="47"/>
-    <w:lsdException w:name="List Table 3 Accent 3" w:uiPriority="48"/>
-    <w:lsdException w:name="List Table 4 Accent 3" w:uiPriority="49"/>
-    <w:lsdException w:name="List Table 5 Dark Accent 3" w:uiPriority="50"/>
-    <w:lsdException w:name="List Table 6 Colorful Accent 3" w:uiPriority="51"/>
-    <w:lsdException w:name="List Table 7 Colorful Accent 3" w:uiPriority="52"/>
-    <w:lsdException w:name="List Table 1 Light Accent 4" w:uiPriority="46"/>
-    <w:lsdException w:name="List Table 2 Accent 4" w:uiPriority="47"/>
-    <w:lsdException w:name="List Table 3 Accent 4" w:uiPriority="48"/>
-    <w:lsdException w:name="List Table 4 Accent 4" w:uiPriority="49"/>
-    <w:lsdException w:name="List Table 5 Dark Accent 4" w:uiPriority="50"/>
-    <w:lsdException w:name="List Table 6 Colorful Accent 4" w:uiPriority="51"/>
-    <w:lsdException w:name="List Table 7 Colorful Accent 4" w:uiPriority="52"/>
-    <w:lsdException w:name="List Table 1 Light Accent 5" w:uiPriority="46"/>
-    <w:lsdException w:name="List Table 2 Accent 5" w:uiPriority="47"/>
-    <w:lsdException w:name="List Table 3 Accent 5" w:uiPriority="48"/>
-    <w:lsdException w:name="List Table 4 Accent 5" w:uiPriority="49"/>
-    <w:lsdException w:name="List Table 5 Dark Accent 5" w:uiPriority="50"/>
-    <w:lsdException w:name="List Table 6 Colorful Accent 5" w:uiPriority="51"/>
-    <w:lsdException w:name="List Table 7 Colorful Accent 5" w:uiPriority="52"/>
-    <w:lsdException w:name="List Table 1 Light Accent 6" w:uiPriority="46"/>
-    <w:lsdException w:name="List Table 2 Accent 6" w:uiPriority="47"/>
-    <w:lsdException w:name="List Table 3 Accent 6" w:uiPriority="48"/>
-    <w:lsdException w:name="List Table 4 Accent 6" w:uiPriority="49"/>
-    <w:lsdException w:name="List Table 5 Dark Accent 6" w:uiPriority="50"/>
-    <w:lsdException w:name="List Table 6 Colorful Accent 6" w:uiPriority="51"/>
-    <w:lsdException w:name="List Table 7 Colorful Accent 6" w:uiPriority="52"/>
+  <w:latentStyles w:defLockedState="0" w:defUIPriority="99" w:defSemiHidden="1" w:defUnhideWhenUsed="1" w:defQFormat="0" w:count="267">
+    <w:lsdException w:name="Normal" w:semiHidden="0" w:uiPriority="0" w:unhideWhenUsed="0" w:qFormat="1"/>
+    <w:lsdException w:name="heading 1" w:semiHidden="0" w:uiPriority="9" w:unhideWhenUsed="0" w:qFormat="1"/>
+    <w:lsdException w:name="heading 2" w:uiPriority="9" w:qFormat="1"/>
+    <w:lsdException w:name="heading 3" w:uiPriority="9" w:qFormat="1"/>
+    <w:lsdException w:name="heading 4" w:uiPriority="9" w:qFormat="1"/>
+    <w:lsdException w:name="heading 5" w:uiPriority="9" w:qFormat="1"/>
+    <w:lsdException w:name="heading 6" w:uiPriority="9" w:qFormat="1"/>
+    <w:lsdException w:name="heading 7" w:uiPriority="9" w:qFormat="1"/>
+    <w:lsdException w:name="heading 8" w:uiPriority="9" w:qFormat="1"/>
+    <w:lsdException w:name="heading 9" w:uiPriority="9" w:qFormat="1"/>
+    <w:lsdException w:name="toc 1" w:uiPriority="39"/>
+    <w:lsdException w:name="toc 2" w:uiPriority="39"/>
+    <w:lsdException w:name="toc 3" w:uiPriority="39"/>
+    <w:lsdException w:name="toc 4" w:uiPriority="39"/>
+    <w:lsdException w:name="toc 5" w:uiPriority="39"/>
+    <w:lsdException w:name="toc 6" w:uiPriority="39"/>
+    <w:lsdException w:name="toc 7" w:uiPriority="39"/>
+    <w:lsdException w:name="toc 8" w:uiPriority="39"/>
+    <w:lsdException w:name="toc 9" w:uiPriority="39"/>
+    <w:lsdException w:name="caption" w:uiPriority="35" w:qFormat="1"/>
+    <w:lsdException w:name="Title" w:semiHidden="0" w:uiPriority="10" w:unhideWhenUsed="0" w:qFormat="1"/>
+    <w:lsdException w:name="Default Paragraph Font" w:uiPriority="1"/>
+    <w:lsdException w:name="Subtitle" w:semiHidden="0" w:uiPriority="11" w:unhideWhenUsed="0" w:qFormat="1"/>
+    <w:lsdException w:name="Strong" w:semiHidden="0" w:uiPriority="22" w:unhideWhenUsed="0" w:qFormat="1"/>
+    <w:lsdException w:name="Emphasis" w:semiHidden="0" w:uiPriority="20" w:unhideWhenUsed="0" w:qFormat="1"/>
+    <w:lsdException w:name="Table Grid" w:semiHidden="0" w:uiPriority="59" w:unhideWhenUsed="0"/>
+    <w:lsdException w:name="Placeholder Text" w:unhideWhenUsed="0"/>
+    <w:lsdException w:name="No Spacing" w:semiHidden="0" w:uiPriority="1" w:unhideWhenUsed="0" w:qFormat="1"/>
+    <w:lsdException w:name="Light Shading" w:semiHidden="0" w:uiPriority="60" w:unhideWhenUsed="0"/>
+    <w:lsdException w:name="Light List" w:semiHidden="0" w:uiPriority="61" w:unhideWhenUsed="0"/>
+    <w:lsdException w:name="Light Grid" w:semiHidden="0" w:uiPriority="62" w:unhideWhenUsed="0"/>
+    <w:lsdException w:name="Medium Shading 1" w:semiHidden="0" w:uiPriority="63" w:unhideWhenUsed="0"/>
+    <w:lsdException w:name="Medium Shading 2" w:semiHidden="0" w:uiPriority="64" w:unhideWhenUsed="0"/>
+    <w:lsdException w:name="Medium List 1" w:semiHidden="0" w:uiPriority="65" w:unhideWhenUsed="0"/>
+    <w:lsdException w:name="Medium List 2" w:semiHidden="0" w:uiPriority="66" w:unhideWhenUsed="0"/>
+    <w:lsdException w:name="Medium Grid 1" w:semiHidden="0" w:uiPriority="67" w:unhideWhenUsed="0"/>
+    <w:lsdException w:name="Medium Grid 2" w:semiHidden="0" w:uiPriority="68" w:unhideWhenUsed="0"/>
+    <w:lsdException w:name="Medium Grid 3" w:semiHidden="0" w:uiPriority="69" w:unhideWhenUsed="0"/>
+    <w:lsdException w:name="Dark List" w:semiHidden="0" w:uiPriority="70" w:unhideWhenUsed="0"/>
+    <w:lsdException w:name="Colorful Shading" w:semiHidden="0" w:uiPriority="71" w:unhideWhenUsed="0"/>
+    <w:lsdException w:name="Colorful List" w:semiHidden="0" w:uiPriority="72" w:unhideWhenUsed="0"/>
+    <w:lsdException w:name="Colorful Grid" w:semiHidden="0" w:uiPriority="73" w:unhideWhenUsed="0"/>
+    <w:lsdException w:name="Light Shading Accent 1" w:semiHidden="0" w:uiPriority="60" w:unhideWhenUsed="0"/>
+    <w:lsdException w:name="Light List Accent 1" w:semiHidden="0" w:uiPriority="61" w:unhideWhenUsed="0"/>
+    <w:lsdException w:name="Light Grid Accent 1" w:semiHidden="0" w:uiPriority="62" w:unhideWhenUsed="0"/>
+    <w:lsdException w:name="Medium Shading 1 Accent 1" w:semiHidden="0" w:uiPriority="63" w:unhideWhenUsed="0"/>
+    <w:lsdException w:name="Medium Shading 2 Accent 1" w:semiHidden="0" w:uiPriority="64" w:unhideWhenUsed="0"/>
+    <w:lsdException w:name="Medium List 1 Accent 1" w:semiHidden="0" w:uiPriority="65" w:unhideWhenUsed="0"/>
+    <w:lsdException w:name="Revision" w:unhideWhenUsed="0"/>
+    <w:lsdException w:name="List Paragraph" w:semiHidden="0" w:uiPriority="34" w:unhideWhenUsed="0" w:qFormat="1"/>
+    <w:lsdException w:name="Quote" w:semiHidden="0" w:uiPriority="29" w:unhideWhenUsed="0" w:qFormat="1"/>
+    <w:lsdException w:name="Intense Quote" w:semiHidden="0" w:uiPriority="30" w:unhideWhenUsed="0" w:qFormat="1"/>
+    <w:lsdException w:name="Medium List 2 Accent 1" w:semiHidden="0" w:uiPriority="66" w:unhideWhenUsed="0"/>
+    <w:lsdException w:name="Medium Grid 1 Accent 1" w:semiHidden="0" w:uiPriority="67" w:unhideWhenUsed="0"/>
+    <w:lsdException w:name="Medium Grid 2 Accent 1" w:semiHidden="0" w:uiPriority="68" w:unhideWhenUsed="0"/>
+    <w:lsdException w:name="Medium Grid 3 Accent 1" w:semiHidden="0" w:uiPriority="69" w:unhideWhenUsed="0"/>
+    <w:lsdException w:name="Dark List Accent 1" w:semiHidden="0" w:uiPriority="70" w:unhideWhenUsed="0"/>
+    <w:lsdException w:name="Colorful Shading Accent 1" w:semiHidden="0" w:uiPriority="71" w:unhideWhenUsed="0"/>
+    <w:lsdException w:name="Colorful List Accent 1" w:semiHidden="0" w:uiPriority="72" w:unhideWhenUsed="0"/>
+    <w:lsdException w:name="Colorful Grid Accent 1" w:semiHidden="0" w:uiPriority="73" w:unhideWhenUsed="0"/>
+    <w:lsdException w:name="Light Shading Accent 2" w:semiHidden="0" w:uiPriority="60" w:unhideWhenUsed="0"/>
+    <w:lsdException w:name="Light List Accent 2" w:semiHidden="0" w:uiPriority="61" w:unhideWhenUsed="0"/>
+    <w:lsdException w:name="Light Grid Accent 2" w:semiHidden="0" w:uiPriority="62" w:unhideWhenUsed="0"/>
+    <w:lsdException w:name="Medium Shading 1 Accent 2" w:semiHidden="0" w:uiPriority="63" w:unhideWhenUsed="0"/>
+    <w:lsdException w:name="Medium Shading 2 Accent 2" w:semiHidden="0" w:uiPriority="64" w:unhideWhenUsed="0"/>
+    <w:lsdException w:name="Medium List 1 Accent 2" w:semiHidden="0" w:uiPriority="65" w:unhideWhenUsed="0"/>
+    <w:lsdException w:name="Medium List 2 Accent 2" w:semiHidden="0" w:uiPriority="66" w:unhideWhenUsed="0"/>
+    <w:lsdException w:name="Medium Grid 1 Accent 2" w:semiHidden="0" w:uiPriority="67" w:unhideWhenUsed="0"/>
+    <w:lsdException w:name="Medium Grid 2 Accent 2" w:semiHidden="0" w:uiPriority="68" w:unhideWhenUsed="0"/>
+    <w:lsdException w:name="Medium Grid 3 Accent 2" w:semiHidden="0" w:uiPriority="69" w:unhideWhenUsed="0"/>
+    <w:lsdException w:name="Dark List Accent 2" w:semiHidden="0" w:uiPriority="70" w:unhideWhenUsed="0"/>
+    <w:lsdException w:name="Colorful Shading Accent 2" w:semiHidden="0" w:uiPriority="71" w:unhideWhenUsed="0"/>
+    <w:lsdException w:name="Colorful List Accent 2" w:semiHidden="0" w:uiPriority="72" w:unhideWhenUsed="0"/>
+    <w:lsdException w:name="Colorful Grid Accent 2" w:semiHidden="0" w:uiPriority="73" w:unhideWhenUsed="0"/>
+    <w:lsdException w:name="Light Shading Accent 3" w:semiHidden="0" w:uiPriority="60" w:unhideWhenUsed="0"/>
+    <w:lsdException w:name="Light List Accent 3" w:semiHidden="0" w:uiPriority="61" w:unhideWhenUsed="0"/>
+    <w:lsdException w:name="Light Grid Accent 3" w:semiHidden="0" w:uiPriority="62" w:unhideWhenUsed="0"/>
+    <w:lsdException w:name="Medium Shading 1 Accent 3" w:semiHidden="0" w:uiPriority="63" w:unhideWhenUsed="0"/>
+    <w:lsdException w:name="Medium Shading 2 Accent 3" w:semiHidden="0" w:uiPriority="64" w:unhideWhenUsed="0"/>
+    <w:lsdException w:name="Medium List 1 Accent 3" w:semiHidden="0" w:uiPriority="65" w:unhideWhenUsed="0"/>
+    <w:lsdException w:name="Medium List 2 Accent 3" w:semiHidden="0" w:uiPriority="66" w:unhideWhenUsed="0"/>
+    <w:lsdException w:name="Medium Grid 1 Accent 3" w:semiHidden="0" w:uiPriority="67" w:unhideWhenUsed="0"/>
+    <w:lsdException w:name="Medium Grid 2 Accent 3" w:semiHidden="0" w:uiPriority="68" w:unhideWhenUsed="0"/>
+    <w:lsdException w:name="Medium Grid 3 Accent 3" w:semiHidden="0" w:uiPriority="69" w:unhideWhenUsed="0"/>
+    <w:lsdException w:name="Dark List Accent 3" w:semiHidden="0" w:uiPriority="70" w:unhideWhenUsed="0"/>
+    <w:lsdException w:name="Colorful Shading Accent 3" w:semiHidden="0" w:uiPriority="71" w:unhideWhenUsed="0"/>
+    <w:lsdException w:name="Colorful List Accent 3" w:semiHidden="0" w:uiPriority="72" w:unhideWhenUsed="0"/>
+    <w:lsdException w:name="Colorful Grid Accent 3" w:semiHidden="0" w:uiPriority="73" w:unhideWhenUsed="0"/>
+    <w:lsdException w:name="Light Shading Accent 4" w:semiHidden="0" w:uiPriority="60" w:unhideWhenUsed="0"/>
+    <w:lsdException w:name="Light List Accent 4" w:semiHidden="0" w:uiPriority="61" w:unhideWhenUsed="0"/>
+    <w:lsdException w:name="Light Grid Accent 4" w:semiHidden="0" w:uiPriority="62" w:unhideWhenUsed="0"/>
+    <w:lsdException w:name="Medium Shading 1 Accent 4" w:semiHidden="0" w:uiPriority="63" w:unhideWhenUsed="0"/>
+    <w:lsdException w:name="Medium Shading 2 Accent 4" w:semiHidden="0" w:uiPriority="64" w:unhideWhenUsed="0"/>
+    <w:lsdException w:name="Medium List 1 Accent 4" w:semiHidden="0" w:uiPriority="65" w:unhideWhenUsed="0"/>
+    <w:lsdException w:name="Medium List 2 Accent 4" w:semiHidden="0" w:uiPriority="66" w:unhideWhenUsed="0"/>
+    <w:lsdException w:name="Medium Grid 1 Accent 4" w:semiHidden="0" w:uiPriority="67" w:unhideWhenUsed="0"/>
+    <w:lsdException w:name="Medium Grid 2 Accent 4" w:semiHidden="0" w:uiPriority="68" w:unhideWhenUsed="0"/>
+    <w:lsdException w:name="Medium Grid 3 Accent 4" w:semiHidden="0" w:uiPriority="69" w:unhideWhenUsed="0"/>
+    <w:lsdException w:name="Dark List Accent 4" w:semiHidden="0" w:uiPriority="70" w:unhideWhenUsed="0"/>
+    <w:lsdException w:name="Colorful Shading Accent 4" w:semiHidden="0" w:uiPriority="71" w:unhideWhenUsed="0"/>
+    <w:lsdException w:name="Colorful List Accent 4" w:semiHidden="0" w:uiPriority="72" w:unhideWhenUsed="0"/>
+    <w:lsdException w:name="Colorful Grid Accent 4" w:semiHidden="0" w:uiPriority="73" w:unhideWhenUsed="0"/>
+    <w:lsdException w:name="Light Shading Accent 5" w:semiHidden="0" w:uiPriority="60" w:unhideWhenUsed="0"/>
+    <w:lsdException w:name="Light List Accent 5" w:semiHidden="0" w:uiPriority="61" w:unhideWhenUsed="0"/>
+    <w:lsdException w:name="Light Grid Accent 5" w:semiHidden="0" w:uiPriority="62" w:unhideWhenUsed="0"/>
+    <w:lsdException w:name="Medium Shading 1 Accent 5" w:semiHidden="0" w:uiPriority="63" w:unhideWhenUsed="0"/>
+    <w:lsdException w:name="Medium Shading 2 Accent 5" w:semiHidden="0" w:uiPriority="64" w:unhideWhenUsed="0"/>
+    <w:lsdException w:name="Medium List 1 Accent 5" w:semiHidden="0" w:uiPriority="65" w:unhideWhenUsed="0"/>
+    <w:lsdException w:name="Medium List 2 Accent 5" w:semiHidden="0" w:uiPriority="66" w:unhideWhenUsed="0"/>
+    <w:lsdException w:name="Medium Grid 1 Accent 5" w:semiHidden="0" w:uiPriority="67" w:unhideWhenUsed="0"/>
+    <w:lsdException w:name="Medium Grid 2 Accent 5" w:semiHidden="0" w:uiPriority="68" w:unhideWhenUsed="0"/>
+    <w:lsdException w:name="Medium Grid 3 Accent 5" w:semiHidden="0" w:uiPriority="69" w:unhideWhenUsed="0"/>
+    <w:lsdException w:name="Dark List Accent 5" w:semiHidden="0" w:uiPriority="70" w:unhideWhenUsed="0"/>
+    <w:lsdException w:name="Colorful Shading Accent 5" w:semiHidden="0" w:uiPriority="71" w:unhideWhenUsed="0"/>
+    <w:lsdException w:name="Colorful List Accent 5" w:semiHidden="0" w:uiPriority="72" w:unhideWhenUsed="0"/>
+    <w:lsdException w:name="Colorful Grid Accent 5" w:semiHidden="0" w:uiPriority="73" w:unhideWhenUsed="0"/>
+    <w:lsdException w:name="Light Shading Accent 6" w:semiHidden="0" w:uiPriority="60" w:unhideWhenUsed="0"/>
+    <w:lsdException w:name="Light List Accent 6" w:semiHidden="0" w:uiPriority="61" w:unhideWhenUsed="0"/>
+    <w:lsdException w:name="Light Grid Accent 6" w:semiHidden="0" w:uiPriority="62" w:unhideWhenUsed="0"/>
+    <w:lsdException w:name="Medium Shading 1 Accent 6" w:semiHidden="0" w:uiPriority="63" w:unhideWhenUsed="0"/>
+    <w:lsdException w:name="Medium Shading 2 Accent 6" w:semiHidden="0" w:uiPriority="64" w:unhideWhenUsed="0"/>
+    <w:lsdException w:name="Medium List 1 Accent 6" w:semiHidden="0" w:uiPriority="65" w:unhideWhenUsed="0"/>
+    <w:lsdException w:name="Medium List 2 Accent 6" w:semiHidden="0" w:uiPriority="66" w:unhideWhenUsed="0"/>
+    <w:lsdException w:name="Medium Grid 1 Accent 6" w:semiHidden="0" w:uiPriority="67" w:unhideWhenUsed="0"/>
+    <w:lsdException w:name="Medium Grid 2 Accent 6" w:semiHidden="0" w:uiPriority="68" w:unhideWhenUsed="0"/>
+    <w:lsdException w:name="Medium Grid 3 Accent 6" w:semiHidden="0" w:uiPriority="69" w:unhideWhenUsed="0"/>
+    <w:lsdException w:name="Dark List Accent 6" w:semiHidden="0" w:uiPriority="70" w:unhideWhenUsed="0"/>
+    <w:lsdException w:name="Colorful Shading Accent 6" w:semiHidden="0" w:uiPriority="71" w:unhideWhenUsed="0"/>
+    <w:lsdException w:name="Colorful List Accent 6" w:semiHidden="0" w:uiPriority="72" w:unhideWhenUsed="0"/>
+    <w:lsdException w:name="Colorful Grid Accent 6" w:semiHidden="0" w:uiPriority="73" w:unhideWhenUsed="0"/>
+    <w:lsdException w:name="Subtle Emphasis" w:semiHidden="0" w:uiPriority="19" w:unhideWhenUsed="0" w:qFormat="1"/>
+    <w:lsdException w:name="Intense Emphasis" w:semiHidden="0" w:uiPriority="21" w:unhideWhenUsed="0" w:qFormat="1"/>
+    <w:lsdException w:name="Subtle Reference" w:semiHidden="0" w:uiPriority="31" w:unhideWhenUsed="0" w:qFormat="1"/>
+    <w:lsdException w:name="Intense Reference" w:semiHidden="0" w:uiPriority="32" w:unhideWhenUsed="0" w:qFormat="1"/>
+    <w:lsdException w:name="Book Title" w:semiHidden="0" w:uiPriority="33" w:unhideWhenUsed="0" w:qFormat="1"/>
+    <w:lsdException w:name="Bibliography" w:uiPriority="37"/>
+    <w:lsdException w:name="TOC Heading" w:uiPriority="39" w:qFormat="1"/>
   </w:latentStyles>
-  <w:style w:type="paragraph" w:default="1" w:styleId="a">
+  <w:style w:type="paragraph" w:default="1" w:styleId="Normal">
     <w:name w:val="Normal"/>
     <w:qFormat/>
     <w:rsid w:val="009B35DD"/>
@@ -8698,11 +6664,11 @@
       <w:widowControl w:val="0"/>
     </w:pPr>
   </w:style>
-  <w:style w:type="paragraph" w:styleId="1">
+  <w:style w:type="paragraph" w:styleId="Heading1">
     <w:name w:val="heading 1"/>
-    <w:basedOn w:val="a"/>
-    <w:next w:val="a"/>
-    <w:link w:val="10"/>
+    <w:basedOn w:val="Normal"/>
+    <w:next w:val="Normal"/>
+    <w:link w:val="Heading1Char"/>
     <w:uiPriority w:val="9"/>
     <w:qFormat/>
     <w:rsid w:val="004B1D72"/>
@@ -8720,11 +6686,11 @@
       <w:szCs w:val="44"/>
     </w:rPr>
   </w:style>
-  <w:style w:type="paragraph" w:styleId="2">
+  <w:style w:type="paragraph" w:styleId="Heading2">
     <w:name w:val="heading 2"/>
-    <w:basedOn w:val="a"/>
-    <w:next w:val="a"/>
-    <w:link w:val="20"/>
+    <w:basedOn w:val="Normal"/>
+    <w:next w:val="Normal"/>
+    <w:link w:val="Heading2Char"/>
     <w:uiPriority w:val="9"/>
     <w:unhideWhenUsed/>
     <w:qFormat/>
@@ -8746,11 +6712,11 @@
       <w:szCs w:val="32"/>
     </w:rPr>
   </w:style>
-  <w:style w:type="paragraph" w:styleId="3">
+  <w:style w:type="paragraph" w:styleId="Heading3">
     <w:name w:val="heading 3"/>
-    <w:basedOn w:val="a"/>
-    <w:next w:val="a"/>
-    <w:link w:val="30"/>
+    <w:basedOn w:val="Normal"/>
+    <w:next w:val="Normal"/>
+    <w:link w:val="Heading3Char"/>
     <w:uiPriority w:val="9"/>
     <w:unhideWhenUsed/>
     <w:qFormat/>
@@ -8771,11 +6737,11 @@
       <w:szCs w:val="32"/>
     </w:rPr>
   </w:style>
-  <w:style w:type="paragraph" w:styleId="4">
+  <w:style w:type="paragraph" w:styleId="Heading4">
     <w:name w:val="heading 4"/>
-    <w:basedOn w:val="a"/>
-    <w:next w:val="a"/>
-    <w:link w:val="40"/>
+    <w:basedOn w:val="Normal"/>
+    <w:next w:val="Normal"/>
+    <w:link w:val="Heading4Char"/>
     <w:uiPriority w:val="9"/>
     <w:unhideWhenUsed/>
     <w:qFormat/>
@@ -8794,17 +6760,18 @@
       <w:szCs w:val="28"/>
     </w:rPr>
   </w:style>
-  <w:style w:type="character" w:default="1" w:styleId="a0">
+  <w:style w:type="character" w:default="1" w:styleId="DefaultParagraphFont">
     <w:name w:val="Default Paragraph Font"/>
     <w:uiPriority w:val="1"/>
     <w:semiHidden/>
     <w:unhideWhenUsed/>
   </w:style>
-  <w:style w:type="table" w:default="1" w:styleId="a1">
+  <w:style w:type="table" w:default="1" w:styleId="TableNormal">
     <w:name w:val="Normal Table"/>
     <w:uiPriority w:val="99"/>
     <w:semiHidden/>
     <w:unhideWhenUsed/>
+    <w:qFormat/>
     <w:tblPr>
       <w:tblInd w:w="0" w:type="dxa"/>
       <w:tblCellMar>
@@ -8815,16 +6782,16 @@
       </w:tblCellMar>
     </w:tblPr>
   </w:style>
-  <w:style w:type="numbering" w:default="1" w:styleId="a2">
+  <w:style w:type="numbering" w:default="1" w:styleId="NoList">
     <w:name w:val="No List"/>
     <w:uiPriority w:val="99"/>
     <w:semiHidden/>
     <w:unhideWhenUsed/>
   </w:style>
-  <w:style w:type="paragraph" w:styleId="a3">
+  <w:style w:type="paragraph" w:styleId="Header">
     <w:name w:val="header"/>
-    <w:basedOn w:val="a"/>
-    <w:link w:val="a4"/>
+    <w:basedOn w:val="Normal"/>
+    <w:link w:val="HeaderChar"/>
     <w:uiPriority w:val="99"/>
     <w:unhideWhenUsed/>
     <w:rsid w:val="00210B6B"/>
@@ -8844,10 +6811,10 @@
       <w:szCs w:val="18"/>
     </w:rPr>
   </w:style>
-  <w:style w:type="character" w:customStyle="1" w:styleId="a4">
-    <w:name w:val="页眉 字符"/>
-    <w:basedOn w:val="a0"/>
-    <w:link w:val="a3"/>
+  <w:style w:type="character" w:customStyle="1" w:styleId="HeaderChar">
+    <w:name w:val="Header Char"/>
+    <w:basedOn w:val="DefaultParagraphFont"/>
+    <w:link w:val="Header"/>
     <w:uiPriority w:val="99"/>
     <w:rsid w:val="00210B6B"/>
     <w:rPr>
@@ -8855,10 +6822,10 @@
       <w:szCs w:val="18"/>
     </w:rPr>
   </w:style>
-  <w:style w:type="paragraph" w:styleId="a5">
+  <w:style w:type="paragraph" w:styleId="Footer">
     <w:name w:val="footer"/>
-    <w:basedOn w:val="a"/>
-    <w:link w:val="a6"/>
+    <w:basedOn w:val="Normal"/>
+    <w:link w:val="FooterChar"/>
     <w:uiPriority w:val="99"/>
     <w:unhideWhenUsed/>
     <w:rsid w:val="00210B6B"/>
@@ -8875,10 +6842,10 @@
       <w:szCs w:val="18"/>
     </w:rPr>
   </w:style>
-  <w:style w:type="character" w:customStyle="1" w:styleId="a6">
-    <w:name w:val="页脚 字符"/>
-    <w:basedOn w:val="a0"/>
-    <w:link w:val="a5"/>
+  <w:style w:type="character" w:customStyle="1" w:styleId="FooterChar">
+    <w:name w:val="Footer Char"/>
+    <w:basedOn w:val="DefaultParagraphFont"/>
+    <w:link w:val="Footer"/>
     <w:uiPriority w:val="99"/>
     <w:rsid w:val="00210B6B"/>
     <w:rPr>
@@ -8886,10 +6853,10 @@
       <w:szCs w:val="18"/>
     </w:rPr>
   </w:style>
-  <w:style w:type="character" w:customStyle="1" w:styleId="10">
-    <w:name w:val="标题 1 字符"/>
-    <w:basedOn w:val="a0"/>
-    <w:link w:val="1"/>
+  <w:style w:type="character" w:customStyle="1" w:styleId="Heading1Char">
+    <w:name w:val="Heading 1 Char"/>
+    <w:basedOn w:val="DefaultParagraphFont"/>
+    <w:link w:val="Heading1"/>
     <w:uiPriority w:val="9"/>
     <w:rsid w:val="004B1D72"/>
     <w:rPr>
@@ -8900,10 +6867,10 @@
       <w:szCs w:val="44"/>
     </w:rPr>
   </w:style>
-  <w:style w:type="character" w:customStyle="1" w:styleId="20">
-    <w:name w:val="标题 2 字符"/>
-    <w:basedOn w:val="a0"/>
-    <w:link w:val="2"/>
+  <w:style w:type="character" w:customStyle="1" w:styleId="Heading2Char">
+    <w:name w:val="Heading 2 Char"/>
+    <w:basedOn w:val="DefaultParagraphFont"/>
+    <w:link w:val="Heading2"/>
     <w:uiPriority w:val="9"/>
     <w:rsid w:val="004B1D72"/>
     <w:rPr>
@@ -8914,10 +6881,10 @@
       <w:szCs w:val="32"/>
     </w:rPr>
   </w:style>
-  <w:style w:type="character" w:customStyle="1" w:styleId="30">
-    <w:name w:val="标题 3 字符"/>
-    <w:basedOn w:val="a0"/>
-    <w:link w:val="3"/>
+  <w:style w:type="character" w:customStyle="1" w:styleId="Heading3Char">
+    <w:name w:val="Heading 3 Char"/>
+    <w:basedOn w:val="DefaultParagraphFont"/>
+    <w:link w:val="Heading3"/>
     <w:uiPriority w:val="9"/>
     <w:rsid w:val="004B1D72"/>
     <w:rPr>
@@ -8927,10 +6894,10 @@
       <w:szCs w:val="32"/>
     </w:rPr>
   </w:style>
-  <w:style w:type="character" w:customStyle="1" w:styleId="40">
-    <w:name w:val="标题 4 字符"/>
-    <w:basedOn w:val="a0"/>
-    <w:link w:val="4"/>
+  <w:style w:type="character" w:customStyle="1" w:styleId="Heading4Char">
+    <w:name w:val="Heading 4 Char"/>
+    <w:basedOn w:val="DefaultParagraphFont"/>
+    <w:link w:val="Heading4"/>
     <w:uiPriority w:val="9"/>
     <w:rsid w:val="004B1D72"/>
     <w:rPr>
@@ -8941,10 +6908,10 @@
       <w:szCs w:val="28"/>
     </w:rPr>
   </w:style>
-  <w:style w:type="paragraph" w:styleId="a7">
+  <w:style w:type="paragraph" w:styleId="DocumentMap">
     <w:name w:val="Document Map"/>
-    <w:basedOn w:val="a"/>
-    <w:link w:val="a8"/>
+    <w:basedOn w:val="Normal"/>
+    <w:link w:val="DocumentMapChar"/>
     <w:uiPriority w:val="99"/>
     <w:semiHidden/>
     <w:unhideWhenUsed/>
@@ -8955,10 +6922,10 @@
       <w:szCs w:val="16"/>
     </w:rPr>
   </w:style>
-  <w:style w:type="character" w:customStyle="1" w:styleId="a8">
-    <w:name w:val="文档结构图 字符"/>
-    <w:basedOn w:val="a0"/>
-    <w:link w:val="a7"/>
+  <w:style w:type="character" w:customStyle="1" w:styleId="DocumentMapChar">
+    <w:name w:val="Document Map Char"/>
+    <w:basedOn w:val="DefaultParagraphFont"/>
+    <w:link w:val="DocumentMap"/>
     <w:uiPriority w:val="99"/>
     <w:semiHidden/>
     <w:rsid w:val="004B1D72"/>
@@ -8968,12 +6935,13 @@
       <w:szCs w:val="16"/>
     </w:rPr>
   </w:style>
-  <w:style w:type="table" w:styleId="a9">
+  <w:style w:type="table" w:styleId="TableGrid">
     <w:name w:val="Table Grid"/>
-    <w:basedOn w:val="a1"/>
+    <w:basedOn w:val="TableNormal"/>
     <w:uiPriority w:val="59"/>
     <w:rsid w:val="00FD27D2"/>
     <w:tblPr>
+      <w:tblInd w:w="0" w:type="dxa"/>
       <w:tblBorders>
         <w:top w:val="single" w:sz="4" w:space="0" w:color="000000" w:themeColor="text1"/>
         <w:left w:val="single" w:sz="4" w:space="0" w:color="000000" w:themeColor="text1"/>
@@ -8982,11 +6950,17 @@
         <w:insideH w:val="single" w:sz="4" w:space="0" w:color="000000" w:themeColor="text1"/>
         <w:insideV w:val="single" w:sz="4" w:space="0" w:color="000000" w:themeColor="text1"/>
       </w:tblBorders>
+      <w:tblCellMar>
+        <w:top w:w="0" w:type="dxa"/>
+        <w:left w:w="108" w:type="dxa"/>
+        <w:bottom w:w="0" w:type="dxa"/>
+        <w:right w:w="108" w:type="dxa"/>
+      </w:tblCellMar>
     </w:tblPr>
   </w:style>
-  <w:style w:type="paragraph" w:styleId="aa">
+  <w:style w:type="paragraph" w:styleId="ListParagraph">
     <w:name w:val="List Paragraph"/>
-    <w:basedOn w:val="a"/>
+    <w:basedOn w:val="Normal"/>
     <w:uiPriority w:val="34"/>
     <w:qFormat/>
     <w:rsid w:val="006E7F0B"/>
@@ -8994,11 +6968,11 @@
       <w:ind w:firstLineChars="200" w:firstLine="420"/>
     </w:pPr>
   </w:style>
-  <w:style w:type="paragraph" w:styleId="ab">
+  <w:style w:type="paragraph" w:styleId="Title">
     <w:name w:val="Title"/>
-    <w:basedOn w:val="a"/>
-    <w:next w:val="a"/>
-    <w:link w:val="ac"/>
+    <w:basedOn w:val="Normal"/>
+    <w:next w:val="Normal"/>
+    <w:link w:val="TitleChar"/>
     <w:uiPriority w:val="10"/>
     <w:qFormat/>
     <w:rsid w:val="002B0E83"/>
@@ -9015,10 +6989,10 @@
       <w:szCs w:val="32"/>
     </w:rPr>
   </w:style>
-  <w:style w:type="character" w:customStyle="1" w:styleId="ac">
-    <w:name w:val="标题 字符"/>
-    <w:basedOn w:val="a0"/>
-    <w:link w:val="ab"/>
+  <w:style w:type="character" w:customStyle="1" w:styleId="TitleChar">
+    <w:name w:val="Title Char"/>
+    <w:basedOn w:val="DefaultParagraphFont"/>
+    <w:link w:val="Title"/>
     <w:uiPriority w:val="10"/>
     <w:rsid w:val="002B0E83"/>
     <w:rPr>
@@ -9029,9 +7003,9 @@
       <w:szCs w:val="32"/>
     </w:rPr>
   </w:style>
-  <w:style w:type="character" w:styleId="ad">
+  <w:style w:type="character" w:styleId="CommentReference">
     <w:name w:val="annotation reference"/>
-    <w:basedOn w:val="a0"/>
+    <w:basedOn w:val="DefaultParagraphFont"/>
     <w:uiPriority w:val="99"/>
     <w:semiHidden/>
     <w:unhideWhenUsed/>
@@ -9041,10 +7015,10 @@
       <w:szCs w:val="21"/>
     </w:rPr>
   </w:style>
-  <w:style w:type="paragraph" w:styleId="ae">
+  <w:style w:type="paragraph" w:styleId="CommentText">
     <w:name w:val="annotation text"/>
-    <w:basedOn w:val="a"/>
-    <w:link w:val="af"/>
+    <w:basedOn w:val="Normal"/>
+    <w:link w:val="CommentTextChar"/>
     <w:uiPriority w:val="99"/>
     <w:semiHidden/>
     <w:unhideWhenUsed/>
@@ -9053,19 +7027,19 @@
       <w:jc w:val="left"/>
     </w:pPr>
   </w:style>
-  <w:style w:type="character" w:customStyle="1" w:styleId="af">
-    <w:name w:val="批注文字 字符"/>
-    <w:basedOn w:val="a0"/>
-    <w:link w:val="ae"/>
+  <w:style w:type="character" w:customStyle="1" w:styleId="CommentTextChar">
+    <w:name w:val="Comment Text Char"/>
+    <w:basedOn w:val="DefaultParagraphFont"/>
+    <w:link w:val="CommentText"/>
     <w:uiPriority w:val="99"/>
     <w:semiHidden/>
     <w:rsid w:val="00F74C2B"/>
   </w:style>
-  <w:style w:type="paragraph" w:styleId="af0">
+  <w:style w:type="paragraph" w:styleId="CommentSubject">
     <w:name w:val="annotation subject"/>
-    <w:basedOn w:val="ae"/>
-    <w:next w:val="ae"/>
-    <w:link w:val="af1"/>
+    <w:basedOn w:val="CommentText"/>
+    <w:next w:val="CommentText"/>
+    <w:link w:val="CommentSubjectChar"/>
     <w:uiPriority w:val="99"/>
     <w:semiHidden/>
     <w:unhideWhenUsed/>
@@ -9075,10 +7049,10 @@
       <w:bCs/>
     </w:rPr>
   </w:style>
-  <w:style w:type="character" w:customStyle="1" w:styleId="af1">
-    <w:name w:val="批注主题 字符"/>
-    <w:basedOn w:val="af"/>
-    <w:link w:val="af0"/>
+  <w:style w:type="character" w:customStyle="1" w:styleId="CommentSubjectChar">
+    <w:name w:val="Comment Subject Char"/>
+    <w:basedOn w:val="CommentTextChar"/>
+    <w:link w:val="CommentSubject"/>
     <w:uiPriority w:val="99"/>
     <w:semiHidden/>
     <w:rsid w:val="00F74C2B"/>
@@ -9087,10 +7061,10 @@
       <w:bCs/>
     </w:rPr>
   </w:style>
-  <w:style w:type="paragraph" w:styleId="af2">
+  <w:style w:type="paragraph" w:styleId="BalloonText">
     <w:name w:val="Balloon Text"/>
-    <w:basedOn w:val="a"/>
-    <w:link w:val="af3"/>
+    <w:basedOn w:val="Normal"/>
+    <w:link w:val="BalloonTextChar"/>
     <w:uiPriority w:val="99"/>
     <w:semiHidden/>
     <w:unhideWhenUsed/>
@@ -9100,16 +7074,48 @@
       <w:szCs w:val="18"/>
     </w:rPr>
   </w:style>
-  <w:style w:type="character" w:customStyle="1" w:styleId="af3">
-    <w:name w:val="批注框文本 字符"/>
-    <w:basedOn w:val="a0"/>
-    <w:link w:val="af2"/>
+  <w:style w:type="character" w:customStyle="1" w:styleId="BalloonTextChar">
+    <w:name w:val="Balloon Text Char"/>
+    <w:basedOn w:val="DefaultParagraphFont"/>
+    <w:link w:val="BalloonText"/>
     <w:uiPriority w:val="99"/>
     <w:semiHidden/>
     <w:rsid w:val="00F74C2B"/>
     <w:rPr>
       <w:sz w:val="18"/>
       <w:szCs w:val="18"/>
+    </w:rPr>
+  </w:style>
+  <w:style w:type="paragraph" w:styleId="EndnoteText">
+    <w:name w:val="endnote text"/>
+    <w:basedOn w:val="Normal"/>
+    <w:link w:val="EndnoteTextChar"/>
+    <w:uiPriority w:val="99"/>
+    <w:semiHidden/>
+    <w:unhideWhenUsed/>
+    <w:rsid w:val="000D2803"/>
+    <w:pPr>
+      <w:snapToGrid w:val="0"/>
+      <w:jc w:val="left"/>
+    </w:pPr>
+  </w:style>
+  <w:style w:type="character" w:customStyle="1" w:styleId="EndnoteTextChar">
+    <w:name w:val="Endnote Text Char"/>
+    <w:basedOn w:val="DefaultParagraphFont"/>
+    <w:link w:val="EndnoteText"/>
+    <w:uiPriority w:val="99"/>
+    <w:semiHidden/>
+    <w:rsid w:val="000D2803"/>
+  </w:style>
+  <w:style w:type="character" w:styleId="EndnoteReference">
+    <w:name w:val="endnote reference"/>
+    <w:basedOn w:val="DefaultParagraphFont"/>
+    <w:uiPriority w:val="99"/>
+    <w:semiHidden/>
+    <w:unhideWhenUsed/>
+    <w:rsid w:val="000D2803"/>
+    <w:rPr>
+      <w:vertAlign w:val="superscript"/>
     </w:rPr>
   </w:style>
 </w:styles>
@@ -9403,7 +7409,7 @@
 </file>
 
 <file path=customXml/itemProps1.xml><?xml version="1.0" encoding="utf-8"?>
-<ds:datastoreItem xmlns:ds="http://schemas.openxmlformats.org/officeDocument/2006/customXml" ds:itemID="{265E5206-C8ED-411E-9E5B-7EA833F2AB7C}">
+<ds:datastoreItem xmlns:ds="http://schemas.openxmlformats.org/officeDocument/2006/customXml" ds:itemID="{FA790467-C90A-484A-A99E-9956329AC6BA}">
   <ds:schemaRefs>
     <ds:schemaRef ds:uri="http://schemas.openxmlformats.org/officeDocument/2006/bibliography"/>
   </ds:schemaRefs>
